--- a/НИРС2/НИРС2.docx
+++ b/НИРС2/НИРС2.docx
@@ -225,6 +225,7 @@
         </w:rPr>
         <w:t>ФАКУЛЬТЕТ</w:t>
       </w:r>
+      <w:proofErr w:type="gramStart"/>
       <w:r>
         <w:t xml:space="preserve">   </w:t>
       </w:r>
@@ -232,7 +233,14 @@
         <w:rPr>
           <w:u w:val="single"/>
         </w:rPr>
-        <w:t>«СПЕЦИАЛЬНОЕ МАШИНОСТРОЕНИЕ»</w:t>
+        <w:t>«</w:t>
+      </w:r>
+      <w:proofErr w:type="gramEnd"/>
+      <w:r>
+        <w:rPr>
+          <w:u w:val="single"/>
+        </w:rPr>
+        <w:t>СПЕЦИАЛЬНОЕ МАШИНОСТРОЕНИЕ»</w:t>
       </w:r>
     </w:p>
     <w:p>
@@ -259,13 +267,24 @@
         <w:t>КАФЕДРА</w:t>
       </w:r>
       <w:r>
-        <w:t xml:space="preserve">         </w:t>
+        <w:t xml:space="preserve">      </w:t>
+      </w:r>
+      <w:proofErr w:type="gramStart"/>
+      <w:r>
+        <w:t xml:space="preserve">   </w:t>
       </w:r>
       <w:r>
         <w:rPr>
           <w:u w:val="single"/>
         </w:rPr>
-        <w:t>«КОЛЁСНЫЕ МАШИНЫ»</w:t>
+        <w:t>«</w:t>
+      </w:r>
+      <w:proofErr w:type="gramEnd"/>
+      <w:r>
+        <w:rPr>
+          <w:u w:val="single"/>
+        </w:rPr>
+        <w:t>КОЛЁСНЫЕ МАШИНЫ»</w:t>
       </w:r>
       <w:r>
         <w:t xml:space="preserve"> </w:t>
@@ -661,9 +680,11 @@
             <w:r>
               <w:t xml:space="preserve">. </w:t>
             </w:r>
+            <w:proofErr w:type="spellStart"/>
             <w:r>
               <w:t>Шаболин</w:t>
             </w:r>
+            <w:proofErr w:type="spellEnd"/>
           </w:p>
         </w:tc>
       </w:tr>
@@ -765,7 +786,21 @@
         <w:rPr>
           <w:highlight w:val="yellow"/>
         </w:rPr>
-        <w:t xml:space="preserve"> рис., 2 табл., 20 источн., 1 прил.</w:t>
+        <w:t xml:space="preserve"> рис., 2 табл., 20 </w:t>
+      </w:r>
+      <w:proofErr w:type="spellStart"/>
+      <w:r>
+        <w:rPr>
+          <w:highlight w:val="yellow"/>
+        </w:rPr>
+        <w:t>источн</w:t>
+      </w:r>
+      <w:proofErr w:type="spellEnd"/>
+      <w:r>
+        <w:rPr>
+          <w:highlight w:val="yellow"/>
+        </w:rPr>
+        <w:t>., 1 прил.</w:t>
       </w:r>
     </w:p>
     <w:p>
@@ -2856,82 +2891,97 @@
       </w:pPr>
       <w:r>
         <w:lastRenderedPageBreak/>
-        <w:t>Анализ условий эксплуатации автомобилей и выбор репрезентативных ездовых циклов</w:t>
-      </w:r>
-    </w:p>
-    <w:p>
-      <w:pPr>
-        <w:ind w:firstLine="0"/>
-      </w:pPr>
-    </w:p>
-    <w:p>
-      <w:r>
-        <w:t>Как уже было сказано, в</w:t>
-      </w:r>
-      <w:r>
-        <w:t xml:space="preserve"> рамках данной работы будет исследоваться </w:t>
-      </w:r>
-      <w:r>
-        <w:t xml:space="preserve">гибридная </w:t>
-      </w:r>
-      <w:r>
-        <w:t>трансмиссия с бесступенчатой коробкой передач.</w:t>
-      </w:r>
-      <w:r>
-        <w:t xml:space="preserve"> Известно, что и вариатор, и вспомогательный электропривод оказывают положительное влияние на расход топлива автомобиля, однако оправданность их совместного применения в рамках одной силовой установки не столь очевидна.</w:t>
-      </w:r>
-    </w:p>
-    <w:p>
-      <w:r>
-        <w:t>Бесступенчатые коробки передач</w:t>
-      </w:r>
-      <w:r>
-        <w:t xml:space="preserve"> обычно</w:t>
-      </w:r>
-      <w:r>
-        <w:t xml:space="preserve"> предназнач</w:t>
-      </w:r>
-      <w:r>
-        <w:t>аются</w:t>
-      </w:r>
-      <w:r>
-        <w:t xml:space="preserve"> для таких двигателей, чей оптимальный рабочий диапазон достаточно узок, так как обычно такие трансмиссии имеют меньшую энергоэффективность по сравнению с прямыми приводами.</w:t>
-      </w:r>
-    </w:p>
-    <w:p>
-      <w:r>
-        <w:t>Это означает, что полноценная электрическая силовая установка в купе с вариатором будет иметь больше недостатков, чем преимуществ. Потому причине на автомобильном рынке таких решений не встретить.</w:t>
-      </w:r>
-    </w:p>
-    <w:p>
-      <w:r>
-        <w:t>Другое дело – мягкий гибрид, задействующий электропривод только в таких режимах движения, где применять ДВС уже совсем нерентабельно. Именно комбинация ДВС, вариатора и мягкого гибрида и будет моделироваться с целью оценки энергоэффективности такого решения.</w:t>
+        <w:t>Состав</w:t>
+      </w:r>
+      <w:r>
+        <w:t xml:space="preserve"> моделируемого автомобиля</w:t>
       </w:r>
     </w:p>
     <w:p/>
     <w:p>
       <w:r>
-        <w:t>Легковой автомобиль может эксплуатироваться в городских условиях, в условиях скоростных трасс или бездорожья.</w:t>
-      </w:r>
-    </w:p>
-    <w:p>
-      <w:r>
-        <w:t>…</w:t>
-      </w:r>
-    </w:p>
-    <w:p>
-      <w:pPr>
-        <w:ind w:firstLine="0"/>
-      </w:pPr>
-    </w:p>
-    <w:p>
-      <w:r>
-        <w:t>Ездовые циклы — это стандартизированные профили движения транспортного средства, используемые для оценки расхода топлива, выбросов и энергоэффективности. Они моделируют различные условия движения: город, трассу, смешанный режим, разгон, торможение, остановки и др.</w:t>
-      </w:r>
-    </w:p>
-    <w:p>
-      <w:r>
-        <w:t>Ниже приведены основные группы и конкретные циклы, признанные в мире:</w:t>
+        <w:t>Как уже было сказано, в рамках данной работы будет исследоваться гибридная трансмиссия с бесступенчатой коробкой передач</w:t>
+      </w:r>
+      <w:r>
+        <w:t xml:space="preserve"> (</w:t>
+      </w:r>
+      <w:r>
+        <w:rPr>
+          <w:lang w:val="en-US"/>
+        </w:rPr>
+        <w:t>CVT</w:t>
+      </w:r>
+      <w:r>
+        <w:t xml:space="preserve">, </w:t>
+      </w:r>
+      <w:r>
+        <w:rPr>
+          <w:lang w:val="en-US"/>
+        </w:rPr>
+        <w:t>Continuous</w:t>
+      </w:r>
+      <w:r>
+        <w:t xml:space="preserve"> </w:t>
+      </w:r>
+      <w:r>
+        <w:rPr>
+          <w:lang w:val="en-US"/>
+        </w:rPr>
+        <w:t>variable</w:t>
+      </w:r>
+      <w:r>
+        <w:t xml:space="preserve"> </w:t>
+      </w:r>
+      <w:r>
+        <w:rPr>
+          <w:lang w:val="en-US"/>
+        </w:rPr>
+        <w:t>transmission</w:t>
+      </w:r>
+      <w:r>
+        <w:t>)</w:t>
+      </w:r>
+      <w:r>
+        <w:t>. Известно, что и вариатор, и вспомогательный электропривод оказывают положительное влияние на расход топлива автомобиля, однако оправданность их совместного применения в рамках одной силовой установки не столь очевидна.</w:t>
+      </w:r>
+    </w:p>
+    <w:p>
+      <w:r>
+        <w:t>Бесступенчатые коробки передач обычно предназначаются для таких двигателей, чей оптимальный рабочий диапазон достаточно узок, так как обычно такие трансмиссии имеют меньшую энергоэффективность по сравнению с прямыми приводами.</w:t>
+      </w:r>
+    </w:p>
+    <w:p>
+      <w:r>
+        <w:t>Это означает, что полноценная электрическая силовая установка в купе с вариатором будет иметь больше недостатков, чем преимуществ. По</w:t>
+      </w:r>
+      <w:r>
+        <w:t xml:space="preserve"> этой</w:t>
+      </w:r>
+      <w:r>
+        <w:t xml:space="preserve"> причине на автомобильном рынке таких решений не встретить.</w:t>
+      </w:r>
+    </w:p>
+    <w:p>
+      <w:r>
+        <w:t>Другое дело – мягкий гибрид, задействующий электропривод только в таких режимах движения, где применять ДВС уже совсем нерентабельно. Именно комбинация ДВС, вариатора и мягкого гибрида</w:t>
+      </w:r>
+      <w:r>
+        <w:t xml:space="preserve"> </w:t>
+      </w:r>
+      <w:r>
+        <w:t xml:space="preserve">будет моделироваться </w:t>
+      </w:r>
+      <w:r>
+        <w:t xml:space="preserve">в данной работе </w:t>
+      </w:r>
+      <w:r>
+        <w:t xml:space="preserve">с целью оценки </w:t>
+      </w:r>
+      <w:r>
+        <w:t>их совместной</w:t>
+      </w:r>
+      <w:r>
+        <w:t xml:space="preserve"> энергоэффективности.</w:t>
       </w:r>
     </w:p>
     <w:p/>
@@ -2940,501 +2990,174 @@
         <w:pStyle w:val="2"/>
       </w:pPr>
       <w:r>
-        <w:t>Городские циклы (</w:t>
-      </w:r>
-      <w:r>
-        <w:rPr>
-          <w:lang w:val="en-US"/>
-        </w:rPr>
-        <w:t>Urban driving</w:t>
+        <w:t>Характеристики ДВС</w:t>
+      </w:r>
+    </w:p>
+    <w:p/>
+    <w:p>
+      <w:r>
+        <w:t>Исследование</w:t>
+      </w:r>
+      <w:r>
+        <w:t xml:space="preserve"> и</w:t>
+      </w:r>
+      <w:r>
+        <w:t xml:space="preserve"> моделирование трансмиссии транспортного средства невозможно без учета параметров двигателя внутреннего сгорания. Под выбранные характеристики автомобиля будет использоваться двигатель</w:t>
+      </w:r>
+      <w:r>
+        <w:t xml:space="preserve"> 2</w:t>
+      </w:r>
+      <w:r>
+        <w:rPr>
+          <w:lang w:val="en-US"/>
+        </w:rPr>
+        <w:t>ZR</w:t>
+      </w:r>
+      <w:r>
+        <w:t>-F</w:t>
+      </w:r>
+      <w:r>
+        <w:rPr>
+          <w:lang w:val="en-US"/>
+        </w:rPr>
+        <w:t>X</w:t>
+      </w:r>
+      <w:r>
+        <w:t>E</w:t>
+      </w:r>
+      <w:r>
+        <w:t>,</w:t>
+      </w:r>
+      <w:r>
+        <w:t xml:space="preserve"> применявшийся на моделях </w:t>
+      </w:r>
+      <w:r>
+        <w:rPr>
+          <w:lang w:val="en-US"/>
+        </w:rPr>
+        <w:t>Toyota</w:t>
+      </w:r>
+      <w:r>
+        <w:t xml:space="preserve"> </w:t>
+      </w:r>
+      <w:r>
+        <w:rPr>
+          <w:lang w:val="en-US"/>
+        </w:rPr>
+        <w:t>Prius</w:t>
+      </w:r>
+      <w:r>
+        <w:t xml:space="preserve"> </w:t>
+      </w:r>
+      <w:r>
+        <w:rPr>
+          <w:lang w:val="en-US"/>
+        </w:rPr>
+        <w:t>III</w:t>
+      </w:r>
+      <w:r>
+        <w:t xml:space="preserve">, </w:t>
+      </w:r>
+      <w:r>
+        <w:rPr>
+          <w:lang w:val="en-US"/>
+        </w:rPr>
+        <w:t>Corolla</w:t>
+      </w:r>
+      <w:r>
+        <w:t xml:space="preserve"> и т.д.</w:t>
+      </w:r>
+    </w:p>
+    <w:p>
+      <w:r>
+        <w:t xml:space="preserve">Выбран данный двигатель был по причине наличия большого количества посвященной ему научной литературы. Кроме прочего у него отличные показатели расхода топлива, ведь работает он по циклу Аткинсона, </w:t>
+      </w:r>
+      <w:r>
+        <w:lastRenderedPageBreak/>
+        <w:t>отличающийся большой энергоэффективностью</w:t>
+      </w:r>
+      <w:r>
+        <w:t xml:space="preserve"> (до 12,2% </w:t>
+      </w:r>
+      <w:r>
+        <w:rPr>
+          <w:lang w:val="en-US"/>
+        </w:rPr>
+        <w:t>[</w:t>
+      </w:r>
+      <w:r>
+        <w:t>1</w:t>
+      </w:r>
+      <w:r>
+        <w:rPr>
+          <w:lang w:val="en-US"/>
+        </w:rPr>
+        <w:t>]</w:t>
       </w:r>
       <w:r>
         <w:t>)</w:t>
       </w:r>
+      <w:r>
+        <w:t>, но меньшей тягой на малых оборотах</w:t>
+      </w:r>
+      <w:r>
+        <w:t>. Такие параметры отлично подходят для гибридов.</w:t>
+      </w:r>
+    </w:p>
+    <w:p>
+      <w:r>
+        <w:t xml:space="preserve">Данный двигатель снабжается также стартер-генератором (далее С/Г), что важно для исследуемой схемы, так как от МГ запускать ДВС не планируется. </w:t>
+      </w:r>
+    </w:p>
+    <w:p>
+      <w:r>
+        <w:t>Схема</w:t>
+      </w:r>
+      <w:r>
+        <w:t xml:space="preserve"> двигател</w:t>
+      </w:r>
+      <w:r>
+        <w:t>я</w:t>
+      </w:r>
+      <w:r>
+        <w:t xml:space="preserve"> </w:t>
+      </w:r>
+      <w:r>
+        <w:t>представлен</w:t>
+      </w:r>
+      <w:r>
+        <w:t>а</w:t>
+      </w:r>
+      <w:r>
+        <w:t xml:space="preserve"> на рисунке 1</w:t>
+      </w:r>
+      <w:r>
+        <w:t>, а его</w:t>
+      </w:r>
+      <w:r>
+        <w:t xml:space="preserve"> </w:t>
+      </w:r>
+      <w:r>
+        <w:t>х</w:t>
+      </w:r>
+      <w:r>
+        <w:t>арактеристики представлены в таблице 1</w:t>
+      </w:r>
+      <w:r>
+        <w:t>:</w:t>
+      </w:r>
     </w:p>
     <w:p/>
     <w:p>
-      <w:r>
-        <w:t>Предназначены для моделирования движения в плотном трафике с частыми остановками и низкими скоростями.</w:t>
-      </w:r>
-    </w:p>
-    <w:p>
-      <w:pPr>
-        <w:pStyle w:val="a2"/>
-      </w:pPr>
-      <w:r>
-        <w:rPr>
-          <w:lang w:val="en-US"/>
-        </w:rPr>
-        <w:t xml:space="preserve">UDDS (Urban Dynamometer Driving Schedule) – </w:t>
-      </w:r>
-      <w:r>
-        <w:t>США</w:t>
-      </w:r>
-      <w:r>
-        <w:rPr>
-          <w:lang w:val="en-US"/>
-        </w:rPr>
-        <w:t xml:space="preserve">. </w:t>
-      </w:r>
-      <w:r>
-        <w:t xml:space="preserve">Моделирует движение по городу с множеством остановок, средняя скорость ~34 км/ч. </w:t>
-      </w:r>
-    </w:p>
-    <w:p>
-      <w:pPr>
-        <w:pStyle w:val="a2"/>
-      </w:pPr>
-      <w:r>
-        <w:rPr>
-          <w:lang w:val="en-US"/>
-        </w:rPr>
-        <w:t xml:space="preserve">FTP-75 (Federal Test Procedure) – </w:t>
-      </w:r>
-      <w:r>
-        <w:t>США</w:t>
-      </w:r>
-      <w:r>
-        <w:rPr>
-          <w:lang w:val="en-US"/>
-        </w:rPr>
-        <w:t xml:space="preserve">. </w:t>
-      </w:r>
-      <w:r>
-        <w:t xml:space="preserve">Расширение UDDS с добавлением холодного старта и более строгих требований к выбросам. </w:t>
-      </w:r>
-    </w:p>
-    <w:p>
-      <w:pPr>
-        <w:pStyle w:val="a2"/>
-      </w:pPr>
-      <w:r>
-        <w:rPr>
-          <w:lang w:val="en-US"/>
-        </w:rPr>
-        <w:t xml:space="preserve">NEDC Urban (New European Driving Cycle, </w:t>
-      </w:r>
-      <w:r>
-        <w:t>городская</w:t>
-      </w:r>
-      <w:r>
-        <w:rPr>
-          <w:lang w:val="en-US"/>
-        </w:rPr>
-        <w:t xml:space="preserve"> </w:t>
-      </w:r>
-      <w:r>
-        <w:t>часть</w:t>
-      </w:r>
-      <w:r>
-        <w:rPr>
-          <w:lang w:val="en-US"/>
-        </w:rPr>
-        <w:t xml:space="preserve">) – </w:t>
-      </w:r>
-      <w:r>
-        <w:t>Европа</w:t>
-      </w:r>
-      <w:r>
-        <w:rPr>
-          <w:lang w:val="en-US"/>
-        </w:rPr>
-        <w:t xml:space="preserve">. </w:t>
-      </w:r>
-      <w:r>
-        <w:t xml:space="preserve">Старый европейский стандарт для городских условий, средняя скорость ~19 км/ч. </w:t>
-      </w:r>
-    </w:p>
-    <w:p>
-      <w:pPr>
-        <w:pStyle w:val="a2"/>
-      </w:pPr>
-      <w:r>
-        <w:t>WLTC Low (Worldwide harmonized Light vehicles Test Cycle, городская часть) – Современный мировой стандарт для городского режима, более реалистичный по скорости и ускорениям, чем NEDC.</w:t>
-      </w:r>
-    </w:p>
-    <w:p/>
-    <w:p>
-      <w:pPr>
-        <w:pStyle w:val="2"/>
-        <w:rPr>
-          <w:lang w:val="en-US"/>
-        </w:rPr>
-      </w:pPr>
-      <w:r>
-        <w:t xml:space="preserve">Шоссейные циклы </w:t>
-      </w:r>
-      <w:r>
-        <w:rPr>
-          <w:lang w:val="en-US"/>
-        </w:rPr>
-        <w:t>(Highway driving)</w:t>
-      </w:r>
-    </w:p>
-    <w:p>
-      <w:pPr>
-        <w:pStyle w:val="2"/>
-        <w:numPr>
-          <w:ilvl w:val="0"/>
-          <w:numId w:val="0"/>
-        </w:numPr>
-        <w:ind w:left="709"/>
-      </w:pPr>
-    </w:p>
-    <w:p>
-      <w:pPr>
-        <w:pStyle w:val="a2"/>
-      </w:pPr>
-      <w:r>
-        <w:rPr>
-          <w:lang w:val="en-US"/>
-        </w:rPr>
-        <w:t xml:space="preserve">HWFET (Highway Fuel Economy Test) – </w:t>
-      </w:r>
-      <w:r>
-        <w:t>США</w:t>
-      </w:r>
-      <w:r>
-        <w:rPr>
-          <w:lang w:val="en-US"/>
-        </w:rPr>
-        <w:t xml:space="preserve">. </w:t>
-      </w:r>
-      <w:r>
-        <w:t xml:space="preserve">Моделирует движение по шоссе со средней скоростью ~88 км/ч. </w:t>
-      </w:r>
-    </w:p>
-    <w:p>
-      <w:pPr>
-        <w:pStyle w:val="a2"/>
-      </w:pPr>
-      <w:r>
-        <w:t xml:space="preserve">NEDC Extra-Urban – Европа. Для загородных маршрутов, средняя скорость ~62 км/ч. </w:t>
-      </w:r>
-    </w:p>
-    <w:p>
-      <w:pPr>
-        <w:pStyle w:val="a2"/>
-      </w:pPr>
-      <w:r>
-        <w:t>WLTC Medium / High / Extra-High – различные сегменты скорости в новом глобальном цикле WLTC, от 32 км/ч до 131 км/ч.</w:t>
-      </w:r>
-    </w:p>
-    <w:p/>
-    <w:p>
-      <w:pPr>
-        <w:pStyle w:val="2"/>
-        <w:rPr>
-          <w:lang w:val="en-US"/>
-        </w:rPr>
-      </w:pPr>
-      <w:r>
-        <w:t>Смешанные циклы (</w:t>
-      </w:r>
-      <w:r>
-        <w:rPr>
-          <w:lang w:val="en-US"/>
-        </w:rPr>
-        <w:t>Combined driving</w:t>
-      </w:r>
-      <w:r>
-        <w:t>)</w:t>
-      </w:r>
-    </w:p>
-    <w:p>
-      <w:pPr>
-        <w:rPr>
-          <w:lang w:val="en-US"/>
-        </w:rPr>
-      </w:pPr>
-    </w:p>
-    <w:p>
-      <w:pPr>
-        <w:pStyle w:val="a2"/>
-      </w:pPr>
-      <w:r>
-        <w:t xml:space="preserve">US06 – США. Агрессивный цикл с быстрыми ускорениями и высокими скоростями. </w:t>
-      </w:r>
-    </w:p>
-    <w:p>
-      <w:pPr>
-        <w:pStyle w:val="a2"/>
-      </w:pPr>
-      <w:r>
-        <w:lastRenderedPageBreak/>
-        <w:t>JC08 – Япония. Более плавный городской и смешанный цикл с упором на экономичный стиль вождения.</w:t>
-      </w:r>
-    </w:p>
-    <w:p>
-      <w:pPr>
-        <w:pStyle w:val="a2"/>
-        <w:rPr>
-          <w:lang w:val="en-US"/>
-        </w:rPr>
-      </w:pPr>
-      <w:r>
-        <w:rPr>
-          <w:lang w:val="en-US"/>
-        </w:rPr>
-        <w:t xml:space="preserve">WLTC (Low, Medium, High </w:t>
-      </w:r>
-      <w:r>
-        <w:t>и</w:t>
-      </w:r>
-      <w:r>
-        <w:rPr>
-          <w:lang w:val="en-US"/>
-        </w:rPr>
-        <w:t xml:space="preserve"> Extra-High) – </w:t>
-      </w:r>
-      <w:r>
-        <w:t>комбинация</w:t>
-      </w:r>
-      <w:r>
-        <w:rPr>
-          <w:lang w:val="en-US"/>
-        </w:rPr>
-        <w:t xml:space="preserve"> </w:t>
-      </w:r>
-      <w:r>
-        <w:rPr>
-          <w:lang w:val="en-US"/>
-        </w:rPr>
-        <w:t xml:space="preserve">WLTC </w:t>
-      </w:r>
-      <w:r>
-        <w:t>подциклов</w:t>
-      </w:r>
-      <w:r>
-        <w:rPr>
-          <w:lang w:val="en-US"/>
-        </w:rPr>
-        <w:t xml:space="preserve">. </w:t>
-      </w:r>
-    </w:p>
-    <w:p>
-      <w:pPr>
-        <w:rPr>
-          <w:lang w:val="en-US"/>
-        </w:rPr>
-      </w:pPr>
-    </w:p>
-    <w:p>
-      <w:pPr>
-        <w:pStyle w:val="2"/>
-      </w:pPr>
-      <w:r>
-        <w:t>Специализированные циклы</w:t>
-      </w:r>
-    </w:p>
-    <w:p/>
-    <w:p>
-      <w:pPr>
-        <w:pStyle w:val="a2"/>
-      </w:pPr>
-      <w:r>
-        <w:rPr>
-          <w:lang w:val="en-US"/>
-        </w:rPr>
-        <w:t xml:space="preserve">NEDC + RDE (Real Driving Emissions) – </w:t>
-      </w:r>
-      <w:r>
-        <w:t>Европа</w:t>
-      </w:r>
-      <w:r>
-        <w:rPr>
-          <w:lang w:val="en-US"/>
-        </w:rPr>
-        <w:t xml:space="preserve">. </w:t>
-      </w:r>
-      <w:r>
-        <w:t xml:space="preserve">RDE измеряет реальные выбросы на дороге с использованием PEMS. </w:t>
-      </w:r>
-    </w:p>
-    <w:p>
-      <w:pPr>
-        <w:pStyle w:val="a2"/>
-      </w:pPr>
-      <w:r>
-        <w:rPr>
-          <w:lang w:val="en-US"/>
-        </w:rPr>
-        <w:t xml:space="preserve">CADC (Common Artemis Driving Cycle) – </w:t>
-      </w:r>
-      <w:r>
-        <w:t>Европа</w:t>
-      </w:r>
-      <w:r>
-        <w:rPr>
-          <w:lang w:val="en-US"/>
-        </w:rPr>
-        <w:t xml:space="preserve">. </w:t>
-      </w:r>
-      <w:r>
-        <w:t xml:space="preserve">Разработан для более реалистичной оценки выбросов легковых и коммерческих автомобилей. </w:t>
-      </w:r>
-    </w:p>
-    <w:p>
-      <w:pPr>
-        <w:pStyle w:val="a2"/>
-      </w:pPr>
-      <w:r>
-        <w:t>Harmonized Electric Vehicle Cycles – циклы для электромобилей, учитывают рекуперацию и особенности электрических силовых установок.</w:t>
-      </w:r>
-    </w:p>
-    <w:p/>
-    <w:p>
-      <w:pPr>
-        <w:pStyle w:val="2"/>
-      </w:pPr>
-      <w:r>
-        <w:t>Выбор репрезентативных ездовых циклов</w:t>
-      </w:r>
-    </w:p>
-    <w:p/>
-    <w:p>
-      <w:r>
-        <w:t>Раньше часто использовались NEDC и UDDS, сейчас их заменяют WLTC и RDE, потому что старые циклы слишком оптимистично отражают расход топлива в реальной эксплуатации.</w:t>
-      </w:r>
-    </w:p>
-    <w:p>
-      <w:r>
-        <w:t xml:space="preserve">В рамках данного исследования энергоэффективности автомобиля примем цикл </w:t>
-      </w:r>
-      <w:r>
-        <w:rPr>
-          <w:lang w:val="en-US"/>
-        </w:rPr>
-        <w:t>WLTP</w:t>
-      </w:r>
-      <w:r>
-        <w:t xml:space="preserve"> для анализа системы</w:t>
-      </w:r>
-      <w:r>
-        <w:t>.</w:t>
-      </w:r>
-    </w:p>
-    <w:p>
-      <w:r>
-        <w:rPr>
-          <w:highlight w:val="yellow"/>
-        </w:rPr>
-        <w:t>Необходимо еще сказать про то, какие используют ездовые циклы для гибридов</w:t>
-      </w:r>
-    </w:p>
-    <w:p/>
-    <w:p>
-      <w:pPr>
-        <w:rPr>
-          <w:rFonts w:eastAsiaTheme="majorEastAsia" w:cstheme="majorBidi"/>
-          <w:szCs w:val="32"/>
-        </w:rPr>
-      </w:pPr>
-      <w:r>
-        <w:br w:type="page"/>
-      </w:r>
-    </w:p>
-    <w:p>
-      <w:pPr>
-        <w:pStyle w:val="1"/>
-      </w:pPr>
-      <w:r>
-        <w:lastRenderedPageBreak/>
-        <w:t>Обзор и анализ существующих алгоритмов управления</w:t>
-      </w:r>
-      <w:r>
-        <w:t xml:space="preserve"> </w:t>
-      </w:r>
-      <w:r>
-        <w:rPr>
-          <w:highlight w:val="yellow"/>
-          <w:lang w:val="en-US"/>
-        </w:rPr>
-        <w:t>h</w:t>
-      </w:r>
-      <w:r>
-        <w:rPr>
-          <w:highlight w:val="yellow"/>
-        </w:rPr>
-        <w:t>-</w:t>
-      </w:r>
-      <w:r>
-        <w:rPr>
-          <w:highlight w:val="yellow"/>
-          <w:lang w:val="en-US"/>
-        </w:rPr>
-        <w:t>CVT</w:t>
-      </w:r>
-    </w:p>
-    <w:p/>
-    <w:p>
-      <w:r>
-        <w:t>Некоторое вступление про нашу систему.</w:t>
-      </w:r>
-    </w:p>
-    <w:p>
-      <w:pPr>
-        <w:pStyle w:val="a1"/>
-        <w:numPr>
-          <w:ilvl w:val="0"/>
-          <w:numId w:val="0"/>
-        </w:numPr>
-        <w:ind w:firstLine="709"/>
-      </w:pPr>
-      <w:r>
-        <w:t xml:space="preserve">Для начала стоит разобраться со стратегией управления </w:t>
-      </w:r>
-      <w:r>
-        <w:t>вариатора. Как и с механической трансмиссией, основная идея заключается в выборе такого передаточного числа, чтобы двигатель работал в своей оптимальной точке. Разница в том, что вариатор позволяет менять передаточное число в каждый момент времени.</w:t>
-      </w:r>
-    </w:p>
-    <w:p>
-      <w:pPr>
-        <w:pStyle w:val="a1"/>
-        <w:numPr>
-          <w:ilvl w:val="0"/>
-          <w:numId w:val="0"/>
-        </w:numPr>
-        <w:ind w:firstLine="709"/>
-      </w:pPr>
-      <w:r>
-        <w:t>Принцип работы вариатора такой-то такой-то.</w:t>
-      </w:r>
-    </w:p>
-    <w:p>
-      <w:pPr>
-        <w:pStyle w:val="a1"/>
-        <w:numPr>
-          <w:ilvl w:val="0"/>
-          <w:numId w:val="0"/>
-        </w:numPr>
-        <w:ind w:firstLine="709"/>
-        <w:rPr>
-          <w:highlight w:val="yellow"/>
-        </w:rPr>
-      </w:pPr>
-    </w:p>
-    <w:p>
-      <w:pPr>
-        <w:pStyle w:val="a1"/>
-        <w:numPr>
-          <w:ilvl w:val="0"/>
-          <w:numId w:val="0"/>
-        </w:numPr>
-        <w:jc w:val="center"/>
-        <w:rPr>
-          <w:highlight w:val="yellow"/>
-        </w:rPr>
-      </w:pPr>
-      <w:r>
-        <w:rPr>
-          <w:noProof/>
-        </w:rPr>
+      <w:pPr>
+        <w:pStyle w:val="a8"/>
+      </w:pPr>
+      <w:r>
         <w:drawing>
-          <wp:inline distT="0" distB="0" distL="0" distR="0" wp14:anchorId="1088F07D" wp14:editId="707EAA7F">
-            <wp:extent cx="3869462" cy="3032609"/>
-            <wp:effectExtent l="0" t="0" r="0" b="0"/>
-            <wp:docPr id="842386234" name="Рисунок 1"/>
+          <wp:inline distT="0" distB="0" distL="0" distR="0" wp14:anchorId="73943F1B" wp14:editId="6815CFD9">
+            <wp:extent cx="2932890" cy="3586039"/>
+            <wp:effectExtent l="0" t="0" r="1270" b="0"/>
+            <wp:docPr id="1982323551" name="Рисунок 4"/>
             <wp:cNvGraphicFramePr>
               <a:graphicFrameLocks xmlns:a="http://schemas.openxmlformats.org/drawingml/2006/main" noChangeAspect="1"/>
             </wp:cNvGraphicFramePr>
@@ -3442,23 +3165,36 @@
               <a:graphicData uri="http://schemas.openxmlformats.org/drawingml/2006/picture">
                 <pic:pic xmlns:pic="http://schemas.openxmlformats.org/drawingml/2006/picture">
                   <pic:nvPicPr>
-                    <pic:cNvPr id="842386234" name=""/>
-                    <pic:cNvPicPr/>
+                    <pic:cNvPr id="0" name="Picture"/>
+                    <pic:cNvPicPr>
+                      <a:picLocks noChangeAspect="1" noChangeArrowheads="1"/>
+                    </pic:cNvPicPr>
                   </pic:nvPicPr>
                   <pic:blipFill>
-                    <a:blip r:embed="rId9"/>
+                    <a:blip r:embed="rId9">
+                      <a:extLst>
+                        <a:ext uri="{28A0092B-C50C-407E-A947-70E740481C1C}">
+                          <a14:useLocalDpi xmlns:a14="http://schemas.microsoft.com/office/drawing/2010/main" val="0"/>
+                        </a:ext>
+                      </a:extLst>
+                    </a:blip>
+                    <a:srcRect/>
                     <a:stretch>
                       <a:fillRect/>
                     </a:stretch>
                   </pic:blipFill>
-                  <pic:spPr>
+                  <pic:spPr bwMode="auto">
                     <a:xfrm>
                       <a:off x="0" y="0"/>
-                      <a:ext cx="3872706" cy="3035151"/>
+                      <a:ext cx="2945824" cy="3601853"/>
                     </a:xfrm>
                     <a:prstGeom prst="rect">
                       <a:avLst/>
                     </a:prstGeom>
+                    <a:noFill/>
+                    <a:ln>
+                      <a:noFill/>
+                    </a:ln>
                   </pic:spPr>
                 </pic:pic>
               </a:graphicData>
@@ -3469,99 +3205,453 @@
     </w:p>
     <w:p>
       <w:pPr>
-        <w:pStyle w:val="a1"/>
-        <w:numPr>
-          <w:ilvl w:val="0"/>
-          <w:numId w:val="0"/>
-        </w:numPr>
-        <w:ind w:firstLine="709"/>
-      </w:pPr>
-      <w:r>
-        <w:rPr>
-          <w:highlight w:val="yellow"/>
-        </w:rPr>
-        <w:br/>
-      </w:r>
-      <w:r>
-        <w:tab/>
-      </w:r>
-      <w:r>
-        <w:t>Принцип работы мягкого гибрида такой-то такой-то.</w:t>
-      </w:r>
-    </w:p>
-    <w:p>
-      <w:pPr>
-        <w:ind w:firstLine="0"/>
-      </w:pPr>
-    </w:p>
-    <w:p>
-      <w:pPr>
-        <w:spacing w:after="160" w:line="259" w:lineRule="auto"/>
-        <w:ind w:firstLine="0"/>
-        <w:jc w:val="left"/>
-        <w:rPr>
-          <w:rFonts w:eastAsiaTheme="majorEastAsia" w:cstheme="majorBidi"/>
-          <w:b/>
-          <w:szCs w:val="32"/>
-        </w:rPr>
-      </w:pPr>
-      <w:bookmarkStart w:id="1" w:name="_Toc217882255"/>
-      <w:r>
-        <w:br w:type="page"/>
-      </w:r>
-    </w:p>
-    <w:bookmarkEnd w:id="1"/>
-    <w:p>
-      <w:pPr>
-        <w:pStyle w:val="1"/>
-      </w:pPr>
+        <w:pStyle w:val="a8"/>
+      </w:pPr>
+      <w:r>
+        <w:t xml:space="preserve">Рисунок 1 – </w:t>
+      </w:r>
+      <w:r>
+        <w:t xml:space="preserve">Двигатель внутреннего сгорания </w:t>
+      </w:r>
+      <w:r>
+        <w:t>2</w:t>
+      </w:r>
+      <w:r>
+        <w:rPr>
+          <w:lang w:val="en-US"/>
+        </w:rPr>
+        <w:t>ZR</w:t>
+      </w:r>
+      <w:r>
+        <w:t>-F</w:t>
+      </w:r>
+      <w:r>
+        <w:rPr>
+          <w:lang w:val="en-US"/>
+        </w:rPr>
+        <w:t>X</w:t>
+      </w:r>
+      <w:r>
+        <w:t>E</w:t>
+      </w:r>
+    </w:p>
+    <w:p>
+      <w:pPr>
+        <w:pStyle w:val="a8"/>
+      </w:pPr>
+    </w:p>
+    <w:p>
+      <w:pPr>
+        <w:pStyle w:val="afa"/>
+      </w:pPr>
+      <w:bookmarkStart w:id="1" w:name="fig:1NZ-FE"/>
+      <w:bookmarkEnd w:id="1"/>
+      <w:r>
+        <w:t xml:space="preserve">Таблица 1 – Основные характеристики двигателя </w:t>
+      </w:r>
+      <w:r>
+        <w:t>2</w:t>
+      </w:r>
+      <w:r>
+        <w:rPr>
+          <w:lang w:val="en-US"/>
+        </w:rPr>
+        <w:t>ZR</w:t>
+      </w:r>
+      <w:r>
+        <w:t>-F</w:t>
+      </w:r>
+      <w:r>
+        <w:rPr>
+          <w:lang w:val="en-US"/>
+        </w:rPr>
+        <w:t>X</w:t>
+      </w:r>
+      <w:r>
+        <w:t>E</w:t>
+      </w:r>
+    </w:p>
+    <w:tbl>
+      <w:tblPr>
+        <w:tblW w:w="9498" w:type="dxa"/>
+        <w:tblInd w:w="-5" w:type="dxa"/>
+        <w:tblLook w:val="0020" w:firstRow="1" w:lastRow="0" w:firstColumn="0" w:lastColumn="0" w:noHBand="0" w:noVBand="0"/>
+        <w:tblCaption w:val="Основные характеристики двигателя 1NZ-FE"/>
+      </w:tblPr>
+      <w:tblGrid>
+        <w:gridCol w:w="4158"/>
+        <w:gridCol w:w="5340"/>
+      </w:tblGrid>
+      <w:tr>
+        <w:tc>
+          <w:tcPr>
+            <w:tcW w:w="0" w:type="auto"/>
+            <w:tcBorders>
+              <w:top w:val="single" w:sz="4" w:space="0" w:color="auto"/>
+              <w:left w:val="single" w:sz="4" w:space="0" w:color="auto"/>
+              <w:bottom w:val="single" w:sz="4" w:space="0" w:color="auto"/>
+              <w:right w:val="single" w:sz="4" w:space="0" w:color="auto"/>
+            </w:tcBorders>
+            <w:vAlign w:val="center"/>
+            <w:hideMark/>
+          </w:tcPr>
+          <w:p>
+            <w:pPr>
+              <w:pStyle w:val="af"/>
+            </w:pPr>
+            <w:r>
+              <w:t>Тип двигателя</w:t>
+            </w:r>
+          </w:p>
+        </w:tc>
+        <w:tc>
+          <w:tcPr>
+            <w:tcW w:w="5340" w:type="dxa"/>
+            <w:tcBorders>
+              <w:top w:val="single" w:sz="4" w:space="0" w:color="auto"/>
+              <w:left w:val="single" w:sz="4" w:space="0" w:color="auto"/>
+              <w:bottom w:val="single" w:sz="4" w:space="0" w:color="auto"/>
+              <w:right w:val="single" w:sz="4" w:space="0" w:color="auto"/>
+            </w:tcBorders>
+            <w:vAlign w:val="center"/>
+            <w:hideMark/>
+          </w:tcPr>
+          <w:p>
+            <w:pPr>
+              <w:pStyle w:val="af"/>
+            </w:pPr>
+            <w:r>
+              <w:t>Рядный, 4 цилиндра, DOHC</w:t>
+            </w:r>
+          </w:p>
+        </w:tc>
+      </w:tr>
+      <w:tr>
+        <w:tc>
+          <w:tcPr>
+            <w:tcW w:w="0" w:type="auto"/>
+            <w:tcBorders>
+              <w:top w:val="single" w:sz="4" w:space="0" w:color="auto"/>
+              <w:left w:val="single" w:sz="4" w:space="0" w:color="auto"/>
+              <w:bottom w:val="single" w:sz="4" w:space="0" w:color="auto"/>
+              <w:right w:val="single" w:sz="4" w:space="0" w:color="auto"/>
+            </w:tcBorders>
+            <w:vAlign w:val="center"/>
+            <w:hideMark/>
+          </w:tcPr>
+          <w:p>
+            <w:pPr>
+              <w:pStyle w:val="af"/>
+            </w:pPr>
+            <w:r>
+              <w:t>Рабочий объем</w:t>
+            </w:r>
+          </w:p>
+        </w:tc>
+        <w:tc>
+          <w:tcPr>
+            <w:tcW w:w="5340" w:type="dxa"/>
+            <w:tcBorders>
+              <w:top w:val="single" w:sz="4" w:space="0" w:color="auto"/>
+              <w:left w:val="single" w:sz="4" w:space="0" w:color="auto"/>
+              <w:bottom w:val="single" w:sz="4" w:space="0" w:color="auto"/>
+              <w:right w:val="single" w:sz="4" w:space="0" w:color="auto"/>
+            </w:tcBorders>
+            <w:vAlign w:val="center"/>
+            <w:hideMark/>
+          </w:tcPr>
+          <w:p>
+            <w:pPr>
+              <w:pStyle w:val="af"/>
+              <w:rPr>
+                <w:lang w:val="en-US"/>
+              </w:rPr>
+            </w:pPr>
+            <w:r>
+              <w:t>1.</w:t>
+            </w:r>
+            <w:r>
+              <w:rPr>
+                <w:lang w:val="en-US"/>
+              </w:rPr>
+              <w:t>8</w:t>
+            </w:r>
+            <w:r>
+              <w:t xml:space="preserve"> л</w:t>
+            </w:r>
+          </w:p>
+        </w:tc>
+      </w:tr>
+      <w:tr>
+        <w:tc>
+          <w:tcPr>
+            <w:tcW w:w="0" w:type="auto"/>
+            <w:tcBorders>
+              <w:top w:val="single" w:sz="4" w:space="0" w:color="auto"/>
+              <w:left w:val="single" w:sz="4" w:space="0" w:color="auto"/>
+              <w:bottom w:val="single" w:sz="4" w:space="0" w:color="auto"/>
+              <w:right w:val="single" w:sz="4" w:space="0" w:color="auto"/>
+            </w:tcBorders>
+            <w:vAlign w:val="center"/>
+            <w:hideMark/>
+          </w:tcPr>
+          <w:p>
+            <w:pPr>
+              <w:pStyle w:val="af"/>
+            </w:pPr>
+            <w:r>
+              <w:t>Степень сжатия</w:t>
+            </w:r>
+          </w:p>
+        </w:tc>
+        <w:tc>
+          <w:tcPr>
+            <w:tcW w:w="5340" w:type="dxa"/>
+            <w:tcBorders>
+              <w:top w:val="single" w:sz="4" w:space="0" w:color="auto"/>
+              <w:left w:val="single" w:sz="4" w:space="0" w:color="auto"/>
+              <w:bottom w:val="single" w:sz="4" w:space="0" w:color="auto"/>
+              <w:right w:val="single" w:sz="4" w:space="0" w:color="auto"/>
+            </w:tcBorders>
+            <w:vAlign w:val="center"/>
+            <w:hideMark/>
+          </w:tcPr>
+          <w:p>
+            <w:pPr>
+              <w:pStyle w:val="af"/>
+            </w:pPr>
+            <w:r>
+              <w:t>13:1</w:t>
+            </w:r>
+          </w:p>
+        </w:tc>
+      </w:tr>
+      <w:tr>
+        <w:tc>
+          <w:tcPr>
+            <w:tcW w:w="0" w:type="auto"/>
+            <w:tcBorders>
+              <w:top w:val="single" w:sz="4" w:space="0" w:color="auto"/>
+              <w:left w:val="single" w:sz="4" w:space="0" w:color="auto"/>
+              <w:bottom w:val="single" w:sz="4" w:space="0" w:color="auto"/>
+              <w:right w:val="single" w:sz="4" w:space="0" w:color="auto"/>
+            </w:tcBorders>
+            <w:vAlign w:val="center"/>
+            <w:hideMark/>
+          </w:tcPr>
+          <w:p>
+            <w:pPr>
+              <w:pStyle w:val="af"/>
+            </w:pPr>
+            <w:r>
+              <w:t>Мощность</w:t>
+            </w:r>
+          </w:p>
+        </w:tc>
+        <w:tc>
+          <w:tcPr>
+            <w:tcW w:w="5340" w:type="dxa"/>
+            <w:tcBorders>
+              <w:top w:val="single" w:sz="4" w:space="0" w:color="auto"/>
+              <w:left w:val="single" w:sz="4" w:space="0" w:color="auto"/>
+              <w:bottom w:val="single" w:sz="4" w:space="0" w:color="auto"/>
+              <w:right w:val="single" w:sz="4" w:space="0" w:color="auto"/>
+            </w:tcBorders>
+            <w:vAlign w:val="center"/>
+            <w:hideMark/>
+          </w:tcPr>
+          <w:p>
+            <w:pPr>
+              <w:pStyle w:val="af"/>
+            </w:pPr>
+            <w:r>
+              <w:t>99</w:t>
+            </w:r>
+            <w:r>
+              <w:t xml:space="preserve"> л.с. (</w:t>
+            </w:r>
+            <w:r>
+              <w:t>74</w:t>
+            </w:r>
+            <w:r>
+              <w:t xml:space="preserve"> кВт) при </w:t>
+            </w:r>
+            <w:r>
+              <w:t>5200</w:t>
+            </w:r>
+            <w:r>
+              <w:t xml:space="preserve"> об/мин</w:t>
+            </w:r>
+          </w:p>
+        </w:tc>
+      </w:tr>
+      <w:tr>
+        <w:tc>
+          <w:tcPr>
+            <w:tcW w:w="0" w:type="auto"/>
+            <w:tcBorders>
+              <w:top w:val="single" w:sz="4" w:space="0" w:color="auto"/>
+              <w:left w:val="single" w:sz="4" w:space="0" w:color="auto"/>
+              <w:bottom w:val="single" w:sz="4" w:space="0" w:color="auto"/>
+              <w:right w:val="single" w:sz="4" w:space="0" w:color="auto"/>
+            </w:tcBorders>
+            <w:vAlign w:val="center"/>
+            <w:hideMark/>
+          </w:tcPr>
+          <w:p>
+            <w:pPr>
+              <w:pStyle w:val="af"/>
+            </w:pPr>
+            <w:r>
+              <w:t>Крутящий момент</w:t>
+            </w:r>
+          </w:p>
+        </w:tc>
+        <w:tc>
+          <w:tcPr>
+            <w:tcW w:w="5340" w:type="dxa"/>
+            <w:tcBorders>
+              <w:top w:val="single" w:sz="4" w:space="0" w:color="auto"/>
+              <w:left w:val="single" w:sz="4" w:space="0" w:color="auto"/>
+              <w:bottom w:val="single" w:sz="4" w:space="0" w:color="auto"/>
+              <w:right w:val="single" w:sz="4" w:space="0" w:color="auto"/>
+            </w:tcBorders>
+            <w:vAlign w:val="center"/>
+            <w:hideMark/>
+          </w:tcPr>
+          <w:p>
+            <w:pPr>
+              <w:pStyle w:val="af"/>
+              <w:rPr>
+                <w:highlight w:val="yellow"/>
+              </w:rPr>
+            </w:pPr>
+            <w:r>
+              <w:t>14</w:t>
+            </w:r>
+            <w:r>
+              <w:t>3</w:t>
+            </w:r>
+            <w:r>
+              <w:t xml:space="preserve"> Н·м при 4</w:t>
+            </w:r>
+            <w:r>
+              <w:t>0</w:t>
+            </w:r>
+            <w:r>
+              <w:t>00 об/мин</w:t>
+            </w:r>
+          </w:p>
+        </w:tc>
+      </w:tr>
+      <w:tr>
+        <w:tc>
+          <w:tcPr>
+            <w:tcW w:w="0" w:type="auto"/>
+            <w:tcBorders>
+              <w:top w:val="single" w:sz="4" w:space="0" w:color="auto"/>
+              <w:left w:val="single" w:sz="4" w:space="0" w:color="auto"/>
+              <w:bottom w:val="single" w:sz="4" w:space="0" w:color="auto"/>
+              <w:right w:val="single" w:sz="4" w:space="0" w:color="auto"/>
+            </w:tcBorders>
+            <w:vAlign w:val="center"/>
+            <w:hideMark/>
+          </w:tcPr>
+          <w:p>
+            <w:pPr>
+              <w:pStyle w:val="af"/>
+            </w:pPr>
+            <w:r>
+              <w:t>Топливо</w:t>
+            </w:r>
+          </w:p>
+        </w:tc>
+        <w:tc>
+          <w:tcPr>
+            <w:tcW w:w="5340" w:type="dxa"/>
+            <w:tcBorders>
+              <w:top w:val="single" w:sz="4" w:space="0" w:color="auto"/>
+              <w:left w:val="single" w:sz="4" w:space="0" w:color="auto"/>
+              <w:bottom w:val="single" w:sz="4" w:space="0" w:color="auto"/>
+              <w:right w:val="single" w:sz="4" w:space="0" w:color="auto"/>
+            </w:tcBorders>
+            <w:vAlign w:val="center"/>
+            <w:hideMark/>
+          </w:tcPr>
+          <w:p>
+            <w:pPr>
+              <w:pStyle w:val="af"/>
+            </w:pPr>
+            <w:r>
+              <w:t>Бензин АИ-95</w:t>
+            </w:r>
+          </w:p>
+        </w:tc>
+      </w:tr>
+      <w:tr>
+        <w:tc>
+          <w:tcPr>
+            <w:tcW w:w="0" w:type="auto"/>
+            <w:tcBorders>
+              <w:top w:val="single" w:sz="4" w:space="0" w:color="auto"/>
+              <w:left w:val="single" w:sz="4" w:space="0" w:color="auto"/>
+              <w:bottom w:val="single" w:sz="4" w:space="0" w:color="auto"/>
+              <w:right w:val="single" w:sz="4" w:space="0" w:color="auto"/>
+            </w:tcBorders>
+            <w:vAlign w:val="center"/>
+            <w:hideMark/>
+          </w:tcPr>
+          <w:p>
+            <w:pPr>
+              <w:pStyle w:val="af"/>
+            </w:pPr>
+            <w:r>
+              <w:t>Вес</w:t>
+            </w:r>
+          </w:p>
+        </w:tc>
+        <w:tc>
+          <w:tcPr>
+            <w:tcW w:w="5340" w:type="dxa"/>
+            <w:tcBorders>
+              <w:top w:val="single" w:sz="4" w:space="0" w:color="auto"/>
+              <w:left w:val="single" w:sz="4" w:space="0" w:color="auto"/>
+              <w:bottom w:val="single" w:sz="4" w:space="0" w:color="auto"/>
+              <w:right w:val="single" w:sz="4" w:space="0" w:color="auto"/>
+            </w:tcBorders>
+            <w:vAlign w:val="center"/>
+            <w:hideMark/>
+          </w:tcPr>
+          <w:p>
+            <w:pPr>
+              <w:pStyle w:val="af"/>
+            </w:pPr>
+            <w:r>
+              <w:rPr>
+                <w:lang w:val="en-US"/>
+              </w:rPr>
+              <w:t>133</w:t>
+            </w:r>
+            <w:r>
+              <w:t xml:space="preserve"> кг</w:t>
+            </w:r>
+          </w:p>
+        </w:tc>
+      </w:tr>
+    </w:tbl>
+    <w:p>
       <w:r>
         <w:lastRenderedPageBreak/>
-        <w:t>Параметры агрегатов моделируемого автомобиля</w:t>
+        <w:t>Внешняя скоростная характеристика двигателя</w:t>
+      </w:r>
+      <w:r>
+        <w:t>, в свою очередь,</w:t>
+      </w:r>
+      <w:r>
+        <w:t xml:space="preserve"> представлена на рисунке 2:</w:t>
       </w:r>
     </w:p>
     <w:p/>
-    <w:p>
-      <w:r>
-        <w:t>Бла бла бла</w:t>
-      </w:r>
-    </w:p>
-    <w:p/>
-    <w:p>
-      <w:pPr>
-        <w:pStyle w:val="2"/>
-      </w:pPr>
-      <w:r>
-        <w:t>Характеристики ДВС</w:t>
-      </w:r>
-    </w:p>
-    <w:p/>
-    <w:p>
-      <w:pPr>
-        <w:pStyle w:val="a1"/>
-        <w:numPr>
-          <w:ilvl w:val="0"/>
-          <w:numId w:val="0"/>
-        </w:numPr>
-        <w:ind w:firstLine="709"/>
-      </w:pPr>
-      <w:r>
-        <w:t>Объявление применяемого ДВС</w:t>
-      </w:r>
-    </w:p>
-    <w:p>
-      <w:pPr>
-        <w:pStyle w:val="a1"/>
-        <w:numPr>
-          <w:ilvl w:val="0"/>
-          <w:numId w:val="0"/>
-        </w:numPr>
-        <w:ind w:firstLine="709"/>
-      </w:pPr>
-      <w:r>
-        <w:t>Карта эффективности ДВС</w:t>
-      </w:r>
-    </w:p>
     <w:p>
       <w:pPr>
         <w:pStyle w:val="a1"/>
@@ -3572,11 +3662,14 @@
         <w:jc w:val="center"/>
       </w:pPr>
       <w:r>
+        <w:rPr>
+          <w:noProof/>
+        </w:rPr>
         <w:drawing>
-          <wp:inline distT="0" distB="0" distL="0" distR="0" wp14:anchorId="78086CD1" wp14:editId="447576D9">
-            <wp:extent cx="4782820" cy="3275981"/>
-            <wp:effectExtent l="0" t="0" r="0" b="635"/>
-            <wp:docPr id="628583432" name="Рисунок 1"/>
+          <wp:inline distT="0" distB="0" distL="0" distR="0" wp14:anchorId="60B13469" wp14:editId="77F5CC48">
+            <wp:extent cx="5020199" cy="2500976"/>
+            <wp:effectExtent l="0" t="0" r="0" b="0"/>
+            <wp:docPr id="1619946003" name="Рисунок 1"/>
             <wp:cNvGraphicFramePr>
               <a:graphicFrameLocks xmlns:a="http://schemas.openxmlformats.org/drawingml/2006/main" noChangeAspect="1"/>
             </wp:cNvGraphicFramePr>
@@ -3584,7 +3677,7 @@
               <a:graphicData uri="http://schemas.openxmlformats.org/drawingml/2006/picture">
                 <pic:pic xmlns:pic="http://schemas.openxmlformats.org/drawingml/2006/picture">
                   <pic:nvPicPr>
-                    <pic:cNvPr id="628583432" name=""/>
+                    <pic:cNvPr id="1619946003" name=""/>
                     <pic:cNvPicPr/>
                   </pic:nvPicPr>
                   <pic:blipFill>
@@ -3596,7 +3689,7 @@
                   <pic:spPr>
                     <a:xfrm>
                       <a:off x="0" y="0"/>
-                      <a:ext cx="4792849" cy="3282850"/>
+                      <a:ext cx="5064412" cy="2523002"/>
                     </a:xfrm>
                     <a:prstGeom prst="rect">
                       <a:avLst/>
@@ -3611,6 +3704,64 @@
     </w:p>
     <w:p>
       <w:pPr>
+        <w:pStyle w:val="a8"/>
+      </w:pPr>
+      <w:r>
+        <w:t xml:space="preserve">Рисунок </w:t>
+      </w:r>
+      <w:r>
+        <w:t>2</w:t>
+      </w:r>
+      <w:r>
+        <w:t xml:space="preserve"> – Внешняя скоростная характеристика двигателя</w:t>
+      </w:r>
+      <w:r>
+        <w:t xml:space="preserve"> </w:t>
+      </w:r>
+      <w:r>
+        <w:t>2</w:t>
+      </w:r>
+      <w:r>
+        <w:rPr>
+          <w:lang w:val="en-US"/>
+        </w:rPr>
+        <w:t>ZR</w:t>
+      </w:r>
+      <w:r>
+        <w:t>-</w:t>
+      </w:r>
+      <w:r>
+        <w:rPr>
+          <w:lang w:val="en-US"/>
+        </w:rPr>
+        <w:t>FXE</w:t>
+      </w:r>
+    </w:p>
+    <w:p/>
+    <w:p>
+      <w:r>
+        <w:t>Как уже было сказано, одной из причин выбора данного двигателя было наличие большого количества научной литературы по нему, а именно исследований по его расходу топлива.</w:t>
+      </w:r>
+    </w:p>
+    <w:p>
+      <w:r>
+        <w:t xml:space="preserve">На основании нескольких статей была получена следующая карта </w:t>
+      </w:r>
+      <w:r>
+        <w:t>[</w:t>
+      </w:r>
+      <w:r>
+        <w:t>2, 3</w:t>
+      </w:r>
+      <w:r>
+        <w:t>]</w:t>
+      </w:r>
+      <w:r>
+        <w:t>:</w:t>
+      </w:r>
+    </w:p>
+    <w:p>
+      <w:pPr>
         <w:pStyle w:val="a1"/>
         <w:numPr>
           <w:ilvl w:val="0"/>
@@ -3618,15 +3769,24 @@
         </w:numPr>
         <w:jc w:val="center"/>
       </w:pPr>
+    </w:p>
+    <w:p>
+      <w:pPr>
+        <w:pStyle w:val="a1"/>
+        <w:numPr>
+          <w:ilvl w:val="0"/>
+          <w:numId w:val="0"/>
+        </w:numPr>
+        <w:jc w:val="center"/>
+      </w:pPr>
       <w:r>
         <w:rPr>
           <w:noProof/>
         </w:rPr>
-        <w:lastRenderedPageBreak/>
         <w:drawing>
-          <wp:inline distT="0" distB="0" distL="0" distR="0" wp14:anchorId="768F2B67" wp14:editId="3185F911">
-            <wp:extent cx="5939790" cy="3749040"/>
-            <wp:effectExtent l="0" t="0" r="3810" b="3810"/>
+          <wp:inline distT="0" distB="0" distL="0" distR="0" wp14:anchorId="4A9DA184" wp14:editId="7A570445">
+            <wp:extent cx="4812303" cy="3037399"/>
+            <wp:effectExtent l="0" t="0" r="7620" b="0"/>
             <wp:docPr id="663021444" name="Рисунок 1"/>
             <wp:cNvGraphicFramePr>
               <a:graphicFrameLocks xmlns:a="http://schemas.openxmlformats.org/drawingml/2006/main" noChangeAspect="1"/>
@@ -3647,7 +3807,7 @@
                   <pic:spPr>
                     <a:xfrm>
                       <a:off x="0" y="0"/>
-                      <a:ext cx="5939790" cy="3749040"/>
+                      <a:ext cx="4845106" cy="3058103"/>
                     </a:xfrm>
                     <a:prstGeom prst="rect">
                       <a:avLst/>
@@ -3662,6 +3822,50 @@
     </w:p>
     <w:p>
       <w:pPr>
+        <w:pStyle w:val="a8"/>
+      </w:pPr>
+      <w:r>
+        <w:t xml:space="preserve">Рисунок </w:t>
+      </w:r>
+      <w:r>
+        <w:t>3</w:t>
+      </w:r>
+      <w:r>
+        <w:t xml:space="preserve"> – </w:t>
+      </w:r>
+      <w:r>
+        <w:t xml:space="preserve">Карта расхода топлива двигателя </w:t>
+      </w:r>
+      <w:r>
+        <w:t>2</w:t>
+      </w:r>
+      <w:r>
+        <w:rPr>
+          <w:lang w:val="en-US"/>
+        </w:rPr>
+        <w:t>ZR</w:t>
+      </w:r>
+      <w:r>
+        <w:t>-</w:t>
+      </w:r>
+      <w:r>
+        <w:rPr>
+          <w:lang w:val="en-US"/>
+        </w:rPr>
+        <w:t>FXE</w:t>
+      </w:r>
+    </w:p>
+    <w:p>
+      <w:pPr>
+        <w:pStyle w:val="2"/>
+      </w:pPr>
+      <w:r>
+        <w:lastRenderedPageBreak/>
+        <w:t>Характеристики вариатора</w:t>
+      </w:r>
+    </w:p>
+    <w:p>
+      <w:pPr>
         <w:pStyle w:val="a1"/>
         <w:numPr>
           <w:ilvl w:val="0"/>
@@ -3671,14 +3875,450 @@
       </w:pPr>
     </w:p>
     <w:p>
-      <w:pPr>
-        <w:pStyle w:val="2"/>
-      </w:pPr>
-      <w:r>
-        <w:t xml:space="preserve">Характеристики </w:t>
-      </w:r>
-      <w:r>
-        <w:t>вариатора</w:t>
+      <w:r>
+        <w:t>На рынке представлено множество решений бесступенчатых коробок передач от разных производителей. В рамках данного исследова</w:t>
+      </w:r>
+      <w:r>
+        <w:t xml:space="preserve">ния был взят один из клиновидных </w:t>
+      </w:r>
+      <w:r>
+        <w:t>вариатор</w:t>
+      </w:r>
+      <w:r>
+        <w:t>ов</w:t>
+      </w:r>
+      <w:r>
+        <w:t xml:space="preserve"> JF009e,</w:t>
+      </w:r>
+      <w:r>
+        <w:t xml:space="preserve"> широко применяемый на легковых автомобилях</w:t>
+      </w:r>
+      <w:r>
+        <w:t>.</w:t>
+      </w:r>
+    </w:p>
+    <w:p>
+      <w:r>
+        <w:t>Данная модель представлена на рисунке 4, а его параметры приведены в таблице 2</w:t>
+      </w:r>
+      <w:r>
+        <w:t>:</w:t>
+      </w:r>
+    </w:p>
+    <w:p/>
+    <w:p>
+      <w:pPr>
+        <w:pStyle w:val="a1"/>
+        <w:numPr>
+          <w:ilvl w:val="0"/>
+          <w:numId w:val="0"/>
+        </w:numPr>
+        <w:jc w:val="center"/>
+      </w:pPr>
+      <w:r>
+        <w:drawing>
+          <wp:inline distT="0" distB="0" distL="0" distR="0" wp14:anchorId="37E4DF42" wp14:editId="160C1C0E">
+            <wp:extent cx="3081545" cy="3649516"/>
+            <wp:effectExtent l="0" t="0" r="5080" b="8255"/>
+            <wp:docPr id="297997091" name="Рисунок 1"/>
+            <wp:cNvGraphicFramePr>
+              <a:graphicFrameLocks xmlns:a="http://schemas.openxmlformats.org/drawingml/2006/main" noChangeAspect="1"/>
+            </wp:cNvGraphicFramePr>
+            <a:graphic xmlns:a="http://schemas.openxmlformats.org/drawingml/2006/main">
+              <a:graphicData uri="http://schemas.openxmlformats.org/drawingml/2006/picture">
+                <pic:pic xmlns:pic="http://schemas.openxmlformats.org/drawingml/2006/picture">
+                  <pic:nvPicPr>
+                    <pic:cNvPr id="297997091" name=""/>
+                    <pic:cNvPicPr/>
+                  </pic:nvPicPr>
+                  <pic:blipFill>
+                    <a:blip r:embed="rId12"/>
+                    <a:stretch>
+                      <a:fillRect/>
+                    </a:stretch>
+                  </pic:blipFill>
+                  <pic:spPr>
+                    <a:xfrm>
+                      <a:off x="0" y="0"/>
+                      <a:ext cx="3100578" cy="3672057"/>
+                    </a:xfrm>
+                    <a:prstGeom prst="rect">
+                      <a:avLst/>
+                    </a:prstGeom>
+                  </pic:spPr>
+                </pic:pic>
+              </a:graphicData>
+            </a:graphic>
+          </wp:inline>
+        </w:drawing>
+      </w:r>
+    </w:p>
+    <w:p>
+      <w:pPr>
+        <w:pStyle w:val="a8"/>
+      </w:pPr>
+      <w:r>
+        <w:t xml:space="preserve">Рисунок 4 – </w:t>
+      </w:r>
+      <w:r>
+        <w:t>Бесступенчатая коробка передач JF009e</w:t>
+      </w:r>
+    </w:p>
+    <w:p/>
+    <w:p>
+      <w:pPr>
+        <w:pStyle w:val="afa"/>
+      </w:pPr>
+      <w:r>
+        <w:t xml:space="preserve">Таблица </w:t>
+      </w:r>
+      <w:r>
+        <w:t>2</w:t>
+      </w:r>
+      <w:r>
+        <w:t xml:space="preserve"> – Основные </w:t>
+      </w:r>
+      <w:r>
+        <w:t>параметры</w:t>
+      </w:r>
+      <w:r>
+        <w:t xml:space="preserve"> </w:t>
+      </w:r>
+      <w:r>
+        <w:t xml:space="preserve">вариатора </w:t>
+      </w:r>
+      <w:r>
+        <w:rPr>
+          <w:lang w:val="en-US"/>
+        </w:rPr>
+        <w:t>JF009e</w:t>
+      </w:r>
+    </w:p>
+    <w:tbl>
+      <w:tblPr>
+        <w:tblW w:w="9498" w:type="dxa"/>
+        <w:tblInd w:w="-5" w:type="dxa"/>
+        <w:tblLook w:val="0020" w:firstRow="1" w:lastRow="0" w:firstColumn="0" w:lastColumn="0" w:noHBand="0" w:noVBand="0"/>
+        <w:tblCaption w:val="Основные характеристики двигателя 1NZ-FE"/>
+      </w:tblPr>
+      <w:tblGrid>
+        <w:gridCol w:w="4158"/>
+        <w:gridCol w:w="5340"/>
+      </w:tblGrid>
+      <w:tr>
+        <w:tc>
+          <w:tcPr>
+            <w:tcW w:w="0" w:type="auto"/>
+            <w:tcBorders>
+              <w:top w:val="single" w:sz="4" w:space="0" w:color="auto"/>
+              <w:left w:val="single" w:sz="4" w:space="0" w:color="auto"/>
+              <w:bottom w:val="single" w:sz="4" w:space="0" w:color="auto"/>
+              <w:right w:val="single" w:sz="4" w:space="0" w:color="auto"/>
+            </w:tcBorders>
+            <w:vAlign w:val="center"/>
+            <w:hideMark/>
+          </w:tcPr>
+          <w:p>
+            <w:pPr>
+              <w:pStyle w:val="af"/>
+            </w:pPr>
+            <w:r>
+              <w:t>Расположение</w:t>
+            </w:r>
+          </w:p>
+        </w:tc>
+        <w:tc>
+          <w:tcPr>
+            <w:tcW w:w="5340" w:type="dxa"/>
+            <w:tcBorders>
+              <w:top w:val="single" w:sz="4" w:space="0" w:color="auto"/>
+              <w:left w:val="single" w:sz="4" w:space="0" w:color="auto"/>
+              <w:bottom w:val="single" w:sz="4" w:space="0" w:color="auto"/>
+              <w:right w:val="single" w:sz="4" w:space="0" w:color="auto"/>
+            </w:tcBorders>
+            <w:vAlign w:val="center"/>
+            <w:hideMark/>
+          </w:tcPr>
+          <w:p>
+            <w:pPr>
+              <w:pStyle w:val="af"/>
+            </w:pPr>
+            <w:r>
+              <w:t>На передней оси</w:t>
+            </w:r>
+          </w:p>
+        </w:tc>
+      </w:tr>
+      <w:tr>
+        <w:tc>
+          <w:tcPr>
+            <w:tcW w:w="0" w:type="auto"/>
+            <w:tcBorders>
+              <w:top w:val="single" w:sz="4" w:space="0" w:color="auto"/>
+              <w:left w:val="single" w:sz="4" w:space="0" w:color="auto"/>
+              <w:bottom w:val="single" w:sz="4" w:space="0" w:color="auto"/>
+              <w:right w:val="single" w:sz="4" w:space="0" w:color="auto"/>
+            </w:tcBorders>
+            <w:vAlign w:val="center"/>
+            <w:hideMark/>
+          </w:tcPr>
+          <w:p>
+            <w:pPr>
+              <w:pStyle w:val="af"/>
+            </w:pPr>
+            <w:r>
+              <w:t>Диапазон переаточных чисел</w:t>
+            </w:r>
+          </w:p>
+        </w:tc>
+        <w:tc>
+          <w:tcPr>
+            <w:tcW w:w="5340" w:type="dxa"/>
+            <w:tcBorders>
+              <w:top w:val="single" w:sz="4" w:space="0" w:color="auto"/>
+              <w:left w:val="single" w:sz="4" w:space="0" w:color="auto"/>
+              <w:bottom w:val="single" w:sz="4" w:space="0" w:color="auto"/>
+              <w:right w:val="single" w:sz="4" w:space="0" w:color="auto"/>
+            </w:tcBorders>
+            <w:vAlign w:val="center"/>
+            <w:hideMark/>
+          </w:tcPr>
+          <w:p>
+            <w:pPr>
+              <w:pStyle w:val="af"/>
+              <w:rPr>
+                <w:lang w:val="en-US"/>
+              </w:rPr>
+            </w:pPr>
+            <w:r>
+              <w:t>0,427 – 2,561</w:t>
+            </w:r>
+          </w:p>
+        </w:tc>
+      </w:tr>
+      <w:tr>
+        <w:tc>
+          <w:tcPr>
+            <w:tcW w:w="0" w:type="auto"/>
+            <w:tcBorders>
+              <w:top w:val="single" w:sz="4" w:space="0" w:color="auto"/>
+              <w:left w:val="single" w:sz="4" w:space="0" w:color="auto"/>
+              <w:bottom w:val="single" w:sz="4" w:space="0" w:color="auto"/>
+              <w:right w:val="single" w:sz="4" w:space="0" w:color="auto"/>
+            </w:tcBorders>
+            <w:vAlign w:val="center"/>
+            <w:hideMark/>
+          </w:tcPr>
+          <w:p>
+            <w:pPr>
+              <w:pStyle w:val="af"/>
+            </w:pPr>
+            <w:r>
+              <w:t>Крутящий момент</w:t>
+            </w:r>
+          </w:p>
+        </w:tc>
+        <w:tc>
+          <w:tcPr>
+            <w:tcW w:w="5340" w:type="dxa"/>
+            <w:tcBorders>
+              <w:top w:val="single" w:sz="4" w:space="0" w:color="auto"/>
+              <w:left w:val="single" w:sz="4" w:space="0" w:color="auto"/>
+              <w:bottom w:val="single" w:sz="4" w:space="0" w:color="auto"/>
+              <w:right w:val="single" w:sz="4" w:space="0" w:color="auto"/>
+            </w:tcBorders>
+            <w:vAlign w:val="center"/>
+            <w:hideMark/>
+          </w:tcPr>
+          <w:p>
+            <w:pPr>
+              <w:pStyle w:val="af"/>
+              <w:rPr>
+                <w:highlight w:val="yellow"/>
+              </w:rPr>
+            </w:pPr>
+            <w:r>
+              <w:t>1</w:t>
+            </w:r>
+            <w:r>
+              <w:t>75</w:t>
+            </w:r>
+            <w:r>
+              <w:t xml:space="preserve"> Н·м</w:t>
+            </w:r>
+          </w:p>
+        </w:tc>
+      </w:tr>
+      <w:tr>
+        <w:tc>
+          <w:tcPr>
+            <w:tcW w:w="0" w:type="auto"/>
+            <w:tcBorders>
+              <w:top w:val="single" w:sz="4" w:space="0" w:color="auto"/>
+              <w:left w:val="single" w:sz="4" w:space="0" w:color="auto"/>
+              <w:bottom w:val="single" w:sz="4" w:space="0" w:color="auto"/>
+              <w:right w:val="single" w:sz="4" w:space="0" w:color="auto"/>
+            </w:tcBorders>
+            <w:vAlign w:val="center"/>
+            <w:hideMark/>
+          </w:tcPr>
+          <w:p>
+            <w:pPr>
+              <w:pStyle w:val="af"/>
+            </w:pPr>
+            <w:r>
+              <w:t>Управление</w:t>
+            </w:r>
+          </w:p>
+        </w:tc>
+        <w:tc>
+          <w:tcPr>
+            <w:tcW w:w="5340" w:type="dxa"/>
+            <w:tcBorders>
+              <w:top w:val="single" w:sz="4" w:space="0" w:color="auto"/>
+              <w:left w:val="single" w:sz="4" w:space="0" w:color="auto"/>
+              <w:bottom w:val="single" w:sz="4" w:space="0" w:color="auto"/>
+              <w:right w:val="single" w:sz="4" w:space="0" w:color="auto"/>
+            </w:tcBorders>
+            <w:vAlign w:val="center"/>
+            <w:hideMark/>
+          </w:tcPr>
+          <w:p>
+            <w:pPr>
+              <w:pStyle w:val="af"/>
+            </w:pPr>
+            <w:r>
+              <w:t>Гидравлическое</w:t>
+            </w:r>
+          </w:p>
+        </w:tc>
+      </w:tr>
+      <w:tr>
+        <w:tc>
+          <w:tcPr>
+            <w:tcW w:w="0" w:type="auto"/>
+            <w:tcBorders>
+              <w:top w:val="single" w:sz="4" w:space="0" w:color="auto"/>
+              <w:left w:val="single" w:sz="4" w:space="0" w:color="auto"/>
+              <w:bottom w:val="single" w:sz="4" w:space="0" w:color="auto"/>
+              <w:right w:val="single" w:sz="4" w:space="0" w:color="auto"/>
+            </w:tcBorders>
+            <w:vAlign w:val="center"/>
+          </w:tcPr>
+          <w:p>
+            <w:pPr>
+              <w:pStyle w:val="af"/>
+            </w:pPr>
+            <w:r>
+              <w:t>Масса</w:t>
+            </w:r>
+          </w:p>
+        </w:tc>
+        <w:tc>
+          <w:tcPr>
+            <w:tcW w:w="5340" w:type="dxa"/>
+            <w:tcBorders>
+              <w:top w:val="single" w:sz="4" w:space="0" w:color="auto"/>
+              <w:left w:val="single" w:sz="4" w:space="0" w:color="auto"/>
+              <w:bottom w:val="single" w:sz="4" w:space="0" w:color="auto"/>
+              <w:right w:val="single" w:sz="4" w:space="0" w:color="auto"/>
+            </w:tcBorders>
+            <w:vAlign w:val="center"/>
+          </w:tcPr>
+          <w:p>
+            <w:pPr>
+              <w:pStyle w:val="af"/>
+            </w:pPr>
+            <w:r>
+              <w:t>67 кг</w:t>
+            </w:r>
+          </w:p>
+        </w:tc>
+      </w:tr>
+    </w:tbl>
+    <w:p/>
+    <w:p>
+      <w:pPr>
+        <w:ind w:firstLine="0"/>
+      </w:pPr>
+      <w:r>
+        <w:lastRenderedPageBreak/>
+        <w:tab/>
+        <w:t>На ряду с данными о расходе топлива ДВС для моделирования также необходимы данные о потерях в вариаторе. Причем потери эти большим образом определяются двумя переменными: передаточным числом и крутящим моментом.</w:t>
+      </w:r>
+    </w:p>
+    <w:p>
+      <w:r>
+        <w:t>На основе нескольких статей по исследованию потерь в вариаторе [</w:t>
+      </w:r>
+      <w:r>
+        <w:t>4</w:t>
+      </w:r>
+      <w:r>
+        <w:t xml:space="preserve">, </w:t>
+      </w:r>
+      <w:r>
+        <w:t>5</w:t>
+      </w:r>
+      <w:r>
+        <w:t xml:space="preserve">] была </w:t>
+      </w:r>
+      <w:r>
+        <w:t>получена</w:t>
+      </w:r>
+      <w:r>
+        <w:t xml:space="preserve"> следующая поверхность</w:t>
+      </w:r>
+      <w:r>
+        <w:t xml:space="preserve">, </w:t>
+      </w:r>
+      <w:r>
+        <w:t>характеризующая</w:t>
+      </w:r>
+      <w:r>
+        <w:t xml:space="preserve"> зависимость </w:t>
+      </w:r>
+      <w:r>
+        <w:t>потерь в</w:t>
+      </w:r>
+      <w:r>
+        <w:t xml:space="preserve"> вариатор</w:t>
+      </w:r>
+      <w:r>
+        <w:t>е</w:t>
+      </w:r>
+      <w:r>
+        <w:t xml:space="preserve"> от </w:t>
+      </w:r>
+      <w:r>
+        <w:t xml:space="preserve">крутящего </w:t>
+      </w:r>
+      <w:r>
+        <w:t>момента и передаточного числа</w:t>
+      </w:r>
+      <w:r>
+        <w:t xml:space="preserve">, </w:t>
+      </w:r>
+      <w:r>
+        <w:t>представлен</w:t>
+      </w:r>
+      <w:r>
+        <w:t>н</w:t>
+      </w:r>
+      <w:r>
+        <w:t>а</w:t>
+      </w:r>
+      <w:r>
+        <w:t>я</w:t>
+      </w:r>
+      <w:r>
+        <w:t xml:space="preserve"> на рисунке</w:t>
+      </w:r>
+      <w:r>
+        <w:t xml:space="preserve"> 5</w:t>
+      </w:r>
+      <w:r>
+        <w:t>:</w:t>
       </w:r>
     </w:p>
     <w:p>
@@ -3698,45 +4338,6 @@
           <w:ilvl w:val="0"/>
           <w:numId w:val="0"/>
         </w:numPr>
-        <w:ind w:firstLine="709"/>
-      </w:pPr>
-      <w:r>
-        <w:t>Объявление применяемого вариатора</w:t>
-      </w:r>
-    </w:p>
-    <w:p>
-      <w:pPr>
-        <w:pStyle w:val="a1"/>
-        <w:numPr>
-          <w:ilvl w:val="0"/>
-          <w:numId w:val="0"/>
-        </w:numPr>
-        <w:ind w:firstLine="709"/>
-      </w:pPr>
-      <w:r>
-        <w:t>Карта эффективности вариатора</w:t>
-      </w:r>
-    </w:p>
-    <w:p>
-      <w:pPr>
-        <w:pStyle w:val="a1"/>
-        <w:numPr>
-          <w:ilvl w:val="0"/>
-          <w:numId w:val="0"/>
-        </w:numPr>
-        <w:ind w:firstLine="709"/>
-        <w:rPr>
-          <w:lang w:val="en-US"/>
-        </w:rPr>
-      </w:pPr>
-    </w:p>
-    <w:p>
-      <w:pPr>
-        <w:pStyle w:val="a1"/>
-        <w:numPr>
-          <w:ilvl w:val="0"/>
-          <w:numId w:val="0"/>
-        </w:numPr>
         <w:jc w:val="center"/>
         <w:rPr>
           <w:lang w:val="en-US"/>
@@ -3747,7 +4348,7 @@
           <w:noProof/>
         </w:rPr>
         <w:drawing>
-          <wp:inline distT="0" distB="0" distL="0" distR="0" wp14:anchorId="0BD39BFB" wp14:editId="5013A128">
+          <wp:inline distT="0" distB="0" distL="0" distR="0" wp14:anchorId="61475208" wp14:editId="16087EB2">
             <wp:extent cx="5753396" cy="2603634"/>
             <wp:effectExtent l="0" t="0" r="0" b="6350"/>
             <wp:docPr id="355657650" name="Рисунок 1"/>
@@ -3762,7 +4363,7 @@
                     <pic:cNvPicPr/>
                   </pic:nvPicPr>
                   <pic:blipFill>
-                    <a:blip r:embed="rId12"/>
+                    <a:blip r:embed="rId13"/>
                     <a:stretch>
                       <a:fillRect/>
                     </a:stretch>
@@ -3785,15 +4386,47 @@
     </w:p>
     <w:p>
       <w:pPr>
+        <w:pStyle w:val="a8"/>
+      </w:pPr>
+      <w:r>
+        <w:t xml:space="preserve">Рисунок </w:t>
+      </w:r>
+      <w:r>
+        <w:rPr>
+          <w:lang w:val="en-US"/>
+        </w:rPr>
+        <w:t>5</w:t>
+      </w:r>
+      <w:r>
+        <w:t xml:space="preserve"> – </w:t>
+      </w:r>
+      <w:r>
+        <w:t xml:space="preserve">Карта эффективности вариатора </w:t>
+      </w:r>
+      <w:r>
+        <w:rPr>
+          <w:lang w:val="en-US"/>
+        </w:rPr>
+        <w:t>JF</w:t>
+      </w:r>
+      <w:r>
+        <w:t>009</w:t>
+      </w:r>
+      <w:r>
+        <w:rPr>
+          <w:lang w:val="en-US"/>
+        </w:rPr>
+        <w:t>e</w:t>
+      </w:r>
+    </w:p>
+    <w:p>
+      <w:pPr>
         <w:pStyle w:val="a1"/>
         <w:numPr>
           <w:ilvl w:val="0"/>
           <w:numId w:val="0"/>
         </w:numPr>
         <w:ind w:firstLine="709"/>
-        <w:rPr>
-          <w:lang w:val="en-US"/>
-        </w:rPr>
       </w:pPr>
     </w:p>
     <w:p>
@@ -3801,11 +4434,7 @@
         <w:pStyle w:val="2"/>
       </w:pPr>
       <w:r>
-        <w:lastRenderedPageBreak/>
-        <w:t xml:space="preserve">Характеристики </w:t>
-      </w:r>
-      <w:r>
-        <w:t>электродвигателя</w:t>
+        <w:t>Характеристики электродвигателя</w:t>
       </w:r>
     </w:p>
     <w:p>
@@ -3828,9 +4457,285 @@
         <w:ind w:firstLine="709"/>
       </w:pPr>
       <w:r>
-        <w:t>Объявление применяемого электродвигателя</w:t>
-      </w:r>
-    </w:p>
+        <w:t xml:space="preserve">Для реализации функций мягкого гибрида была выбрана одна из самых маломощных коммерческих моделей электродвигателей </w:t>
+      </w:r>
+      <w:r>
+        <w:t>HVM-PM1-18</w:t>
+      </w:r>
+      <w:r>
+        <w:t xml:space="preserve"> от производителя </w:t>
+      </w:r>
+      <w:r>
+        <w:t>“</w:t>
+      </w:r>
+      <w:r>
+        <w:rPr>
+          <w:lang w:val="en-US"/>
+        </w:rPr>
+        <w:t>RUBRUKS</w:t>
+      </w:r>
+      <w:r>
+        <w:t>”</w:t>
+      </w:r>
+      <w:r>
+        <w:t>, чьи параметры представлены в таблице 3:</w:t>
+      </w:r>
+    </w:p>
+    <w:p>
+      <w:pPr>
+        <w:pStyle w:val="afa"/>
+      </w:pPr>
+      <w:r>
+        <w:t xml:space="preserve">Таблица </w:t>
+      </w:r>
+      <w:r>
+        <w:t>3</w:t>
+      </w:r>
+      <w:r>
+        <w:t xml:space="preserve"> – Основные </w:t>
+      </w:r>
+      <w:r>
+        <w:t>параметры</w:t>
+      </w:r>
+      <w:r>
+        <w:t xml:space="preserve"> </w:t>
+      </w:r>
+      <w:r>
+        <w:t>электродвигателя</w:t>
+      </w:r>
+      <w:r>
+        <w:t xml:space="preserve"> </w:t>
+      </w:r>
+      <w:r>
+        <w:t>HVM-PM1-18</w:t>
+      </w:r>
+    </w:p>
+    <w:tbl>
+      <w:tblPr>
+        <w:tblW w:w="9498" w:type="dxa"/>
+        <w:tblInd w:w="-5" w:type="dxa"/>
+        <w:tblLook w:val="0020" w:firstRow="1" w:lastRow="0" w:firstColumn="0" w:lastColumn="0" w:noHBand="0" w:noVBand="0"/>
+        <w:tblCaption w:val="Основные характеристики двигателя 1NZ-FE"/>
+      </w:tblPr>
+      <w:tblGrid>
+        <w:gridCol w:w="4158"/>
+        <w:gridCol w:w="5340"/>
+      </w:tblGrid>
+      <w:tr>
+        <w:tc>
+          <w:tcPr>
+            <w:tcW w:w="0" w:type="auto"/>
+            <w:tcBorders>
+              <w:top w:val="single" w:sz="4" w:space="0" w:color="auto"/>
+              <w:left w:val="single" w:sz="4" w:space="0" w:color="auto"/>
+              <w:bottom w:val="single" w:sz="4" w:space="0" w:color="auto"/>
+              <w:right w:val="single" w:sz="4" w:space="0" w:color="auto"/>
+            </w:tcBorders>
+            <w:vAlign w:val="center"/>
+          </w:tcPr>
+          <w:p>
+            <w:pPr>
+              <w:pStyle w:val="af"/>
+            </w:pPr>
+            <w:r>
+              <w:t>Мощность</w:t>
+            </w:r>
+          </w:p>
+        </w:tc>
+        <w:tc>
+          <w:tcPr>
+            <w:tcW w:w="5340" w:type="dxa"/>
+            <w:tcBorders>
+              <w:top w:val="single" w:sz="4" w:space="0" w:color="auto"/>
+              <w:left w:val="single" w:sz="4" w:space="0" w:color="auto"/>
+              <w:bottom w:val="single" w:sz="4" w:space="0" w:color="auto"/>
+              <w:right w:val="single" w:sz="4" w:space="0" w:color="auto"/>
+            </w:tcBorders>
+            <w:vAlign w:val="center"/>
+          </w:tcPr>
+          <w:p>
+            <w:pPr>
+              <w:pStyle w:val="af"/>
+            </w:pPr>
+            <w:r>
+              <w:t>18</w:t>
+            </w:r>
+            <w:r>
+              <w:t xml:space="preserve"> </w:t>
+            </w:r>
+            <w:r>
+              <w:t>кВт</w:t>
+            </w:r>
+            <w:r>
+              <w:t xml:space="preserve">, </w:t>
+            </w:r>
+            <w:r>
+              <w:t>пик</w:t>
+            </w:r>
+            <w:r>
+              <w:t xml:space="preserve"> </w:t>
+            </w:r>
+            <w:r>
+              <w:t>30 кВт</w:t>
+            </w:r>
+            <w:r>
+              <w:t xml:space="preserve"> (30 сек.)</w:t>
+            </w:r>
+          </w:p>
+        </w:tc>
+      </w:tr>
+      <w:tr>
+        <w:tc>
+          <w:tcPr>
+            <w:tcW w:w="0" w:type="auto"/>
+            <w:tcBorders>
+              <w:top w:val="single" w:sz="4" w:space="0" w:color="auto"/>
+              <w:left w:val="single" w:sz="4" w:space="0" w:color="auto"/>
+              <w:bottom w:val="single" w:sz="4" w:space="0" w:color="auto"/>
+              <w:right w:val="single" w:sz="4" w:space="0" w:color="auto"/>
+            </w:tcBorders>
+            <w:vAlign w:val="center"/>
+          </w:tcPr>
+          <w:p>
+            <w:pPr>
+              <w:pStyle w:val="af"/>
+            </w:pPr>
+            <w:r>
+              <w:t>Крутящий момент</w:t>
+            </w:r>
+          </w:p>
+        </w:tc>
+        <w:tc>
+          <w:tcPr>
+            <w:tcW w:w="5340" w:type="dxa"/>
+            <w:tcBorders>
+              <w:top w:val="single" w:sz="4" w:space="0" w:color="auto"/>
+              <w:left w:val="single" w:sz="4" w:space="0" w:color="auto"/>
+              <w:bottom w:val="single" w:sz="4" w:space="0" w:color="auto"/>
+              <w:right w:val="single" w:sz="4" w:space="0" w:color="auto"/>
+            </w:tcBorders>
+            <w:vAlign w:val="center"/>
+          </w:tcPr>
+          <w:p>
+            <w:pPr>
+              <w:pStyle w:val="af"/>
+            </w:pPr>
+            <w:r>
+              <w:t xml:space="preserve">40 </w:t>
+            </w:r>
+            <w:r>
+              <w:t>Н·м</w:t>
+            </w:r>
+            <w:r>
+              <w:t xml:space="preserve">, </w:t>
+            </w:r>
+            <w:r>
+              <w:t>пик</w:t>
+            </w:r>
+            <w:r>
+              <w:t xml:space="preserve"> 89 </w:t>
+            </w:r>
+            <w:r>
+              <w:t>Н·м</w:t>
+            </w:r>
+            <w:r>
+              <w:t xml:space="preserve"> (30 сек.)</w:t>
+            </w:r>
+          </w:p>
+        </w:tc>
+      </w:tr>
+      <w:tr>
+        <w:tc>
+          <w:tcPr>
+            <w:tcW w:w="0" w:type="auto"/>
+            <w:tcBorders>
+              <w:top w:val="single" w:sz="4" w:space="0" w:color="auto"/>
+              <w:left w:val="single" w:sz="4" w:space="0" w:color="auto"/>
+              <w:bottom w:val="single" w:sz="4" w:space="0" w:color="auto"/>
+              <w:right w:val="single" w:sz="4" w:space="0" w:color="auto"/>
+            </w:tcBorders>
+            <w:vAlign w:val="center"/>
+            <w:hideMark/>
+          </w:tcPr>
+          <w:p>
+            <w:pPr>
+              <w:pStyle w:val="af"/>
+            </w:pPr>
+            <w:r>
+              <w:t>Скорость вращения</w:t>
+            </w:r>
+          </w:p>
+        </w:tc>
+        <w:tc>
+          <w:tcPr>
+            <w:tcW w:w="5340" w:type="dxa"/>
+            <w:tcBorders>
+              <w:top w:val="single" w:sz="4" w:space="0" w:color="auto"/>
+              <w:left w:val="single" w:sz="4" w:space="0" w:color="auto"/>
+              <w:bottom w:val="single" w:sz="4" w:space="0" w:color="auto"/>
+              <w:right w:val="single" w:sz="4" w:space="0" w:color="auto"/>
+            </w:tcBorders>
+            <w:vAlign w:val="center"/>
+            <w:hideMark/>
+          </w:tcPr>
+          <w:p>
+            <w:pPr>
+              <w:pStyle w:val="af"/>
+              <w:rPr>
+                <w:highlight w:val="yellow"/>
+              </w:rPr>
+            </w:pPr>
+            <w:r>
+              <w:t>0 – 9000 об/мин</w:t>
+            </w:r>
+          </w:p>
+        </w:tc>
+      </w:tr>
+      <w:tr>
+        <w:tc>
+          <w:tcPr>
+            <w:tcW w:w="0" w:type="auto"/>
+            <w:tcBorders>
+              <w:top w:val="single" w:sz="4" w:space="0" w:color="auto"/>
+              <w:left w:val="single" w:sz="4" w:space="0" w:color="auto"/>
+              <w:bottom w:val="single" w:sz="4" w:space="0" w:color="auto"/>
+              <w:right w:val="single" w:sz="4" w:space="0" w:color="auto"/>
+            </w:tcBorders>
+            <w:vAlign w:val="center"/>
+            <w:hideMark/>
+          </w:tcPr>
+          <w:p>
+            <w:pPr>
+              <w:pStyle w:val="af"/>
+            </w:pPr>
+            <w:r>
+              <w:t>Масса</w:t>
+            </w:r>
+          </w:p>
+        </w:tc>
+        <w:tc>
+          <w:tcPr>
+            <w:tcW w:w="5340" w:type="dxa"/>
+            <w:tcBorders>
+              <w:top w:val="single" w:sz="4" w:space="0" w:color="auto"/>
+              <w:left w:val="single" w:sz="4" w:space="0" w:color="auto"/>
+              <w:bottom w:val="single" w:sz="4" w:space="0" w:color="auto"/>
+              <w:right w:val="single" w:sz="4" w:space="0" w:color="auto"/>
+            </w:tcBorders>
+            <w:vAlign w:val="center"/>
+            <w:hideMark/>
+          </w:tcPr>
+          <w:p>
+            <w:pPr>
+              <w:pStyle w:val="af"/>
+            </w:pPr>
+            <w:r>
+              <w:t>35 кг</w:t>
+            </w:r>
+          </w:p>
+        </w:tc>
+      </w:tr>
+    </w:tbl>
     <w:p>
       <w:pPr>
         <w:pStyle w:val="a1"/>
@@ -3841,7 +4746,150 @@
         <w:ind w:firstLine="709"/>
       </w:pPr>
       <w:r>
-        <w:t>Учет потерь в электродвигателе</w:t>
+        <w:lastRenderedPageBreak/>
+        <w:t>Внешняя</w:t>
+      </w:r>
+      <w:r>
+        <w:t xml:space="preserve"> скоростная характеристика </w:t>
+      </w:r>
+      <w:r>
+        <w:t xml:space="preserve">электродвигателя </w:t>
+      </w:r>
+      <w:r>
+        <w:t>представлен</w:t>
+      </w:r>
+      <w:r>
+        <w:t>а</w:t>
+      </w:r>
+      <w:r>
+        <w:t xml:space="preserve"> на рисунке 6:</w:t>
+      </w:r>
+    </w:p>
+    <w:p>
+      <w:pPr>
+        <w:pStyle w:val="a1"/>
+        <w:numPr>
+          <w:ilvl w:val="0"/>
+          <w:numId w:val="0"/>
+        </w:numPr>
+        <w:ind w:firstLine="709"/>
+      </w:pPr>
+    </w:p>
+    <w:p>
+      <w:pPr>
+        <w:pStyle w:val="a8"/>
+      </w:pPr>
+      <w:r>
+        <w:drawing>
+          <wp:inline distT="0" distB="0" distL="0" distR="0" wp14:anchorId="356E5284" wp14:editId="2D82F56B">
+            <wp:extent cx="5991549" cy="3633746"/>
+            <wp:effectExtent l="0" t="0" r="0" b="5080"/>
+            <wp:docPr id="52223955" name="Рисунок 1"/>
+            <wp:cNvGraphicFramePr>
+              <a:graphicFrameLocks xmlns:a="http://schemas.openxmlformats.org/drawingml/2006/main" noChangeAspect="1"/>
+            </wp:cNvGraphicFramePr>
+            <a:graphic xmlns:a="http://schemas.openxmlformats.org/drawingml/2006/main">
+              <a:graphicData uri="http://schemas.openxmlformats.org/drawingml/2006/picture">
+                <pic:pic xmlns:pic="http://schemas.openxmlformats.org/drawingml/2006/picture">
+                  <pic:nvPicPr>
+                    <pic:cNvPr id="52223955" name=""/>
+                    <pic:cNvPicPr/>
+                  </pic:nvPicPr>
+                  <pic:blipFill>
+                    <a:blip r:embed="rId14"/>
+                    <a:stretch>
+                      <a:fillRect/>
+                    </a:stretch>
+                  </pic:blipFill>
+                  <pic:spPr>
+                    <a:xfrm>
+                      <a:off x="0" y="0"/>
+                      <a:ext cx="6045460" cy="3666442"/>
+                    </a:xfrm>
+                    <a:prstGeom prst="rect">
+                      <a:avLst/>
+                    </a:prstGeom>
+                  </pic:spPr>
+                </pic:pic>
+              </a:graphicData>
+            </a:graphic>
+          </wp:inline>
+        </w:drawing>
+      </w:r>
+    </w:p>
+    <w:p>
+      <w:pPr>
+        <w:pStyle w:val="a8"/>
+      </w:pPr>
+      <w:r>
+        <w:t xml:space="preserve">Рисунок </w:t>
+      </w:r>
+      <w:r>
+        <w:t>6</w:t>
+      </w:r>
+      <w:r>
+        <w:t xml:space="preserve"> – </w:t>
+      </w:r>
+      <w:r>
+        <w:t xml:space="preserve">Внешняя скоростная характеристика </w:t>
+      </w:r>
+      <w:r>
+        <w:t>HVM-PM1-18</w:t>
+      </w:r>
+    </w:p>
+    <w:p>
+      <w:pPr>
+        <w:pStyle w:val="a1"/>
+        <w:numPr>
+          <w:ilvl w:val="0"/>
+          <w:numId w:val="0"/>
+        </w:numPr>
+      </w:pPr>
+    </w:p>
+    <w:p>
+      <w:pPr>
+        <w:pStyle w:val="a1"/>
+        <w:numPr>
+          <w:ilvl w:val="0"/>
+          <w:numId w:val="0"/>
+        </w:numPr>
+        <w:ind w:firstLine="709"/>
+      </w:pPr>
+      <w:r>
+        <w:t>П</w:t>
+      </w:r>
+      <w:r>
+        <w:t>отер</w:t>
+      </w:r>
+      <w:r>
+        <w:t>и</w:t>
+      </w:r>
+      <w:r>
+        <w:t xml:space="preserve"> в электродвигателе</w:t>
+      </w:r>
+      <w:r>
+        <w:t>, в отличие от ДВС и вариатора, был</w:t>
+      </w:r>
+      <w:r>
+        <w:t>и</w:t>
+      </w:r>
+      <w:r>
+        <w:t xml:space="preserve"> учтены не экспериментальным путем, а аналитическим</w:t>
+      </w:r>
+      <w:r>
+        <w:t xml:space="preserve"> </w:t>
+      </w:r>
+      <w:r>
+        <w:t>[</w:t>
+      </w:r>
+      <w:r>
+        <w:t>6</w:t>
+      </w:r>
+      <w:r>
+        <w:t>]</w:t>
+      </w:r>
+      <w:r>
+        <w:t>, как показано в формуле 1:</w:t>
       </w:r>
     </w:p>
     <w:p>
@@ -4031,13 +5079,7 @@
                 <w:rPr>
                   <w:rFonts w:ascii="Cambria Math" w:hAnsi="Cambria Math"/>
                 </w:rPr>
-                <m:t>∙</m:t>
-              </m:r>
-              <m:r>
-                <w:rPr>
-                  <w:rFonts w:ascii="Cambria Math" w:hAnsi="Cambria Math"/>
-                </w:rPr>
-                <m:t>ω+</m:t>
+                <m:t>∙ω+</m:t>
               </m:r>
               <m:sSub>
                 <m:sSubPr>
@@ -4141,9 +5183,20 @@
             <w:r>
               <w:rPr>
                 <w:rFonts w:eastAsiaTheme="minorEastAsia" w:cstheme="minorBidi"/>
-                <w:highlight w:val="yellow"/>
-              </w:rPr>
-              <w:t>()</w:t>
+              </w:rPr>
+              <w:t>(</w:t>
+            </w:r>
+            <w:r>
+              <w:rPr>
+                <w:rFonts w:eastAsiaTheme="minorEastAsia" w:cstheme="minorBidi"/>
+              </w:rPr>
+              <w:t>1</w:t>
+            </w:r>
+            <w:r>
+              <w:rPr>
+                <w:rFonts w:eastAsiaTheme="minorEastAsia" w:cstheme="minorBidi"/>
+              </w:rPr>
+              <w:t>)</w:t>
             </w:r>
           </w:p>
         </w:tc>
@@ -4186,7 +5239,7 @@
           <w:rFonts w:eastAsiaTheme="minorEastAsia"/>
           <w:szCs w:val="24"/>
         </w:rPr>
-        <w:t>базовое значение эквивалентного фактора</w:t>
+        <w:t>крутящий момент электродвигателя</w:t>
       </w:r>
       <w:r>
         <w:rPr>
@@ -4225,7 +5278,7 @@
           <w:rFonts w:eastAsiaTheme="minorEastAsia"/>
           <w:szCs w:val="24"/>
         </w:rPr>
-        <w:t>амплитуда отклонения от среднего значения</w:t>
+        <w:t>скорость вращения ротора электродвигателя</w:t>
       </w:r>
       <w:r>
         <w:rPr>
@@ -4470,11 +5523,6 @@
       </w:r>
     </w:p>
     <w:p>
-      <w:pPr>
-        <w:rPr>
-          <w:lang w:val="en-US"/>
-        </w:rPr>
-      </w:pPr>
       <m:oMath>
         <m:r>
           <w:rPr>
@@ -4504,14 +5552,7 @@
           <w:rFonts w:eastAsiaTheme="minorEastAsia"/>
           <w:szCs w:val="24"/>
         </w:rPr>
-        <w:t xml:space="preserve"> – </w:t>
-      </w:r>
-      <w:r>
-        <w:rPr>
-          <w:rFonts w:eastAsiaTheme="minorEastAsia"/>
-          <w:szCs w:val="24"/>
-        </w:rPr>
-        <w:t>постоянные потери (контроллер, вспомогательные системы)</w:t>
+        <w:t xml:space="preserve"> – постоянные потери (контроллер, вспомогательные системы)</w:t>
       </w:r>
       <w:r>
         <w:rPr>
@@ -4530,6 +5571,56 @@
         </w:numPr>
         <w:ind w:firstLine="709"/>
       </w:pPr>
+      <w:r>
+        <w:lastRenderedPageBreak/>
+        <w:t>Коэффициенты были подобраны</w:t>
+      </w:r>
+      <w:r>
+        <w:t xml:space="preserve"> также</w:t>
+      </w:r>
+      <w:r>
+        <w:t xml:space="preserve"> согласно статье </w:t>
+      </w:r>
+      <w:r>
+        <w:t>[</w:t>
+      </w:r>
+      <w:r>
+        <w:t>6</w:t>
+      </w:r>
+      <w:r>
+        <w:t>]</w:t>
+      </w:r>
+      <w:r>
+        <w:t>, и на основании вышеперечисленного была получена следующая поверхность эффективности электродвигател</w:t>
+      </w:r>
+      <w:r>
+        <w:t>я</w:t>
+      </w:r>
+      <w:r>
+        <w:t xml:space="preserve">, </w:t>
+      </w:r>
+      <w:r>
+        <w:t>представленная</w:t>
+      </w:r>
+      <w:r>
+        <w:t xml:space="preserve"> на рисунке </w:t>
+      </w:r>
+      <w:r>
+        <w:t>7</w:t>
+      </w:r>
+      <w:r>
+        <w:t>:</w:t>
+      </w:r>
+    </w:p>
+    <w:p>
+      <w:pPr>
+        <w:pStyle w:val="a1"/>
+        <w:numPr>
+          <w:ilvl w:val="0"/>
+          <w:numId w:val="0"/>
+        </w:numPr>
+        <w:ind w:firstLine="709"/>
+      </w:pPr>
     </w:p>
     <w:p>
       <w:pPr>
@@ -4539,18 +5630,15 @@
           <w:numId w:val="0"/>
         </w:numPr>
         <w:jc w:val="center"/>
-        <w:rPr>
-          <w:lang w:val="en-US"/>
-        </w:rPr>
       </w:pPr>
       <w:r>
         <w:rPr>
           <w:noProof/>
         </w:rPr>
         <w:drawing>
-          <wp:inline distT="0" distB="0" distL="0" distR="0" wp14:anchorId="619CBCB6" wp14:editId="26F74A3F">
-            <wp:extent cx="5939790" cy="3072765"/>
-            <wp:effectExtent l="0" t="0" r="3810" b="0"/>
+          <wp:inline distT="0" distB="0" distL="0" distR="0" wp14:anchorId="3C5006A7" wp14:editId="41ABCA80">
+            <wp:extent cx="5886794" cy="3045349"/>
+            <wp:effectExtent l="0" t="0" r="0" b="3175"/>
             <wp:docPr id="1492053823" name="Рисунок 1"/>
             <wp:cNvGraphicFramePr>
               <a:graphicFrameLocks xmlns:a="http://schemas.openxmlformats.org/drawingml/2006/main" noChangeAspect="1"/>
@@ -4563,7 +5651,7 @@
                     <pic:cNvPicPr/>
                   </pic:nvPicPr>
                   <pic:blipFill>
-                    <a:blip r:embed="rId13"/>
+                    <a:blip r:embed="rId15"/>
                     <a:stretch>
                       <a:fillRect/>
                     </a:stretch>
@@ -4571,7 +5659,7 @@
                   <pic:spPr>
                     <a:xfrm>
                       <a:off x="0" y="0"/>
-                      <a:ext cx="5939790" cy="3072765"/>
+                      <a:ext cx="5907120" cy="3055864"/>
                     </a:xfrm>
                     <a:prstGeom prst="rect">
                       <a:avLst/>
@@ -4591,21 +5679,16 @@
           <w:ilvl w:val="0"/>
           <w:numId w:val="0"/>
         </w:numPr>
-        <w:ind w:firstLine="709"/>
-        <w:rPr>
-          <w:lang w:val="en-US"/>
-        </w:rPr>
-      </w:pPr>
-    </w:p>
-    <w:p>
-      <w:pPr>
-        <w:pStyle w:val="2"/>
-      </w:pPr>
-      <w:r>
-        <w:t xml:space="preserve">Характеристики </w:t>
-      </w:r>
-      <w:r>
-        <w:t>аккумулятора</w:t>
+        <w:jc w:val="center"/>
+      </w:pPr>
+      <w:r>
+        <w:t xml:space="preserve">Рисунок </w:t>
+      </w:r>
+      <w:r>
+        <w:t>7</w:t>
+      </w:r>
+      <w:r>
+        <w:t xml:space="preserve"> – Карта эффективности электродвигателя</w:t>
       </w:r>
     </w:p>
     <w:p>
@@ -4620,6 +5703,14 @@
     </w:p>
     <w:p>
       <w:pPr>
+        <w:pStyle w:val="2"/>
+      </w:pPr>
+      <w:r>
+        <w:t>Характеристики аккумулятора</w:t>
+      </w:r>
+    </w:p>
+    <w:p>
+      <w:pPr>
         <w:pStyle w:val="a1"/>
         <w:numPr>
           <w:ilvl w:val="0"/>
@@ -4627,9 +5718,6 @@
         </w:numPr>
         <w:ind w:firstLine="709"/>
       </w:pPr>
-      <w:r>
-        <w:t>Объявление применяемого аккумулятора</w:t>
-      </w:r>
     </w:p>
     <w:p>
       <w:pPr>
@@ -4641,7 +5729,13 @@
         <w:ind w:firstLine="709"/>
       </w:pPr>
       <w:r>
-        <w:t>Учет заряда аккумулятора в стратегии</w:t>
+        <w:t xml:space="preserve">Мягкие гибриды на сегодняшний день снабжаются аккумуляторами напряжением от 48 до 150 В и емкостью от 0,5 до 1 кВтч </w:t>
+      </w:r>
+      <w:r>
+        <w:t>[7]</w:t>
+      </w:r>
+      <w:r>
+        <w:t>.</w:t>
       </w:r>
     </w:p>
     <w:p>
@@ -4653,7 +5747,689 @@
         </w:numPr>
         <w:ind w:firstLine="709"/>
       </w:pPr>
-    </w:p>
+      <w:r>
+        <w:t>В рамках исследования примем емкость моделируемого аккумулятора равной 0,8 кВтч.</w:t>
+      </w:r>
+    </w:p>
+    <w:p>
+      <w:pPr>
+        <w:pStyle w:val="a1"/>
+        <w:numPr>
+          <w:ilvl w:val="0"/>
+          <w:numId w:val="0"/>
+        </w:numPr>
+        <w:ind w:firstLine="709"/>
+      </w:pPr>
+      <w:r>
+        <w:t>Для построения модели прохождения автомобиля по ездовому циклу от аккумулятора больше информации не требуется. Так что можно переходить к стратегиям управления мягкими гибридами и вариаторами</w:t>
+      </w:r>
+      <w:r>
+        <w:t xml:space="preserve">. Перед этим только резюмируем перечисленный состав агрегатов и собранную информацию по ним отдельным пунктом. </w:t>
+      </w:r>
+    </w:p>
+    <w:p>
+      <w:pPr>
+        <w:pStyle w:val="a1"/>
+        <w:numPr>
+          <w:ilvl w:val="0"/>
+          <w:numId w:val="0"/>
+        </w:numPr>
+        <w:ind w:firstLine="709"/>
+      </w:pPr>
+    </w:p>
+    <w:p>
+      <w:pPr>
+        <w:pStyle w:val="2"/>
+      </w:pPr>
+      <w:r>
+        <w:lastRenderedPageBreak/>
+        <w:t>Итоговая схема гибрида</w:t>
+      </w:r>
+    </w:p>
+    <w:p/>
+    <w:p>
+      <w:pPr>
+        <w:pStyle w:val="a1"/>
+        <w:numPr>
+          <w:ilvl w:val="0"/>
+          <w:numId w:val="0"/>
+        </w:numPr>
+        <w:ind w:firstLine="709"/>
+      </w:pPr>
+      <w:r>
+        <w:t xml:space="preserve">Часто в мягких гибридах МГ также выполняет функции стартера и генератора. В текущей схеме было принято решение упростить бесступенчатую коробку передач, убрав из нее передачу заднего хода, а движение назад обеспечить </w:t>
+      </w:r>
+      <w:r>
+        <w:t>работой МГ в обратную сторону.</w:t>
+      </w:r>
+    </w:p>
+    <w:p>
+      <w:pPr>
+        <w:pStyle w:val="a1"/>
+        <w:numPr>
+          <w:ilvl w:val="0"/>
+          <w:numId w:val="0"/>
+        </w:numPr>
+        <w:ind w:firstLine="709"/>
+      </w:pPr>
+      <w:r>
+        <w:t>Итого, получилась трансмиссия с параллельной гибридной схемой с приводом на передние колеса, показанная на рисунке 8:</w:t>
+      </w:r>
+    </w:p>
+    <w:p>
+      <w:pPr>
+        <w:pStyle w:val="a1"/>
+        <w:numPr>
+          <w:ilvl w:val="0"/>
+          <w:numId w:val="0"/>
+        </w:numPr>
+        <w:ind w:firstLine="709"/>
+      </w:pPr>
+    </w:p>
+    <w:p>
+      <w:pPr>
+        <w:pStyle w:val="a8"/>
+      </w:pPr>
+      <w:r>
+        <w:drawing>
+          <wp:inline distT="0" distB="0" distL="0" distR="0" wp14:anchorId="20EADB80" wp14:editId="6051D32E">
+            <wp:extent cx="4312346" cy="2250219"/>
+            <wp:effectExtent l="0" t="0" r="0" b="0"/>
+            <wp:docPr id="671862376" name="Рисунок 1"/>
+            <wp:cNvGraphicFramePr>
+              <a:graphicFrameLocks xmlns:a="http://schemas.openxmlformats.org/drawingml/2006/main" noChangeAspect="1"/>
+            </wp:cNvGraphicFramePr>
+            <a:graphic xmlns:a="http://schemas.openxmlformats.org/drawingml/2006/main">
+              <a:graphicData uri="http://schemas.openxmlformats.org/drawingml/2006/picture">
+                <pic:pic xmlns:pic="http://schemas.openxmlformats.org/drawingml/2006/picture">
+                  <pic:nvPicPr>
+                    <pic:cNvPr id="671862376" name=""/>
+                    <pic:cNvPicPr/>
+                  </pic:nvPicPr>
+                  <pic:blipFill>
+                    <a:blip r:embed="rId16"/>
+                    <a:stretch>
+                      <a:fillRect/>
+                    </a:stretch>
+                  </pic:blipFill>
+                  <pic:spPr>
+                    <a:xfrm>
+                      <a:off x="0" y="0"/>
+                      <a:ext cx="4369009" cy="2279786"/>
+                    </a:xfrm>
+                    <a:prstGeom prst="rect">
+                      <a:avLst/>
+                    </a:prstGeom>
+                  </pic:spPr>
+                </pic:pic>
+              </a:graphicData>
+            </a:graphic>
+          </wp:inline>
+        </w:drawing>
+      </w:r>
+    </w:p>
+    <w:p>
+      <w:pPr>
+        <w:pStyle w:val="a8"/>
+      </w:pPr>
+      <w:r>
+        <w:t xml:space="preserve">Рисунок </w:t>
+      </w:r>
+      <w:r>
+        <w:t>8</w:t>
+      </w:r>
+      <w:r>
+        <w:t xml:space="preserve"> – Исследуемая схема </w:t>
+      </w:r>
+      <w:r>
+        <w:t>мягкого гибрида</w:t>
+      </w:r>
+    </w:p>
+    <w:p>
+      <w:pPr>
+        <w:pStyle w:val="a1"/>
+        <w:numPr>
+          <w:ilvl w:val="0"/>
+          <w:numId w:val="0"/>
+        </w:numPr>
+        <w:ind w:firstLine="709"/>
+      </w:pPr>
+    </w:p>
+    <w:p>
+      <w:pPr>
+        <w:spacing w:after="160" w:line="259" w:lineRule="auto"/>
+        <w:ind w:firstLine="0"/>
+        <w:jc w:val="left"/>
+      </w:pPr>
+      <w:r>
+        <w:br w:type="page"/>
+      </w:r>
+    </w:p>
+    <w:p>
+      <w:pPr>
+        <w:pStyle w:val="1"/>
+      </w:pPr>
+      <w:r>
+        <w:lastRenderedPageBreak/>
+        <w:t xml:space="preserve">Обзор алгоритмов управления </w:t>
+      </w:r>
+      <w:r>
+        <w:t>вариаторов и мягких гибридов</w:t>
+      </w:r>
+    </w:p>
+    <w:p/>
+    <w:p>
+      <w:pPr>
+        <w:pStyle w:val="a1"/>
+        <w:numPr>
+          <w:ilvl w:val="0"/>
+          <w:numId w:val="0"/>
+        </w:numPr>
+        <w:ind w:firstLine="709"/>
+      </w:pPr>
+      <w:r>
+        <w:t xml:space="preserve">Прежде чем переходить к моделированию, стоит разобраться, как всем этим хозяйством управлять. Интуитивно понятно, что алгоритм управления мягким гибридом, оснащённым вариатором, можно и нужно чётко разделить на две относительно самостоятельные линии. Первая отвечает за сам вариатор: какое передаточное число выставить здесь и сейчас, чтобы двигатель работал в наиболее выгодной зоне. Вторая — за распределение мощности между двигателем внутреннего сгорания и </w:t>
+      </w:r>
+      <w:r>
+        <w:t>мотор-генератором (далее – МГ)</w:t>
+      </w:r>
+      <w:r>
+        <w:t xml:space="preserve"> мягкого гибрида: когда отключать ДВС,</w:t>
+      </w:r>
+      <w:r>
+        <w:t xml:space="preserve"> отключать ли его вообще,</w:t>
+      </w:r>
+      <w:r>
+        <w:t xml:space="preserve"> когда подключать </w:t>
+      </w:r>
+      <w:r>
+        <w:t>МГ</w:t>
+      </w:r>
+      <w:r>
+        <w:t xml:space="preserve"> для помощи (бустинг), а когда — запускать рекуперацию.</w:t>
+      </w:r>
+    </w:p>
+    <w:p>
+      <w:pPr>
+        <w:pStyle w:val="a1"/>
+        <w:numPr>
+          <w:ilvl w:val="0"/>
+          <w:numId w:val="0"/>
+        </w:numPr>
+        <w:ind w:firstLine="709"/>
+      </w:pPr>
+      <w:r>
+        <w:t xml:space="preserve">На первый взгляд, эти задачи решаются параллельно, но на деле они тесно переплетены: выбор передачи влияет на эффективность ДВС и </w:t>
+      </w:r>
+      <w:r>
+        <w:t>МГ, определяет их суммарное усилие, из которого следует режим работы для каждого из них.</w:t>
+      </w:r>
+    </w:p>
+    <w:p>
+      <w:pPr>
+        <w:pStyle w:val="a1"/>
+        <w:numPr>
+          <w:ilvl w:val="0"/>
+          <w:numId w:val="0"/>
+        </w:numPr>
+        <w:ind w:firstLine="709"/>
+      </w:pPr>
+      <w:r>
+        <w:t xml:space="preserve">Рассмотрим основные подходы </w:t>
+      </w:r>
+      <w:r>
+        <w:t>к оптимизации работы упомянутых агрегатов по отдельности</w:t>
+      </w:r>
+      <w:r>
+        <w:t xml:space="preserve">, а затем </w:t>
+      </w:r>
+      <w:r>
+        <w:t>посмотрим,</w:t>
+      </w:r>
+      <w:r>
+        <w:t xml:space="preserve"> что получ</w:t>
+      </w:r>
+      <w:r>
+        <w:t>и</w:t>
+      </w:r>
+      <w:r>
+        <w:t>тся при их объединении.</w:t>
+      </w:r>
+    </w:p>
+    <w:p>
+      <w:pPr>
+        <w:pStyle w:val="a1"/>
+        <w:numPr>
+          <w:ilvl w:val="0"/>
+          <w:numId w:val="0"/>
+        </w:numPr>
+        <w:ind w:firstLine="709"/>
+      </w:pPr>
+    </w:p>
+    <w:p>
+      <w:pPr>
+        <w:pStyle w:val="2"/>
+      </w:pPr>
+      <w:r>
+        <w:t>Стратегия работы ДВС с вариатором</w:t>
+      </w:r>
+    </w:p>
+    <w:p>
+      <w:pPr>
+        <w:pStyle w:val="a1"/>
+        <w:numPr>
+          <w:ilvl w:val="0"/>
+          <w:numId w:val="0"/>
+        </w:numPr>
+        <w:ind w:firstLine="709"/>
+      </w:pPr>
+    </w:p>
+    <w:p>
+      <w:pPr>
+        <w:pStyle w:val="a1"/>
+        <w:numPr>
+          <w:ilvl w:val="0"/>
+          <w:numId w:val="0"/>
+        </w:numPr>
+        <w:ind w:firstLine="709"/>
+      </w:pPr>
+      <w:r>
+        <w:t xml:space="preserve">Как и с механической, </w:t>
+      </w:r>
+      <w:r>
+        <w:t>так и с бесступенчатой</w:t>
+      </w:r>
+      <w:r>
+        <w:t xml:space="preserve"> </w:t>
+      </w:r>
+      <w:r>
+        <w:t>трансмиссией</w:t>
+      </w:r>
+      <w:r>
+        <w:t xml:space="preserve"> основная задача </w:t>
+      </w:r>
+      <w:r>
+        <w:t>заключается в выборе такого передаточного числа, чтобы двигатель работал в с</w:t>
+      </w:r>
+      <w:r>
+        <w:t>амом</w:t>
+      </w:r>
+      <w:r>
+        <w:t xml:space="preserve"> оптимальн</w:t>
+      </w:r>
+      <w:r>
+        <w:t>ом</w:t>
+      </w:r>
+      <w:r>
+        <w:t xml:space="preserve"> </w:t>
+      </w:r>
+      <w:r>
+        <w:t>диапазоне</w:t>
+      </w:r>
+      <w:r>
+        <w:t xml:space="preserve">. Разница </w:t>
+      </w:r>
+      <w:r>
+        <w:t xml:space="preserve">лишь </w:t>
+      </w:r>
+      <w:r>
+        <w:t>в том, что вариатор позволяет менять передаточное число в каждый момент времени.</w:t>
+      </w:r>
+    </w:p>
+    <w:p>
+      <w:pPr>
+        <w:pStyle w:val="a1"/>
+        <w:numPr>
+          <w:ilvl w:val="0"/>
+          <w:numId w:val="0"/>
+        </w:numPr>
+        <w:ind w:firstLine="709"/>
+      </w:pPr>
+      <w:r>
+        <w:t xml:space="preserve">Теоретически это позволяет удерживать коленвал ДВС ровно на тех оборотах, где его топливная эффективность максимальна, независимо от того, едете вы 30 км/ч или 90 км/ч. На практике всё сложнее — вариатор сам по себе не бесплатен: его гидравлика и трение в ремне съедают заметную часть </w:t>
+      </w:r>
+      <w:r>
+        <w:lastRenderedPageBreak/>
+        <w:t>мощности, причём потери зависят</w:t>
+      </w:r>
+      <w:r>
+        <w:t>, как уже отмечалось ранее,</w:t>
+      </w:r>
+      <w:r>
+        <w:t xml:space="preserve"> и от передаточного числа, и от крутящего момента.</w:t>
+      </w:r>
+    </w:p>
+    <w:p>
+      <w:pPr>
+        <w:pStyle w:val="a1"/>
+        <w:numPr>
+          <w:ilvl w:val="0"/>
+          <w:numId w:val="0"/>
+        </w:numPr>
+        <w:ind w:firstLine="709"/>
+      </w:pPr>
+      <w:r>
+        <w:t xml:space="preserve">Так вот, если не учитывать потери в </w:t>
+      </w:r>
+      <w:r>
+        <w:t>трансмиссии</w:t>
+      </w:r>
+      <w:r>
+        <w:t xml:space="preserve">, то стратегия достаточно проста: для каждого уровня </w:t>
+      </w:r>
+      <w:r>
+        <w:t>требуемой</w:t>
+      </w:r>
+      <w:r>
+        <w:t xml:space="preserve"> </w:t>
+      </w:r>
+      <w:r>
+        <w:t>тяги</w:t>
+      </w:r>
+      <w:r>
+        <w:t xml:space="preserve"> находится точка с наилучшей эффективностью работы ДВС. Вместе они образуют </w:t>
+      </w:r>
+      <w:r>
+        <w:t>“</w:t>
+      </w:r>
+      <w:r>
+        <w:t>оптимальн</w:t>
+      </w:r>
+      <w:r>
+        <w:t>ую</w:t>
+      </w:r>
+      <w:r>
+        <w:t xml:space="preserve"> рабоч</w:t>
+      </w:r>
+      <w:r>
+        <w:t>ую</w:t>
+      </w:r>
+      <w:r>
+        <w:t xml:space="preserve"> лини</w:t>
+      </w:r>
+      <w:r>
+        <w:t>ю</w:t>
+      </w:r>
+      <w:r>
+        <w:t>”</w:t>
+      </w:r>
+      <w:r>
+        <w:t xml:space="preserve"> (Optimal Operating Line, OOL)</w:t>
+      </w:r>
+      <w:r>
+        <w:t xml:space="preserve">, в пределах которой будет работать двигатель. Соответственно, вариатор просто должен подстраиваться под обороты данной оптимальной точки двигателя под запрашиваемую мощность. </w:t>
+      </w:r>
+      <w:r>
+        <w:t xml:space="preserve">Оптимальная рабочая линия для того же двигателя </w:t>
+      </w:r>
+      <w:r>
+        <w:t>2</w:t>
+      </w:r>
+      <w:r>
+        <w:rPr>
+          <w:lang w:val="en-US"/>
+        </w:rPr>
+        <w:t>ZR</w:t>
+      </w:r>
+      <w:r>
+        <w:t>-</w:t>
+      </w:r>
+      <w:r>
+        <w:rPr>
+          <w:lang w:val="en-US"/>
+        </w:rPr>
+        <w:t>FXE</w:t>
+      </w:r>
+      <w:r>
+        <w:t xml:space="preserve"> </w:t>
+      </w:r>
+      <w:r>
+        <w:t xml:space="preserve">представлена на рисунке </w:t>
+      </w:r>
+      <w:r>
+        <w:t>9</w:t>
+      </w:r>
+      <w:r>
+        <w:t xml:space="preserve"> </w:t>
+      </w:r>
+      <w:r>
+        <w:t>[2]</w:t>
+      </w:r>
+      <w:r>
+        <w:t>:</w:t>
+      </w:r>
+    </w:p>
+    <w:p>
+      <w:pPr>
+        <w:pStyle w:val="a1"/>
+        <w:numPr>
+          <w:ilvl w:val="0"/>
+          <w:numId w:val="0"/>
+        </w:numPr>
+        <w:ind w:firstLine="709"/>
+        <w:rPr>
+          <w:highlight w:val="yellow"/>
+        </w:rPr>
+      </w:pPr>
+    </w:p>
+    <w:p>
+      <w:pPr>
+        <w:pStyle w:val="a1"/>
+        <w:numPr>
+          <w:ilvl w:val="0"/>
+          <w:numId w:val="0"/>
+        </w:numPr>
+        <w:jc w:val="center"/>
+        <w:rPr>
+          <w:highlight w:val="yellow"/>
+        </w:rPr>
+      </w:pPr>
+      <w:r>
+        <w:rPr>
+          <w:noProof/>
+        </w:rPr>
+        <w:drawing>
+          <wp:inline distT="0" distB="0" distL="0" distR="0" wp14:anchorId="7F9C2A26" wp14:editId="2509E087">
+            <wp:extent cx="3869462" cy="3032609"/>
+            <wp:effectExtent l="0" t="0" r="0" b="0"/>
+            <wp:docPr id="842386234" name="Рисунок 1"/>
+            <wp:cNvGraphicFramePr>
+              <a:graphicFrameLocks xmlns:a="http://schemas.openxmlformats.org/drawingml/2006/main" noChangeAspect="1"/>
+            </wp:cNvGraphicFramePr>
+            <a:graphic xmlns:a="http://schemas.openxmlformats.org/drawingml/2006/main">
+              <a:graphicData uri="http://schemas.openxmlformats.org/drawingml/2006/picture">
+                <pic:pic xmlns:pic="http://schemas.openxmlformats.org/drawingml/2006/picture">
+                  <pic:nvPicPr>
+                    <pic:cNvPr id="842386234" name=""/>
+                    <pic:cNvPicPr/>
+                  </pic:nvPicPr>
+                  <pic:blipFill>
+                    <a:blip r:embed="rId17"/>
+                    <a:stretch>
+                      <a:fillRect/>
+                    </a:stretch>
+                  </pic:blipFill>
+                  <pic:spPr>
+                    <a:xfrm>
+                      <a:off x="0" y="0"/>
+                      <a:ext cx="3872706" cy="3035151"/>
+                    </a:xfrm>
+                    <a:prstGeom prst="rect">
+                      <a:avLst/>
+                    </a:prstGeom>
+                  </pic:spPr>
+                </pic:pic>
+              </a:graphicData>
+            </a:graphic>
+          </wp:inline>
+        </w:drawing>
+      </w:r>
+    </w:p>
+    <w:p>
+      <w:pPr>
+        <w:pStyle w:val="a1"/>
+        <w:numPr>
+          <w:ilvl w:val="0"/>
+          <w:numId w:val="0"/>
+        </w:numPr>
+        <w:jc w:val="center"/>
+      </w:pPr>
+      <w:r>
+        <w:t xml:space="preserve">Рисунок </w:t>
+      </w:r>
+      <w:r>
+        <w:t>9</w:t>
+      </w:r>
+      <w:r>
+        <w:t xml:space="preserve"> – </w:t>
+      </w:r>
+      <w:r>
+        <w:t>Х</w:t>
+      </w:r>
+      <w:r>
+        <w:t>арактеристика двигателя 2</w:t>
+      </w:r>
+      <w:r>
+        <w:rPr>
+          <w:lang w:val="en-US"/>
+        </w:rPr>
+        <w:t>ZR</w:t>
+      </w:r>
+      <w:r>
+        <w:t>-</w:t>
+      </w:r>
+      <w:r>
+        <w:rPr>
+          <w:lang w:val="en-US"/>
+        </w:rPr>
+        <w:t>FXE</w:t>
+      </w:r>
+      <w:r>
+        <w:t xml:space="preserve"> с изолиниями расхода топлива и оптимальной рабочей линией</w:t>
+      </w:r>
+    </w:p>
+    <w:p>
+      <w:pPr>
+        <w:pStyle w:val="a1"/>
+        <w:numPr>
+          <w:ilvl w:val="0"/>
+          <w:numId w:val="0"/>
+        </w:numPr>
+        <w:ind w:firstLine="709"/>
+        <w:rPr>
+          <w:highlight w:val="yellow"/>
+        </w:rPr>
+      </w:pPr>
+    </w:p>
+    <w:p>
+      <w:pPr>
+        <w:pStyle w:val="a1"/>
+        <w:numPr>
+          <w:ilvl w:val="0"/>
+          <w:numId w:val="0"/>
+        </w:numPr>
+        <w:ind w:firstLine="709"/>
+      </w:pPr>
+      <w:r>
+        <w:t xml:space="preserve">Учитывать только лишь эффективность ДВС вполне допустимо, если потери в других системах сильно меньше, чем у этого самого ДВС. Например, в автомобиле </w:t>
+      </w:r>
+      <w:r>
+        <w:rPr>
+          <w:lang w:val="en-US"/>
+        </w:rPr>
+        <w:t>Toyota</w:t>
+      </w:r>
+      <w:r>
+        <w:t xml:space="preserve"> </w:t>
+      </w:r>
+      <w:r>
+        <w:rPr>
+          <w:lang w:val="en-US"/>
+        </w:rPr>
+        <w:t>Prius</w:t>
+      </w:r>
+      <w:r>
+        <w:t xml:space="preserve">, </w:t>
+      </w:r>
+      <w:r>
+        <w:t xml:space="preserve">с которого и взят исследуемый двигатель, ДВС работает в паре с электродвигателями. Поэтому в указанной статье </w:t>
+      </w:r>
+      <w:r>
+        <w:rPr>
+          <w:lang w:val="en-US"/>
+        </w:rPr>
+        <w:t>[</w:t>
+      </w:r>
+      <w:r>
+        <w:t>2</w:t>
+      </w:r>
+      <w:r>
+        <w:rPr>
+          <w:lang w:val="en-US"/>
+        </w:rPr>
+        <w:t>]</w:t>
+      </w:r>
+      <w:r>
+        <w:t xml:space="preserve"> оперируют понятием оптимальной рабочей линии.</w:t>
+      </w:r>
+    </w:p>
+    <w:p>
+      <w:pPr>
+        <w:pStyle w:val="a1"/>
+        <w:numPr>
+          <w:ilvl w:val="0"/>
+          <w:numId w:val="0"/>
+        </w:numPr>
+        <w:ind w:firstLine="709"/>
+      </w:pPr>
+      <w:r>
+        <w:lastRenderedPageBreak/>
+        <w:t xml:space="preserve">У вариатора же разброс по эффективности в разных условиях составляет около 11%, что вполне ощутимо. И для него функция оптимального расхода топлива дополняется </w:t>
+      </w:r>
+      <w:r>
+        <w:t>картой потерь этого же вариатора</w:t>
+      </w:r>
+      <w:r>
+        <w:t>: так, для каждого значения требуемой</w:t>
+      </w:r>
+      <w:r>
+        <w:t xml:space="preserve"> тяги</w:t>
+      </w:r>
+      <w:r>
+        <w:t xml:space="preserve"> проверяется удельный расход топлива ДВС для каждого передаточного числа, с учетом потерь в нем в данных условиях. По итогу перебора определяется наилучшая комбинация оборотов двигателя и передаточного числа для требуемой </w:t>
+      </w:r>
+      <w:r>
+        <w:t>тяги</w:t>
+      </w:r>
+      <w:r>
+        <w:t>.</w:t>
+      </w:r>
+    </w:p>
+    <w:p>
+      <w:pPr>
+        <w:pStyle w:val="a1"/>
+        <w:numPr>
+          <w:ilvl w:val="0"/>
+          <w:numId w:val="0"/>
+        </w:numPr>
+        <w:ind w:firstLine="709"/>
+      </w:pPr>
+    </w:p>
+    <w:p>
+      <w:pPr>
+        <w:pStyle w:val="2"/>
+      </w:pPr>
+      <w:r>
+        <w:t>Стратегия работы ДВС и МГ в мягком гибриде</w:t>
+      </w:r>
+    </w:p>
+    <w:p/>
+    <w:p>
+      <w:r>
+        <w:t>При добавлении электродвигателя между вариатором и ДВС добавляется еще один цикл перебора: для выбранного передаточного числа вариатора крутящий момент на входе вариатора равен сумме моментов ДВС и МГ, как показано в формуле 2:</w:t>
+      </w:r>
+    </w:p>
+    <w:p/>
     <w:tbl>
       <w:tblPr>
         <w:tblStyle w:val="af1"/>
@@ -4686,12 +6462,678 @@
                 <w:rFonts w:eastAsiaTheme="minorEastAsia" w:cstheme="minorBidi"/>
               </w:rPr>
             </w:pPr>
+            <m:oMathPara>
+              <m:oMath>
+                <m:sSub>
+                  <m:sSubPr>
+                    <m:ctrlPr>
+                      <w:rPr>
+                        <w:rFonts w:ascii="Cambria Math" w:hAnsi="Cambria Math"/>
+                        <w:i/>
+                        <w:lang w:val="en-US"/>
+                      </w:rPr>
+                    </m:ctrlPr>
+                  </m:sSubPr>
+                  <m:e>
+                    <m:r>
+                      <w:rPr>
+                        <w:rFonts w:ascii="Cambria Math" w:hAnsi="Cambria Math"/>
+                        <w:lang w:val="en-US"/>
+                      </w:rPr>
+                      <m:t>T</m:t>
+                    </m:r>
+                  </m:e>
+                  <m:sub>
+                    <m:r>
+                      <w:rPr>
+                        <w:rFonts w:ascii="Cambria Math" w:hAnsi="Cambria Math"/>
+                        <w:lang w:val="en-US"/>
+                      </w:rPr>
+                      <m:t>CVT</m:t>
+                    </m:r>
+                  </m:sub>
+                </m:sSub>
+                <m:r>
+                  <w:rPr>
+                    <w:rFonts w:ascii="Cambria Math" w:hAnsi="Cambria Math"/>
+                  </w:rPr>
+                  <m:t xml:space="preserve">= </m:t>
+                </m:r>
+                <m:sSub>
+                  <m:sSubPr>
+                    <m:ctrlPr>
+                      <w:rPr>
+                        <w:rFonts w:ascii="Cambria Math" w:hAnsi="Cambria Math"/>
+                        <w:i/>
+                        <w:lang w:val="en-US"/>
+                      </w:rPr>
+                    </m:ctrlPr>
+                  </m:sSubPr>
+                  <m:e>
+                    <m:r>
+                      <w:rPr>
+                        <w:rFonts w:ascii="Cambria Math" w:hAnsi="Cambria Math"/>
+                        <w:lang w:val="en-US"/>
+                      </w:rPr>
+                      <m:t>T</m:t>
+                    </m:r>
+                  </m:e>
+                  <m:sub>
+                    <m:r>
+                      <w:rPr>
+                        <w:rFonts w:ascii="Cambria Math" w:hAnsi="Cambria Math"/>
+                      </w:rPr>
+                      <m:t>ДВС</m:t>
+                    </m:r>
+                  </m:sub>
+                </m:sSub>
+                <m:r>
+                  <w:rPr>
+                    <w:rFonts w:ascii="Cambria Math" w:hAnsi="Cambria Math"/>
+                  </w:rPr>
+                  <m:t>+</m:t>
+                </m:r>
+                <m:sSub>
+                  <m:sSubPr>
+                    <m:ctrlPr>
+                      <w:rPr>
+                        <w:rFonts w:ascii="Cambria Math" w:hAnsi="Cambria Math"/>
+                        <w:i/>
+                        <w:lang w:val="en-US"/>
+                      </w:rPr>
+                    </m:ctrlPr>
+                  </m:sSubPr>
+                  <m:e>
+                    <m:r>
+                      <w:rPr>
+                        <w:rFonts w:ascii="Cambria Math" w:hAnsi="Cambria Math"/>
+                        <w:lang w:val="en-US"/>
+                      </w:rPr>
+                      <m:t>T</m:t>
+                    </m:r>
+                  </m:e>
+                  <m:sub>
+                    <m:r>
+                      <w:rPr>
+                        <w:rFonts w:ascii="Cambria Math" w:hAnsi="Cambria Math"/>
+                        <w:lang w:val="en-US"/>
+                      </w:rPr>
+                      <m:t>М</m:t>
+                    </m:r>
+                    <m:r>
+                      <w:rPr>
+                        <w:rFonts w:ascii="Cambria Math" w:hAnsi="Cambria Math"/>
+                      </w:rPr>
+                      <m:t>Г</m:t>
+                    </m:r>
+                  </m:sub>
+                </m:sSub>
+              </m:oMath>
+            </m:oMathPara>
+          </w:p>
+        </w:tc>
+        <w:tc>
+          <w:tcPr>
+            <w:tcW w:w="702" w:type="dxa"/>
+            <w:vAlign w:val="center"/>
+          </w:tcPr>
+          <w:p>
+            <w:pPr>
+              <w:pStyle w:val="af8"/>
+              <w:spacing w:line="276" w:lineRule="auto"/>
+              <w:rPr>
+                <w:rFonts w:eastAsiaTheme="minorEastAsia" w:cstheme="minorBidi"/>
+              </w:rPr>
+            </w:pPr>
+            <w:r>
+              <w:rPr>
+                <w:rFonts w:eastAsiaTheme="minorEastAsia" w:cstheme="minorBidi"/>
+              </w:rPr>
+              <w:t>(</w:t>
+            </w:r>
+            <w:r>
+              <w:rPr>
+                <w:rFonts w:eastAsiaTheme="minorEastAsia" w:cstheme="minorBidi"/>
+              </w:rPr>
+              <w:t>2</w:t>
+            </w:r>
+            <w:r>
+              <w:rPr>
+                <w:rFonts w:eastAsiaTheme="minorEastAsia" w:cstheme="minorBidi"/>
+              </w:rPr>
+              <w:t>)</w:t>
+            </w:r>
+          </w:p>
+        </w:tc>
+      </w:tr>
+    </w:tbl>
+    <w:p/>
+    <w:p>
+      <w:r>
+        <w:t xml:space="preserve"> То есть необходимо определить в данной точке оптимальный совместный режим работы для них. Учтем, что МГ и ДВС вращают один вал, то есть работают всегда на равных оборотах, пока сцепление замкнуто, естественно.</w:t>
+      </w:r>
+    </w:p>
+    <w:p>
+      <w:r>
+        <w:t>Теперь посмотрим на рисунок 9: по нему ясно видно, что</w:t>
+      </w:r>
+      <w:r>
+        <w:t xml:space="preserve"> на низких оборотах</w:t>
+      </w:r>
+      <w:r>
+        <w:t xml:space="preserve"> </w:t>
+      </w:r>
+      <w:r>
+        <w:t>эффективность ДВС зависит преимущественно от крутящего момента. При высоких оборотах эффективность падает в целом, но это связано лишь с ростом потерь на трение – с этой проблемой бороться уже не выйдет. А вот освобождать ДВС от работы с низким крутящим моментом – задача как раз для вспомогательного электродвигателя. И есть целых два пути для ее решения:</w:t>
+      </w:r>
+    </w:p>
+    <w:p>
+      <w:pPr>
+        <w:pStyle w:val="a1"/>
+      </w:pPr>
+      <w:r>
+        <w:t xml:space="preserve">  Создавать электродвигателем дополнительное сопротивление, вынуждая ДВС вырабатывать больший крутящий момент. Хотя реальный </w:t>
+      </w:r>
+      <w:r>
+        <w:lastRenderedPageBreak/>
+        <w:t>расход топлива в результате увеличиться, удельный расход становится меньше. Запасенная энергия в дальнейшем в любом случае высвободиться и поможет израсходовать меньше топлива.</w:t>
+      </w:r>
+    </w:p>
+    <w:p>
+      <w:pPr>
+        <w:pStyle w:val="a1"/>
+      </w:pPr>
+      <w:r>
+        <w:t>Возлагать нагрузку для режимов, где требуется малый момент на электродвигатель, прекращая подачу топлива на ДВС и не заглушая его.</w:t>
+      </w:r>
+    </w:p>
+    <w:p>
+      <w:r>
+        <w:t>Это были два основных подхода уменьшения расхода топлива при малом крутящем моменте. На высоких крутящих моментах, наоборот, электродвигатель может подгонять ДВС, снова уменьшая расход топлива.</w:t>
+      </w:r>
+    </w:p>
+    <w:p>
+      <w:r>
+        <w:t xml:space="preserve">Выбор требуемого режима определяется в первую очередь условиями движения и </w:t>
+      </w:r>
+      <w:r>
+        <w:t>уровнем заряда батареи</w:t>
+      </w:r>
+      <w:r>
+        <w:t xml:space="preserve"> </w:t>
+      </w:r>
+      <w:r>
+        <w:t>–</w:t>
+      </w:r>
+      <w:r>
+        <w:t xml:space="preserve"> “</w:t>
+      </w:r>
+      <w:r>
+        <w:rPr>
+          <w:lang w:val="en-US"/>
+        </w:rPr>
+        <w:t>State</w:t>
+      </w:r>
+      <w:r>
+        <w:t xml:space="preserve"> </w:t>
+      </w:r>
+      <w:r>
+        <w:rPr>
+          <w:lang w:val="en-US"/>
+        </w:rPr>
+        <w:t>of</w:t>
+      </w:r>
+      <w:r>
+        <w:t xml:space="preserve"> </w:t>
+      </w:r>
+      <w:r>
+        <w:rPr>
+          <w:lang w:val="en-US"/>
+        </w:rPr>
+        <w:t>charge</w:t>
+      </w:r>
+      <w:r>
+        <w:t>”</w:t>
+      </w:r>
+      <w:r>
+        <w:t xml:space="preserve"> (далее – </w:t>
+      </w:r>
+      <w:r>
+        <w:rPr>
+          <w:lang w:val="en-US"/>
+        </w:rPr>
+        <w:t>SOC</w:t>
+      </w:r>
+      <w:r>
+        <w:t>)</w:t>
+      </w:r>
+      <w:r>
+        <w:t>.</w:t>
+      </w:r>
+    </w:p>
+    <w:p>
+      <w:pPr>
+        <w:rPr>
+          <w:rFonts w:eastAsiaTheme="minorEastAsia"/>
+          <w:szCs w:val="24"/>
+        </w:rPr>
+      </w:pPr>
+      <w:r>
+        <w:t>Если говорить точнее</w:t>
+      </w:r>
+      <w:r>
+        <w:t xml:space="preserve">, возвращаясь к формуле 2, для данного передаточного числа вариатора при переборе нужно выбрать такие </w:t>
+      </w:r>
+      <m:oMath>
+        <m:sSub>
+          <m:sSubPr>
+            <m:ctrlPr>
+              <w:rPr>
+                <w:rFonts w:ascii="Cambria Math" w:eastAsia="Calibri" w:hAnsi="Cambria Math" w:cs="Times New Roman"/>
+                <w:i/>
+                <w:szCs w:val="24"/>
+                <w:lang w:val="en-US"/>
+              </w:rPr>
+            </m:ctrlPr>
+          </m:sSubPr>
+          <m:e>
+            <m:r>
+              <w:rPr>
+                <w:rFonts w:ascii="Cambria Math" w:hAnsi="Cambria Math"/>
+                <w:lang w:val="en-US"/>
+              </w:rPr>
+              <m:t>T</m:t>
+            </m:r>
+          </m:e>
+          <m:sub>
+            <m:r>
+              <w:rPr>
+                <w:rFonts w:ascii="Cambria Math" w:hAnsi="Cambria Math"/>
+              </w:rPr>
+              <m:t>ДВС</m:t>
+            </m:r>
+          </m:sub>
+        </m:sSub>
+      </m:oMath>
+      <w:r>
+        <w:rPr>
+          <w:rFonts w:eastAsiaTheme="minorEastAsia"/>
+          <w:szCs w:val="24"/>
+        </w:rPr>
+        <w:t xml:space="preserve"> и </w:t>
+      </w:r>
+      <m:oMath>
+        <m:sSub>
+          <m:sSubPr>
+            <m:ctrlPr>
+              <w:rPr>
+                <w:rFonts w:ascii="Cambria Math" w:eastAsia="Calibri" w:hAnsi="Cambria Math" w:cs="Times New Roman"/>
+                <w:i/>
+                <w:szCs w:val="24"/>
+                <w:lang w:val="en-US"/>
+              </w:rPr>
+            </m:ctrlPr>
+          </m:sSubPr>
+          <m:e>
+            <m:r>
+              <w:rPr>
+                <w:rFonts w:ascii="Cambria Math" w:hAnsi="Cambria Math"/>
+                <w:lang w:val="en-US"/>
+              </w:rPr>
+              <m:t>T</m:t>
+            </m:r>
+          </m:e>
+          <m:sub>
+            <m:r>
+              <w:rPr>
+                <w:rFonts w:ascii="Cambria Math" w:hAnsi="Cambria Math"/>
+              </w:rPr>
+              <m:t>М</m:t>
+            </m:r>
+            <m:r>
+              <w:rPr>
+                <w:rFonts w:ascii="Cambria Math" w:hAnsi="Cambria Math"/>
+              </w:rPr>
+              <m:t>Г</m:t>
+            </m:r>
+          </m:sub>
+        </m:sSub>
+      </m:oMath>
+      <w:r>
+        <w:rPr>
+          <w:rFonts w:eastAsiaTheme="minorEastAsia"/>
+          <w:szCs w:val="24"/>
+        </w:rPr>
+        <w:t>, чтобы расход топлива был минимален, который вычисляется по формуле 3:</w:t>
+      </w:r>
+    </w:p>
+    <w:p>
+      <w:pPr>
+        <w:rPr>
+          <w:rFonts w:eastAsiaTheme="minorEastAsia"/>
+          <w:szCs w:val="24"/>
+        </w:rPr>
+      </w:pPr>
+    </w:p>
+    <w:tbl>
+      <w:tblPr>
+        <w:tblStyle w:val="af1"/>
+        <w:tblW w:w="0" w:type="auto"/>
+        <w:tblBorders>
+          <w:top w:val="none" w:sz="0" w:space="0" w:color="auto"/>
+          <w:left w:val="none" w:sz="0" w:space="0" w:color="auto"/>
+          <w:bottom w:val="none" w:sz="0" w:space="0" w:color="auto"/>
+          <w:right w:val="none" w:sz="0" w:space="0" w:color="auto"/>
+          <w:insideH w:val="none" w:sz="0" w:space="0" w:color="auto"/>
+          <w:insideV w:val="none" w:sz="0" w:space="0" w:color="auto"/>
+        </w:tblBorders>
+        <w:tblLook w:val="04A0" w:firstRow="1" w:lastRow="0" w:firstColumn="1" w:lastColumn="0" w:noHBand="0" w:noVBand="1"/>
+      </w:tblPr>
+      <w:tblGrid>
+        <w:gridCol w:w="8642"/>
+        <w:gridCol w:w="702"/>
+      </w:tblGrid>
+      <w:tr>
+        <w:tc>
+          <w:tcPr>
+            <w:tcW w:w="8642" w:type="dxa"/>
+            <w:vAlign w:val="center"/>
+          </w:tcPr>
+          <w:p>
+            <w:pPr>
+              <w:pStyle w:val="af8"/>
+              <w:spacing w:line="276" w:lineRule="auto"/>
+              <w:rPr>
+                <w:rFonts w:eastAsiaTheme="minorEastAsia" w:cstheme="minorBidi"/>
+              </w:rPr>
+            </w:pPr>
+            <m:oMath>
+              <m:r>
+                <w:rPr>
+                  <w:rFonts w:ascii="Cambria Math" w:hAnsi="Cambria Math"/>
+                  <w:lang w:val="en-US"/>
+                </w:rPr>
+                <m:t>J</m:t>
+              </m:r>
+              <m:r>
+                <w:rPr>
+                  <w:rFonts w:ascii="Cambria Math" w:hAnsi="Cambria Math"/>
+                </w:rPr>
+                <m:t xml:space="preserve">= </m:t>
+              </m:r>
+              <m:r>
+                <w:rPr>
+                  <w:rFonts w:ascii="Cambria Math" w:hAnsi="Cambria Math"/>
+                  <w:lang w:val="en-US"/>
+                </w:rPr>
+                <m:t>bsfc</m:t>
+              </m:r>
+              <m:r>
+                <w:rPr>
+                  <w:rFonts w:ascii="Cambria Math" w:hAnsi="Cambria Math"/>
+                </w:rPr>
+                <m:t>∙</m:t>
+              </m:r>
+              <m:sSub>
+                <m:sSubPr>
+                  <m:ctrlPr>
+                    <w:rPr>
+                      <w:rFonts w:ascii="Cambria Math" w:hAnsi="Cambria Math"/>
+                      <w:i/>
+                      <w:lang w:val="en-US"/>
+                    </w:rPr>
+                  </m:ctrlPr>
+                </m:sSubPr>
+                <m:e>
+                  <m:r>
+                    <w:rPr>
+                      <w:rFonts w:ascii="Cambria Math" w:hAnsi="Cambria Math"/>
+                      <w:lang w:val="en-US"/>
+                    </w:rPr>
+                    <m:t>P</m:t>
+                  </m:r>
+                </m:e>
+                <m:sub>
+                  <m:r>
+                    <w:rPr>
+                      <w:rFonts w:ascii="Cambria Math" w:hAnsi="Cambria Math"/>
+                    </w:rPr>
+                    <m:t>Д</m:t>
+                  </m:r>
+                  <m:r>
+                    <w:rPr>
+                      <w:rFonts w:ascii="Cambria Math" w:hAnsi="Cambria Math"/>
+                    </w:rPr>
+                    <m:t>ВС</m:t>
+                  </m:r>
+                </m:sub>
+              </m:sSub>
+              <m:r>
+                <w:rPr>
+                  <w:rFonts w:ascii="Cambria Math" w:hAnsi="Cambria Math"/>
+                </w:rPr>
+                <m:t>+</m:t>
+              </m:r>
+              <m:r>
+                <w:rPr>
+                  <w:rFonts w:ascii="Cambria Math" w:hAnsi="Cambria Math"/>
+                  <w:lang w:val="en-US"/>
+                </w:rPr>
+                <m:t>s</m:t>
+              </m:r>
+              <m:r>
+                <w:rPr>
+                  <w:rFonts w:ascii="Cambria Math" w:hAnsi="Cambria Math"/>
+                </w:rPr>
+                <m:t>∙</m:t>
+              </m:r>
+              <m:sSub>
+                <m:sSubPr>
+                  <m:ctrlPr>
+                    <w:rPr>
+                      <w:rFonts w:ascii="Cambria Math" w:hAnsi="Cambria Math"/>
+                      <w:i/>
+                      <w:lang w:val="en-US"/>
+                    </w:rPr>
+                  </m:ctrlPr>
+                </m:sSubPr>
+                <m:e>
+                  <m:r>
+                    <w:rPr>
+                      <w:rFonts w:ascii="Cambria Math" w:hAnsi="Cambria Math"/>
+                      <w:lang w:val="en-US"/>
+                    </w:rPr>
+                    <m:t>P</m:t>
+                  </m:r>
+                </m:e>
+                <m:sub>
+                  <m:r>
+                    <w:rPr>
+                      <w:rFonts w:ascii="Cambria Math" w:hAnsi="Cambria Math"/>
+                    </w:rPr>
+                    <m:t>МГ</m:t>
+                  </m:r>
+                </m:sub>
+              </m:sSub>
+            </m:oMath>
+            <w:r>
+              <w:t>,</w:t>
+            </w:r>
+          </w:p>
+        </w:tc>
+        <w:tc>
+          <w:tcPr>
+            <w:tcW w:w="702" w:type="dxa"/>
+            <w:vAlign w:val="center"/>
+          </w:tcPr>
+          <w:p>
+            <w:pPr>
+              <w:pStyle w:val="af8"/>
+              <w:spacing w:line="276" w:lineRule="auto"/>
+              <w:rPr>
+                <w:rFonts w:eastAsiaTheme="minorEastAsia" w:cstheme="minorBidi"/>
+              </w:rPr>
+            </w:pPr>
+            <w:r>
+              <w:rPr>
+                <w:rFonts w:eastAsiaTheme="minorEastAsia" w:cstheme="minorBidi"/>
+              </w:rPr>
+              <w:t>(</w:t>
+            </w:r>
+            <w:r>
+              <w:rPr>
+                <w:rFonts w:eastAsiaTheme="minorEastAsia" w:cstheme="minorBidi"/>
+                <w:lang w:val="en-US"/>
+              </w:rPr>
+              <w:t>3</w:t>
+            </w:r>
+            <w:r>
+              <w:rPr>
+                <w:rFonts w:eastAsiaTheme="minorEastAsia" w:cstheme="minorBidi"/>
+              </w:rPr>
+              <w:t>)</w:t>
+            </w:r>
+          </w:p>
+        </w:tc>
+      </w:tr>
+    </w:tbl>
+    <w:p>
+      <w:pPr>
+        <w:pStyle w:val="a1"/>
+        <w:numPr>
+          <w:ilvl w:val="0"/>
+          <w:numId w:val="0"/>
+        </w:numPr>
+        <w:ind w:left="709"/>
+        <w:rPr>
+          <w:lang w:val="en-US"/>
+        </w:rPr>
+      </w:pPr>
+    </w:p>
+    <w:p>
+      <w:pPr>
+        <w:pStyle w:val="a1"/>
+        <w:numPr>
+          <w:ilvl w:val="0"/>
+          <w:numId w:val="0"/>
+        </w:numPr>
+        <w:ind w:left="709"/>
+        <w:rPr>
+          <w:rFonts w:eastAsiaTheme="minorEastAsia"/>
+        </w:rPr>
+      </w:pPr>
+      <w:r>
+        <w:t xml:space="preserve">где </w:t>
+      </w:r>
+      <m:oMath>
+        <m:r>
+          <w:rPr>
+            <w:rFonts w:ascii="Cambria Math" w:hAnsi="Cambria Math"/>
+            <w:lang w:val="en-US"/>
+          </w:rPr>
+          <m:t>bsfc</m:t>
+        </m:r>
+      </m:oMath>
+      <w:r>
+        <w:rPr>
+          <w:rFonts w:eastAsiaTheme="minorEastAsia"/>
+        </w:rPr>
+        <w:t xml:space="preserve"> – удельный расход топлива,</w:t>
+      </w:r>
+    </w:p>
+    <w:p>
+      <w:pPr>
+        <w:pStyle w:val="a1"/>
+        <w:numPr>
+          <w:ilvl w:val="0"/>
+          <w:numId w:val="0"/>
+        </w:numPr>
+        <w:ind w:left="709"/>
+        <w:rPr>
+          <w:rFonts w:eastAsiaTheme="minorEastAsia"/>
+        </w:rPr>
+      </w:pPr>
+      <m:oMath>
+        <m:r>
+          <w:rPr>
+            <w:rFonts w:ascii="Cambria Math" w:hAnsi="Cambria Math"/>
+            <w:lang w:val="en-US"/>
+          </w:rPr>
+          <m:t>s</m:t>
+        </m:r>
+      </m:oMath>
+      <w:r>
+        <w:rPr>
+          <w:rFonts w:eastAsiaTheme="minorEastAsia"/>
+        </w:rPr>
+        <w:t xml:space="preserve"> – эквивалентный фактор, определяющий сколько грамм топлива стоит энергия из батареи.</w:t>
+      </w:r>
+    </w:p>
+    <w:p>
+      <w:r>
+        <w:t>Отход от каких-то жестких границ по выбору режима и поиск оптимального взаимного вклада от каждого привода делает систему управления гибкой и плавной.</w:t>
+      </w:r>
+    </w:p>
+    <w:p>
+      <w:r>
+        <w:t xml:space="preserve">Если сделать эквивалентный фактор зависимым от уровня заряда батареи, то это позволит рациональнее оценивать, </w:t>
+      </w:r>
+      <w:r>
+        <w:t>предпочтительнее ли МГ работать в генераторном или моторном режимах.</w:t>
+      </w:r>
+    </w:p>
+    <w:p>
+      <w:r>
+        <w:t>Очевиднее всего такая зависимость, при которой по мере уменьшения уровня заряда эквивалентный фактор бы увеличивался, делая моторный режим нерентабельным, а генераторный – наоборот – предпочтительным. При увеличении заряда поведение эквивалента должно быть обратным.</w:t>
+      </w:r>
+    </w:p>
+    <w:p>
+      <w:r>
+        <w:lastRenderedPageBreak/>
+        <w:t>Функция, которая бы реализовывала подобную стратегию, представлена в формуле 4</w:t>
+      </w:r>
+      <w:r>
+        <w:t>:</w:t>
+      </w:r>
+    </w:p>
+    <w:p/>
+    <w:tbl>
+      <w:tblPr>
+        <w:tblStyle w:val="af1"/>
+        <w:tblW w:w="0" w:type="auto"/>
+        <w:tblBorders>
+          <w:top w:val="none" w:sz="0" w:space="0" w:color="auto"/>
+          <w:left w:val="none" w:sz="0" w:space="0" w:color="auto"/>
+          <w:bottom w:val="none" w:sz="0" w:space="0" w:color="auto"/>
+          <w:right w:val="none" w:sz="0" w:space="0" w:color="auto"/>
+          <w:insideH w:val="none" w:sz="0" w:space="0" w:color="auto"/>
+          <w:insideV w:val="none" w:sz="0" w:space="0" w:color="auto"/>
+        </w:tblBorders>
+        <w:tblLook w:val="04A0" w:firstRow="1" w:lastRow="0" w:firstColumn="1" w:lastColumn="0" w:noHBand="0" w:noVBand="1"/>
+      </w:tblPr>
+      <w:tblGrid>
+        <w:gridCol w:w="8642"/>
+        <w:gridCol w:w="702"/>
+      </w:tblGrid>
+      <w:tr>
+        <w:tc>
+          <w:tcPr>
+            <w:tcW w:w="8642" w:type="dxa"/>
+            <w:vAlign w:val="center"/>
+          </w:tcPr>
+          <w:p>
+            <w:pPr>
+              <w:pStyle w:val="af8"/>
+              <w:spacing w:line="276" w:lineRule="auto"/>
+              <w:rPr>
+                <w:rFonts w:eastAsiaTheme="minorEastAsia" w:cstheme="minorBidi"/>
+              </w:rPr>
+            </w:pPr>
             <m:oMath>
               <m:r>
                 <w:rPr>
                   <w:rFonts w:ascii="Cambria Math" w:hAnsi="Cambria Math"/>
                 </w:rPr>
-                <w:lastRenderedPageBreak/>
                 <m:t>s</m:t>
               </m:r>
               <m:r>
@@ -4723,9 +7165,14 @@
                   <m:r>
                     <w:rPr>
                       <w:rFonts w:ascii="Cambria Math" w:hAnsi="Cambria Math"/>
-                      <w:lang w:val="en-US"/>
                     </w:rPr>
-                    <m:t>mid</m:t>
+                    <m:t>б</m:t>
+                  </m:r>
+                  <m:r>
+                    <w:rPr>
+                      <w:rFonts w:ascii="Cambria Math" w:hAnsi="Cambria Math"/>
+                    </w:rPr>
+                    <m:t>азовый</m:t>
                   </m:r>
                 </m:sub>
               </m:sSub>
@@ -4875,9 +7322,8 @@
                           <m:r>
                             <w:rPr>
                               <w:rFonts w:ascii="Cambria Math" w:hAnsi="Cambria Math"/>
-                              <w:lang w:val="en-US"/>
                             </w:rPr>
-                            <m:t>target</m:t>
+                            <m:t>базовый</m:t>
                           </m:r>
                         </m:sub>
                       </m:sSub>
@@ -4913,9 +7359,20 @@
             <w:r>
               <w:rPr>
                 <w:rFonts w:eastAsiaTheme="minorEastAsia" w:cstheme="minorBidi"/>
-                <w:highlight w:val="yellow"/>
-              </w:rPr>
-              <w:t>()</w:t>
+              </w:rPr>
+              <w:t>(</w:t>
+            </w:r>
+            <w:r>
+              <w:rPr>
+                <w:rFonts w:eastAsiaTheme="minorEastAsia" w:cstheme="minorBidi"/>
+              </w:rPr>
+              <w:t>4</w:t>
+            </w:r>
+            <w:r>
+              <w:rPr>
+                <w:rFonts w:eastAsiaTheme="minorEastAsia" w:cstheme="minorBidi"/>
+              </w:rPr>
+              <w:t>)</w:t>
             </w:r>
           </w:p>
         </w:tc>
@@ -4961,9 +7418,14 @@
             <m:r>
               <w:rPr>
                 <w:rFonts w:ascii="Cambria Math" w:hAnsi="Cambria Math"/>
-                <w:lang w:val="en-US"/>
-              </w:rPr>
-              <m:t>mid</m:t>
+              </w:rPr>
+              <m:t>б</m:t>
+            </m:r>
+            <m:r>
+              <w:rPr>
+                <w:rFonts w:ascii="Cambria Math" w:hAnsi="Cambria Math"/>
+              </w:rPr>
+              <m:t>азовый</m:t>
             </m:r>
           </m:sub>
         </m:sSub>
@@ -4978,6 +7440,7 @@
           <w:rPr>
             <w:rFonts w:ascii="Cambria Math" w:eastAsiaTheme="minorEastAsia" w:hAnsi="Cambria Math"/>
             <w:szCs w:val="24"/>
+            <w:highlight w:val="yellow"/>
           </w:rPr>
           <m:t>0.07</m:t>
         </m:r>
@@ -5053,6 +7516,7 @@
           <w:rPr>
             <w:rFonts w:ascii="Cambria Math" w:eastAsia="Calibri" w:hAnsi="Cambria Math" w:cs="Times New Roman"/>
             <w:szCs w:val="24"/>
+            <w:highlight w:val="yellow"/>
           </w:rPr>
           <m:t>0.04</m:t>
         </m:r>
@@ -5062,38 +7526,30 @@
           <w:rFonts w:eastAsiaTheme="minorEastAsia"/>
           <w:szCs w:val="24"/>
         </w:rPr>
-        <w:t xml:space="preserve"> </w:t>
+        <w:t xml:space="preserve"> – </w:t>
       </w:r>
       <w:r>
         <w:rPr>
           <w:rFonts w:eastAsiaTheme="minorEastAsia"/>
           <w:szCs w:val="24"/>
         </w:rPr>
-        <w:t>–</w:t>
+        <w:t>амплитуда отклонения от среднего значения</w:t>
       </w:r>
       <w:r>
         <w:rPr>
           <w:rFonts w:eastAsiaTheme="minorEastAsia"/>
           <w:szCs w:val="24"/>
         </w:rPr>
-        <w:t xml:space="preserve"> </w:t>
-      </w:r>
-      <w:r>
+        <w:t>;</w:t>
+      </w:r>
+    </w:p>
+    <w:p>
+      <w:pPr>
         <w:rPr>
           <w:rFonts w:eastAsiaTheme="minorEastAsia"/>
           <w:szCs w:val="24"/>
         </w:rPr>
-        <w:t>амплитуда отклонения от среднего значения</w:t>
-      </w:r>
-      <w:r>
-        <w:rPr>
-          <w:rFonts w:eastAsiaTheme="minorEastAsia"/>
-          <w:szCs w:val="24"/>
-        </w:rPr>
-        <w:t>;</w:t>
-      </w:r>
-    </w:p>
-    <w:p>
+      </w:pPr>
       <m:oMath>
         <m:sSub>
           <m:sSubPr>
@@ -5129,7 +7585,6 @@
           <w:rPr>
             <w:rFonts w:ascii="Cambria Math" w:eastAsiaTheme="minorEastAsia" w:hAnsi="Cambria Math"/>
             <w:szCs w:val="24"/>
-            <w:lang w:val="en-US"/>
           </w:rPr>
           <m:t>=</m:t>
         </m:r>
@@ -5137,6 +7592,7 @@
           <w:rPr>
             <w:rFonts w:ascii="Cambria Math" w:eastAsiaTheme="minorEastAsia" w:hAnsi="Cambria Math"/>
             <w:szCs w:val="24"/>
+            <w:highlight w:val="yellow"/>
           </w:rPr>
           <m:t>15</m:t>
         </m:r>
@@ -5146,38 +7602,145 @@
           <w:rFonts w:eastAsiaTheme="minorEastAsia"/>
           <w:szCs w:val="24"/>
         </w:rPr>
-        <w:t xml:space="preserve"> </w:t>
+        <w:t xml:space="preserve"> – </w:t>
       </w:r>
       <w:r>
         <w:rPr>
           <w:rFonts w:eastAsiaTheme="minorEastAsia"/>
           <w:szCs w:val="24"/>
         </w:rPr>
-        <w:t>–</w:t>
+        <w:t>коэффициент крутизны</w:t>
       </w:r>
       <w:r>
         <w:rPr>
           <w:rFonts w:eastAsiaTheme="minorEastAsia"/>
           <w:szCs w:val="24"/>
         </w:rPr>
-        <w:t xml:space="preserve"> </w:t>
-      </w:r>
-      <w:r>
+        <w:t>;</w:t>
+      </w:r>
+    </w:p>
+    <w:p>
+      <w:pPr>
         <w:rPr>
           <w:rFonts w:eastAsiaTheme="minorEastAsia"/>
           <w:szCs w:val="24"/>
         </w:rPr>
-        <w:t>коэффициент крутизны</w:t>
-      </w:r>
+      </w:pPr>
+      <m:oMath>
+        <m:sSub>
+          <m:sSubPr>
+            <m:ctrlPr>
+              <w:rPr>
+                <w:rFonts w:ascii="Cambria Math" w:eastAsia="Calibri" w:hAnsi="Cambria Math" w:cs="Times New Roman"/>
+                <w:i/>
+                <w:szCs w:val="24"/>
+                <w:lang w:val="en-US"/>
+              </w:rPr>
+            </m:ctrlPr>
+          </m:sSubPr>
+          <m:e>
+            <m:r>
+              <w:rPr>
+                <w:rFonts w:ascii="Cambria Math" w:hAnsi="Cambria Math"/>
+                <w:lang w:val="en-US"/>
+              </w:rPr>
+              <m:t>SOC</m:t>
+            </m:r>
+          </m:e>
+          <m:sub>
+            <m:r>
+              <w:rPr>
+                <w:rFonts w:ascii="Cambria Math" w:hAnsi="Cambria Math"/>
+              </w:rPr>
+              <m:t>базовый</m:t>
+            </m:r>
+          </m:sub>
+        </m:sSub>
+        <m:r>
+          <w:rPr>
+            <w:rFonts w:ascii="Cambria Math" w:eastAsia="Calibri" w:hAnsi="Cambria Math" w:cs="Times New Roman"/>
+            <w:szCs w:val="24"/>
+          </w:rPr>
+          <m:t>=</m:t>
+        </m:r>
+        <m:r>
+          <w:rPr>
+            <w:rFonts w:ascii="Cambria Math" w:eastAsia="Calibri" w:hAnsi="Cambria Math" w:cs="Times New Roman"/>
+            <w:szCs w:val="24"/>
+          </w:rPr>
+          <m:t>60%</m:t>
+        </m:r>
+      </m:oMath>
       <w:r>
         <w:rPr>
           <w:rFonts w:eastAsiaTheme="minorEastAsia"/>
           <w:szCs w:val="24"/>
-          <w:lang w:val="en-US"/>
-        </w:rPr>
-        <w:t>.</w:t>
-      </w:r>
-    </w:p>
+        </w:rPr>
+        <w:t xml:space="preserve"> – </w:t>
+      </w:r>
+      <w:r>
+        <w:rPr>
+          <w:rFonts w:eastAsiaTheme="minorEastAsia"/>
+          <w:szCs w:val="24"/>
+        </w:rPr>
+        <w:t>базовый уровень заряда батареи.</w:t>
+      </w:r>
+    </w:p>
+    <w:p>
+      <w:pPr>
+        <w:rPr>
+          <w:rFonts w:eastAsiaTheme="minorEastAsia"/>
+          <w:szCs w:val="24"/>
+        </w:rPr>
+      </w:pPr>
+      <w:r>
+        <w:t>Значения к</w:t>
+      </w:r>
+      <w:r>
+        <w:t>оэффициент</w:t>
+      </w:r>
+      <w:r>
+        <w:t>ов</w:t>
+      </w:r>
+      <w:r>
+        <w:t xml:space="preserve"> были подобран</w:t>
+      </w:r>
+      <w:r>
+        <w:t>ы</w:t>
+      </w:r>
+      <w:r>
+        <w:t xml:space="preserve"> </w:t>
+      </w:r>
+      <w:r>
+        <w:t xml:space="preserve">итерационно в </w:t>
+      </w:r>
+      <w:r>
+        <w:t>соответстви</w:t>
+      </w:r>
+      <w:r>
+        <w:t>и</w:t>
+      </w:r>
+      <w:r>
+        <w:t xml:space="preserve"> </w:t>
+      </w:r>
+      <w:r>
+        <w:t xml:space="preserve">с </w:t>
+      </w:r>
+      <w:r>
+        <w:t>требованиям</w:t>
+      </w:r>
+      <w:r>
+        <w:t xml:space="preserve">и, предъявляемыми гибридам для прохождения ездового цикла (см. п. 3.5). </w:t>
+      </w:r>
+      <w:r>
+        <w:rPr>
+          <w:rFonts w:eastAsiaTheme="minorEastAsia"/>
+          <w:szCs w:val="24"/>
+        </w:rPr>
+        <w:t>График функции представлен на рисунке 10:</w:t>
+      </w:r>
+    </w:p>
+    <w:p/>
     <w:p>
       <w:pPr>
         <w:pStyle w:val="a1"/>
@@ -5186,16 +7749,13 @@
           <w:numId w:val="0"/>
         </w:numPr>
         <w:jc w:val="center"/>
-        <w:rPr>
-          <w:lang w:val="en-US"/>
-        </w:rPr>
       </w:pPr>
       <w:r>
         <w:rPr>
           <w:noProof/>
         </w:rPr>
         <w:drawing>
-          <wp:inline distT="0" distB="0" distL="0" distR="0" wp14:anchorId="36E7D737" wp14:editId="7F1F83C2">
+          <wp:inline distT="0" distB="0" distL="0" distR="0" wp14:anchorId="69127963" wp14:editId="04C7B91D">
             <wp:extent cx="5939790" cy="3115945"/>
             <wp:effectExtent l="0" t="0" r="3810" b="8255"/>
             <wp:docPr id="797464035" name="Рисунок 1"/>
@@ -5210,7 +7770,7 @@
                     <pic:cNvPicPr/>
                   </pic:nvPicPr>
                   <pic:blipFill>
-                    <a:blip r:embed="rId14"/>
+                    <a:blip r:embed="rId18"/>
                     <a:stretch>
                       <a:fillRect/>
                     </a:stretch>
@@ -5233,9 +7793,751 @@
     </w:p>
     <w:p>
       <w:pPr>
+        <w:pStyle w:val="a1"/>
+        <w:numPr>
+          <w:ilvl w:val="0"/>
+          <w:numId w:val="0"/>
+        </w:numPr>
+        <w:jc w:val="center"/>
+        <w:rPr>
+          <w:lang w:val="en-US"/>
+        </w:rPr>
+      </w:pPr>
+      <w:r>
+        <w:t>Рисунок 10 – Зависимость эквивалентного фактора от уровня заряда батареи</w:t>
+      </w:r>
+    </w:p>
+    <w:p/>
+    <w:p>
+      <w:r>
+        <w:t>Это были основные пункты при составлении алгоритмов управления приводами в трансмиссиях с вариаторами и маломощными электроприводами. Далее необходимо провести моделирование расхода топлива описанных систем, для чего понадобиться ездовой цикл.</w:t>
+      </w:r>
+    </w:p>
+    <w:p>
+      <w:pPr>
         <w:spacing w:after="160" w:line="259" w:lineRule="auto"/>
         <w:ind w:firstLine="0"/>
         <w:jc w:val="left"/>
+        <w:rPr>
+          <w:rFonts w:eastAsiaTheme="majorEastAsia" w:cstheme="majorBidi"/>
+          <w:b/>
+          <w:szCs w:val="32"/>
+        </w:rPr>
+      </w:pPr>
+      <w:bookmarkStart w:id="2" w:name="_Toc217882255"/>
+      <w:r>
+        <w:br w:type="page"/>
+      </w:r>
+      <w:bookmarkEnd w:id="2"/>
+    </w:p>
+    <w:p>
+      <w:pPr>
+        <w:pStyle w:val="1"/>
+      </w:pPr>
+      <w:r>
+        <w:lastRenderedPageBreak/>
+        <w:t>Анализ условий эксплуатации автомобилей и выбор репрезентативных ездовых циклов</w:t>
+      </w:r>
+    </w:p>
+    <w:p>
+      <w:pPr>
+        <w:ind w:firstLine="0"/>
+      </w:pPr>
+    </w:p>
+    <w:p>
+      <w:r>
+        <w:t>Ездовые циклы представляют собой стандартизированные временные профили скорости транспортного средства, предназначенные для воспроизведения типичных условий движения на лабораторных роликовых стендах (динамометрах) или в расчётных моделях. Они служат основным инструментом для измерения расхода топлива, оценки эмиссии вредных веществ, определения энергоэффективности и сравнения различных моделей автомобилей между собой.</w:t>
+      </w:r>
+    </w:p>
+    <w:p>
+      <w:r>
+        <w:t>Каждый ездовой цикл задаётся последовательностью фаз «разгон – установившееся движение – торможение – остановка» с определёнными значениями ускорений, замедлений и длительностей. Циклы различаются по характеру движения (городской, загородный, трассовый, смешанный), агрессивности, средней и максимальной скорости, а также по включённым процедурам (холодный старт, работа вспомогательных систем).</w:t>
+      </w:r>
+    </w:p>
+    <w:p>
+      <w:r>
+        <w:t>Ниже приведены основные группы и конкретные циклы, при</w:t>
+      </w:r>
+      <w:r>
+        <w:t>меняем</w:t>
+      </w:r>
+      <w:r>
+        <w:t>ые в мире:</w:t>
+      </w:r>
+    </w:p>
+    <w:p/>
+    <w:p>
+      <w:pPr>
+        <w:pStyle w:val="2"/>
+      </w:pPr>
+      <w:r>
+        <w:t>Городские циклы (</w:t>
+      </w:r>
+      <w:r>
+        <w:rPr>
+          <w:lang w:val="en-US"/>
+        </w:rPr>
+        <w:t>Urban driving</w:t>
+      </w:r>
+      <w:r>
+        <w:t>)</w:t>
+      </w:r>
+    </w:p>
+    <w:p/>
+    <w:p>
+      <w:r>
+        <w:t>Городские циклы моделируют движение в плотном потоке с частыми остановками, короткими перегонами и низкими скоростями. Для них характерны многократные фазы разгона до 30–50 км/ч, кратковременные стоянки на холостом ходу и плавные торможения. Примеры:</w:t>
+      </w:r>
+    </w:p>
+    <w:p>
+      <w:pPr>
+        <w:pStyle w:val="a1"/>
+        <w:numPr>
+          <w:ilvl w:val="0"/>
+          <w:numId w:val="19"/>
+        </w:numPr>
+      </w:pPr>
+      <w:r>
+        <w:t>UDDS</w:t>
+      </w:r>
+      <w:r>
+        <w:t xml:space="preserve"> </w:t>
+      </w:r>
+      <w:r>
+        <w:t xml:space="preserve">– американский городской цикл, используемый </w:t>
+      </w:r>
+      <w:r>
+        <w:t>агентством по охране окружающей среды в США</w:t>
+      </w:r>
+      <w:r>
+        <w:t xml:space="preserve">. Средняя скорость </w:t>
+      </w:r>
+      <w:r>
+        <w:t>~</w:t>
+      </w:r>
+      <w:r>
+        <w:t>34 км/ч, максимальная – 91 км/ч, длительность 1372 секунды. Моделирует типичный городской маршрут с 23 остановками.</w:t>
+      </w:r>
+    </w:p>
+    <w:p>
+      <w:pPr>
+        <w:pStyle w:val="a1"/>
+      </w:pPr>
+      <w:r>
+        <w:lastRenderedPageBreak/>
+        <w:t>FTP-75</w:t>
+      </w:r>
+      <w:r>
+        <w:t xml:space="preserve"> </w:t>
+      </w:r>
+      <w:r>
+        <w:t>– расширенная версия UDDS, включающая дополнительную фазу «холодного старта» и 10-минутный отстой перед измерением. Более строг к выбросам при непрогретом двигателе.</w:t>
+      </w:r>
+    </w:p>
+    <w:p>
+      <w:pPr>
+        <w:pStyle w:val="a1"/>
+      </w:pPr>
+      <w:r>
+        <w:t>NEDC Urban</w:t>
+      </w:r>
+      <w:r>
+        <w:t xml:space="preserve"> </w:t>
+      </w:r>
+      <w:r>
+        <w:t>– старый европейский цикл, имеющий очень плавные разгоны (макс</w:t>
+      </w:r>
+      <w:r>
+        <w:t>имальное</w:t>
+      </w:r>
+      <w:r>
+        <w:t xml:space="preserve"> ускорение ~0,8 м/с²) и среднюю скорость ~19 км/ч. Критикуется за нереалистичность.</w:t>
+      </w:r>
+    </w:p>
+    <w:p>
+      <w:pPr>
+        <w:pStyle w:val="a1"/>
+      </w:pPr>
+      <w:r>
+        <w:t>WLTC Low</w:t>
+      </w:r>
+      <w:r>
+        <w:t xml:space="preserve"> </w:t>
+      </w:r>
+      <w:r>
+        <w:t>– нижний сегмент современного глобального цикла: скорость до 56 км/ч, средняя ~27 км/ч. Включает более динамичные ускорения и реальные остановки.</w:t>
+      </w:r>
+    </w:p>
+    <w:p/>
+    <w:p>
+      <w:pPr>
+        <w:pStyle w:val="2"/>
+        <w:rPr>
+          <w:lang w:val="en-US"/>
+        </w:rPr>
+      </w:pPr>
+      <w:r>
+        <w:t xml:space="preserve">Шоссейные циклы </w:t>
+      </w:r>
+      <w:r>
+        <w:rPr>
+          <w:lang w:val="en-US"/>
+        </w:rPr>
+        <w:t>(Highway driving)</w:t>
+      </w:r>
+    </w:p>
+    <w:p/>
+    <w:p>
+      <w:r>
+        <w:t>Эти циклы описывают движение на загородных дорогах и автомагистралях с высокими средними скоростями, небольшим числом остановок и длительными фазами равномерного движения</w:t>
+      </w:r>
+      <w:r>
+        <w:t>:</w:t>
+      </w:r>
+    </w:p>
+    <w:p>
+      <w:pPr>
+        <w:pStyle w:val="a1"/>
+        <w:numPr>
+          <w:ilvl w:val="0"/>
+          <w:numId w:val="21"/>
+        </w:numPr>
+      </w:pPr>
+      <w:r>
+        <w:rPr>
+          <w:lang w:val="en-US"/>
+        </w:rPr>
+        <w:t>HWFET</w:t>
+      </w:r>
+      <w:r>
+        <w:t xml:space="preserve"> </w:t>
+      </w:r>
+      <w:r>
+        <w:t xml:space="preserve">– </w:t>
+      </w:r>
+      <w:r>
+        <w:t>американский</w:t>
+      </w:r>
+      <w:r>
+        <w:t xml:space="preserve"> </w:t>
+      </w:r>
+      <w:r>
+        <w:t>шоссейный</w:t>
+      </w:r>
+      <w:r>
+        <w:t xml:space="preserve"> </w:t>
+      </w:r>
+      <w:r>
+        <w:t>цикл</w:t>
+      </w:r>
+      <w:r>
+        <w:t xml:space="preserve">. </w:t>
+      </w:r>
+      <w:r>
+        <w:t xml:space="preserve">Средняя скорость </w:t>
+      </w:r>
+      <w:r>
+        <w:t>~</w:t>
+      </w:r>
+      <w:r>
+        <w:t>88 км/ч, максимальная – 97 км/ч. Длится 765 секунд, не содержит остановок.</w:t>
+      </w:r>
+    </w:p>
+    <w:p>
+      <w:pPr>
+        <w:pStyle w:val="a1"/>
+        <w:numPr>
+          <w:ilvl w:val="0"/>
+          <w:numId w:val="21"/>
+        </w:numPr>
+      </w:pPr>
+      <w:r>
+        <w:t>NEDC Extra-Urban</w:t>
+      </w:r>
+      <w:r>
+        <w:t xml:space="preserve"> </w:t>
+      </w:r>
+      <w:r>
+        <w:t>– европейский загородный режим (средняя скорость ~62 км/ч, максимальная 120 км/ч), включает участки постоянной скорости 50, 70, 90 и 120 км/ч.</w:t>
+      </w:r>
+    </w:p>
+    <w:p>
+      <w:pPr>
+        <w:pStyle w:val="a1"/>
+        <w:numPr>
+          <w:ilvl w:val="0"/>
+          <w:numId w:val="21"/>
+        </w:numPr>
+      </w:pPr>
+      <w:r>
+        <w:t>WLTC Medium / High / Extra-High</w:t>
+      </w:r>
+      <w:r>
+        <w:t xml:space="preserve"> </w:t>
+      </w:r>
+      <w:r>
+        <w:t>– три верхних подцикла WLT</w:t>
+      </w:r>
+      <w:r>
+        <w:rPr>
+          <w:lang w:val="en-US"/>
+        </w:rPr>
+        <w:t>C</w:t>
+      </w:r>
+      <w:r>
+        <w:t>: диапазоны скоростей до 76, 97 и 131 км/ч соответственно. Обладают реалистичными ускорениями на подъёмах и замедлениями перед съездами.</w:t>
+      </w:r>
+    </w:p>
+    <w:p/>
+    <w:p>
+      <w:pPr>
+        <w:pStyle w:val="2"/>
+        <w:rPr>
+          <w:lang w:val="en-US"/>
+        </w:rPr>
+      </w:pPr>
+      <w:r>
+        <w:t>Смешанные циклы (</w:t>
+      </w:r>
+      <w:r>
+        <w:rPr>
+          <w:lang w:val="en-US"/>
+        </w:rPr>
+        <w:t>Combined driving</w:t>
+      </w:r>
+      <w:r>
+        <w:t>)</w:t>
+      </w:r>
+    </w:p>
+    <w:p>
+      <w:pPr>
+        <w:rPr>
+          <w:lang w:val="en-US"/>
+        </w:rPr>
+      </w:pPr>
+    </w:p>
+    <w:p>
+      <w:r>
+        <w:t>Данные циклы объединяют городские и загородные участки, а также имитируют резкий стиль вождения с быстрыми разгонами и интенсивными торможениями</w:t>
+      </w:r>
+      <w:r>
+        <w:t>:</w:t>
+      </w:r>
+    </w:p>
+    <w:p>
+      <w:pPr>
+        <w:pStyle w:val="a1"/>
+        <w:numPr>
+          <w:ilvl w:val="0"/>
+          <w:numId w:val="23"/>
+        </w:numPr>
+      </w:pPr>
+      <w:r>
+        <w:lastRenderedPageBreak/>
+        <w:t>US06</w:t>
+      </w:r>
+      <w:r>
+        <w:t xml:space="preserve"> </w:t>
+      </w:r>
+      <w:r>
+        <w:t>– американский «агрессивный» дополнительный цикл, имитирующий движение по автомагистрали с частыми ускорениями и торможениями (макс</w:t>
+      </w:r>
+      <w:r>
+        <w:t>имальное</w:t>
+      </w:r>
+      <w:r>
+        <w:t xml:space="preserve"> </w:t>
+      </w:r>
+      <w:r>
+        <w:t>ускорение</w:t>
+      </w:r>
+      <w:r>
+        <w:t xml:space="preserve"> выше</w:t>
+      </w:r>
+      <w:r>
+        <w:t xml:space="preserve"> 3 м/с², средняя скорость ~77 км/ч).</w:t>
+      </w:r>
+    </w:p>
+    <w:p>
+      <w:pPr>
+        <w:pStyle w:val="a1"/>
+        <w:numPr>
+          <w:ilvl w:val="0"/>
+          <w:numId w:val="23"/>
+        </w:numPr>
+      </w:pPr>
+      <w:r>
+        <w:t>JC08 – японский цикл, применялся для легковых автомобилей до 2018 г. Характеризуется очень плавным, экономичным стилем, но при этом содержит множество кратковременных остановок.</w:t>
+      </w:r>
+    </w:p>
+    <w:p>
+      <w:pPr>
+        <w:pStyle w:val="a1"/>
+        <w:numPr>
+          <w:ilvl w:val="0"/>
+          <w:numId w:val="23"/>
+        </w:numPr>
+      </w:pPr>
+      <w:r>
+        <w:t>WLTC (все фазы Low</w:t>
+      </w:r>
+      <w:r>
+        <w:t xml:space="preserve"> </w:t>
+      </w:r>
+      <w:r>
+        <w:t>+</w:t>
+      </w:r>
+      <w:r>
+        <w:t xml:space="preserve"> </w:t>
+      </w:r>
+      <w:r>
+        <w:t>Medium</w:t>
+      </w:r>
+      <w:r>
+        <w:t xml:space="preserve"> </w:t>
+      </w:r>
+      <w:r>
+        <w:t>+</w:t>
+      </w:r>
+      <w:r>
+        <w:t xml:space="preserve"> </w:t>
+      </w:r>
+      <w:r>
+        <w:t>High</w:t>
+      </w:r>
+      <w:r>
+        <w:t xml:space="preserve"> </w:t>
+      </w:r>
+      <w:r>
+        <w:t>+</w:t>
+      </w:r>
+      <w:r>
+        <w:t xml:space="preserve"> </w:t>
+      </w:r>
+      <w:r>
+        <w:t>Extra-High) – полный глобальный цикл длительностью 1800 секунд, считается смешанным и является основным для современной сертификации.</w:t>
+      </w:r>
+    </w:p>
+    <w:p>
+      <w:pPr>
+        <w:ind w:firstLine="0"/>
+      </w:pPr>
+    </w:p>
+    <w:p>
+      <w:pPr>
+        <w:pStyle w:val="2"/>
+      </w:pPr>
+      <w:r>
+        <w:t>Специализированные циклы</w:t>
+      </w:r>
+    </w:p>
+    <w:p/>
+    <w:p>
+      <w:r>
+        <w:t>К этой группе относят циклы, созданные для более точного приближения к реальным дорожным условиям либо для специфических транспортных средств</w:t>
+      </w:r>
+      <w:r>
+        <w:t>:</w:t>
+      </w:r>
+    </w:p>
+    <w:p>
+      <w:pPr>
+        <w:pStyle w:val="a1"/>
+        <w:numPr>
+          <w:ilvl w:val="0"/>
+          <w:numId w:val="25"/>
+        </w:numPr>
+      </w:pPr>
+      <w:r>
+        <w:t>CADC</w:t>
+      </w:r>
+      <w:r>
+        <w:t xml:space="preserve"> </w:t>
+      </w:r>
+      <w:r>
+        <w:t>– европейский цикл, включающий три режима: городской, загородный и автомагистральный. Отличается высокими ускорениями (до 1,2 м/с²) и длительностью до 3100 секунд. Применяется для научных исследований.</w:t>
+      </w:r>
+    </w:p>
+    <w:p>
+      <w:pPr>
+        <w:pStyle w:val="a1"/>
+        <w:numPr>
+          <w:ilvl w:val="0"/>
+          <w:numId w:val="25"/>
+        </w:numPr>
+      </w:pPr>
+      <w:r>
+        <w:t>RDE</w:t>
+      </w:r>
+      <w:r>
+        <w:t xml:space="preserve"> </w:t>
+      </w:r>
+      <w:r>
+        <w:t>– не классический цикл как временной ряд, а процедура измерения выбросов на реальной дороге с использованием портативных анализаторов (PEMS). Траектория движения не фиксирована, но оценивается по нормализованным параметрам (скорость, ускорение, превышение высот). Является законодательным требованием в ЕС с 2017 г.</w:t>
+      </w:r>
+    </w:p>
+    <w:p>
+      <w:pPr>
+        <w:pStyle w:val="a1"/>
+        <w:numPr>
+          <w:ilvl w:val="0"/>
+          <w:numId w:val="25"/>
+        </w:numPr>
+      </w:pPr>
+      <w:r>
+        <w:t>HEV / EV циклы</w:t>
+      </w:r>
+      <w:r>
+        <w:t xml:space="preserve"> </w:t>
+      </w:r>
+      <w:r>
+        <w:t>– специализированные циклы (например, H-Prius, JE05), адаптированные для учёта рекуперации и работы электротяги в электрических автомобилях</w:t>
+      </w:r>
+      <w:r>
+        <w:t xml:space="preserve"> и </w:t>
+      </w:r>
+      <w:r>
+        <w:t>подключаемых гибридах</w:t>
+      </w:r>
+      <w:r>
+        <w:t>.</w:t>
+      </w:r>
+    </w:p>
+    <w:p/>
+    <w:p>
+      <w:pPr>
+        <w:pStyle w:val="2"/>
+      </w:pPr>
+      <w:r>
+        <w:lastRenderedPageBreak/>
+        <w:t>Выбор репрезентативных ездовых циклов</w:t>
+      </w:r>
+    </w:p>
+    <w:p/>
+    <w:p>
+      <w:r>
+        <w:t>В</w:t>
+      </w:r>
+      <w:r>
+        <w:t xml:space="preserve"> рамках данной работы в качестве основного ездового цикла принимается полный цикл WLTC (Worldwide harmonized Light vehicles Test Cycle) класса 3 (для автомобилей с максимальной скоростью &gt;120 км/ч). Выбор обосновывается следующими факторами</w:t>
+      </w:r>
+      <w:r>
+        <w:t xml:space="preserve"> </w:t>
+      </w:r>
+      <w:r>
+        <w:rPr>
+          <w:lang w:val="en-US"/>
+        </w:rPr>
+        <w:t>[8]</w:t>
+      </w:r>
+      <w:r>
+        <w:t>:</w:t>
+      </w:r>
+    </w:p>
+    <w:p>
+      <w:pPr>
+        <w:pStyle w:val="a1"/>
+      </w:pPr>
+      <w:r>
+        <w:t>Репрезентативность</w:t>
+      </w:r>
+      <w:r>
+        <w:t xml:space="preserve"> </w:t>
+      </w:r>
+      <w:r>
+        <w:t>–</w:t>
+      </w:r>
+      <w:r>
+        <w:t xml:space="preserve"> </w:t>
+      </w:r>
+      <w:r>
+        <w:t>WLTC разработан на основе реальной статистики движения в Европе, США, Японии и Корее, что делает его глобальным стандартом.</w:t>
+      </w:r>
+    </w:p>
+    <w:p>
+      <w:pPr>
+        <w:pStyle w:val="a1"/>
+      </w:pPr>
+      <w:r>
+        <w:t>Четыре</w:t>
+      </w:r>
+      <w:r>
+        <w:t xml:space="preserve"> </w:t>
+      </w:r>
+      <w:r>
+        <w:t>подцикла</w:t>
+      </w:r>
+      <w:r>
+        <w:t xml:space="preserve"> </w:t>
+      </w:r>
+      <w:r>
+        <w:t>(</w:t>
+      </w:r>
+      <w:r>
+        <w:rPr>
+          <w:lang w:val="en-US"/>
+        </w:rPr>
+        <w:t>Low</w:t>
+      </w:r>
+      <w:r>
+        <w:t xml:space="preserve">, </w:t>
+      </w:r>
+      <w:r>
+        <w:rPr>
+          <w:lang w:val="en-US"/>
+        </w:rPr>
+        <w:t>Medium</w:t>
+      </w:r>
+      <w:r>
+        <w:t xml:space="preserve">, </w:t>
+      </w:r>
+      <w:r>
+        <w:rPr>
+          <w:lang w:val="en-US"/>
+        </w:rPr>
+        <w:t>High</w:t>
+      </w:r>
+      <w:r>
+        <w:t xml:space="preserve">, </w:t>
+      </w:r>
+      <w:r>
+        <w:rPr>
+          <w:lang w:val="en-US"/>
+        </w:rPr>
+        <w:t>Extra</w:t>
+      </w:r>
+      <w:r>
+        <w:t>-</w:t>
+      </w:r>
+      <w:r>
+        <w:rPr>
+          <w:lang w:val="en-US"/>
+        </w:rPr>
+        <w:t>High</w:t>
+      </w:r>
+      <w:r>
+        <w:t>)</w:t>
+      </w:r>
+      <w:r>
+        <w:t xml:space="preserve"> позволяют раздельно анализировать поведение мягкого гибрида в городских, загородных и трассовых условиях.</w:t>
+      </w:r>
+    </w:p>
+    <w:p>
+      <w:pPr>
+        <w:pStyle w:val="a1"/>
+      </w:pPr>
+      <w:r>
+        <w:t>Динамический профиль</w:t>
+      </w:r>
+      <w:r>
+        <w:t xml:space="preserve"> </w:t>
+      </w:r>
+      <w:r>
+        <w:t>– ускорения и замедления в WLTC соответствуют реально наблюдаемым значениям (до 1,5 м/с²), что даёт корректную оценку рекуперации.</w:t>
+      </w:r>
+    </w:p>
+    <w:p>
+      <w:pPr>
+        <w:pStyle w:val="a1"/>
+      </w:pPr>
+      <w:r>
+        <w:t>Юридическая значимость</w:t>
+      </w:r>
+      <w:r>
+        <w:t xml:space="preserve"> </w:t>
+      </w:r>
+      <w:r>
+        <w:t>– с 2017 года WLTC заменил NEDC в сертификационных процедурах Евросоюза, а также принят в большинстве других стран (Япония, Индия, Корея).</w:t>
+      </w:r>
+    </w:p>
+    <w:p>
+      <w:pPr>
+        <w:pStyle w:val="a1"/>
+      </w:pPr>
+      <w:r>
+        <w:t>Доступность данных</w:t>
+      </w:r>
+      <w:r>
+        <w:t xml:space="preserve"> </w:t>
+      </w:r>
+      <w:r>
+        <w:t>– временной ряд WLTC открыт и стандартизирован (скорость</w:t>
+      </w:r>
+      <w:r>
+        <w:t xml:space="preserve"> и</w:t>
+      </w:r>
+      <w:r>
+        <w:t xml:space="preserve"> время</w:t>
+      </w:r>
+      <w:r>
+        <w:t xml:space="preserve">) </w:t>
+      </w:r>
+      <w:r>
+        <w:t>[8]</w:t>
+      </w:r>
+      <w:r>
+        <w:t>.</w:t>
+      </w:r>
+    </w:p>
+    <w:p>
+      <w:r>
+        <w:t xml:space="preserve">Неподключаемым гибридам, к которым относится исследуемая в данной работе схема трансмиссии, позволяется проходить испытания по упомянутому циклу, однако с </w:t>
+      </w:r>
+      <w:r>
+        <w:t>определенным</w:t>
+      </w:r>
+      <w:r>
+        <w:t xml:space="preserve"> требованием</w:t>
+      </w:r>
+      <w:r>
+        <w:t>: у</w:t>
+      </w:r>
+      <w:r>
+        <w:t xml:space="preserve">ровень заряда батареи до и после прохождения цикла не должен отличаться больше, чем на 0,5% </w:t>
+      </w:r>
+      <w:r>
+        <w:t>[8]</w:t>
+      </w:r>
+      <w:r>
+        <w:t>.</w:t>
+      </w:r>
+      <w:r>
+        <w:t xml:space="preserve"> Уровень заряда батареи перед испытаниями допускается оставлять на усмотрение производителя.</w:t>
+      </w:r>
+      <w:r>
+        <w:t xml:space="preserve"> В рамках данной работы </w:t>
+      </w:r>
+      <w:r>
+        <w:t>первоначальный</w:t>
+      </w:r>
+      <w:r>
+        <w:t xml:space="preserve"> </w:t>
+      </w:r>
+      <w:r>
+        <w:rPr>
+          <w:lang w:val="en-US"/>
+        </w:rPr>
+        <w:t>SOC</w:t>
+      </w:r>
+      <w:r>
+        <w:t xml:space="preserve"> </w:t>
+      </w:r>
+      <w:r>
+        <w:t xml:space="preserve">принимается равным </w:t>
+      </w:r>
+      <w:r>
+        <w:t xml:space="preserve">базовому, то есть </w:t>
+      </w:r>
+      <w:r>
+        <w:t>60%.</w:t>
+      </w:r>
+    </w:p>
+    <w:p>
+      <w:pPr>
+        <w:rPr>
+          <w:rFonts w:eastAsiaTheme="majorEastAsia" w:cstheme="majorBidi"/>
+          <w:szCs w:val="32"/>
+        </w:rPr>
       </w:pPr>
       <w:r>
         <w:br w:type="page"/>
@@ -5289,7 +8591,7 @@
                     <pic:cNvPicPr/>
                   </pic:nvPicPr>
                   <pic:blipFill>
-                    <a:blip r:embed="rId15"/>
+                    <a:blip r:embed="rId19"/>
                     <a:stretch>
                       <a:fillRect/>
                     </a:stretch>
@@ -5335,7 +8637,7 @@
                     <pic:cNvPicPr/>
                   </pic:nvPicPr>
                   <pic:blipFill>
-                    <a:blip r:embed="rId16"/>
+                    <a:blip r:embed="rId20"/>
                     <a:stretch>
                       <a:fillRect/>
                     </a:stretch>
@@ -5376,362 +8678,61 @@
         </w:rPr>
       </w:pPr>
     </w:p>
-    <w:tbl>
-      <w:tblPr>
-        <w:tblStyle w:val="af1"/>
-        <w:tblW w:w="0" w:type="auto"/>
-        <w:tblBorders>
-          <w:top w:val="none" w:sz="0" w:space="0" w:color="auto"/>
-          <w:left w:val="none" w:sz="0" w:space="0" w:color="auto"/>
-          <w:bottom w:val="none" w:sz="0" w:space="0" w:color="auto"/>
-          <w:right w:val="none" w:sz="0" w:space="0" w:color="auto"/>
-          <w:insideH w:val="none" w:sz="0" w:space="0" w:color="auto"/>
-          <w:insideV w:val="none" w:sz="0" w:space="0" w:color="auto"/>
-        </w:tblBorders>
-        <w:tblLook w:val="04A0" w:firstRow="1" w:lastRow="0" w:firstColumn="1" w:lastColumn="0" w:noHBand="0" w:noVBand="1"/>
-      </w:tblPr>
-      <w:tblGrid>
-        <w:gridCol w:w="8642"/>
-        <w:gridCol w:w="702"/>
-      </w:tblGrid>
-      <w:tr>
-        <w:tc>
-          <w:tcPr>
-            <w:tcW w:w="8642" w:type="dxa"/>
-            <w:vAlign w:val="center"/>
-          </w:tcPr>
-          <w:p>
-            <w:pPr>
-              <w:pStyle w:val="af8"/>
-              <w:spacing w:line="276" w:lineRule="auto"/>
-              <w:rPr>
-                <w:rFonts w:eastAsiaTheme="minorEastAsia" w:cstheme="minorBidi"/>
-                <w:lang w:val="en-US"/>
-              </w:rPr>
-            </w:pPr>
-            <m:oMathPara>
-              <m:oMath>
-                <m:sSub>
-                  <m:sSubPr>
-                    <m:ctrlPr>
-                      <w:rPr>
-                        <w:rFonts w:ascii="Cambria Math" w:hAnsi="Cambria Math"/>
-                        <w:i/>
-                        <w:lang w:val="en-US"/>
-                      </w:rPr>
-                    </m:ctrlPr>
-                  </m:sSubPr>
-                  <m:e>
-                    <m:r>
-                      <w:rPr>
-                        <w:rFonts w:ascii="Cambria Math" w:hAnsi="Cambria Math"/>
-                        <w:i/>
-                        <w:lang w:val="en-US"/>
-                      </w:rPr>
-                      <w:sym w:font="Symbol" w:char="F068"/>
-                    </m:r>
-                  </m:e>
-                  <m:sub>
-                    <m:r>
-                      <w:rPr>
-                        <w:rFonts w:ascii="Cambria Math" w:hAnsi="Cambria Math"/>
-                        <w:lang w:val="en-US"/>
-                      </w:rPr>
-                      <m:t>mot</m:t>
-                    </m:r>
-                  </m:sub>
-                </m:sSub>
-                <m:r>
-                  <w:rPr>
-                    <w:rFonts w:ascii="Cambria Math" w:hAnsi="Cambria Math"/>
-                  </w:rPr>
-                  <m:t xml:space="preserve">= </m:t>
-                </m:r>
-                <m:f>
-                  <m:fPr>
-                    <m:type m:val="lin"/>
-                    <m:ctrlPr>
-                      <w:rPr>
-                        <w:rFonts w:ascii="Cambria Math" w:hAnsi="Cambria Math"/>
-                        <w:i/>
-                        <w:lang w:val="en-US"/>
-                      </w:rPr>
-                    </m:ctrlPr>
-                  </m:fPr>
-                  <m:num>
-                    <m:r>
-                      <w:rPr>
-                        <w:rFonts w:ascii="Cambria Math" w:hAnsi="Cambria Math"/>
-                        <w:lang w:val="en-US"/>
-                      </w:rPr>
-                      <m:t>P</m:t>
-                    </m:r>
-                  </m:num>
-                  <m:den>
-                    <m:r>
-                      <w:rPr>
-                        <w:rFonts w:ascii="Cambria Math" w:hAnsi="Cambria Math"/>
-                        <w:lang w:val="en-US"/>
-                      </w:rPr>
-                      <m:t>(P+</m:t>
-                    </m:r>
-                    <m:sSub>
-                      <m:sSubPr>
-                        <m:ctrlPr>
-                          <w:rPr>
-                            <w:rFonts w:ascii="Cambria Math" w:hAnsi="Cambria Math"/>
-                            <w:i/>
-                            <w:lang w:val="en-US"/>
-                          </w:rPr>
-                        </m:ctrlPr>
-                      </m:sSubPr>
-                      <m:e>
-                        <m:r>
-                          <w:rPr>
-                            <w:rFonts w:ascii="Cambria Math" w:hAnsi="Cambria Math"/>
-                            <w:lang w:val="en-US"/>
-                          </w:rPr>
-                          <m:t>P</m:t>
-                        </m:r>
-                      </m:e>
-                      <m:sub>
-                        <m:r>
-                          <w:rPr>
-                            <w:rFonts w:ascii="Cambria Math" w:hAnsi="Cambria Math"/>
-                            <w:lang w:val="en-US"/>
-                          </w:rPr>
-                          <m:t>loss</m:t>
-                        </m:r>
-                      </m:sub>
-                    </m:sSub>
-                    <m:r>
-                      <w:rPr>
-                        <w:rFonts w:ascii="Cambria Math" w:hAnsi="Cambria Math"/>
-                        <w:lang w:val="en-US"/>
-                      </w:rPr>
-                      <m:t>)</m:t>
-                    </m:r>
-                  </m:den>
-                </m:f>
-              </m:oMath>
-            </m:oMathPara>
-          </w:p>
-        </w:tc>
-        <w:tc>
-          <w:tcPr>
-            <w:tcW w:w="702" w:type="dxa"/>
-            <w:vAlign w:val="center"/>
-          </w:tcPr>
-          <w:p>
-            <w:pPr>
-              <w:pStyle w:val="af8"/>
-              <w:spacing w:line="276" w:lineRule="auto"/>
-              <w:rPr>
-                <w:rFonts w:eastAsiaTheme="minorEastAsia" w:cstheme="minorBidi"/>
-              </w:rPr>
-            </w:pPr>
-            <w:r>
-              <w:rPr>
-                <w:rFonts w:eastAsiaTheme="minorEastAsia" w:cstheme="minorBidi"/>
-                <w:highlight w:val="yellow"/>
-              </w:rPr>
-              <w:t>()</w:t>
-            </w:r>
-          </w:p>
-        </w:tc>
-      </w:tr>
-    </w:tbl>
-    <w:p>
-      <w:pPr>
-        <w:pStyle w:val="a1"/>
-        <w:numPr>
-          <w:ilvl w:val="0"/>
-          <w:numId w:val="0"/>
-        </w:numPr>
-        <w:ind w:firstLine="709"/>
-      </w:pPr>
-    </w:p>
-    <w:tbl>
-      <w:tblPr>
-        <w:tblStyle w:val="af1"/>
-        <w:tblW w:w="0" w:type="auto"/>
-        <w:tblBorders>
-          <w:top w:val="none" w:sz="0" w:space="0" w:color="auto"/>
-          <w:left w:val="none" w:sz="0" w:space="0" w:color="auto"/>
-          <w:bottom w:val="none" w:sz="0" w:space="0" w:color="auto"/>
-          <w:right w:val="none" w:sz="0" w:space="0" w:color="auto"/>
-          <w:insideH w:val="none" w:sz="0" w:space="0" w:color="auto"/>
-          <w:insideV w:val="none" w:sz="0" w:space="0" w:color="auto"/>
-        </w:tblBorders>
-        <w:tblLook w:val="04A0" w:firstRow="1" w:lastRow="0" w:firstColumn="1" w:lastColumn="0" w:noHBand="0" w:noVBand="1"/>
-      </w:tblPr>
-      <w:tblGrid>
-        <w:gridCol w:w="8642"/>
-        <w:gridCol w:w="702"/>
-      </w:tblGrid>
-      <w:tr>
-        <w:tc>
-          <w:tcPr>
-            <w:tcW w:w="8642" w:type="dxa"/>
-            <w:vAlign w:val="center"/>
-          </w:tcPr>
-          <w:p>
-            <w:pPr>
-              <w:pStyle w:val="af8"/>
-              <w:spacing w:line="276" w:lineRule="auto"/>
-              <w:rPr>
-                <w:rFonts w:eastAsiaTheme="minorEastAsia" w:cstheme="minorBidi"/>
-                <w:lang w:val="en-US"/>
-              </w:rPr>
-            </w:pPr>
-            <m:oMathPara>
-              <m:oMath>
-                <m:sSub>
-                  <m:sSubPr>
-                    <m:ctrlPr>
-                      <w:rPr>
-                        <w:rFonts w:ascii="Cambria Math" w:hAnsi="Cambria Math"/>
-                        <w:i/>
-                        <w:lang w:val="en-US"/>
-                      </w:rPr>
-                    </m:ctrlPr>
-                  </m:sSubPr>
-                  <m:e>
-                    <m:r>
-                      <w:rPr>
-                        <w:rFonts w:ascii="Cambria Math" w:hAnsi="Cambria Math"/>
-                        <w:i/>
-                        <w:lang w:val="en-US"/>
-                      </w:rPr>
-                      <w:sym w:font="Symbol" w:char="F068"/>
-                    </m:r>
-                  </m:e>
-                  <m:sub>
-                    <m:r>
-                      <w:rPr>
-                        <w:rFonts w:ascii="Cambria Math" w:hAnsi="Cambria Math"/>
-                        <w:lang w:val="en-US"/>
-                      </w:rPr>
-                      <m:t>gen</m:t>
-                    </m:r>
-                  </m:sub>
-                </m:sSub>
-                <m:r>
-                  <w:rPr>
-                    <w:rFonts w:ascii="Cambria Math" w:hAnsi="Cambria Math"/>
-                  </w:rPr>
-                  <m:t xml:space="preserve">= </m:t>
-                </m:r>
-                <m:f>
-                  <m:fPr>
-                    <m:type m:val="lin"/>
-                    <m:ctrlPr>
-                      <w:rPr>
-                        <w:rFonts w:ascii="Cambria Math" w:hAnsi="Cambria Math"/>
-                        <w:i/>
-                        <w:lang w:val="en-US"/>
-                      </w:rPr>
-                    </m:ctrlPr>
-                  </m:fPr>
-                  <m:num>
-                    <m:r>
-                      <w:rPr>
-                        <w:rFonts w:ascii="Cambria Math" w:hAnsi="Cambria Math"/>
-                        <w:lang w:val="en-US"/>
-                      </w:rPr>
-                      <m:t>(P-</m:t>
-                    </m:r>
-                    <m:sSub>
-                      <m:sSubPr>
-                        <m:ctrlPr>
-                          <w:rPr>
-                            <w:rFonts w:ascii="Cambria Math" w:hAnsi="Cambria Math"/>
-                            <w:i/>
-                            <w:lang w:val="en-US"/>
-                          </w:rPr>
-                        </m:ctrlPr>
-                      </m:sSubPr>
-                      <m:e>
-                        <m:r>
-                          <w:rPr>
-                            <w:rFonts w:ascii="Cambria Math" w:hAnsi="Cambria Math"/>
-                            <w:lang w:val="en-US"/>
-                          </w:rPr>
-                          <m:t>P</m:t>
-                        </m:r>
-                      </m:e>
-                      <m:sub>
-                        <m:r>
-                          <w:rPr>
-                            <w:rFonts w:ascii="Cambria Math" w:hAnsi="Cambria Math"/>
-                            <w:lang w:val="en-US"/>
-                          </w:rPr>
-                          <m:t>loss</m:t>
-                        </m:r>
-                      </m:sub>
-                    </m:sSub>
-                    <m:r>
-                      <w:rPr>
-                        <w:rFonts w:ascii="Cambria Math" w:hAnsi="Cambria Math"/>
-                        <w:lang w:val="en-US"/>
-                      </w:rPr>
-                      <m:t>)</m:t>
-                    </m:r>
-                  </m:num>
-                  <m:den>
-                    <m:r>
-                      <w:rPr>
-                        <w:rFonts w:ascii="Cambria Math" w:hAnsi="Cambria Math"/>
-                        <w:lang w:val="en-US"/>
-                      </w:rPr>
-                      <m:t>P</m:t>
-                    </m:r>
-                  </m:den>
-                </m:f>
-              </m:oMath>
-            </m:oMathPara>
-          </w:p>
-        </w:tc>
-        <w:tc>
-          <w:tcPr>
-            <w:tcW w:w="702" w:type="dxa"/>
-            <w:vAlign w:val="center"/>
-          </w:tcPr>
-          <w:p>
-            <w:pPr>
-              <w:pStyle w:val="af8"/>
-              <w:spacing w:line="276" w:lineRule="auto"/>
-              <w:rPr>
-                <w:rFonts w:eastAsiaTheme="minorEastAsia" w:cstheme="minorBidi"/>
-              </w:rPr>
-            </w:pPr>
-            <w:r>
-              <w:rPr>
-                <w:rFonts w:eastAsiaTheme="minorEastAsia" w:cstheme="minorBidi"/>
-                <w:highlight w:val="yellow"/>
-              </w:rPr>
-              <w:t>()</w:t>
-            </w:r>
-          </w:p>
-        </w:tc>
-      </w:tr>
-    </w:tbl>
-    <w:p>
-      <w:pPr>
-        <w:rPr>
-          <w:lang w:val="en-US"/>
-        </w:rPr>
-      </w:pPr>
-    </w:p>
+    <w:p/>
     <w:p>
       <w:pPr>
         <w:ind w:firstLine="0"/>
         <w:jc w:val="center"/>
       </w:pPr>
       <w:r>
+        <w:lastRenderedPageBreak/>
+        <w:drawing>
+          <wp:inline distT="0" distB="0" distL="0" distR="0" wp14:anchorId="6723DF86" wp14:editId="009D1097">
+            <wp:extent cx="3049107" cy="8388626"/>
+            <wp:effectExtent l="0" t="0" r="0" b="0"/>
+            <wp:docPr id="2123667129" name="Рисунок 1"/>
+            <wp:cNvGraphicFramePr>
+              <a:graphicFrameLocks xmlns:a="http://schemas.openxmlformats.org/drawingml/2006/main" noChangeAspect="1"/>
+            </wp:cNvGraphicFramePr>
+            <a:graphic xmlns:a="http://schemas.openxmlformats.org/drawingml/2006/main">
+              <a:graphicData uri="http://schemas.openxmlformats.org/drawingml/2006/picture">
+                <pic:pic xmlns:pic="http://schemas.openxmlformats.org/drawingml/2006/picture">
+                  <pic:nvPicPr>
+                    <pic:cNvPr id="2123667129" name=""/>
+                    <pic:cNvPicPr/>
+                  </pic:nvPicPr>
+                  <pic:blipFill>
+                    <a:blip r:embed="rId21"/>
+                    <a:stretch>
+                      <a:fillRect/>
+                    </a:stretch>
+                  </pic:blipFill>
+                  <pic:spPr>
+                    <a:xfrm>
+                      <a:off x="0" y="0"/>
+                      <a:ext cx="3078883" cy="8470544"/>
+                    </a:xfrm>
+                    <a:prstGeom prst="rect">
+                      <a:avLst/>
+                    </a:prstGeom>
+                  </pic:spPr>
+                </pic:pic>
+              </a:graphicData>
+            </a:graphic>
+          </wp:inline>
+        </w:drawing>
+      </w:r>
+    </w:p>
+    <w:p>
+      <w:pPr>
+        <w:ind w:firstLine="0"/>
+        <w:jc w:val="center"/>
+      </w:pPr>
+      <w:r>
         <w:rPr>
           <w:noProof/>
         </w:rPr>
+        <w:lastRenderedPageBreak/>
         <w:drawing>
           <wp:inline distT="0" distB="0" distL="0" distR="0" wp14:anchorId="0B8C29A7" wp14:editId="10E1B58E">
             <wp:extent cx="5939790" cy="3730625"/>
@@ -5748,7 +8749,7 @@
                     <pic:cNvPicPr/>
                   </pic:nvPicPr>
                   <pic:blipFill>
-                    <a:blip r:embed="rId17"/>
+                    <a:blip r:embed="rId22"/>
                     <a:stretch>
                       <a:fillRect/>
                     </a:stretch>
@@ -5800,7 +8801,7 @@
                     <pic:cNvPicPr/>
                   </pic:nvPicPr>
                   <pic:blipFill>
-                    <a:blip r:embed="rId18"/>
+                    <a:blip r:embed="rId23"/>
                     <a:stretch>
                       <a:fillRect/>
                     </a:stretch>
@@ -5850,7 +8851,7 @@
                     <pic:cNvPicPr/>
                   </pic:nvPicPr>
                   <pic:blipFill>
-                    <a:blip r:embed="rId19"/>
+                    <a:blip r:embed="rId24"/>
                     <a:stretch>
                       <a:fillRect/>
                     </a:stretch>
@@ -5888,12 +8889,12 @@
       <w:pPr>
         <w:pStyle w:val="aff5"/>
       </w:pPr>
-      <w:bookmarkStart w:id="2" w:name="_Toc217882256"/>
+      <w:bookmarkStart w:id="3" w:name="_Toc217882256"/>
       <w:r>
         <w:lastRenderedPageBreak/>
         <w:t>ЗАКЛЮЧЕНИЕ</w:t>
       </w:r>
-      <w:bookmarkEnd w:id="2"/>
+      <w:bookmarkEnd w:id="3"/>
     </w:p>
     <w:p/>
     <w:p>
@@ -5995,13 +8996,21 @@
         <w:t>-</w:t>
       </w:r>
       <w:r>
-        <w:t>Series, тогда как Parallel</w:t>
+        <w:t xml:space="preserve">Series, тогда как </w:t>
+      </w:r>
+      <w:proofErr w:type="spellStart"/>
+      <w:r>
+        <w:t>Parallel</w:t>
       </w:r>
       <w:r>
         <w:t>-</w:t>
       </w:r>
       <w:r>
-        <w:t xml:space="preserve">Inline обеспечивает стабильную эффективность на шоссе. </w:t>
+        <w:t>Inline</w:t>
+      </w:r>
+      <w:proofErr w:type="spellEnd"/>
+      <w:r>
+        <w:t xml:space="preserve"> обеспечивает стабильную эффективность на шоссе. </w:t>
       </w:r>
       <w:r>
         <w:t xml:space="preserve">Комбинированные схемы </w:t>
@@ -6040,22 +9049,30 @@
       <w:pPr>
         <w:pStyle w:val="aff5"/>
       </w:pPr>
-      <w:bookmarkStart w:id="3" w:name="_Toc217882257"/>
+      <w:bookmarkStart w:id="4" w:name="_Toc217882257"/>
       <w:r>
         <w:lastRenderedPageBreak/>
         <w:t>СПИСОК ИСПОЛЬЗОВАННЫХ ИСТОЧНИКОВ</w:t>
       </w:r>
-      <w:bookmarkEnd w:id="3"/>
+      <w:bookmarkEnd w:id="4"/>
     </w:p>
     <w:p/>
     <w:p>
       <w:pPr>
         <w:pStyle w:val="a"/>
       </w:pPr>
-      <w:bookmarkStart w:id="4" w:name="_Ref533095203"/>
-      <w:bookmarkStart w:id="5" w:name="_Ref533088416"/>
-      <w:r>
-        <w:t xml:space="preserve">Смирнов С.В., Макаров А.Р., Заев И.А., Худайбергенова Г.Т. </w:t>
+      <w:bookmarkStart w:id="5" w:name="_Ref533095203"/>
+      <w:bookmarkStart w:id="6" w:name="_Ref533088416"/>
+      <w:r>
+        <w:t xml:space="preserve">Смирнов С.В., Макаров А.Р., Заев И.А., </w:t>
+      </w:r>
+      <w:proofErr w:type="spellStart"/>
+      <w:r>
+        <w:t>Худайбергенова</w:t>
+      </w:r>
+      <w:proofErr w:type="spellEnd"/>
+      <w:r>
+        <w:t xml:space="preserve"> Г.Т. </w:t>
       </w:r>
       <w:r>
         <w:t>Исследование эффективности использования цикла Миллера в двигателях внутреннего сгорания</w:t>
@@ -6077,6 +9094,541 @@
           <w:lang w:val="en-US"/>
         </w:rPr>
       </w:pPr>
+      <w:proofErr w:type="spellStart"/>
+      <w:r>
+        <w:rPr>
+          <w:lang w:val="en-US"/>
+        </w:rPr>
+        <w:t>Xiaowu</w:t>
+      </w:r>
+      <w:proofErr w:type="spellEnd"/>
+      <w:r>
+        <w:rPr>
+          <w:lang w:val="en-US"/>
+        </w:rPr>
+        <w:t xml:space="preserve"> Zhang</w:t>
+      </w:r>
+      <w:r>
+        <w:rPr>
+          <w:lang w:val="en-US"/>
+        </w:rPr>
+        <w:t xml:space="preserve">. </w:t>
+      </w:r>
+      <w:r>
+        <w:rPr>
+          <w:lang w:val="en-US"/>
+        </w:rPr>
+        <w:t>Design of Power Split Hybrid Powertrains with Multiple Planetary Gears and Clutches</w:t>
+      </w:r>
+      <w:r>
+        <w:rPr>
+          <w:lang w:val="en-US"/>
+        </w:rPr>
+        <w:t>: A D</w:t>
+      </w:r>
+      <w:r>
+        <w:rPr>
+          <w:lang w:val="en-US"/>
+        </w:rPr>
+        <w:t>issertation</w:t>
+      </w:r>
+      <w:r>
+        <w:rPr>
+          <w:lang w:val="en-US"/>
+        </w:rPr>
+        <w:t xml:space="preserve"> // </w:t>
+      </w:r>
+      <w:r>
+        <w:rPr>
+          <w:lang w:val="en-US"/>
+        </w:rPr>
+        <w:t>The University of Michigan</w:t>
+      </w:r>
+      <w:r>
+        <w:rPr>
+          <w:lang w:val="en-US"/>
+        </w:rPr>
+        <w:t xml:space="preserve">. 2015. </w:t>
+      </w:r>
+      <w:r>
+        <w:t>19</w:t>
+      </w:r>
+      <w:r>
+        <w:t xml:space="preserve"> с</w:t>
+      </w:r>
+      <w:r>
+        <w:t>.</w:t>
+      </w:r>
+    </w:p>
+    <w:p>
+      <w:pPr>
+        <w:pStyle w:val="a"/>
+        <w:rPr>
+          <w:lang w:val="en-US"/>
+        </w:rPr>
+      </w:pPr>
+      <w:r>
+        <w:rPr>
+          <w:lang w:val="en-US"/>
+        </w:rPr>
+        <w:t xml:space="preserve">Theo Hofman, Thijs </w:t>
+      </w:r>
+      <w:proofErr w:type="spellStart"/>
+      <w:r>
+        <w:rPr>
+          <w:lang w:val="en-US"/>
+        </w:rPr>
+        <w:t>Purnot</w:t>
+      </w:r>
+      <w:proofErr w:type="spellEnd"/>
+      <w:r>
+        <w:rPr>
+          <w:lang w:val="en-US"/>
+        </w:rPr>
+        <w:t xml:space="preserve">. </w:t>
+      </w:r>
+      <w:r>
+        <w:rPr>
+          <w:lang w:val="en-US"/>
+        </w:rPr>
+        <w:t>A Comparative Study and Analysis of an Optimized Control Strategy for the Toyota Hybrid System</w:t>
+      </w:r>
+      <w:r>
+        <w:rPr>
+          <w:lang w:val="en-US"/>
+        </w:rPr>
+        <w:t>.</w:t>
+      </w:r>
+      <w:r>
+        <w:rPr>
+          <w:lang w:val="en-US"/>
+        </w:rPr>
+        <w:t xml:space="preserve"> </w:t>
+      </w:r>
+      <w:r>
+        <w:rPr>
+          <w:lang w:val="en-US"/>
+        </w:rPr>
+        <w:t>–</w:t>
+      </w:r>
+      <w:r>
+        <w:rPr>
+          <w:lang w:val="en-US"/>
+        </w:rPr>
+        <w:t xml:space="preserve"> </w:t>
+      </w:r>
+      <w:r>
+        <w:rPr>
+          <w:lang w:val="en-US"/>
+        </w:rPr>
+        <w:t>Stavanger</w:t>
+      </w:r>
+      <w:r>
+        <w:rPr>
+          <w:lang w:val="en-US"/>
+        </w:rPr>
+        <w:t>:</w:t>
+      </w:r>
+      <w:r>
+        <w:rPr>
+          <w:lang w:val="en-US"/>
+        </w:rPr>
+        <w:t xml:space="preserve"> </w:t>
+      </w:r>
+      <w:proofErr w:type="spellStart"/>
+      <w:r>
+        <w:rPr>
+          <w:lang w:val="en-US"/>
+        </w:rPr>
+        <w:t>Technische</w:t>
+      </w:r>
+      <w:proofErr w:type="spellEnd"/>
+      <w:r>
+        <w:rPr>
+          <w:lang w:val="en-US"/>
+        </w:rPr>
+        <w:t xml:space="preserve"> Universiteit Eindhoven</w:t>
+      </w:r>
+      <w:r>
+        <w:rPr>
+          <w:lang w:val="en-US"/>
+        </w:rPr>
+        <w:t xml:space="preserve"> // </w:t>
+      </w:r>
+      <w:r>
+        <w:rPr>
+          <w:lang w:val="en-US"/>
+        </w:rPr>
+        <w:t>EVS24 International Battery, Hybrid and Fuel Cell Electric Vehicle Symposium</w:t>
+      </w:r>
+      <w:r>
+        <w:rPr>
+          <w:lang w:val="en-US"/>
+        </w:rPr>
+        <w:t>.</w:t>
+      </w:r>
+      <w:r>
+        <w:rPr>
+          <w:lang w:val="en-US"/>
+        </w:rPr>
+        <w:t xml:space="preserve"> </w:t>
+      </w:r>
+      <w:r>
+        <w:rPr>
+          <w:lang w:val="en-US"/>
+        </w:rPr>
+        <w:t xml:space="preserve">2009. </w:t>
+      </w:r>
+      <w:r>
+        <w:t>6 с</w:t>
+      </w:r>
+      <w:r>
+        <w:rPr>
+          <w:lang w:val="en-US"/>
+        </w:rPr>
+        <w:t>.</w:t>
+      </w:r>
+    </w:p>
+    <w:p>
+      <w:pPr>
+        <w:pStyle w:val="a"/>
+        <w:rPr>
+          <w:lang w:val="en-US"/>
+        </w:rPr>
+      </w:pPr>
+      <w:proofErr w:type="spellStart"/>
+      <w:r>
+        <w:rPr>
+          <w:lang w:val="en-US"/>
+        </w:rPr>
+        <w:t>Xinyou</w:t>
+      </w:r>
+      <w:proofErr w:type="spellEnd"/>
+      <w:r>
+        <w:rPr>
+          <w:lang w:val="en-US"/>
+        </w:rPr>
+        <w:t xml:space="preserve"> </w:t>
+      </w:r>
+      <w:r>
+        <w:rPr>
+          <w:lang w:val="en-US"/>
+        </w:rPr>
+        <w:t>Li</w:t>
+      </w:r>
+      <w:r>
+        <w:rPr>
+          <w:lang w:val="en-US"/>
+        </w:rPr>
+        <w:t xml:space="preserve">, </w:t>
+      </w:r>
+      <w:r>
+        <w:rPr>
+          <w:lang w:val="en-US"/>
+        </w:rPr>
+        <w:t>Mo</w:t>
+      </w:r>
+      <w:r>
+        <w:rPr>
+          <w:lang w:val="en-US"/>
+        </w:rPr>
+        <w:t xml:space="preserve"> </w:t>
+      </w:r>
+      <w:r>
+        <w:rPr>
+          <w:lang w:val="en-US"/>
+        </w:rPr>
+        <w:t>Liping</w:t>
+      </w:r>
+      <w:r>
+        <w:rPr>
+          <w:lang w:val="en-US"/>
+        </w:rPr>
+        <w:t xml:space="preserve">. </w:t>
+      </w:r>
+      <w:r>
+        <w:rPr>
+          <w:lang w:val="en-US"/>
+        </w:rPr>
+        <w:t xml:space="preserve">Optimal adaptation equivalent factor of energy management strategy for plug-in CVT HEV. Institution of Mechanical Engineers Part D Journal of Automobile Engineering. </w:t>
+      </w:r>
+      <w:r>
+        <w:t>Т. 233. 2019. С. 877 – 889.</w:t>
+      </w:r>
+    </w:p>
+    <w:p>
+      <w:pPr>
+        <w:pStyle w:val="a"/>
+        <w:rPr>
+          <w:lang w:val="en-US"/>
+        </w:rPr>
+      </w:pPr>
+      <w:proofErr w:type="spellStart"/>
+      <w:r>
+        <w:rPr>
+          <w:lang w:val="en-US"/>
+        </w:rPr>
+        <w:t>Jiageng</w:t>
+      </w:r>
+      <w:proofErr w:type="spellEnd"/>
+      <w:r>
+        <w:rPr>
+          <w:lang w:val="en-US"/>
+        </w:rPr>
+        <w:t xml:space="preserve"> Ruan1, Paul DWalker, </w:t>
+      </w:r>
+      <w:proofErr w:type="spellStart"/>
+      <w:r>
+        <w:rPr>
+          <w:lang w:val="en-US"/>
+        </w:rPr>
+        <w:t>Jinglai</w:t>
+      </w:r>
+      <w:proofErr w:type="spellEnd"/>
+      <w:r>
+        <w:rPr>
+          <w:lang w:val="en-US"/>
+        </w:rPr>
+        <w:t xml:space="preserve"> Wu, </w:t>
+      </w:r>
+      <w:proofErr w:type="spellStart"/>
+      <w:r>
+        <w:rPr>
+          <w:lang w:val="en-US"/>
+        </w:rPr>
+        <w:t>NongZhang</w:t>
+      </w:r>
+      <w:proofErr w:type="spellEnd"/>
+      <w:r>
+        <w:rPr>
+          <w:lang w:val="en-US"/>
+        </w:rPr>
+        <w:t xml:space="preserve">, </w:t>
+      </w:r>
+      <w:proofErr w:type="spellStart"/>
+      <w:r>
+        <w:rPr>
+          <w:lang w:val="en-US"/>
+        </w:rPr>
+        <w:t>Bangji</w:t>
+      </w:r>
+      <w:proofErr w:type="spellEnd"/>
+      <w:r>
+        <w:rPr>
+          <w:lang w:val="en-US"/>
+        </w:rPr>
+        <w:t xml:space="preserve"> Zhang. Development of continuously variable transmission and multi-speed dual clutch transmission for pure electric vehicle. Advances of mechanical engineering journal. </w:t>
+      </w:r>
+      <w:r>
+        <w:t>Т. 10. 2018. 15</w:t>
+      </w:r>
+      <w:r>
+        <w:t xml:space="preserve"> с</w:t>
+      </w:r>
+      <w:r>
+        <w:t>.</w:t>
+      </w:r>
+    </w:p>
+    <w:p>
+      <w:pPr>
+        <w:pStyle w:val="a"/>
+        <w:rPr>
+          <w:lang w:val="en-US"/>
+        </w:rPr>
+      </w:pPr>
+      <w:proofErr w:type="spellStart"/>
+      <w:r>
+        <w:rPr>
+          <w:lang w:val="en-US"/>
+        </w:rPr>
+        <w:t>Qingbo</w:t>
+      </w:r>
+      <w:proofErr w:type="spellEnd"/>
+      <w:r>
+        <w:rPr>
+          <w:lang w:val="en-US"/>
+        </w:rPr>
+        <w:t xml:space="preserve"> Guo, </w:t>
+      </w:r>
+      <w:proofErr w:type="spellStart"/>
+      <w:r>
+        <w:rPr>
+          <w:lang w:val="en-US"/>
+        </w:rPr>
+        <w:t>Chengming</w:t>
+      </w:r>
+      <w:proofErr w:type="spellEnd"/>
+      <w:r>
+        <w:rPr>
+          <w:lang w:val="en-US"/>
+        </w:rPr>
+        <w:t xml:space="preserve"> Zhang, </w:t>
+      </w:r>
+      <w:proofErr w:type="spellStart"/>
+      <w:r>
+        <w:rPr>
+          <w:lang w:val="en-US"/>
+        </w:rPr>
+        <w:t>Liyi</w:t>
+      </w:r>
+      <w:proofErr w:type="spellEnd"/>
+      <w:r>
+        <w:rPr>
+          <w:lang w:val="en-US"/>
+        </w:rPr>
+        <w:t xml:space="preserve"> Li, </w:t>
+      </w:r>
+      <w:proofErr w:type="spellStart"/>
+      <w:r>
+        <w:rPr>
+          <w:lang w:val="en-US"/>
+        </w:rPr>
+        <w:t>Jiangpeng</w:t>
+      </w:r>
+      <w:proofErr w:type="spellEnd"/>
+      <w:r>
+        <w:rPr>
+          <w:lang w:val="en-US"/>
+        </w:rPr>
+        <w:t xml:space="preserve"> Zhang</w:t>
+      </w:r>
+      <w:r>
+        <w:rPr>
+          <w:lang w:val="en-US"/>
+        </w:rPr>
+        <w:t xml:space="preserve">, </w:t>
+      </w:r>
+      <w:r>
+        <w:rPr>
+          <w:lang w:val="en-US"/>
+        </w:rPr>
+        <w:t>Mingyi Wang</w:t>
+      </w:r>
+      <w:r>
+        <w:rPr>
+          <w:lang w:val="en-US"/>
+        </w:rPr>
+        <w:t xml:space="preserve">. </w:t>
+      </w:r>
+      <w:r>
+        <w:rPr>
+          <w:lang w:val="en-US"/>
+        </w:rPr>
+        <w:t>Maximum</w:t>
+      </w:r>
+      <w:r>
+        <w:rPr>
+          <w:lang w:val="en-US"/>
+        </w:rPr>
+        <w:t xml:space="preserve"> </w:t>
+      </w:r>
+      <w:r>
+        <w:rPr>
+          <w:lang w:val="en-US"/>
+        </w:rPr>
+        <w:t>e</w:t>
+      </w:r>
+      <w:r>
+        <w:rPr>
+          <w:lang w:val="en-US"/>
+        </w:rPr>
+        <w:t xml:space="preserve">fficiency per </w:t>
+      </w:r>
+      <w:r>
+        <w:rPr>
+          <w:lang w:val="en-US"/>
+        </w:rPr>
+        <w:t>t</w:t>
+      </w:r>
+      <w:r>
+        <w:rPr>
+          <w:lang w:val="en-US"/>
+        </w:rPr>
+        <w:t xml:space="preserve">orque </w:t>
+      </w:r>
+      <w:r>
+        <w:rPr>
+          <w:lang w:val="en-US"/>
+        </w:rPr>
+        <w:t>c</w:t>
+      </w:r>
+      <w:r>
+        <w:rPr>
+          <w:lang w:val="en-US"/>
+        </w:rPr>
+        <w:t xml:space="preserve">ontrol of </w:t>
+      </w:r>
+      <w:r>
+        <w:rPr>
+          <w:lang w:val="en-US"/>
+        </w:rPr>
+        <w:t>p</w:t>
+      </w:r>
+      <w:r>
+        <w:rPr>
+          <w:lang w:val="en-US"/>
+        </w:rPr>
+        <w:t>ermanent-</w:t>
+      </w:r>
+      <w:r>
+        <w:rPr>
+          <w:lang w:val="en-US"/>
+        </w:rPr>
+        <w:t>m</w:t>
+      </w:r>
+      <w:r>
+        <w:rPr>
+          <w:lang w:val="en-US"/>
+        </w:rPr>
+        <w:t xml:space="preserve">agnet </w:t>
+      </w:r>
+      <w:r>
+        <w:rPr>
+          <w:lang w:val="en-US"/>
+        </w:rPr>
+        <w:t>s</w:t>
+      </w:r>
+      <w:r>
+        <w:rPr>
+          <w:lang w:val="en-US"/>
+        </w:rPr>
+        <w:t xml:space="preserve">ynchronous </w:t>
+      </w:r>
+      <w:r>
+        <w:rPr>
+          <w:lang w:val="en-US"/>
+        </w:rPr>
+        <w:t>m</w:t>
+      </w:r>
+      <w:r>
+        <w:rPr>
+          <w:lang w:val="en-US"/>
+        </w:rPr>
+        <w:t>achines</w:t>
+      </w:r>
+      <w:r>
+        <w:rPr>
+          <w:lang w:val="en-US"/>
+        </w:rPr>
+        <w:t xml:space="preserve"> // Applied Sciences. 2016. </w:t>
+      </w:r>
+      <w:r>
+        <w:t>№6. 19</w:t>
+      </w:r>
+      <w:r>
+        <w:t xml:space="preserve"> с</w:t>
+      </w:r>
+      <w:r>
+        <w:t>.</w:t>
+      </w:r>
+    </w:p>
+    <w:p>
+      <w:pPr>
+        <w:pStyle w:val="a"/>
+        <w:rPr>
+          <w:lang w:val="en-US"/>
+        </w:rPr>
+      </w:pPr>
       <w:r>
         <w:rPr>
           <w:lang w:val="en-US"/>
@@ -6120,8 +9672,58 @@
     <w:p>
       <w:pPr>
         <w:pStyle w:val="a"/>
-      </w:pPr>
-      <w:r>
+        <w:rPr>
+          <w:lang w:val="en-US"/>
+        </w:rPr>
+      </w:pPr>
+      <w:r>
+        <w:rPr>
+          <w:lang w:val="en-US"/>
+        </w:rPr>
+        <w:t>G</w:t>
+      </w:r>
+      <w:r>
+        <w:rPr>
+          <w:lang w:val="en-US"/>
+        </w:rPr>
+        <w:t xml:space="preserve">lobal technical regulation No. 15: Worldwide harmonized Light vehicles Test Procedures (WLTP) </w:t>
+      </w:r>
+      <w:r>
+        <w:rPr>
+          <w:lang w:val="en-US"/>
+        </w:rPr>
+        <w:t>/</w:t>
+      </w:r>
+      <w:r>
+        <w:rPr>
+          <w:lang w:val="en-US"/>
+        </w:rPr>
+        <w:t xml:space="preserve">/ United Nations Economic Commission for Europe. Geneva: UNECE, 2014. — 560 </w:t>
+      </w:r>
+      <w:r>
+        <w:t>с</w:t>
+      </w:r>
+      <w:r>
+        <w:rPr>
+          <w:lang w:val="en-US"/>
+        </w:rPr>
+        <w:t>.</w:t>
+      </w:r>
+    </w:p>
+    <w:p>
+      <w:pPr>
+        <w:pStyle w:val="a"/>
+        <w:rPr>
+          <w:lang w:val="en-US"/>
+        </w:rPr>
+      </w:pPr>
+    </w:p>
+    <w:p>
+      <w:pPr>
+        <w:pStyle w:val="a"/>
+      </w:pPr>
+      <w:r>
+        <w:lastRenderedPageBreak/>
         <w:t xml:space="preserve">Петров А.П. Конструкция и проектирование гибридных автомобилей. Курган.: Изд-во </w:t>
       </w:r>
       <w:r>
@@ -6139,7 +9741,21 @@
         <w:rPr>
           <w:lang w:val="en-US"/>
         </w:rPr>
-        <w:t xml:space="preserve">Alexander Y., Zhenhong L. Optimizing PHEV Electric Range with Battery Degradation. – Guangzhou: South China University of Technology, 2025. 4 </w:t>
+        <w:t xml:space="preserve">Alexander Y., </w:t>
+      </w:r>
+      <w:proofErr w:type="spellStart"/>
+      <w:r>
+        <w:rPr>
+          <w:lang w:val="en-US"/>
+        </w:rPr>
+        <w:t>Zhenhong</w:t>
+      </w:r>
+      <w:proofErr w:type="spellEnd"/>
+      <w:r>
+        <w:rPr>
+          <w:lang w:val="en-US"/>
+        </w:rPr>
+        <w:t xml:space="preserve"> L. Optimizing PHEV Electric Range with Battery Degradation. – Guangzhou: South China University of Technology, 2025. 4 </w:t>
       </w:r>
       <w:r>
         <w:t>с</w:t>
@@ -6174,7 +9790,35 @@
         <w:rPr>
           <w:lang w:val="en-US"/>
         </w:rPr>
-        <w:t>tz P., Link S., Ringelschwendner H., Keller M., Moll C., Bieker G., Dornoff J., Mock P. Real-World Usage of Plug-in Hybrid Vehicles in Europe. Washington: ICCT, 2022.</w:t>
+        <w:t xml:space="preserve">tz P., Link S., </w:t>
+      </w:r>
+      <w:proofErr w:type="spellStart"/>
+      <w:r>
+        <w:rPr>
+          <w:lang w:val="en-US"/>
+        </w:rPr>
+        <w:t>Ringelschwendner</w:t>
+      </w:r>
+      <w:proofErr w:type="spellEnd"/>
+      <w:r>
+        <w:rPr>
+          <w:lang w:val="en-US"/>
+        </w:rPr>
+        <w:t xml:space="preserve"> H., Keller M., Moll C., Bieker G., </w:t>
+      </w:r>
+      <w:proofErr w:type="spellStart"/>
+      <w:r>
+        <w:rPr>
+          <w:lang w:val="en-US"/>
+        </w:rPr>
+        <w:t>Dornoff</w:t>
+      </w:r>
+      <w:proofErr w:type="spellEnd"/>
+      <w:r>
+        <w:rPr>
+          <w:lang w:val="en-US"/>
+        </w:rPr>
+        <w:t xml:space="preserve"> J., Mock P. Real-World Usage of Plug-in Hybrid Vehicles in Europe. Washington: ICCT, 2022.</w:t>
       </w:r>
     </w:p>
     <w:p>
@@ -6188,7 +9832,21 @@
         <w:rPr>
           <w:lang w:val="en-US"/>
         </w:rPr>
-        <w:t xml:space="preserve">Krishna V.S., Hairy O.B., Dheerendra S. A Comprehensive Review on Hybrid Electric Vehicles: Architectures and Components // Journal of Modern Transportation. 2019. </w:t>
+        <w:t xml:space="preserve">Krishna V.S., Hairy O.B., Dheerendra S. </w:t>
+      </w:r>
+      <w:proofErr w:type="gramStart"/>
+      <w:r>
+        <w:rPr>
+          <w:lang w:val="en-US"/>
+        </w:rPr>
+        <w:t>A</w:t>
+      </w:r>
+      <w:proofErr w:type="gramEnd"/>
+      <w:r>
+        <w:rPr>
+          <w:lang w:val="en-US"/>
+        </w:rPr>
+        <w:t xml:space="preserve"> Comprehensive Review on Hybrid Electric Vehicles: Architectures and Components // Journal of Modern Transportation. 2019. </w:t>
       </w:r>
       <w:r>
         <w:rPr>
@@ -6223,7 +9881,14 @@
         <w:rPr>
           <w:lang w:val="en-US"/>
         </w:rPr>
-        <w:t>Sieg C., K</w:t>
+        <w:t xml:space="preserve">Sieg C., </w:t>
+      </w:r>
+      <w:proofErr w:type="spellStart"/>
+      <w:r>
+        <w:rPr>
+          <w:lang w:val="en-US"/>
+        </w:rPr>
+        <w:t>K</w:t>
       </w:r>
       <w:r>
         <w:rPr>
@@ -6235,7 +9900,14 @@
         <w:rPr>
           <w:lang w:val="en-US"/>
         </w:rPr>
-        <w:t xml:space="preserve">kay F. Benchmarking of Dedicated Hybrid Transmissions // Vehicles. 2020. </w:t>
+        <w:t>kay</w:t>
+      </w:r>
+      <w:proofErr w:type="spellEnd"/>
+      <w:r>
+        <w:rPr>
+          <w:lang w:val="en-US"/>
+        </w:rPr>
+        <w:t xml:space="preserve"> F. Benchmarking of Dedicated Hybrid Transmissions // Vehicles. 2020. </w:t>
       </w:r>
       <w:r>
         <w:rPr>
@@ -6307,8 +9979,173 @@
         <w:rPr>
           <w:lang w:val="en-US"/>
         </w:rPr>
+        <w:t>Volkswagen. The Technical Data of the New Golf Hybrid Models [</w:t>
+      </w:r>
+      <w:proofErr w:type="spellStart"/>
+      <w:r>
+        <w:rPr>
+          <w:lang w:val="en-US"/>
+        </w:rPr>
+        <w:t>Электронный</w:t>
+      </w:r>
+      <w:proofErr w:type="spellEnd"/>
+      <w:r>
+        <w:rPr>
+          <w:lang w:val="en-US"/>
+        </w:rPr>
+        <w:t xml:space="preserve"> </w:t>
+      </w:r>
+      <w:proofErr w:type="spellStart"/>
+      <w:r>
+        <w:rPr>
+          <w:lang w:val="en-US"/>
+        </w:rPr>
+        <w:t>ресурс</w:t>
+      </w:r>
+      <w:proofErr w:type="spellEnd"/>
+      <w:r>
+        <w:rPr>
+          <w:lang w:val="en-US"/>
+        </w:rPr>
+        <w:t>]. 2020. URL: https://www.volkswagen-newsroom.com/ (</w:t>
+      </w:r>
+      <w:proofErr w:type="spellStart"/>
+      <w:r>
+        <w:rPr>
+          <w:lang w:val="en-US"/>
+        </w:rPr>
+        <w:t>дата</w:t>
+      </w:r>
+      <w:proofErr w:type="spellEnd"/>
+      <w:r>
+        <w:rPr>
+          <w:lang w:val="en-US"/>
+        </w:rPr>
+        <w:t xml:space="preserve"> </w:t>
+      </w:r>
+      <w:proofErr w:type="spellStart"/>
+      <w:r>
+        <w:rPr>
+          <w:lang w:val="en-US"/>
+        </w:rPr>
+        <w:t>обращения</w:t>
+      </w:r>
+      <w:proofErr w:type="spellEnd"/>
+      <w:r>
+        <w:rPr>
+          <w:lang w:val="en-US"/>
+        </w:rPr>
+        <w:t>: 18.12.2025).</w:t>
+      </w:r>
+    </w:p>
+    <w:p>
+      <w:pPr>
+        <w:pStyle w:val="a"/>
+        <w:rPr>
+          <w:lang w:val="en-US"/>
+        </w:rPr>
+      </w:pPr>
+      <w:r>
+        <w:rPr>
+          <w:lang w:val="en-US"/>
+        </w:rPr>
+        <w:t xml:space="preserve">Fukuda T., Eguchi T. Technology for Increased Fuel Efficiency in New Insight // Honda R&amp;D Technical Review. 2009. № 21. </w:t>
+      </w:r>
+      <w:r>
+        <w:t>С</w:t>
+      </w:r>
+      <w:r>
+        <w:rPr>
+          <w:lang w:val="en-US"/>
+        </w:rPr>
+        <w:t>. 88–94.</w:t>
+      </w:r>
+    </w:p>
+    <w:p>
+      <w:pPr>
+        <w:pStyle w:val="a"/>
+        <w:rPr>
+          <w:lang w:val="en-US"/>
+        </w:rPr>
+      </w:pPr>
+      <w:r>
+        <w:rPr>
+          <w:lang w:val="en-US"/>
+        </w:rPr>
+        <w:t xml:space="preserve">Liu Y., Liao Y.G., Lai M.-C. Fuel Economy Improvement and Emission Reduction of 48V Mild Hybrid Electric Vehicles with P0, P1, and P2 Architectures with Lithium Battery Cell Experimental Data // Advances in Mechanical Engineering. 2021. № 13. </w:t>
+      </w:r>
+      <w:r>
+        <w:t>С</w:t>
+      </w:r>
+      <w:r>
+        <w:rPr>
+          <w:lang w:val="en-US"/>
+        </w:rPr>
+        <w:t>. 1–10.</w:t>
+      </w:r>
+    </w:p>
+    <w:p>
+      <w:pPr>
+        <w:pStyle w:val="a"/>
+        <w:rPr>
+          <w:lang w:val="en-US"/>
+        </w:rPr>
+      </w:pPr>
+      <w:r>
+        <w:rPr>
+          <w:lang w:val="en-US"/>
+        </w:rPr>
         <w:lastRenderedPageBreak/>
-        <w:t>Volkswagen. The Technical Data of the New Golf Hybrid Models [Электронный ресурс]. 2020. URL: https://www.volkswagen-newsroom.com/ (дата обращения: 18.12.2025).</w:t>
+        <w:t>Griebel C.-O., Rabenstein F., Kl</w:t>
+      </w:r>
+      <w:r>
+        <w:rPr>
+          <w:lang w:val="en-US"/>
+        </w:rPr>
+        <w:t>u</w:t>
+      </w:r>
+      <w:r>
+        <w:rPr>
+          <w:lang w:val="en-US"/>
+        </w:rPr>
+        <w:t xml:space="preserve">ting M., Kessler F., Kretschmer J., </w:t>
+      </w:r>
+      <w:proofErr w:type="spellStart"/>
+      <w:r>
+        <w:rPr>
+          <w:lang w:val="en-US"/>
+        </w:rPr>
+        <w:t>Hockgeiger</w:t>
+      </w:r>
+      <w:proofErr w:type="spellEnd"/>
+      <w:r>
+        <w:rPr>
+          <w:lang w:val="en-US"/>
+        </w:rPr>
+        <w:t xml:space="preserve"> E. The Full-Hybrid Powertrain of the New BMW </w:t>
+      </w:r>
+      <w:proofErr w:type="spellStart"/>
+      <w:r>
+        <w:rPr>
+          <w:lang w:val="en-US"/>
+        </w:rPr>
+        <w:t>ActiveHybrid</w:t>
+      </w:r>
+      <w:proofErr w:type="spellEnd"/>
+      <w:r>
+        <w:rPr>
+          <w:lang w:val="en-US"/>
+        </w:rPr>
+        <w:t xml:space="preserve"> 5 // Aachen Colloquium Automobile and Engine Technology. 2011. № 20. </w:t>
+      </w:r>
+      <w:r>
+        <w:t>С</w:t>
+      </w:r>
+      <w:r>
+        <w:rPr>
+          <w:lang w:val="en-US"/>
+        </w:rPr>
+        <w:t>. 1–17.</w:t>
       </w:r>
     </w:p>
     <w:p>
@@ -6318,11 +10155,47 @@
           <w:lang w:val="en-US"/>
         </w:rPr>
       </w:pPr>
-      <w:r>
-        <w:rPr>
-          <w:lang w:val="en-US"/>
-        </w:rPr>
-        <w:t xml:space="preserve">Fukuda T., Eguchi T. Technology for Increased Fuel Efficiency in New Insight // Honda R&amp;D Technical Review. 2009. № 21. </w:t>
+      <w:proofErr w:type="spellStart"/>
+      <w:r>
+        <w:rPr>
+          <w:lang w:val="en-US"/>
+        </w:rPr>
+        <w:t>Stutenberg</w:t>
+      </w:r>
+      <w:proofErr w:type="spellEnd"/>
+      <w:r>
+        <w:rPr>
+          <w:lang w:val="en-US"/>
+        </w:rPr>
+        <w:t xml:space="preserve"> K., Kim N., Cho J.E., Hughley J., Iliev S., </w:t>
+      </w:r>
+      <w:proofErr w:type="spellStart"/>
+      <w:r>
+        <w:rPr>
+          <w:lang w:val="en-US"/>
+        </w:rPr>
+        <w:t>Vijayagopal</w:t>
+      </w:r>
+      <w:proofErr w:type="spellEnd"/>
+      <w:r>
+        <w:rPr>
+          <w:lang w:val="en-US"/>
+        </w:rPr>
+        <w:t xml:space="preserve"> R. Vehicle Technology Assessment, Model Development, and Validation of a 2021 Hyundai Sonata Hybrid. Washington: U.S. National Highway Traffic Safety Administration, 2023.</w:t>
+      </w:r>
+    </w:p>
+    <w:p>
+      <w:pPr>
+        <w:pStyle w:val="a"/>
+        <w:rPr>
+          <w:lang w:val="en-US"/>
+        </w:rPr>
+      </w:pPr>
+      <w:r>
+        <w:rPr>
+          <w:lang w:val="en-US"/>
+        </w:rPr>
+        <w:t xml:space="preserve">Wu G., Zhang X., Dong Z. Powertrain Architectures of Electrified Vehicles: Review, Classification and Comparison // Journal of the Franklin Institute. 2015. № 352. </w:t>
       </w:r>
       <w:r>
         <w:t>С</w:t>
@@ -6331,7 +10204,7 @@
         <w:rPr>
           <w:lang w:val="en-US"/>
         </w:rPr>
-        <w:t>. 88–94.</w:t>
+        <w:t>. 425–448.</w:t>
       </w:r>
     </w:p>
     <w:p>
@@ -6345,7 +10218,91 @@
         <w:rPr>
           <w:lang w:val="en-US"/>
         </w:rPr>
-        <w:t xml:space="preserve">Liu Y., Liao Y.G., Lai M.-C. Fuel Economy Improvement and Emission Reduction of 48V Mild Hybrid Electric Vehicles with P0, P1, and P2 Architectures with Lithium Battery Cell Experimental Data // Advances in Mechanical Engineering. 2021. № 13. </w:t>
+        <w:t>Ford. MY OBD System Operation Summary for Plug-In and Hybrid Electric Vehicles [</w:t>
+      </w:r>
+      <w:proofErr w:type="spellStart"/>
+      <w:r>
+        <w:rPr>
+          <w:lang w:val="en-US"/>
+        </w:rPr>
+        <w:t>Электронный</w:t>
+      </w:r>
+      <w:proofErr w:type="spellEnd"/>
+      <w:r>
+        <w:rPr>
+          <w:lang w:val="en-US"/>
+        </w:rPr>
+        <w:t xml:space="preserve"> </w:t>
+      </w:r>
+      <w:proofErr w:type="spellStart"/>
+      <w:r>
+        <w:rPr>
+          <w:lang w:val="en-US"/>
+        </w:rPr>
+        <w:t>ресурс</w:t>
+      </w:r>
+      <w:proofErr w:type="spellEnd"/>
+      <w:r>
+        <w:rPr>
+          <w:lang w:val="en-US"/>
+        </w:rPr>
+        <w:t>]. 2019. URL: https://www.fordservicecontent.com/ (</w:t>
+      </w:r>
+      <w:proofErr w:type="spellStart"/>
+      <w:r>
+        <w:rPr>
+          <w:lang w:val="en-US"/>
+        </w:rPr>
+        <w:t>дата</w:t>
+      </w:r>
+      <w:proofErr w:type="spellEnd"/>
+      <w:r>
+        <w:rPr>
+          <w:lang w:val="en-US"/>
+        </w:rPr>
+        <w:t xml:space="preserve"> </w:t>
+      </w:r>
+      <w:proofErr w:type="spellStart"/>
+      <w:r>
+        <w:rPr>
+          <w:lang w:val="en-US"/>
+        </w:rPr>
+        <w:t>обращения</w:t>
+      </w:r>
+      <w:proofErr w:type="spellEnd"/>
+      <w:r>
+        <w:rPr>
+          <w:lang w:val="en-US"/>
+        </w:rPr>
+        <w:t>: 18.12.2025).</w:t>
+      </w:r>
+    </w:p>
+    <w:p>
+      <w:pPr>
+        <w:pStyle w:val="a"/>
+        <w:rPr>
+          <w:lang w:val="en-US"/>
+        </w:rPr>
+      </w:pPr>
+      <w:r>
+        <w:rPr>
+          <w:lang w:val="en-US"/>
+        </w:rPr>
+        <w:t>Du J., Yang F., Cai Y., Du L., Ouyang M. Testing and Analysis of the Control Strategy of Honda Accord Plug-in HEV // IFAC-</w:t>
+      </w:r>
+      <w:proofErr w:type="spellStart"/>
+      <w:r>
+        <w:rPr>
+          <w:lang w:val="en-US"/>
+        </w:rPr>
+        <w:t>PapersOnLine</w:t>
+      </w:r>
+      <w:proofErr w:type="spellEnd"/>
+      <w:r>
+        <w:rPr>
+          <w:lang w:val="en-US"/>
+        </w:rPr>
+        <w:t xml:space="preserve">. 2016. № 49. </w:t>
       </w:r>
       <w:r>
         <w:t>С</w:t>
@@ -6354,7 +10311,7 @@
         <w:rPr>
           <w:lang w:val="en-US"/>
         </w:rPr>
-        <w:t>. 1–10.</w:t>
+        <w:t>. 153–159.</w:t>
       </w:r>
     </w:p>
     <w:p>
@@ -6368,44 +10325,125 @@
         <w:rPr>
           <w:lang w:val="en-US"/>
         </w:rPr>
-        <w:t>Griebel C.-O., Rabenstein F., Kl</w:t>
-      </w:r>
-      <w:r>
-        <w:rPr>
-          <w:lang w:val="en-US"/>
-        </w:rPr>
-        <w:t>u</w:t>
-      </w:r>
-      <w:r>
-        <w:rPr>
-          <w:lang w:val="en-US"/>
-        </w:rPr>
-        <w:t xml:space="preserve">ting M., Kessler F., Kretschmer J., Hockgeiger E. The Full-Hybrid Powertrain of the New BMW ActiveHybrid 5 // Aachen Colloquium Automobile and Engine Technology. 2011. № 20. </w:t>
-      </w:r>
-      <w:r>
-        <w:t>С</w:t>
-      </w:r>
-      <w:r>
-        <w:rPr>
-          <w:lang w:val="en-US"/>
-        </w:rPr>
-        <w:t>. 1–17.</w:t>
+        <w:t xml:space="preserve">Global and China Range Extended Electric Vehicle (REEV) and Plug-in Hybrid Electric Vehicle (PHEV) Research Report, 2024–2025. </w:t>
+      </w:r>
+      <w:r>
+        <w:t>Отчет</w:t>
+      </w:r>
+      <w:r>
+        <w:rPr>
+          <w:lang w:val="en-US"/>
+        </w:rPr>
+        <w:t>. 2025.</w:t>
       </w:r>
     </w:p>
     <w:p>
       <w:pPr>
         <w:pStyle w:val="a"/>
-        <w:rPr>
-          <w:lang w:val="en-US"/>
-        </w:rPr>
-      </w:pPr>
-      <w:r>
-        <w:rPr>
-          <w:lang w:val="en-US"/>
-        </w:rPr>
-        <w:t>Stutenberg K., Kim N., Cho J.E., Hughley J., Iliev S., Vijayagopal R. Vehicle Technology Assessment, Model Development, and Validation of a 2021 Hyundai Sonata Hybrid. Washington: U.S. National Highway Traffic Safety Administration, 2023.</w:t>
-      </w:r>
-    </w:p>
+      </w:pPr>
+      <w:r>
+        <w:rPr>
+          <w:lang w:val="en-US"/>
+        </w:rPr>
+        <w:t>Li</w:t>
+      </w:r>
+      <w:r>
+        <w:t xml:space="preserve"> </w:t>
+      </w:r>
+      <w:r>
+        <w:rPr>
+          <w:lang w:val="en-US"/>
+        </w:rPr>
+        <w:t>Auto</w:t>
+      </w:r>
+      <w:r>
+        <w:t xml:space="preserve">. </w:t>
+      </w:r>
+      <w:r>
+        <w:rPr>
+          <w:lang w:val="en-US"/>
+        </w:rPr>
+        <w:t>REEV</w:t>
+      </w:r>
+      <w:r>
+        <w:t xml:space="preserve">-платформа. </w:t>
+      </w:r>
+      <w:r>
+        <w:rPr>
+          <w:lang w:val="en-US"/>
+        </w:rPr>
+        <w:t>Li</w:t>
+      </w:r>
+      <w:r>
+        <w:t xml:space="preserve">-7 и </w:t>
+      </w:r>
+      <w:r>
+        <w:rPr>
+          <w:lang w:val="en-US"/>
+        </w:rPr>
+        <w:t>Li</w:t>
+      </w:r>
+      <w:r>
+        <w:t xml:space="preserve">-7 </w:t>
+      </w:r>
+      <w:r>
+        <w:rPr>
+          <w:lang w:val="en-US"/>
+        </w:rPr>
+        <w:t>Pro</w:t>
+      </w:r>
+      <w:r>
+        <w:t xml:space="preserve"> [Электронный ресурс]. 2025. </w:t>
+      </w:r>
+      <w:r>
+        <w:rPr>
+          <w:lang w:val="en-US"/>
+        </w:rPr>
+        <w:t>URL</w:t>
+      </w:r>
+      <w:r>
+        <w:t xml:space="preserve">: </w:t>
+      </w:r>
+      <w:r>
+        <w:rPr>
+          <w:lang w:val="en-US"/>
+        </w:rPr>
+        <w:t>https</w:t>
+      </w:r>
+      <w:r>
+        <w:t>://</w:t>
+      </w:r>
+      <w:proofErr w:type="spellStart"/>
+      <w:r>
+        <w:rPr>
+          <w:lang w:val="en-US"/>
+        </w:rPr>
+        <w:t>liautoofficial</w:t>
+      </w:r>
+      <w:proofErr w:type="spellEnd"/>
+      <w:r>
+        <w:t>.</w:t>
+      </w:r>
+      <w:proofErr w:type="spellStart"/>
+      <w:r>
+        <w:rPr>
+          <w:lang w:val="en-US"/>
+        </w:rPr>
+        <w:t>ru</w:t>
+      </w:r>
+      <w:proofErr w:type="spellEnd"/>
+      <w:r>
+        <w:t xml:space="preserve">/ (дата обращения: </w:t>
+      </w:r>
+      <w:r>
+        <w:t>18</w:t>
+      </w:r>
+      <w:r>
+        <w:t>.12.2025).</w:t>
+      </w:r>
+    </w:p>
+    <w:bookmarkEnd w:id="5"/>
+    <w:bookmarkEnd w:id="6"/>
     <w:p>
       <w:pPr>
         <w:pStyle w:val="a"/>
@@ -6417,193 +10455,6 @@
         <w:rPr>
           <w:lang w:val="en-US"/>
         </w:rPr>
-        <w:t xml:space="preserve">Wu G., Zhang X., Dong Z. Powertrain Architectures of Electrified Vehicles: Review, Classification and Comparison // Journal of the Franklin Institute. 2015. № 352. </w:t>
-      </w:r>
-      <w:r>
-        <w:t>С</w:t>
-      </w:r>
-      <w:r>
-        <w:rPr>
-          <w:lang w:val="en-US"/>
-        </w:rPr>
-        <w:t>. 425–448.</w:t>
-      </w:r>
-    </w:p>
-    <w:p>
-      <w:pPr>
-        <w:pStyle w:val="a"/>
-        <w:rPr>
-          <w:lang w:val="en-US"/>
-        </w:rPr>
-      </w:pPr>
-      <w:r>
-        <w:rPr>
-          <w:lang w:val="en-US"/>
-        </w:rPr>
-        <w:t>Ford. MY OBD System Operation Summary for Plug-In and Hybrid Electric Vehicles [Электронный ресурс]. 2019. URL: https://www.fordservicecontent.com/ (дата обращения: 18.12.2025).</w:t>
-      </w:r>
-    </w:p>
-    <w:p>
-      <w:pPr>
-        <w:pStyle w:val="a"/>
-        <w:rPr>
-          <w:lang w:val="en-US"/>
-        </w:rPr>
-      </w:pPr>
-      <w:r>
-        <w:rPr>
-          <w:lang w:val="en-US"/>
-        </w:rPr>
-        <w:t xml:space="preserve">Du J., Yang F., Cai Y., Du L., Ouyang M. Testing and Analysis of the Control Strategy of Honda Accord Plug-in HEV // IFAC-PapersOnLine. 2016. № 49. </w:t>
-      </w:r>
-      <w:r>
-        <w:t>С</w:t>
-      </w:r>
-      <w:r>
-        <w:rPr>
-          <w:lang w:val="en-US"/>
-        </w:rPr>
-        <w:t>. 153–159.</w:t>
-      </w:r>
-    </w:p>
-    <w:p>
-      <w:pPr>
-        <w:pStyle w:val="a"/>
-        <w:rPr>
-          <w:lang w:val="en-US"/>
-        </w:rPr>
-      </w:pPr>
-      <w:r>
-        <w:rPr>
-          <w:lang w:val="en-US"/>
-        </w:rPr>
-        <w:t xml:space="preserve">Global and China Range Extended Electric Vehicle (REEV) and Plug-in Hybrid Electric Vehicle (PHEV) Research Report, 2024–2025. </w:t>
-      </w:r>
-      <w:r>
-        <w:t>Отчет</w:t>
-      </w:r>
-      <w:r>
-        <w:rPr>
-          <w:lang w:val="en-US"/>
-        </w:rPr>
-        <w:t>. 2025.</w:t>
-      </w:r>
-    </w:p>
-    <w:p>
-      <w:pPr>
-        <w:pStyle w:val="a"/>
-      </w:pPr>
-      <w:r>
-        <w:rPr>
-          <w:lang w:val="en-US"/>
-        </w:rPr>
-        <w:t>Li</w:t>
-      </w:r>
-      <w:r>
-        <w:t xml:space="preserve"> </w:t>
-      </w:r>
-      <w:r>
-        <w:rPr>
-          <w:lang w:val="en-US"/>
-        </w:rPr>
-        <w:t>Auto</w:t>
-      </w:r>
-      <w:r>
-        <w:t xml:space="preserve">. </w:t>
-      </w:r>
-      <w:r>
-        <w:rPr>
-          <w:lang w:val="en-US"/>
-        </w:rPr>
-        <w:t>REEV</w:t>
-      </w:r>
-      <w:r>
-        <w:t xml:space="preserve">-платформа. </w:t>
-      </w:r>
-      <w:r>
-        <w:rPr>
-          <w:lang w:val="en-US"/>
-        </w:rPr>
-        <w:t>Li</w:t>
-      </w:r>
-      <w:r>
-        <w:t xml:space="preserve">-7 и </w:t>
-      </w:r>
-      <w:r>
-        <w:rPr>
-          <w:lang w:val="en-US"/>
-        </w:rPr>
-        <w:t>Li</w:t>
-      </w:r>
-      <w:r>
-        <w:t xml:space="preserve">-7 </w:t>
-      </w:r>
-      <w:r>
-        <w:rPr>
-          <w:lang w:val="en-US"/>
-        </w:rPr>
-        <w:t>Pro</w:t>
-      </w:r>
-      <w:r>
-        <w:t xml:space="preserve"> [Электронный ресурс]. 2025. </w:t>
-      </w:r>
-      <w:r>
-        <w:rPr>
-          <w:lang w:val="en-US"/>
-        </w:rPr>
-        <w:t>URL</w:t>
-      </w:r>
-      <w:r>
-        <w:t xml:space="preserve">: </w:t>
-      </w:r>
-      <w:r>
-        <w:rPr>
-          <w:lang w:val="en-US"/>
-        </w:rPr>
-        <w:t>https</w:t>
-      </w:r>
-      <w:r>
-        <w:t>://</w:t>
-      </w:r>
-      <w:r>
-        <w:rPr>
-          <w:lang w:val="en-US"/>
-        </w:rPr>
-        <w:t>liautoofficial</w:t>
-      </w:r>
-      <w:r>
-        <w:t>.</w:t>
-      </w:r>
-      <w:r>
-        <w:rPr>
-          <w:lang w:val="en-US"/>
-        </w:rPr>
-        <w:t>ru</w:t>
-      </w:r>
-      <w:r>
-        <w:t xml:space="preserve">/ (дата обращения: </w:t>
-      </w:r>
-      <w:r>
-        <w:t>18</w:t>
-      </w:r>
-      <w:r>
-        <w:t>.12.2025).</w:t>
-      </w:r>
-    </w:p>
-    <w:bookmarkEnd w:id="4"/>
-    <w:bookmarkEnd w:id="5"/>
-    <w:p>
-      <w:pPr>
-        <w:pStyle w:val="a"/>
-        <w:rPr>
-          <w:lang w:val="en-US"/>
-        </w:rPr>
-      </w:pPr>
-      <w:r>
-        <w:rPr>
-          <w:lang w:val="en-US"/>
-        </w:rPr>
-        <w:lastRenderedPageBreak/>
         <w:t>BMW. Technical Specifications. BMW</w:t>
       </w:r>
       <w:r>
@@ -6759,11 +10610,11 @@
       <w:pPr>
         <w:pStyle w:val="aff5"/>
       </w:pPr>
-      <w:bookmarkStart w:id="6" w:name="_Toc451206323"/>
-      <w:bookmarkStart w:id="7" w:name="_Toc451936849"/>
-      <w:bookmarkStart w:id="8" w:name="_Toc19656970"/>
-      <w:bookmarkStart w:id="9" w:name="_Toc189053591"/>
-      <w:bookmarkStart w:id="10" w:name="_Toc217882258"/>
+      <w:bookmarkStart w:id="7" w:name="_Toc451206323"/>
+      <w:bookmarkStart w:id="8" w:name="_Toc451936849"/>
+      <w:bookmarkStart w:id="9" w:name="_Toc19656970"/>
+      <w:bookmarkStart w:id="10" w:name="_Toc189053591"/>
+      <w:bookmarkStart w:id="11" w:name="_Toc217882258"/>
       <w:r>
         <w:lastRenderedPageBreak/>
         <w:t>ПРИЛОЖЕНИЕ А</w:t>
@@ -6771,10 +10622,10 @@
       <w:r>
         <w:br/>
       </w:r>
-      <w:bookmarkEnd w:id="6"/>
       <w:bookmarkEnd w:id="7"/>
       <w:bookmarkEnd w:id="8"/>
       <w:bookmarkEnd w:id="9"/>
+      <w:bookmarkEnd w:id="10"/>
       <w:r>
         <w:t>ТЕКСТ ПРОГРАММЫ ПОСТРОЕНИЯ ГРАФИКОВ</w:t>
       </w:r>
@@ -6790,7 +10641,7 @@
         </w:rPr>
         <w:t>MATLAB</w:t>
       </w:r>
-      <w:bookmarkEnd w:id="10"/>
+      <w:bookmarkEnd w:id="11"/>
     </w:p>
     <w:p/>
     <w:p>
@@ -6802,7 +10653,7 @@
       </w:pPr>
     </w:p>
     <w:sectPr>
-      <w:footerReference w:type="default" r:id="rId20"/>
+      <w:footerReference w:type="default" r:id="rId25"/>
       <w:pgSz w:w="11906" w:h="16838"/>
       <w:pgMar w:top="1134" w:right="851" w:bottom="1134" w:left="1701" w:header="709" w:footer="709" w:gutter="0"/>
       <w:pgNumType w:start="1"/>
@@ -6994,6 +10845,95 @@
     </w:lvl>
   </w:abstractNum>
   <w:abstractNum w:abstractNumId="1" w15:restartNumberingAfterBreak="0">
+    <w:nsid w:val="0D0B1C3C"/>
+    <w:multiLevelType w:val="hybridMultilevel"/>
+    <w:tmpl w:val="4E22C556"/>
+    <w:lvl w:ilvl="0" w:tplc="982C4ED8">
+      <w:start w:val="1"/>
+      <w:numFmt w:val="decimal"/>
+      <w:lvlText w:val="%1."/>
+      <w:lvlJc w:val="left"/>
+      <w:pPr>
+        <w:ind w:left="1069" w:hanging="360"/>
+      </w:pPr>
+      <w:rPr>
+        <w:rFonts w:hint="default"/>
+      </w:rPr>
+    </w:lvl>
+    <w:lvl w:ilvl="1" w:tplc="04190019" w:tentative="1">
+      <w:start w:val="1"/>
+      <w:numFmt w:val="lowerLetter"/>
+      <w:lvlText w:val="%2."/>
+      <w:lvlJc w:val="left"/>
+      <w:pPr>
+        <w:ind w:left="1789" w:hanging="360"/>
+      </w:pPr>
+    </w:lvl>
+    <w:lvl w:ilvl="2" w:tplc="0419001B" w:tentative="1">
+      <w:start w:val="1"/>
+      <w:numFmt w:val="lowerRoman"/>
+      <w:lvlText w:val="%3."/>
+      <w:lvlJc w:val="right"/>
+      <w:pPr>
+        <w:ind w:left="2509" w:hanging="180"/>
+      </w:pPr>
+    </w:lvl>
+    <w:lvl w:ilvl="3" w:tplc="0419000F" w:tentative="1">
+      <w:start w:val="1"/>
+      <w:numFmt w:val="decimal"/>
+      <w:lvlText w:val="%4."/>
+      <w:lvlJc w:val="left"/>
+      <w:pPr>
+        <w:ind w:left="3229" w:hanging="360"/>
+      </w:pPr>
+    </w:lvl>
+    <w:lvl w:ilvl="4" w:tplc="04190019" w:tentative="1">
+      <w:start w:val="1"/>
+      <w:numFmt w:val="lowerLetter"/>
+      <w:lvlText w:val="%5."/>
+      <w:lvlJc w:val="left"/>
+      <w:pPr>
+        <w:ind w:left="3949" w:hanging="360"/>
+      </w:pPr>
+    </w:lvl>
+    <w:lvl w:ilvl="5" w:tplc="0419001B" w:tentative="1">
+      <w:start w:val="1"/>
+      <w:numFmt w:val="lowerRoman"/>
+      <w:lvlText w:val="%6."/>
+      <w:lvlJc w:val="right"/>
+      <w:pPr>
+        <w:ind w:left="4669" w:hanging="180"/>
+      </w:pPr>
+    </w:lvl>
+    <w:lvl w:ilvl="6" w:tplc="0419000F" w:tentative="1">
+      <w:start w:val="1"/>
+      <w:numFmt w:val="decimal"/>
+      <w:lvlText w:val="%7."/>
+      <w:lvlJc w:val="left"/>
+      <w:pPr>
+        <w:ind w:left="5389" w:hanging="360"/>
+      </w:pPr>
+    </w:lvl>
+    <w:lvl w:ilvl="7" w:tplc="04190019" w:tentative="1">
+      <w:start w:val="1"/>
+      <w:numFmt w:val="lowerLetter"/>
+      <w:lvlText w:val="%8."/>
+      <w:lvlJc w:val="left"/>
+      <w:pPr>
+        <w:ind w:left="6109" w:hanging="360"/>
+      </w:pPr>
+    </w:lvl>
+    <w:lvl w:ilvl="8" w:tplc="0419001B" w:tentative="1">
+      <w:start w:val="1"/>
+      <w:numFmt w:val="lowerRoman"/>
+      <w:lvlText w:val="%9."/>
+      <w:lvlJc w:val="right"/>
+      <w:pPr>
+        <w:ind w:left="6829" w:hanging="180"/>
+      </w:pPr>
+    </w:lvl>
+  </w:abstractNum>
+  <w:abstractNum w:abstractNumId="2" w15:restartNumberingAfterBreak="0">
     <w:nsid w:val="0F1132EE"/>
     <w:multiLevelType w:val="multilevel"/>
     <w:tmpl w:val="87D8DA6E"/>
@@ -7109,7 +11049,156 @@
       </w:rPr>
     </w:lvl>
   </w:abstractNum>
-  <w:abstractNum w:abstractNumId="2" w15:restartNumberingAfterBreak="0">
+  <w:abstractNum w:abstractNumId="3" w15:restartNumberingAfterBreak="0">
+    <w:nsid w:val="1BA70987"/>
+    <w:multiLevelType w:val="multilevel"/>
+    <w:tmpl w:val="8620EAAA"/>
+    <w:lvl w:ilvl="0">
+      <w:start w:val="1"/>
+      <w:numFmt w:val="bullet"/>
+      <w:lvlText w:val=""/>
+      <w:lvlJc w:val="left"/>
+      <w:pPr>
+        <w:tabs>
+          <w:tab w:val="num" w:pos="720"/>
+        </w:tabs>
+        <w:ind w:left="720" w:hanging="360"/>
+      </w:pPr>
+      <w:rPr>
+        <w:rFonts w:ascii="Symbol" w:hAnsi="Symbol" w:hint="default"/>
+        <w:sz w:val="20"/>
+      </w:rPr>
+    </w:lvl>
+    <w:lvl w:ilvl="1" w:tentative="1">
+      <w:start w:val="1"/>
+      <w:numFmt w:val="bullet"/>
+      <w:lvlText w:val="o"/>
+      <w:lvlJc w:val="left"/>
+      <w:pPr>
+        <w:tabs>
+          <w:tab w:val="num" w:pos="1440"/>
+        </w:tabs>
+        <w:ind w:left="1440" w:hanging="360"/>
+      </w:pPr>
+      <w:rPr>
+        <w:rFonts w:ascii="Courier New" w:hAnsi="Courier New" w:hint="default"/>
+        <w:sz w:val="20"/>
+      </w:rPr>
+    </w:lvl>
+    <w:lvl w:ilvl="2" w:tentative="1">
+      <w:start w:val="1"/>
+      <w:numFmt w:val="bullet"/>
+      <w:lvlText w:val=""/>
+      <w:lvlJc w:val="left"/>
+      <w:pPr>
+        <w:tabs>
+          <w:tab w:val="num" w:pos="2160"/>
+        </w:tabs>
+        <w:ind w:left="2160" w:hanging="360"/>
+      </w:pPr>
+      <w:rPr>
+        <w:rFonts w:ascii="Wingdings" w:hAnsi="Wingdings" w:hint="default"/>
+        <w:sz w:val="20"/>
+      </w:rPr>
+    </w:lvl>
+    <w:lvl w:ilvl="3" w:tentative="1">
+      <w:start w:val="1"/>
+      <w:numFmt w:val="bullet"/>
+      <w:lvlText w:val=""/>
+      <w:lvlJc w:val="left"/>
+      <w:pPr>
+        <w:tabs>
+          <w:tab w:val="num" w:pos="2880"/>
+        </w:tabs>
+        <w:ind w:left="2880" w:hanging="360"/>
+      </w:pPr>
+      <w:rPr>
+        <w:rFonts w:ascii="Wingdings" w:hAnsi="Wingdings" w:hint="default"/>
+        <w:sz w:val="20"/>
+      </w:rPr>
+    </w:lvl>
+    <w:lvl w:ilvl="4" w:tentative="1">
+      <w:start w:val="1"/>
+      <w:numFmt w:val="bullet"/>
+      <w:lvlText w:val=""/>
+      <w:lvlJc w:val="left"/>
+      <w:pPr>
+        <w:tabs>
+          <w:tab w:val="num" w:pos="3600"/>
+        </w:tabs>
+        <w:ind w:left="3600" w:hanging="360"/>
+      </w:pPr>
+      <w:rPr>
+        <w:rFonts w:ascii="Wingdings" w:hAnsi="Wingdings" w:hint="default"/>
+        <w:sz w:val="20"/>
+      </w:rPr>
+    </w:lvl>
+    <w:lvl w:ilvl="5" w:tentative="1">
+      <w:start w:val="1"/>
+      <w:numFmt w:val="bullet"/>
+      <w:lvlText w:val=""/>
+      <w:lvlJc w:val="left"/>
+      <w:pPr>
+        <w:tabs>
+          <w:tab w:val="num" w:pos="4320"/>
+        </w:tabs>
+        <w:ind w:left="4320" w:hanging="360"/>
+      </w:pPr>
+      <w:rPr>
+        <w:rFonts w:ascii="Wingdings" w:hAnsi="Wingdings" w:hint="default"/>
+        <w:sz w:val="20"/>
+      </w:rPr>
+    </w:lvl>
+    <w:lvl w:ilvl="6" w:tentative="1">
+      <w:start w:val="1"/>
+      <w:numFmt w:val="bullet"/>
+      <w:lvlText w:val=""/>
+      <w:lvlJc w:val="left"/>
+      <w:pPr>
+        <w:tabs>
+          <w:tab w:val="num" w:pos="5040"/>
+        </w:tabs>
+        <w:ind w:left="5040" w:hanging="360"/>
+      </w:pPr>
+      <w:rPr>
+        <w:rFonts w:ascii="Wingdings" w:hAnsi="Wingdings" w:hint="default"/>
+        <w:sz w:val="20"/>
+      </w:rPr>
+    </w:lvl>
+    <w:lvl w:ilvl="7" w:tentative="1">
+      <w:start w:val="1"/>
+      <w:numFmt w:val="bullet"/>
+      <w:lvlText w:val=""/>
+      <w:lvlJc w:val="left"/>
+      <w:pPr>
+        <w:tabs>
+          <w:tab w:val="num" w:pos="5760"/>
+        </w:tabs>
+        <w:ind w:left="5760" w:hanging="360"/>
+      </w:pPr>
+      <w:rPr>
+        <w:rFonts w:ascii="Wingdings" w:hAnsi="Wingdings" w:hint="default"/>
+        <w:sz w:val="20"/>
+      </w:rPr>
+    </w:lvl>
+    <w:lvl w:ilvl="8" w:tentative="1">
+      <w:start w:val="1"/>
+      <w:numFmt w:val="bullet"/>
+      <w:lvlText w:val=""/>
+      <w:lvlJc w:val="left"/>
+      <w:pPr>
+        <w:tabs>
+          <w:tab w:val="num" w:pos="6480"/>
+        </w:tabs>
+        <w:ind w:left="6480" w:hanging="360"/>
+      </w:pPr>
+      <w:rPr>
+        <w:rFonts w:ascii="Wingdings" w:hAnsi="Wingdings" w:hint="default"/>
+        <w:sz w:val="20"/>
+      </w:rPr>
+    </w:lvl>
+  </w:abstractNum>
+  <w:abstractNum w:abstractNumId="4" w15:restartNumberingAfterBreak="0">
     <w:nsid w:val="1C300DDD"/>
     <w:multiLevelType w:val="multilevel"/>
     <w:tmpl w:val="F03E26C2"/>
@@ -7281,7 +11370,156 @@
       </w:rPr>
     </w:lvl>
   </w:abstractNum>
-  <w:abstractNum w:abstractNumId="3" w15:restartNumberingAfterBreak="0">
+  <w:abstractNum w:abstractNumId="5" w15:restartNumberingAfterBreak="0">
+    <w:nsid w:val="416C0EF9"/>
+    <w:multiLevelType w:val="multilevel"/>
+    <w:tmpl w:val="2D800428"/>
+    <w:lvl w:ilvl="0">
+      <w:start w:val="1"/>
+      <w:numFmt w:val="bullet"/>
+      <w:lvlText w:val=""/>
+      <w:lvlJc w:val="left"/>
+      <w:pPr>
+        <w:tabs>
+          <w:tab w:val="num" w:pos="720"/>
+        </w:tabs>
+        <w:ind w:left="720" w:hanging="360"/>
+      </w:pPr>
+      <w:rPr>
+        <w:rFonts w:ascii="Symbol" w:hAnsi="Symbol" w:hint="default"/>
+        <w:sz w:val="20"/>
+      </w:rPr>
+    </w:lvl>
+    <w:lvl w:ilvl="1" w:tentative="1">
+      <w:start w:val="1"/>
+      <w:numFmt w:val="bullet"/>
+      <w:lvlText w:val="o"/>
+      <w:lvlJc w:val="left"/>
+      <w:pPr>
+        <w:tabs>
+          <w:tab w:val="num" w:pos="1440"/>
+        </w:tabs>
+        <w:ind w:left="1440" w:hanging="360"/>
+      </w:pPr>
+      <w:rPr>
+        <w:rFonts w:ascii="Courier New" w:hAnsi="Courier New" w:hint="default"/>
+        <w:sz w:val="20"/>
+      </w:rPr>
+    </w:lvl>
+    <w:lvl w:ilvl="2" w:tentative="1">
+      <w:start w:val="1"/>
+      <w:numFmt w:val="bullet"/>
+      <w:lvlText w:val=""/>
+      <w:lvlJc w:val="left"/>
+      <w:pPr>
+        <w:tabs>
+          <w:tab w:val="num" w:pos="2160"/>
+        </w:tabs>
+        <w:ind w:left="2160" w:hanging="360"/>
+      </w:pPr>
+      <w:rPr>
+        <w:rFonts w:ascii="Wingdings" w:hAnsi="Wingdings" w:hint="default"/>
+        <w:sz w:val="20"/>
+      </w:rPr>
+    </w:lvl>
+    <w:lvl w:ilvl="3" w:tentative="1">
+      <w:start w:val="1"/>
+      <w:numFmt w:val="bullet"/>
+      <w:lvlText w:val=""/>
+      <w:lvlJc w:val="left"/>
+      <w:pPr>
+        <w:tabs>
+          <w:tab w:val="num" w:pos="2880"/>
+        </w:tabs>
+        <w:ind w:left="2880" w:hanging="360"/>
+      </w:pPr>
+      <w:rPr>
+        <w:rFonts w:ascii="Wingdings" w:hAnsi="Wingdings" w:hint="default"/>
+        <w:sz w:val="20"/>
+      </w:rPr>
+    </w:lvl>
+    <w:lvl w:ilvl="4" w:tentative="1">
+      <w:start w:val="1"/>
+      <w:numFmt w:val="bullet"/>
+      <w:lvlText w:val=""/>
+      <w:lvlJc w:val="left"/>
+      <w:pPr>
+        <w:tabs>
+          <w:tab w:val="num" w:pos="3600"/>
+        </w:tabs>
+        <w:ind w:left="3600" w:hanging="360"/>
+      </w:pPr>
+      <w:rPr>
+        <w:rFonts w:ascii="Wingdings" w:hAnsi="Wingdings" w:hint="default"/>
+        <w:sz w:val="20"/>
+      </w:rPr>
+    </w:lvl>
+    <w:lvl w:ilvl="5" w:tentative="1">
+      <w:start w:val="1"/>
+      <w:numFmt w:val="bullet"/>
+      <w:lvlText w:val=""/>
+      <w:lvlJc w:val="left"/>
+      <w:pPr>
+        <w:tabs>
+          <w:tab w:val="num" w:pos="4320"/>
+        </w:tabs>
+        <w:ind w:left="4320" w:hanging="360"/>
+      </w:pPr>
+      <w:rPr>
+        <w:rFonts w:ascii="Wingdings" w:hAnsi="Wingdings" w:hint="default"/>
+        <w:sz w:val="20"/>
+      </w:rPr>
+    </w:lvl>
+    <w:lvl w:ilvl="6" w:tentative="1">
+      <w:start w:val="1"/>
+      <w:numFmt w:val="bullet"/>
+      <w:lvlText w:val=""/>
+      <w:lvlJc w:val="left"/>
+      <w:pPr>
+        <w:tabs>
+          <w:tab w:val="num" w:pos="5040"/>
+        </w:tabs>
+        <w:ind w:left="5040" w:hanging="360"/>
+      </w:pPr>
+      <w:rPr>
+        <w:rFonts w:ascii="Wingdings" w:hAnsi="Wingdings" w:hint="default"/>
+        <w:sz w:val="20"/>
+      </w:rPr>
+    </w:lvl>
+    <w:lvl w:ilvl="7" w:tentative="1">
+      <w:start w:val="1"/>
+      <w:numFmt w:val="bullet"/>
+      <w:lvlText w:val=""/>
+      <w:lvlJc w:val="left"/>
+      <w:pPr>
+        <w:tabs>
+          <w:tab w:val="num" w:pos="5760"/>
+        </w:tabs>
+        <w:ind w:left="5760" w:hanging="360"/>
+      </w:pPr>
+      <w:rPr>
+        <w:rFonts w:ascii="Wingdings" w:hAnsi="Wingdings" w:hint="default"/>
+        <w:sz w:val="20"/>
+      </w:rPr>
+    </w:lvl>
+    <w:lvl w:ilvl="8" w:tentative="1">
+      <w:start w:val="1"/>
+      <w:numFmt w:val="bullet"/>
+      <w:lvlText w:val=""/>
+      <w:lvlJc w:val="left"/>
+      <w:pPr>
+        <w:tabs>
+          <w:tab w:val="num" w:pos="6480"/>
+        </w:tabs>
+        <w:ind w:left="6480" w:hanging="360"/>
+      </w:pPr>
+      <w:rPr>
+        <w:rFonts w:ascii="Wingdings" w:hAnsi="Wingdings" w:hint="default"/>
+        <w:sz w:val="20"/>
+      </w:rPr>
+    </w:lvl>
+  </w:abstractNum>
+  <w:abstractNum w:abstractNumId="6" w15:restartNumberingAfterBreak="0">
     <w:nsid w:val="4A974D8F"/>
     <w:multiLevelType w:val="hybridMultilevel"/>
     <w:tmpl w:val="05780F24"/>
@@ -7372,7 +11610,7 @@
       </w:pPr>
     </w:lvl>
   </w:abstractNum>
-  <w:abstractNum w:abstractNumId="4" w15:restartNumberingAfterBreak="0">
+  <w:abstractNum w:abstractNumId="7" w15:restartNumberingAfterBreak="0">
     <w:nsid w:val="59DC1B4E"/>
     <w:multiLevelType w:val="hybridMultilevel"/>
     <w:tmpl w:val="3E22EEB0"/>
@@ -7463,7 +11701,156 @@
       </w:pPr>
     </w:lvl>
   </w:abstractNum>
-  <w:abstractNum w:abstractNumId="5" w15:restartNumberingAfterBreak="0">
+  <w:abstractNum w:abstractNumId="8" w15:restartNumberingAfterBreak="0">
+    <w:nsid w:val="5E36112C"/>
+    <w:multiLevelType w:val="multilevel"/>
+    <w:tmpl w:val="0D9A30CE"/>
+    <w:lvl w:ilvl="0">
+      <w:start w:val="1"/>
+      <w:numFmt w:val="bullet"/>
+      <w:lvlText w:val=""/>
+      <w:lvlJc w:val="left"/>
+      <w:pPr>
+        <w:tabs>
+          <w:tab w:val="num" w:pos="720"/>
+        </w:tabs>
+        <w:ind w:left="720" w:hanging="360"/>
+      </w:pPr>
+      <w:rPr>
+        <w:rFonts w:ascii="Symbol" w:hAnsi="Symbol" w:hint="default"/>
+        <w:sz w:val="20"/>
+      </w:rPr>
+    </w:lvl>
+    <w:lvl w:ilvl="1" w:tentative="1">
+      <w:start w:val="1"/>
+      <w:numFmt w:val="bullet"/>
+      <w:lvlText w:val="o"/>
+      <w:lvlJc w:val="left"/>
+      <w:pPr>
+        <w:tabs>
+          <w:tab w:val="num" w:pos="1440"/>
+        </w:tabs>
+        <w:ind w:left="1440" w:hanging="360"/>
+      </w:pPr>
+      <w:rPr>
+        <w:rFonts w:ascii="Courier New" w:hAnsi="Courier New" w:hint="default"/>
+        <w:sz w:val="20"/>
+      </w:rPr>
+    </w:lvl>
+    <w:lvl w:ilvl="2" w:tentative="1">
+      <w:start w:val="1"/>
+      <w:numFmt w:val="bullet"/>
+      <w:lvlText w:val=""/>
+      <w:lvlJc w:val="left"/>
+      <w:pPr>
+        <w:tabs>
+          <w:tab w:val="num" w:pos="2160"/>
+        </w:tabs>
+        <w:ind w:left="2160" w:hanging="360"/>
+      </w:pPr>
+      <w:rPr>
+        <w:rFonts w:ascii="Wingdings" w:hAnsi="Wingdings" w:hint="default"/>
+        <w:sz w:val="20"/>
+      </w:rPr>
+    </w:lvl>
+    <w:lvl w:ilvl="3" w:tentative="1">
+      <w:start w:val="1"/>
+      <w:numFmt w:val="bullet"/>
+      <w:lvlText w:val=""/>
+      <w:lvlJc w:val="left"/>
+      <w:pPr>
+        <w:tabs>
+          <w:tab w:val="num" w:pos="2880"/>
+        </w:tabs>
+        <w:ind w:left="2880" w:hanging="360"/>
+      </w:pPr>
+      <w:rPr>
+        <w:rFonts w:ascii="Wingdings" w:hAnsi="Wingdings" w:hint="default"/>
+        <w:sz w:val="20"/>
+      </w:rPr>
+    </w:lvl>
+    <w:lvl w:ilvl="4" w:tentative="1">
+      <w:start w:val="1"/>
+      <w:numFmt w:val="bullet"/>
+      <w:lvlText w:val=""/>
+      <w:lvlJc w:val="left"/>
+      <w:pPr>
+        <w:tabs>
+          <w:tab w:val="num" w:pos="3600"/>
+        </w:tabs>
+        <w:ind w:left="3600" w:hanging="360"/>
+      </w:pPr>
+      <w:rPr>
+        <w:rFonts w:ascii="Wingdings" w:hAnsi="Wingdings" w:hint="default"/>
+        <w:sz w:val="20"/>
+      </w:rPr>
+    </w:lvl>
+    <w:lvl w:ilvl="5" w:tentative="1">
+      <w:start w:val="1"/>
+      <w:numFmt w:val="bullet"/>
+      <w:lvlText w:val=""/>
+      <w:lvlJc w:val="left"/>
+      <w:pPr>
+        <w:tabs>
+          <w:tab w:val="num" w:pos="4320"/>
+        </w:tabs>
+        <w:ind w:left="4320" w:hanging="360"/>
+      </w:pPr>
+      <w:rPr>
+        <w:rFonts w:ascii="Wingdings" w:hAnsi="Wingdings" w:hint="default"/>
+        <w:sz w:val="20"/>
+      </w:rPr>
+    </w:lvl>
+    <w:lvl w:ilvl="6" w:tentative="1">
+      <w:start w:val="1"/>
+      <w:numFmt w:val="bullet"/>
+      <w:lvlText w:val=""/>
+      <w:lvlJc w:val="left"/>
+      <w:pPr>
+        <w:tabs>
+          <w:tab w:val="num" w:pos="5040"/>
+        </w:tabs>
+        <w:ind w:left="5040" w:hanging="360"/>
+      </w:pPr>
+      <w:rPr>
+        <w:rFonts w:ascii="Wingdings" w:hAnsi="Wingdings" w:hint="default"/>
+        <w:sz w:val="20"/>
+      </w:rPr>
+    </w:lvl>
+    <w:lvl w:ilvl="7" w:tentative="1">
+      <w:start w:val="1"/>
+      <w:numFmt w:val="bullet"/>
+      <w:lvlText w:val=""/>
+      <w:lvlJc w:val="left"/>
+      <w:pPr>
+        <w:tabs>
+          <w:tab w:val="num" w:pos="5760"/>
+        </w:tabs>
+        <w:ind w:left="5760" w:hanging="360"/>
+      </w:pPr>
+      <w:rPr>
+        <w:rFonts w:ascii="Wingdings" w:hAnsi="Wingdings" w:hint="default"/>
+        <w:sz w:val="20"/>
+      </w:rPr>
+    </w:lvl>
+    <w:lvl w:ilvl="8" w:tentative="1">
+      <w:start w:val="1"/>
+      <w:numFmt w:val="bullet"/>
+      <w:lvlText w:val=""/>
+      <w:lvlJc w:val="left"/>
+      <w:pPr>
+        <w:tabs>
+          <w:tab w:val="num" w:pos="6480"/>
+        </w:tabs>
+        <w:ind w:left="6480" w:hanging="360"/>
+      </w:pPr>
+      <w:rPr>
+        <w:rFonts w:ascii="Wingdings" w:hAnsi="Wingdings" w:hint="default"/>
+        <w:sz w:val="20"/>
+      </w:rPr>
+    </w:lvl>
+  </w:abstractNum>
+  <w:abstractNum w:abstractNumId="9" w15:restartNumberingAfterBreak="0">
     <w:nsid w:val="606D0FEA"/>
     <w:multiLevelType w:val="multilevel"/>
     <w:tmpl w:val="864A634A"/>
@@ -7587,7 +11974,7 @@
       </w:rPr>
     </w:lvl>
   </w:abstractNum>
-  <w:abstractNum w:abstractNumId="6" w15:restartNumberingAfterBreak="0">
+  <w:abstractNum w:abstractNumId="10" w15:restartNumberingAfterBreak="0">
     <w:nsid w:val="6DC57EF6"/>
     <w:multiLevelType w:val="hybridMultilevel"/>
     <w:tmpl w:val="AB045346"/>
@@ -7704,7 +12091,7 @@
       </w:rPr>
     </w:lvl>
   </w:abstractNum>
-  <w:abstractNum w:abstractNumId="7" w15:restartNumberingAfterBreak="0">
+  <w:abstractNum w:abstractNumId="11" w15:restartNumberingAfterBreak="0">
     <w:nsid w:val="6F3A440E"/>
     <w:multiLevelType w:val="multilevel"/>
     <w:tmpl w:val="39EA31E2"/>
@@ -7853,20 +12240,318 @@
       </w:rPr>
     </w:lvl>
   </w:abstractNum>
+  <w:abstractNum w:abstractNumId="12" w15:restartNumberingAfterBreak="0">
+    <w:nsid w:val="735009F7"/>
+    <w:multiLevelType w:val="multilevel"/>
+    <w:tmpl w:val="02028050"/>
+    <w:lvl w:ilvl="0">
+      <w:start w:val="1"/>
+      <w:numFmt w:val="bullet"/>
+      <w:lvlText w:val=""/>
+      <w:lvlJc w:val="left"/>
+      <w:pPr>
+        <w:tabs>
+          <w:tab w:val="num" w:pos="720"/>
+        </w:tabs>
+        <w:ind w:left="720" w:hanging="360"/>
+      </w:pPr>
+      <w:rPr>
+        <w:rFonts w:ascii="Symbol" w:hAnsi="Symbol" w:hint="default"/>
+        <w:sz w:val="20"/>
+      </w:rPr>
+    </w:lvl>
+    <w:lvl w:ilvl="1" w:tentative="1">
+      <w:start w:val="1"/>
+      <w:numFmt w:val="bullet"/>
+      <w:lvlText w:val="o"/>
+      <w:lvlJc w:val="left"/>
+      <w:pPr>
+        <w:tabs>
+          <w:tab w:val="num" w:pos="1440"/>
+        </w:tabs>
+        <w:ind w:left="1440" w:hanging="360"/>
+      </w:pPr>
+      <w:rPr>
+        <w:rFonts w:ascii="Courier New" w:hAnsi="Courier New" w:hint="default"/>
+        <w:sz w:val="20"/>
+      </w:rPr>
+    </w:lvl>
+    <w:lvl w:ilvl="2" w:tentative="1">
+      <w:start w:val="1"/>
+      <w:numFmt w:val="bullet"/>
+      <w:lvlText w:val=""/>
+      <w:lvlJc w:val="left"/>
+      <w:pPr>
+        <w:tabs>
+          <w:tab w:val="num" w:pos="2160"/>
+        </w:tabs>
+        <w:ind w:left="2160" w:hanging="360"/>
+      </w:pPr>
+      <w:rPr>
+        <w:rFonts w:ascii="Wingdings" w:hAnsi="Wingdings" w:hint="default"/>
+        <w:sz w:val="20"/>
+      </w:rPr>
+    </w:lvl>
+    <w:lvl w:ilvl="3" w:tentative="1">
+      <w:start w:val="1"/>
+      <w:numFmt w:val="bullet"/>
+      <w:lvlText w:val=""/>
+      <w:lvlJc w:val="left"/>
+      <w:pPr>
+        <w:tabs>
+          <w:tab w:val="num" w:pos="2880"/>
+        </w:tabs>
+        <w:ind w:left="2880" w:hanging="360"/>
+      </w:pPr>
+      <w:rPr>
+        <w:rFonts w:ascii="Wingdings" w:hAnsi="Wingdings" w:hint="default"/>
+        <w:sz w:val="20"/>
+      </w:rPr>
+    </w:lvl>
+    <w:lvl w:ilvl="4" w:tentative="1">
+      <w:start w:val="1"/>
+      <w:numFmt w:val="bullet"/>
+      <w:lvlText w:val=""/>
+      <w:lvlJc w:val="left"/>
+      <w:pPr>
+        <w:tabs>
+          <w:tab w:val="num" w:pos="3600"/>
+        </w:tabs>
+        <w:ind w:left="3600" w:hanging="360"/>
+      </w:pPr>
+      <w:rPr>
+        <w:rFonts w:ascii="Wingdings" w:hAnsi="Wingdings" w:hint="default"/>
+        <w:sz w:val="20"/>
+      </w:rPr>
+    </w:lvl>
+    <w:lvl w:ilvl="5" w:tentative="1">
+      <w:start w:val="1"/>
+      <w:numFmt w:val="bullet"/>
+      <w:lvlText w:val=""/>
+      <w:lvlJc w:val="left"/>
+      <w:pPr>
+        <w:tabs>
+          <w:tab w:val="num" w:pos="4320"/>
+        </w:tabs>
+        <w:ind w:left="4320" w:hanging="360"/>
+      </w:pPr>
+      <w:rPr>
+        <w:rFonts w:ascii="Wingdings" w:hAnsi="Wingdings" w:hint="default"/>
+        <w:sz w:val="20"/>
+      </w:rPr>
+    </w:lvl>
+    <w:lvl w:ilvl="6" w:tentative="1">
+      <w:start w:val="1"/>
+      <w:numFmt w:val="bullet"/>
+      <w:lvlText w:val=""/>
+      <w:lvlJc w:val="left"/>
+      <w:pPr>
+        <w:tabs>
+          <w:tab w:val="num" w:pos="5040"/>
+        </w:tabs>
+        <w:ind w:left="5040" w:hanging="360"/>
+      </w:pPr>
+      <w:rPr>
+        <w:rFonts w:ascii="Wingdings" w:hAnsi="Wingdings" w:hint="default"/>
+        <w:sz w:val="20"/>
+      </w:rPr>
+    </w:lvl>
+    <w:lvl w:ilvl="7" w:tentative="1">
+      <w:start w:val="1"/>
+      <w:numFmt w:val="bullet"/>
+      <w:lvlText w:val=""/>
+      <w:lvlJc w:val="left"/>
+      <w:pPr>
+        <w:tabs>
+          <w:tab w:val="num" w:pos="5760"/>
+        </w:tabs>
+        <w:ind w:left="5760" w:hanging="360"/>
+      </w:pPr>
+      <w:rPr>
+        <w:rFonts w:ascii="Wingdings" w:hAnsi="Wingdings" w:hint="default"/>
+        <w:sz w:val="20"/>
+      </w:rPr>
+    </w:lvl>
+    <w:lvl w:ilvl="8" w:tentative="1">
+      <w:start w:val="1"/>
+      <w:numFmt w:val="bullet"/>
+      <w:lvlText w:val=""/>
+      <w:lvlJc w:val="left"/>
+      <w:pPr>
+        <w:tabs>
+          <w:tab w:val="num" w:pos="6480"/>
+        </w:tabs>
+        <w:ind w:left="6480" w:hanging="360"/>
+      </w:pPr>
+      <w:rPr>
+        <w:rFonts w:ascii="Wingdings" w:hAnsi="Wingdings" w:hint="default"/>
+        <w:sz w:val="20"/>
+      </w:rPr>
+    </w:lvl>
+  </w:abstractNum>
+  <w:abstractNum w:abstractNumId="13" w15:restartNumberingAfterBreak="0">
+    <w:nsid w:val="7BE25A43"/>
+    <w:multiLevelType w:val="multilevel"/>
+    <w:tmpl w:val="F334CEB2"/>
+    <w:lvl w:ilvl="0">
+      <w:start w:val="1"/>
+      <w:numFmt w:val="bullet"/>
+      <w:lvlText w:val=""/>
+      <w:lvlJc w:val="left"/>
+      <w:pPr>
+        <w:tabs>
+          <w:tab w:val="num" w:pos="720"/>
+        </w:tabs>
+        <w:ind w:left="720" w:hanging="360"/>
+      </w:pPr>
+      <w:rPr>
+        <w:rFonts w:ascii="Symbol" w:hAnsi="Symbol" w:hint="default"/>
+        <w:sz w:val="20"/>
+      </w:rPr>
+    </w:lvl>
+    <w:lvl w:ilvl="1" w:tentative="1">
+      <w:start w:val="1"/>
+      <w:numFmt w:val="bullet"/>
+      <w:lvlText w:val="o"/>
+      <w:lvlJc w:val="left"/>
+      <w:pPr>
+        <w:tabs>
+          <w:tab w:val="num" w:pos="1440"/>
+        </w:tabs>
+        <w:ind w:left="1440" w:hanging="360"/>
+      </w:pPr>
+      <w:rPr>
+        <w:rFonts w:ascii="Courier New" w:hAnsi="Courier New" w:hint="default"/>
+        <w:sz w:val="20"/>
+      </w:rPr>
+    </w:lvl>
+    <w:lvl w:ilvl="2" w:tentative="1">
+      <w:start w:val="1"/>
+      <w:numFmt w:val="bullet"/>
+      <w:lvlText w:val=""/>
+      <w:lvlJc w:val="left"/>
+      <w:pPr>
+        <w:tabs>
+          <w:tab w:val="num" w:pos="2160"/>
+        </w:tabs>
+        <w:ind w:left="2160" w:hanging="360"/>
+      </w:pPr>
+      <w:rPr>
+        <w:rFonts w:ascii="Wingdings" w:hAnsi="Wingdings" w:hint="default"/>
+        <w:sz w:val="20"/>
+      </w:rPr>
+    </w:lvl>
+    <w:lvl w:ilvl="3" w:tentative="1">
+      <w:start w:val="1"/>
+      <w:numFmt w:val="bullet"/>
+      <w:lvlText w:val=""/>
+      <w:lvlJc w:val="left"/>
+      <w:pPr>
+        <w:tabs>
+          <w:tab w:val="num" w:pos="2880"/>
+        </w:tabs>
+        <w:ind w:left="2880" w:hanging="360"/>
+      </w:pPr>
+      <w:rPr>
+        <w:rFonts w:ascii="Wingdings" w:hAnsi="Wingdings" w:hint="default"/>
+        <w:sz w:val="20"/>
+      </w:rPr>
+    </w:lvl>
+    <w:lvl w:ilvl="4" w:tentative="1">
+      <w:start w:val="1"/>
+      <w:numFmt w:val="bullet"/>
+      <w:lvlText w:val=""/>
+      <w:lvlJc w:val="left"/>
+      <w:pPr>
+        <w:tabs>
+          <w:tab w:val="num" w:pos="3600"/>
+        </w:tabs>
+        <w:ind w:left="3600" w:hanging="360"/>
+      </w:pPr>
+      <w:rPr>
+        <w:rFonts w:ascii="Wingdings" w:hAnsi="Wingdings" w:hint="default"/>
+        <w:sz w:val="20"/>
+      </w:rPr>
+    </w:lvl>
+    <w:lvl w:ilvl="5" w:tentative="1">
+      <w:start w:val="1"/>
+      <w:numFmt w:val="bullet"/>
+      <w:lvlText w:val=""/>
+      <w:lvlJc w:val="left"/>
+      <w:pPr>
+        <w:tabs>
+          <w:tab w:val="num" w:pos="4320"/>
+        </w:tabs>
+        <w:ind w:left="4320" w:hanging="360"/>
+      </w:pPr>
+      <w:rPr>
+        <w:rFonts w:ascii="Wingdings" w:hAnsi="Wingdings" w:hint="default"/>
+        <w:sz w:val="20"/>
+      </w:rPr>
+    </w:lvl>
+    <w:lvl w:ilvl="6" w:tentative="1">
+      <w:start w:val="1"/>
+      <w:numFmt w:val="bullet"/>
+      <w:lvlText w:val=""/>
+      <w:lvlJc w:val="left"/>
+      <w:pPr>
+        <w:tabs>
+          <w:tab w:val="num" w:pos="5040"/>
+        </w:tabs>
+        <w:ind w:left="5040" w:hanging="360"/>
+      </w:pPr>
+      <w:rPr>
+        <w:rFonts w:ascii="Wingdings" w:hAnsi="Wingdings" w:hint="default"/>
+        <w:sz w:val="20"/>
+      </w:rPr>
+    </w:lvl>
+    <w:lvl w:ilvl="7" w:tentative="1">
+      <w:start w:val="1"/>
+      <w:numFmt w:val="bullet"/>
+      <w:lvlText w:val=""/>
+      <w:lvlJc w:val="left"/>
+      <w:pPr>
+        <w:tabs>
+          <w:tab w:val="num" w:pos="5760"/>
+        </w:tabs>
+        <w:ind w:left="5760" w:hanging="360"/>
+      </w:pPr>
+      <w:rPr>
+        <w:rFonts w:ascii="Wingdings" w:hAnsi="Wingdings" w:hint="default"/>
+        <w:sz w:val="20"/>
+      </w:rPr>
+    </w:lvl>
+    <w:lvl w:ilvl="8" w:tentative="1">
+      <w:start w:val="1"/>
+      <w:numFmt w:val="bullet"/>
+      <w:lvlText w:val=""/>
+      <w:lvlJc w:val="left"/>
+      <w:pPr>
+        <w:tabs>
+          <w:tab w:val="num" w:pos="6480"/>
+        </w:tabs>
+        <w:ind w:left="6480" w:hanging="360"/>
+      </w:pPr>
+      <w:rPr>
+        <w:rFonts w:ascii="Wingdings" w:hAnsi="Wingdings" w:hint="default"/>
+        <w:sz w:val="20"/>
+      </w:rPr>
+    </w:lvl>
+  </w:abstractNum>
   <w:num w:numId="1" w16cid:durableId="243418163">
+    <w:abstractNumId w:val="10"/>
+  </w:num>
+  <w:num w:numId="2" w16cid:durableId="238752337">
+    <w:abstractNumId w:val="4"/>
+  </w:num>
+  <w:num w:numId="3" w16cid:durableId="1039356406">
+    <w:abstractNumId w:val="7"/>
+  </w:num>
+  <w:num w:numId="4" w16cid:durableId="53238419">
     <w:abstractNumId w:val="6"/>
   </w:num>
-  <w:num w:numId="2" w16cid:durableId="238752337">
-    <w:abstractNumId w:val="2"/>
-  </w:num>
-  <w:num w:numId="3" w16cid:durableId="1039356406">
-    <w:abstractNumId w:val="4"/>
-  </w:num>
-  <w:num w:numId="4" w16cid:durableId="53238419">
-    <w:abstractNumId w:val="3"/>
-  </w:num>
   <w:num w:numId="5" w16cid:durableId="685837426">
-    <w:abstractNumId w:val="3"/>
+    <w:abstractNumId w:val="6"/>
     <w:lvlOverride w:ilvl="0">
       <w:startOverride w:val="1"/>
     </w:lvlOverride>
@@ -7875,13 +12560,13 @@
     <w:abstractNumId w:val="0"/>
   </w:num>
   <w:num w:numId="7" w16cid:durableId="2014840544">
-    <w:abstractNumId w:val="1"/>
+    <w:abstractNumId w:val="2"/>
   </w:num>
   <w:num w:numId="8" w16cid:durableId="1483231134">
-    <w:abstractNumId w:val="5"/>
+    <w:abstractNumId w:val="9"/>
   </w:num>
   <w:num w:numId="9" w16cid:durableId="1323310966">
-    <w:abstractNumId w:val="2"/>
+    <w:abstractNumId w:val="4"/>
     <w:lvlOverride w:ilvl="0">
       <w:startOverride w:val="1"/>
     </w:lvlOverride>
@@ -7911,7 +12596,7 @@
     </w:lvlOverride>
   </w:num>
   <w:num w:numId="10" w16cid:durableId="1992754258">
-    <w:abstractNumId w:val="2"/>
+    <w:abstractNumId w:val="4"/>
     <w:lvlOverride w:ilvl="0">
       <w:startOverride w:val="1"/>
     </w:lvlOverride>
@@ -7941,7 +12626,7 @@
     </w:lvlOverride>
   </w:num>
   <w:num w:numId="11" w16cid:durableId="1713920580">
-    <w:abstractNumId w:val="2"/>
+    <w:abstractNumId w:val="4"/>
     <w:lvlOverride w:ilvl="0">
       <w:startOverride w:val="1"/>
     </w:lvlOverride>
@@ -7971,7 +12656,7 @@
     </w:lvlOverride>
   </w:num>
   <w:num w:numId="12" w16cid:durableId="757211982">
-    <w:abstractNumId w:val="2"/>
+    <w:abstractNumId w:val="4"/>
     <w:lvlOverride w:ilvl="0">
       <w:startOverride w:val="1"/>
     </w:lvlOverride>
@@ -8001,10 +12686,112 @@
     </w:lvlOverride>
   </w:num>
   <w:num w:numId="13" w16cid:durableId="650258095">
-    <w:abstractNumId w:val="6"/>
+    <w:abstractNumId w:val="10"/>
   </w:num>
   <w:num w:numId="14" w16cid:durableId="220823485">
+    <w:abstractNumId w:val="11"/>
+  </w:num>
+  <w:num w:numId="15" w16cid:durableId="1392267498">
+    <w:abstractNumId w:val="0"/>
+    <w:lvlOverride w:ilvl="0">
+      <w:startOverride w:val="1"/>
+    </w:lvlOverride>
+    <w:lvlOverride w:ilvl="1">
+      <w:startOverride w:val="1"/>
+    </w:lvlOverride>
+    <w:lvlOverride w:ilvl="2">
+      <w:startOverride w:val="1"/>
+    </w:lvlOverride>
+    <w:lvlOverride w:ilvl="3">
+      <w:startOverride w:val="1"/>
+    </w:lvlOverride>
+    <w:lvlOverride w:ilvl="4">
+      <w:startOverride w:val="1"/>
+    </w:lvlOverride>
+    <w:lvlOverride w:ilvl="5">
+      <w:startOverride w:val="1"/>
+    </w:lvlOverride>
+    <w:lvlOverride w:ilvl="6">
+      <w:startOverride w:val="1"/>
+    </w:lvlOverride>
+    <w:lvlOverride w:ilvl="7">
+      <w:startOverride w:val="1"/>
+    </w:lvlOverride>
+    <w:lvlOverride w:ilvl="8">
+      <w:startOverride w:val="1"/>
+    </w:lvlOverride>
+  </w:num>
+  <w:num w:numId="16" w16cid:durableId="1920361854">
+    <w:abstractNumId w:val="0"/>
+    <w:lvlOverride w:ilvl="0">
+      <w:startOverride w:val="1"/>
+    </w:lvlOverride>
+    <w:lvlOverride w:ilvl="1">
+      <w:startOverride w:val="1"/>
+    </w:lvlOverride>
+    <w:lvlOverride w:ilvl="2">
+      <w:startOverride w:val="1"/>
+    </w:lvlOverride>
+    <w:lvlOverride w:ilvl="3">
+      <w:startOverride w:val="1"/>
+    </w:lvlOverride>
+    <w:lvlOverride w:ilvl="4">
+      <w:startOverride w:val="1"/>
+    </w:lvlOverride>
+    <w:lvlOverride w:ilvl="5">
+      <w:startOverride w:val="1"/>
+    </w:lvlOverride>
+    <w:lvlOverride w:ilvl="6">
+      <w:startOverride w:val="1"/>
+    </w:lvlOverride>
+    <w:lvlOverride w:ilvl="7">
+      <w:startOverride w:val="1"/>
+    </w:lvlOverride>
+    <w:lvlOverride w:ilvl="8">
+      <w:startOverride w:val="1"/>
+    </w:lvlOverride>
+  </w:num>
+  <w:num w:numId="17" w16cid:durableId="849641198">
+    <w:abstractNumId w:val="1"/>
+  </w:num>
+  <w:num w:numId="18" w16cid:durableId="166873671">
+    <w:abstractNumId w:val="3"/>
+  </w:num>
+  <w:num w:numId="19" w16cid:durableId="1105269646">
     <w:abstractNumId w:val="7"/>
+    <w:lvlOverride w:ilvl="0">
+      <w:startOverride w:val="1"/>
+    </w:lvlOverride>
+  </w:num>
+  <w:num w:numId="20" w16cid:durableId="1776943876">
+    <w:abstractNumId w:val="5"/>
+  </w:num>
+  <w:num w:numId="21" w16cid:durableId="1985238233">
+    <w:abstractNumId w:val="7"/>
+    <w:lvlOverride w:ilvl="0">
+      <w:startOverride w:val="1"/>
+    </w:lvlOverride>
+  </w:num>
+  <w:num w:numId="22" w16cid:durableId="409936496">
+    <w:abstractNumId w:val="13"/>
+  </w:num>
+  <w:num w:numId="23" w16cid:durableId="504057201">
+    <w:abstractNumId w:val="7"/>
+    <w:lvlOverride w:ilvl="0">
+      <w:startOverride w:val="1"/>
+    </w:lvlOverride>
+  </w:num>
+  <w:num w:numId="24" w16cid:durableId="1553347267">
+    <w:abstractNumId w:val="8"/>
+  </w:num>
+  <w:num w:numId="25" w16cid:durableId="86852240">
+    <w:abstractNumId w:val="7"/>
+    <w:lvlOverride w:ilvl="0">
+      <w:startOverride w:val="1"/>
+    </w:lvlOverride>
+  </w:num>
+  <w:num w:numId="26" w16cid:durableId="110825326">
+    <w:abstractNumId w:val="12"/>
   </w:num>
   <w:numIdMacAtCleanup w:val="4"/>
 </w:numbering>
@@ -9413,6 +14200,50 @@
       <w:szCs w:val="28"/>
     </w:rPr>
   </w:style>
+  <w:style w:type="character" w:customStyle="1" w:styleId="aff9">
+    <w:name w:val="Список исп. источников Знак"/>
+    <w:basedOn w:val="a4"/>
+    <w:link w:val="affa"/>
+    <w:locked/>
+    <w:rsid w:val="00D02F3D"/>
+    <w:rPr>
+      <w:rFonts w:ascii="Times New Roman" w:hAnsi="Times New Roman" w:cs="Times New Roman"/>
+      <w:sz w:val="28"/>
+      <w:szCs w:val="28"/>
+    </w:rPr>
+  </w:style>
+  <w:style w:type="paragraph" w:customStyle="1" w:styleId="affa">
+    <w:name w:val="Список исп. источников"/>
+    <w:basedOn w:val="a3"/>
+    <w:link w:val="aff9"/>
+    <w:qFormat/>
+    <w:rsid w:val="00D02F3D"/>
+    <w:rPr>
+      <w:rFonts w:cs="Times New Roman"/>
+    </w:rPr>
+  </w:style>
+  <w:style w:type="paragraph" w:styleId="affb">
+    <w:name w:val="List Paragraph"/>
+    <w:basedOn w:val="a3"/>
+    <w:uiPriority w:val="34"/>
+    <w:rsid w:val="00BA3C9D"/>
+    <w:pPr>
+      <w:ind w:left="720"/>
+      <w:contextualSpacing/>
+    </w:pPr>
+  </w:style>
+  <w:style w:type="character" w:styleId="affc">
+    <w:name w:val="Unresolved Mention"/>
+    <w:basedOn w:val="a4"/>
+    <w:uiPriority w:val="99"/>
+    <w:semiHidden/>
+    <w:unhideWhenUsed/>
+    <w:rsid w:val="00525196"/>
+    <w:rPr>
+      <w:color w:val="605E5C"/>
+      <w:shd w:val="clear" w:color="auto" w:fill="E1DFDD"/>
+    </w:rPr>
+  </w:style>
 </w:styles>
 </file>
 

--- a/НИРС2/НИРС2.docx
+++ b/НИРС2/НИРС2.docx
@@ -1049,7 +1049,7 @@
           <w:r>
             <w:fldChar w:fldCharType="separate"/>
           </w:r>
-          <w:hyperlink w:anchor="_Toc217882239" w:history="1">
+          <w:hyperlink w:anchor="_Toc230557707" w:history="1">
             <w:r>
               <w:rPr>
                 <w:rStyle w:val="a7"/>
@@ -1076,7 +1076,7 @@
                 <w:noProof/>
                 <w:webHidden/>
               </w:rPr>
-              <w:instrText xml:space="preserve"> PAGEREF _Toc217882239 \h </w:instrText>
+              <w:instrText xml:space="preserve"> PAGEREF _Toc230557707 \h </w:instrText>
             </w:r>
             <w:r>
               <w:rPr>
@@ -1123,13 +1123,13 @@
               <w14:ligatures w14:val="standardContextual"/>
             </w:rPr>
           </w:pPr>
-          <w:hyperlink w:anchor="_Toc217882240" w:history="1">
+          <w:hyperlink w:anchor="_Toc230557708" w:history="1">
             <w:r>
               <w:rPr>
                 <w:rStyle w:val="a7"/>
                 <w:noProof/>
               </w:rPr>
-              <w:t>1 Обзор гибридов</w:t>
+              <w:t>1 Состав моделируемого автомобиля</w:t>
             </w:r>
             <w:r>
               <w:rPr>
@@ -1150,7 +1150,7 @@
                 <w:noProof/>
                 <w:webHidden/>
               </w:rPr>
-              <w:instrText xml:space="preserve"> PAGEREF _Toc217882240 \h </w:instrText>
+              <w:instrText xml:space="preserve"> PAGEREF _Toc230557708 \h </w:instrText>
             </w:r>
             <w:r>
               <w:rPr>
@@ -1197,7 +1197,7 @@
               <w14:ligatures w14:val="standardContextual"/>
             </w:rPr>
           </w:pPr>
-          <w:hyperlink w:anchor="_Toc217882241" w:history="1">
+          <w:hyperlink w:anchor="_Toc230557709" w:history="1">
             <w:r>
               <w:rPr>
                 <w:rStyle w:val="a7"/>
@@ -1216,7 +1216,7 @@
                 <w:rStyle w:val="a7"/>
                 <w:noProof/>
               </w:rPr>
-              <w:t xml:space="preserve"> Микрогибриды</w:t>
+              <w:t xml:space="preserve"> Схема исследуемой гибридной трансмиссии</w:t>
             </w:r>
             <w:r>
               <w:rPr>
@@ -1237,7 +1237,7 @@
                 <w:noProof/>
                 <w:webHidden/>
               </w:rPr>
-              <w:instrText xml:space="preserve"> PAGEREF _Toc217882241 \h </w:instrText>
+              <w:instrText xml:space="preserve"> PAGEREF _Toc230557709 \h </w:instrText>
             </w:r>
             <w:r>
               <w:rPr>
@@ -1257,7 +1257,7 @@
                 <w:noProof/>
                 <w:webHidden/>
               </w:rPr>
-              <w:t>6</w:t>
+              <w:t>5</w:t>
             </w:r>
             <w:r>
               <w:rPr>
@@ -1284,7 +1284,7 @@
               <w14:ligatures w14:val="standardContextual"/>
             </w:rPr>
           </w:pPr>
-          <w:hyperlink w:anchor="_Toc217882242" w:history="1">
+          <w:hyperlink w:anchor="_Toc230557710" w:history="1">
             <w:r>
               <w:rPr>
                 <w:rStyle w:val="a7"/>
@@ -1303,7 +1303,7 @@
                 <w:rStyle w:val="a7"/>
                 <w:noProof/>
               </w:rPr>
-              <w:t xml:space="preserve"> Мягкие гибриды</w:t>
+              <w:t xml:space="preserve"> Характеристики ДВС</w:t>
             </w:r>
             <w:r>
               <w:rPr>
@@ -1324,7 +1324,7 @@
                 <w:noProof/>
                 <w:webHidden/>
               </w:rPr>
-              <w:instrText xml:space="preserve"> PAGEREF _Toc217882242 \h </w:instrText>
+              <w:instrText xml:space="preserve"> PAGEREF _Toc230557710 \h </w:instrText>
             </w:r>
             <w:r>
               <w:rPr>
@@ -1371,7 +1371,7 @@
               <w14:ligatures w14:val="standardContextual"/>
             </w:rPr>
           </w:pPr>
-          <w:hyperlink w:anchor="_Toc217882243" w:history="1">
+          <w:hyperlink w:anchor="_Toc230557711" w:history="1">
             <w:r>
               <w:rPr>
                 <w:rStyle w:val="a7"/>
@@ -1390,7 +1390,7 @@
                 <w:rStyle w:val="a7"/>
                 <w:noProof/>
               </w:rPr>
-              <w:t xml:space="preserve"> Полные гибриды</w:t>
+              <w:t xml:space="preserve"> Характеристики вариатора</w:t>
             </w:r>
             <w:r>
               <w:rPr>
@@ -1411,7 +1411,7 @@
                 <w:noProof/>
                 <w:webHidden/>
               </w:rPr>
-              <w:instrText xml:space="preserve"> PAGEREF _Toc217882243 \h </w:instrText>
+              <w:instrText xml:space="preserve"> PAGEREF _Toc230557711 \h </w:instrText>
             </w:r>
             <w:r>
               <w:rPr>
@@ -1431,7 +1431,7 @@
                 <w:noProof/>
                 <w:webHidden/>
               </w:rPr>
-              <w:t>7</w:t>
+              <w:t>9</w:t>
             </w:r>
             <w:r>
               <w:rPr>
@@ -1458,7 +1458,7 @@
               <w14:ligatures w14:val="standardContextual"/>
             </w:rPr>
           </w:pPr>
-          <w:hyperlink w:anchor="_Toc217882244" w:history="1">
+          <w:hyperlink w:anchor="_Toc230557712" w:history="1">
             <w:r>
               <w:rPr>
                 <w:rStyle w:val="a7"/>
@@ -1477,7 +1477,7 @@
                 <w:rStyle w:val="a7"/>
                 <w:noProof/>
               </w:rPr>
-              <w:t xml:space="preserve"> Подключаемые гибриды</w:t>
+              <w:t xml:space="preserve"> Характеристики электродвигателя</w:t>
             </w:r>
             <w:r>
               <w:rPr>
@@ -1498,7 +1498,7 @@
                 <w:noProof/>
                 <w:webHidden/>
               </w:rPr>
-              <w:instrText xml:space="preserve"> PAGEREF _Toc217882244 \h </w:instrText>
+              <w:instrText xml:space="preserve"> PAGEREF _Toc230557712 \h </w:instrText>
             </w:r>
             <w:r>
               <w:rPr>
@@ -1518,7 +1518,94 @@
                 <w:noProof/>
                 <w:webHidden/>
               </w:rPr>
-              <w:t>8</w:t>
+              <w:t>11</w:t>
+            </w:r>
+            <w:r>
+              <w:rPr>
+                <w:noProof/>
+                <w:webHidden/>
+              </w:rPr>
+              <w:fldChar w:fldCharType="end"/>
+            </w:r>
+          </w:hyperlink>
+        </w:p>
+        <w:p>
+          <w:pPr>
+            <w:pStyle w:val="21"/>
+            <w:tabs>
+              <w:tab w:val="right" w:leader="dot" w:pos="9344"/>
+            </w:tabs>
+            <w:rPr>
+              <w:rFonts w:asciiTheme="minorHAnsi" w:eastAsiaTheme="minorEastAsia" w:hAnsiTheme="minorHAnsi"/>
+              <w:noProof/>
+              <w:kern w:val="2"/>
+              <w:sz w:val="24"/>
+              <w:szCs w:val="24"/>
+              <w:lang w:eastAsia="ru-RU"/>
+              <w14:ligatures w14:val="standardContextual"/>
+            </w:rPr>
+          </w:pPr>
+          <w:hyperlink w:anchor="_Toc230557713" w:history="1">
+            <w:r>
+              <w:rPr>
+                <w:rStyle w:val="a7"/>
+                <w:noProof/>
+                <w14:scene3d>
+                  <w14:camera w14:prst="orthographicFront"/>
+                  <w14:lightRig w14:rig="threePt" w14:dir="t">
+                    <w14:rot w14:lat="0" w14:lon="0" w14:rev="0"/>
+                  </w14:lightRig>
+                </w14:scene3d>
+              </w:rPr>
+              <w:t>1.5</w:t>
+            </w:r>
+            <w:r>
+              <w:rPr>
+                <w:rStyle w:val="a7"/>
+                <w:noProof/>
+              </w:rPr>
+              <w:t xml:space="preserve"> Характеристики аккумулятора</w:t>
+            </w:r>
+            <w:r>
+              <w:rPr>
+                <w:noProof/>
+                <w:webHidden/>
+              </w:rPr>
+              <w:tab/>
+            </w:r>
+            <w:r>
+              <w:rPr>
+                <w:noProof/>
+                <w:webHidden/>
+              </w:rPr>
+              <w:fldChar w:fldCharType="begin"/>
+            </w:r>
+            <w:r>
+              <w:rPr>
+                <w:noProof/>
+                <w:webHidden/>
+              </w:rPr>
+              <w:instrText xml:space="preserve"> PAGEREF _Toc230557713 \h </w:instrText>
+            </w:r>
+            <w:r>
+              <w:rPr>
+                <w:noProof/>
+                <w:webHidden/>
+              </w:rPr>
+            </w:r>
+            <w:r>
+              <w:rPr>
+                <w:noProof/>
+                <w:webHidden/>
+              </w:rPr>
+              <w:fldChar w:fldCharType="separate"/>
+            </w:r>
+            <w:r>
+              <w:rPr>
+                <w:noProof/>
+                <w:webHidden/>
+              </w:rPr>
+              <w:t>13</w:t>
             </w:r>
             <w:r>
               <w:rPr>
@@ -1545,13 +1632,13 @@
               <w14:ligatures w14:val="standardContextual"/>
             </w:rPr>
           </w:pPr>
-          <w:hyperlink w:anchor="_Toc217882245" w:history="1">
+          <w:hyperlink w:anchor="_Toc230557714" w:history="1">
             <w:r>
               <w:rPr>
                 <w:rStyle w:val="a7"/>
                 <w:noProof/>
               </w:rPr>
-              <w:t>2 Классификация гибридных архитектур</w:t>
+              <w:t>2 Анализ условий эксплуатации автомобилей и выбор репрезентативных ездовых циклов</w:t>
             </w:r>
             <w:r>
               <w:rPr>
@@ -1572,7 +1659,7 @@
                 <w:noProof/>
                 <w:webHidden/>
               </w:rPr>
-              <w:instrText xml:space="preserve"> PAGEREF _Toc217882245 \h </w:instrText>
+              <w:instrText xml:space="preserve"> PAGEREF _Toc230557714 \h </w:instrText>
             </w:r>
             <w:r>
               <w:rPr>
@@ -1592,7 +1679,7 @@
                 <w:noProof/>
                 <w:webHidden/>
               </w:rPr>
-              <w:t>10</w:t>
+              <w:t>14</w:t>
             </w:r>
             <w:r>
               <w:rPr>
@@ -1619,7 +1706,7 @@
               <w14:ligatures w14:val="standardContextual"/>
             </w:rPr>
           </w:pPr>
-          <w:hyperlink w:anchor="_Toc217882246" w:history="1">
+          <w:hyperlink w:anchor="_Toc230557715" w:history="1">
             <w:r>
               <w:rPr>
                 <w:rStyle w:val="a7"/>
@@ -1638,7 +1725,22 @@
                 <w:rStyle w:val="a7"/>
                 <w:noProof/>
               </w:rPr>
-              <w:t xml:space="preserve"> Топология гибридных систем</w:t>
+              <w:t xml:space="preserve"> Городские циклы (</w:t>
+            </w:r>
+            <w:r>
+              <w:rPr>
+                <w:rStyle w:val="a7"/>
+                <w:noProof/>
+                <w:lang w:val="en-US"/>
+              </w:rPr>
+              <w:t>Urban driving</w:t>
+            </w:r>
+            <w:r>
+              <w:rPr>
+                <w:rStyle w:val="a7"/>
+                <w:noProof/>
+              </w:rPr>
+              <w:t>)</w:t>
             </w:r>
             <w:r>
               <w:rPr>
@@ -1659,7 +1761,7 @@
                 <w:noProof/>
                 <w:webHidden/>
               </w:rPr>
-              <w:instrText xml:space="preserve"> PAGEREF _Toc217882246 \h </w:instrText>
+              <w:instrText xml:space="preserve"> PAGEREF _Toc230557715 \h </w:instrText>
             </w:r>
             <w:r>
               <w:rPr>
@@ -1679,7 +1781,7 @@
                 <w:noProof/>
                 <w:webHidden/>
               </w:rPr>
-              <w:t>10</w:t>
+              <w:t>14</w:t>
             </w:r>
             <w:r>
               <w:rPr>
@@ -1706,11 +1808,12 @@
               <w14:ligatures w14:val="standardContextual"/>
             </w:rPr>
           </w:pPr>
-          <w:hyperlink w:anchor="_Toc217882247" w:history="1">
+          <w:hyperlink w:anchor="_Toc230557716" w:history="1">
             <w:r>
               <w:rPr>
                 <w:rStyle w:val="a7"/>
                 <w:noProof/>
+                <w:lang w:val="en-US"/>
                 <w14:scene3d>
                   <w14:camera w14:prst="orthographicFront"/>
                   <w14:lightRig w14:rig="threePt" w14:dir="t">
@@ -1725,7 +1828,15 @@
                 <w:rStyle w:val="a7"/>
                 <w:noProof/>
               </w:rPr>
-              <w:t xml:space="preserve"> Конфигурация электромашин гибридов в трансмиссии</w:t>
+              <w:t xml:space="preserve"> Шоссейные циклы </w:t>
+            </w:r>
+            <w:r>
+              <w:rPr>
+                <w:rStyle w:val="a7"/>
+                <w:noProof/>
+                <w:lang w:val="en-US"/>
+              </w:rPr>
+              <w:t>(Highway driving)</w:t>
             </w:r>
             <w:r>
               <w:rPr>
@@ -1746,7 +1857,7 @@
                 <w:noProof/>
                 <w:webHidden/>
               </w:rPr>
-              <w:instrText xml:space="preserve"> PAGEREF _Toc217882247 \h </w:instrText>
+              <w:instrText xml:space="preserve"> PAGEREF _Toc230557716 \h </w:instrText>
             </w:r>
             <w:r>
               <w:rPr>
@@ -1766,7 +1877,7 @@
                 <w:noProof/>
                 <w:webHidden/>
               </w:rPr>
-              <w:t>12</w:t>
+              <w:t>15</w:t>
             </w:r>
             <w:r>
               <w:rPr>
@@ -1793,11 +1904,12 @@
               <w14:ligatures w14:val="standardContextual"/>
             </w:rPr>
           </w:pPr>
-          <w:hyperlink w:anchor="_Toc217882248" w:history="1">
+          <w:hyperlink w:anchor="_Toc230557717" w:history="1">
             <w:r>
               <w:rPr>
                 <w:rStyle w:val="a7"/>
                 <w:noProof/>
+                <w:lang w:val="en-US"/>
                 <w14:scene3d>
                   <w14:camera w14:prst="orthographicFront"/>
                   <w14:lightRig w14:rig="threePt" w14:dir="t">
@@ -1812,7 +1924,7 @@
                 <w:rStyle w:val="a7"/>
                 <w:noProof/>
               </w:rPr>
-              <w:t xml:space="preserve"> Параллельная архитектура мягких гибридов (</w:t>
+              <w:t xml:space="preserve"> Смешанные циклы (</w:t>
             </w:r>
             <w:r>
               <w:rPr>
@@ -1820,28 +1932,13 @@
                 <w:noProof/>
                 <w:lang w:val="en-US"/>
               </w:rPr>
-              <w:t>Parallel</w:t>
+              <w:t>Combined driving</w:t>
             </w:r>
             <w:r>
               <w:rPr>
                 <w:rStyle w:val="a7"/>
                 <w:noProof/>
               </w:rPr>
-              <w:t xml:space="preserve"> </w:t>
-            </w:r>
-            <w:r>
-              <w:rPr>
-                <w:rStyle w:val="a7"/>
-                <w:noProof/>
-                <w:lang w:val="en-US"/>
-              </w:rPr>
-              <w:t>MHEV</w:t>
-            </w:r>
-            <w:r>
-              <w:rPr>
-                <w:rStyle w:val="a7"/>
-                <w:noProof/>
-              </w:rPr>
               <w:t>)</w:t>
             </w:r>
             <w:r>
@@ -1863,7 +1960,7 @@
                 <w:noProof/>
                 <w:webHidden/>
               </w:rPr>
-              <w:instrText xml:space="preserve"> PAGEREF _Toc217882248 \h </w:instrText>
+              <w:instrText xml:space="preserve"> PAGEREF _Toc230557717 \h </w:instrText>
             </w:r>
             <w:r>
               <w:rPr>
@@ -1883,7 +1980,7 @@
                 <w:noProof/>
                 <w:webHidden/>
               </w:rPr>
-              <w:t>14</w:t>
+              <w:t>15</w:t>
             </w:r>
             <w:r>
               <w:rPr>
@@ -1910,7 +2007,7 @@
               <w14:ligatures w14:val="standardContextual"/>
             </w:rPr>
           </w:pPr>
-          <w:hyperlink w:anchor="_Toc217882249" w:history="1">
+          <w:hyperlink w:anchor="_Toc230557718" w:history="1">
             <w:r>
               <w:rPr>
                 <w:rStyle w:val="a7"/>
@@ -1929,22 +2026,7 @@
                 <w:rStyle w:val="a7"/>
                 <w:noProof/>
               </w:rPr>
-              <w:t xml:space="preserve"> Параллельная архитектура (</w:t>
-            </w:r>
-            <w:r>
-              <w:rPr>
-                <w:rStyle w:val="a7"/>
-                <w:noProof/>
-                <w:lang w:val="en-US"/>
-              </w:rPr>
-              <w:t>Parallel-Inline</w:t>
-            </w:r>
-            <w:r>
-              <w:rPr>
-                <w:rStyle w:val="a7"/>
-                <w:noProof/>
-              </w:rPr>
-              <w:t>)</w:t>
+              <w:t xml:space="preserve"> Специализированные циклы</w:t>
             </w:r>
             <w:r>
               <w:rPr>
@@ -1965,7 +2047,7 @@
                 <w:noProof/>
                 <w:webHidden/>
               </w:rPr>
-              <w:instrText xml:space="preserve"> PAGEREF _Toc217882249 \h </w:instrText>
+              <w:instrText xml:space="preserve"> PAGEREF _Toc230557718 \h </w:instrText>
             </w:r>
             <w:r>
               <w:rPr>
@@ -1985,7 +2067,7 @@
                 <w:noProof/>
                 <w:webHidden/>
               </w:rPr>
-              <w:t>15</w:t>
+              <w:t>16</w:t>
             </w:r>
             <w:r>
               <w:rPr>
@@ -2012,7 +2094,7 @@
               <w14:ligatures w14:val="standardContextual"/>
             </w:rPr>
           </w:pPr>
-          <w:hyperlink w:anchor="_Toc217882250" w:history="1">
+          <w:hyperlink w:anchor="_Toc230557719" w:history="1">
             <w:r>
               <w:rPr>
                 <w:rStyle w:val="a7"/>
@@ -2031,7 +2113,7 @@
                 <w:rStyle w:val="a7"/>
                 <w:noProof/>
               </w:rPr>
-              <w:t xml:space="preserve"> Комбинированная архитектура (Hybrid Synergy Drive)</w:t>
+              <w:t xml:space="preserve"> Выбор репрезентативных ездовых циклов</w:t>
             </w:r>
             <w:r>
               <w:rPr>
@@ -2052,7 +2134,7 @@
                 <w:noProof/>
                 <w:webHidden/>
               </w:rPr>
-              <w:instrText xml:space="preserve"> PAGEREF _Toc217882250 \h </w:instrText>
+              <w:instrText xml:space="preserve"> PAGEREF _Toc230557719 \h </w:instrText>
             </w:r>
             <w:r>
               <w:rPr>
@@ -2073,6 +2155,80 @@
                 <w:webHidden/>
               </w:rPr>
               <w:t>17</w:t>
+            </w:r>
+            <w:r>
+              <w:rPr>
+                <w:noProof/>
+                <w:webHidden/>
+              </w:rPr>
+              <w:fldChar w:fldCharType="end"/>
+            </w:r>
+          </w:hyperlink>
+        </w:p>
+        <w:p>
+          <w:pPr>
+            <w:pStyle w:val="11"/>
+            <w:tabs>
+              <w:tab w:val="right" w:leader="dot" w:pos="9344"/>
+            </w:tabs>
+            <w:rPr>
+              <w:rFonts w:asciiTheme="minorHAnsi" w:eastAsiaTheme="minorEastAsia" w:hAnsiTheme="minorHAnsi"/>
+              <w:noProof/>
+              <w:kern w:val="2"/>
+              <w:sz w:val="24"/>
+              <w:szCs w:val="24"/>
+              <w:lang w:eastAsia="ru-RU"/>
+              <w14:ligatures w14:val="standardContextual"/>
+            </w:rPr>
+          </w:pPr>
+          <w:hyperlink w:anchor="_Toc230557720" w:history="1">
+            <w:r>
+              <w:rPr>
+                <w:rStyle w:val="a7"/>
+                <w:noProof/>
+              </w:rPr>
+              <w:t>3 Моделирование расхода топлива при движении автомобиля по ездовому циклу</w:t>
+            </w:r>
+            <w:r>
+              <w:rPr>
+                <w:noProof/>
+                <w:webHidden/>
+              </w:rPr>
+              <w:tab/>
+            </w:r>
+            <w:r>
+              <w:rPr>
+                <w:noProof/>
+                <w:webHidden/>
+              </w:rPr>
+              <w:fldChar w:fldCharType="begin"/>
+            </w:r>
+            <w:r>
+              <w:rPr>
+                <w:noProof/>
+                <w:webHidden/>
+              </w:rPr>
+              <w:instrText xml:space="preserve"> PAGEREF _Toc230557720 \h </w:instrText>
+            </w:r>
+            <w:r>
+              <w:rPr>
+                <w:noProof/>
+                <w:webHidden/>
+              </w:rPr>
+            </w:r>
+            <w:r>
+              <w:rPr>
+                <w:noProof/>
+                <w:webHidden/>
+              </w:rPr>
+              <w:fldChar w:fldCharType="separate"/>
+            </w:r>
+            <w:r>
+              <w:rPr>
+                <w:noProof/>
+                <w:webHidden/>
+              </w:rPr>
+              <w:t>18</w:t>
             </w:r>
             <w:r>
               <w:rPr>
@@ -2099,7 +2255,7 @@
               <w14:ligatures w14:val="standardContextual"/>
             </w:rPr>
           </w:pPr>
-          <w:hyperlink w:anchor="_Toc217882251" w:history="1">
+          <w:hyperlink w:anchor="_Toc230557721" w:history="1">
             <w:r>
               <w:rPr>
                 <w:rStyle w:val="a7"/>
@@ -2111,14 +2267,14 @@
                   </w14:lightRig>
                 </w14:scene3d>
               </w:rPr>
-              <w:t>2.6</w:t>
+              <w:t>3.1</w:t>
             </w:r>
             <w:r>
               <w:rPr>
                 <w:rStyle w:val="a7"/>
                 <w:noProof/>
               </w:rPr>
-              <w:t xml:space="preserve"> Двухступенчатая комбинированная архитектура (GM Two-Mode Hybrid)</w:t>
+              <w:t xml:space="preserve"> Описание системы управления гибридной трансмиссии при моделировании движения автомобиля</w:t>
             </w:r>
             <w:r>
               <w:rPr>
@@ -2139,7 +2295,7 @@
                 <w:noProof/>
                 <w:webHidden/>
               </w:rPr>
-              <w:instrText xml:space="preserve"> PAGEREF _Toc217882251 \h </w:instrText>
+              <w:instrText xml:space="preserve"> PAGEREF _Toc230557721 \h </w:instrText>
             </w:r>
             <w:r>
               <w:rPr>
@@ -2159,7 +2315,7 @@
                 <w:noProof/>
                 <w:webHidden/>
               </w:rPr>
-              <w:t>20</w:t>
+              <w:t>22</w:t>
             </w:r>
             <w:r>
               <w:rPr>
@@ -2186,7 +2342,7 @@
               <w14:ligatures w14:val="standardContextual"/>
             </w:rPr>
           </w:pPr>
-          <w:hyperlink w:anchor="_Toc217882252" w:history="1">
+          <w:hyperlink w:anchor="_Toc230557722" w:history="1">
             <w:r>
               <w:rPr>
                 <w:rStyle w:val="a7"/>
@@ -2198,59 +2354,14 @@
                   </w14:lightRig>
                 </w14:scene3d>
               </w:rPr>
-              <w:t>2.7</w:t>
+              <w:t>3.2</w:t>
             </w:r>
             <w:r>
               <w:rPr>
                 <w:rStyle w:val="a7"/>
                 <w:noProof/>
               </w:rPr>
-              <w:t xml:space="preserve"> Многорежимная архитектура с последовательным приоритетом (</w:t>
-            </w:r>
-            <w:r>
-              <w:rPr>
-                <w:rStyle w:val="a7"/>
-                <w:noProof/>
-                <w:lang w:val="en-US"/>
-              </w:rPr>
-              <w:t>Multi</w:t>
-            </w:r>
-            <w:r>
-              <w:rPr>
-                <w:rStyle w:val="a7"/>
-                <w:noProof/>
-              </w:rPr>
-              <w:t>-</w:t>
-            </w:r>
-            <w:r>
-              <w:rPr>
-                <w:rStyle w:val="a7"/>
-                <w:noProof/>
-                <w:lang w:val="en-US"/>
-              </w:rPr>
-              <w:t>mode</w:t>
-            </w:r>
-            <w:r>
-              <w:rPr>
-                <w:rStyle w:val="a7"/>
-                <w:noProof/>
-              </w:rPr>
-              <w:t xml:space="preserve"> </w:t>
-            </w:r>
-            <w:r>
-              <w:rPr>
-                <w:rStyle w:val="a7"/>
-                <w:noProof/>
-                <w:lang w:val="en-US"/>
-              </w:rPr>
-              <w:t>Series</w:t>
-            </w:r>
-            <w:r>
-              <w:rPr>
-                <w:rStyle w:val="a7"/>
-                <w:noProof/>
-              </w:rPr>
-              <w:t>)</w:t>
+              <w:t xml:space="preserve"> Стратегия оптимизации параметров режима работы для вариатора и ДВС</w:t>
             </w:r>
             <w:r>
               <w:rPr>
@@ -2271,7 +2382,7 @@
                 <w:noProof/>
                 <w:webHidden/>
               </w:rPr>
-              <w:instrText xml:space="preserve"> PAGEREF _Toc217882252 \h </w:instrText>
+              <w:instrText xml:space="preserve"> PAGEREF _Toc230557722 \h </w:instrText>
             </w:r>
             <w:r>
               <w:rPr>
@@ -2291,7 +2402,7 @@
                 <w:noProof/>
                 <w:webHidden/>
               </w:rPr>
-              <w:t>21</w:t>
+              <w:t>24</w:t>
             </w:r>
             <w:r>
               <w:rPr>
@@ -2318,7 +2429,7 @@
               <w14:ligatures w14:val="standardContextual"/>
             </w:rPr>
           </w:pPr>
-          <w:hyperlink w:anchor="_Toc217882253" w:history="1">
+          <w:hyperlink w:anchor="_Toc230557723" w:history="1">
             <w:r>
               <w:rPr>
                 <w:rStyle w:val="a7"/>
@@ -2330,59 +2441,14 @@
                   </w14:lightRig>
                 </w14:scene3d>
               </w:rPr>
-              <w:t>2.8</w:t>
+              <w:t>3.3</w:t>
             </w:r>
             <w:r>
               <w:rPr>
                 <w:rStyle w:val="a7"/>
                 <w:noProof/>
               </w:rPr>
-              <w:t xml:space="preserve"> Многорежимная архитектура с параллельным приоритетом (</w:t>
-            </w:r>
-            <w:r>
-              <w:rPr>
-                <w:rStyle w:val="a7"/>
-                <w:noProof/>
-                <w:lang w:val="en-US"/>
-              </w:rPr>
-              <w:t>Multi</w:t>
-            </w:r>
-            <w:r>
-              <w:rPr>
-                <w:rStyle w:val="a7"/>
-                <w:noProof/>
-              </w:rPr>
-              <w:t>-</w:t>
-            </w:r>
-            <w:r>
-              <w:rPr>
-                <w:rStyle w:val="a7"/>
-                <w:noProof/>
-                <w:lang w:val="en-US"/>
-              </w:rPr>
-              <w:t>mode</w:t>
-            </w:r>
-            <w:r>
-              <w:rPr>
-                <w:rStyle w:val="a7"/>
-                <w:noProof/>
-              </w:rPr>
-              <w:t xml:space="preserve"> </w:t>
-            </w:r>
-            <w:r>
-              <w:rPr>
-                <w:rStyle w:val="a7"/>
-                <w:noProof/>
-                <w:lang w:val="en-US"/>
-              </w:rPr>
-              <w:t>Parallel</w:t>
-            </w:r>
-            <w:r>
-              <w:rPr>
-                <w:rStyle w:val="a7"/>
-                <w:noProof/>
-              </w:rPr>
-              <w:t>)</w:t>
+              <w:t xml:space="preserve"> Стратегия оптимизации параметров режима работы для вариатора, МГ и ДВС</w:t>
             </w:r>
             <w:r>
               <w:rPr>
@@ -2403,7 +2469,7 @@
                 <w:noProof/>
                 <w:webHidden/>
               </w:rPr>
-              <w:instrText xml:space="preserve"> PAGEREF _Toc217882253 \h </w:instrText>
+              <w:instrText xml:space="preserve"> PAGEREF _Toc230557723 \h </w:instrText>
             </w:r>
             <w:r>
               <w:rPr>
@@ -2423,7 +2489,7 @@
                 <w:noProof/>
                 <w:webHidden/>
               </w:rPr>
-              <w:t>23</w:t>
+              <w:t>25</w:t>
             </w:r>
             <w:r>
               <w:rPr>
@@ -2450,7 +2516,7 @@
               <w14:ligatures w14:val="standardContextual"/>
             </w:rPr>
           </w:pPr>
-          <w:hyperlink w:anchor="_Toc217882254" w:history="1">
+          <w:hyperlink w:anchor="_Toc230557724" w:history="1">
             <w:r>
               <w:rPr>
                 <w:rStyle w:val="a7"/>
@@ -2462,22 +2528,14 @@
                   </w14:lightRig>
                 </w14:scene3d>
               </w:rPr>
-              <w:t>2.9</w:t>
+              <w:t>3.4</w:t>
             </w:r>
             <w:r>
               <w:rPr>
                 <w:rStyle w:val="a7"/>
                 <w:noProof/>
               </w:rPr>
-              <w:t xml:space="preserve"> Дальнеходные электромобили </w:t>
-            </w:r>
-            <w:r>
-              <w:rPr>
-                <w:rStyle w:val="a7"/>
-                <w:noProof/>
-                <w:lang w:val="en-US"/>
-              </w:rPr>
-              <w:t>(REEV)</w:t>
+              <w:t xml:space="preserve"> Анализ результатов моделирования</w:t>
             </w:r>
             <w:r>
               <w:rPr>
@@ -2498,7 +2556,7 @@
                 <w:noProof/>
                 <w:webHidden/>
               </w:rPr>
-              <w:instrText xml:space="preserve"> PAGEREF _Toc217882254 \h </w:instrText>
+              <w:instrText xml:space="preserve"> PAGEREF _Toc230557724 \h </w:instrText>
             </w:r>
             <w:r>
               <w:rPr>
@@ -2518,7 +2576,7 @@
                 <w:noProof/>
                 <w:webHidden/>
               </w:rPr>
-              <w:t>24</w:t>
+              <w:t>27</w:t>
             </w:r>
             <w:r>
               <w:rPr>
@@ -2545,13 +2603,13 @@
               <w14:ligatures w14:val="standardContextual"/>
             </w:rPr>
           </w:pPr>
-          <w:hyperlink w:anchor="_Toc217882255" w:history="1">
+          <w:hyperlink w:anchor="_Toc230557725" w:history="1">
             <w:r>
               <w:rPr>
                 <w:rStyle w:val="a7"/>
                 <w:noProof/>
               </w:rPr>
-              <w:t>3 Анализ и сравнение архитектур</w:t>
+              <w:t>ЗАКЛЮЧЕНИЕ</w:t>
             </w:r>
             <w:r>
               <w:rPr>
@@ -2572,7 +2630,7 @@
                 <w:noProof/>
                 <w:webHidden/>
               </w:rPr>
-              <w:instrText xml:space="preserve"> PAGEREF _Toc217882255 \h </w:instrText>
+              <w:instrText xml:space="preserve"> PAGEREF _Toc230557725 \h </w:instrText>
             </w:r>
             <w:r>
               <w:rPr>
@@ -2592,7 +2650,7 @@
                 <w:noProof/>
                 <w:webHidden/>
               </w:rPr>
-              <w:t>26</w:t>
+              <w:t>28</w:t>
             </w:r>
             <w:r>
               <w:rPr>
@@ -2619,13 +2677,13 @@
               <w14:ligatures w14:val="standardContextual"/>
             </w:rPr>
           </w:pPr>
-          <w:hyperlink w:anchor="_Toc217882256" w:history="1">
+          <w:hyperlink w:anchor="_Toc230557726" w:history="1">
             <w:r>
               <w:rPr>
                 <w:rStyle w:val="a7"/>
                 <w:noProof/>
               </w:rPr>
-              <w:t>ЗАКЛЮЧЕНИЕ</w:t>
+              <w:t>СПИСОК ИСПОЛЬЗОВАННЫХ ИСТОЧНИКОВ</w:t>
             </w:r>
             <w:r>
               <w:rPr>
@@ -2646,7 +2704,7 @@
                 <w:noProof/>
                 <w:webHidden/>
               </w:rPr>
-              <w:instrText xml:space="preserve"> PAGEREF _Toc217882256 \h </w:instrText>
+              <w:instrText xml:space="preserve"> PAGEREF _Toc230557726 \h </w:instrText>
             </w:r>
             <w:r>
               <w:rPr>
@@ -2666,7 +2724,7 @@
                 <w:noProof/>
                 <w:webHidden/>
               </w:rPr>
-              <w:t>32</w:t>
+              <w:t>29</w:t>
             </w:r>
             <w:r>
               <w:rPr>
@@ -2693,13 +2751,21 @@
               <w14:ligatures w14:val="standardContextual"/>
             </w:rPr>
           </w:pPr>
-          <w:hyperlink w:anchor="_Toc217882257" w:history="1">
+          <w:hyperlink w:anchor="_Toc230557727" w:history="1">
             <w:r>
               <w:rPr>
                 <w:rStyle w:val="a7"/>
                 <w:noProof/>
               </w:rPr>
-              <w:t>СПИСОК ИСПОЛЬЗОВАННЫХ ИСТОЧНИКОВ</w:t>
+              <w:t xml:space="preserve">ПРИЛОЖЕНИЕ А ТЕКСТ ПРОГРАММЫ МОДЕЛИРОВАНИЯ  В СРЕДЕ </w:t>
+            </w:r>
+            <w:r>
+              <w:rPr>
+                <w:rStyle w:val="a7"/>
+                <w:noProof/>
+                <w:lang w:val="en-US"/>
+              </w:rPr>
+              <w:t>MATLAB</w:t>
             </w:r>
             <w:r>
               <w:rPr>
@@ -2720,7 +2786,7 @@
                 <w:noProof/>
                 <w:webHidden/>
               </w:rPr>
-              <w:instrText xml:space="preserve"> PAGEREF _Toc217882257 \h </w:instrText>
+              <w:instrText xml:space="preserve"> PAGEREF _Toc230557727 \h </w:instrText>
             </w:r>
             <w:r>
               <w:rPr>
@@ -2740,7 +2806,7 @@
                 <w:noProof/>
                 <w:webHidden/>
               </w:rPr>
-              <w:t>33</w:t>
+              <w:t>30</w:t>
             </w:r>
             <w:r>
               <w:rPr>
@@ -2758,71 +2824,6 @@
               <w:tab w:val="right" w:leader="dot" w:pos="9344"/>
             </w:tabs>
           </w:pPr>
-          <w:hyperlink w:anchor="_Toc217882258" w:history="1">
-            <w:r>
-              <w:rPr>
-                <w:rStyle w:val="a7"/>
-                <w:noProof/>
-              </w:rPr>
-              <w:t xml:space="preserve">ПРИЛОЖЕНИЕ А ТЕКСТ ПРОГРАММЫ ПОСТРОЕНИЯ ГРАФИКОВ                                  В СРЕДЕ </w:t>
-            </w:r>
-            <w:r>
-              <w:rPr>
-                <w:rStyle w:val="a7"/>
-                <w:noProof/>
-                <w:lang w:val="en-US"/>
-              </w:rPr>
-              <w:t>MATLAB</w:t>
-            </w:r>
-            <w:r>
-              <w:rPr>
-                <w:noProof/>
-                <w:webHidden/>
-              </w:rPr>
-              <w:tab/>
-            </w:r>
-            <w:r>
-              <w:rPr>
-                <w:noProof/>
-                <w:webHidden/>
-              </w:rPr>
-              <w:fldChar w:fldCharType="begin"/>
-            </w:r>
-            <w:r>
-              <w:rPr>
-                <w:noProof/>
-                <w:webHidden/>
-              </w:rPr>
-              <w:instrText xml:space="preserve"> PAGEREF _Toc217882258 \h </w:instrText>
-            </w:r>
-            <w:r>
-              <w:rPr>
-                <w:noProof/>
-                <w:webHidden/>
-              </w:rPr>
-            </w:r>
-            <w:r>
-              <w:rPr>
-                <w:noProof/>
-                <w:webHidden/>
-              </w:rPr>
-              <w:fldChar w:fldCharType="separate"/>
-            </w:r>
-            <w:r>
-              <w:rPr>
-                <w:noProof/>
-                <w:webHidden/>
-              </w:rPr>
-              <w:t>36</w:t>
-            </w:r>
-            <w:r>
-              <w:rPr>
-                <w:noProof/>
-                <w:webHidden/>
-              </w:rPr>
-              <w:fldChar w:fldCharType="end"/>
-            </w:r>
-          </w:hyperlink>
           <w:r>
             <w:fldChar w:fldCharType="end"/>
           </w:r>
@@ -2831,9 +2832,24 @@
     </w:sdt>
     <w:p>
       <w:pPr>
+        <w:spacing w:after="160" w:line="259" w:lineRule="auto"/>
+        <w:ind w:firstLine="0"/>
+        <w:jc w:val="left"/>
+        <w:rPr>
+          <w:rFonts w:eastAsiaTheme="majorEastAsia" w:cstheme="majorBidi"/>
+          <w:b/>
+          <w:szCs w:val="32"/>
+        </w:rPr>
+      </w:pPr>
+      <w:bookmarkStart w:id="0" w:name="_Toc230557707"/>
+      <w:r>
+        <w:br w:type="page"/>
+      </w:r>
+    </w:p>
+    <w:p>
+      <w:pPr>
         <w:pStyle w:val="aff5"/>
       </w:pPr>
-      <w:bookmarkStart w:id="0" w:name="_Toc217882239"/>
       <w:r>
         <w:lastRenderedPageBreak/>
         <w:t>ВВЕДЕНИЕ</w:t>
@@ -2889,6 +2905,7 @@
       <w:pPr>
         <w:pStyle w:val="1"/>
       </w:pPr>
+      <w:bookmarkStart w:id="1" w:name="_Toc230557708"/>
       <w:r>
         <w:lastRenderedPageBreak/>
         <w:t>Состав</w:t>
@@ -2896,6 +2913,7 @@
       <w:r>
         <w:t xml:space="preserve"> моделируемого автомобиля</w:t>
       </w:r>
+      <w:bookmarkEnd w:id="1"/>
     </w:p>
     <w:p/>
     <w:p>
@@ -2903,260 +2921,431 @@
         <w:t>Как уже было сказано, в рамках данной работы будет исследоваться гибридная трансмиссия с бесступенчатой коробкой передач</w:t>
       </w:r>
       <w:r>
+        <w:t xml:space="preserve"> – </w:t>
+      </w:r>
+      <w:r>
+        <w:t>“</w:t>
+      </w:r>
+      <w:r>
+        <w:rPr>
+          <w:lang w:val="en-US"/>
+        </w:rPr>
+        <w:t>Continuous</w:t>
+      </w:r>
+      <w:r>
+        <w:t xml:space="preserve"> </w:t>
+      </w:r>
+      <w:r>
+        <w:rPr>
+          <w:lang w:val="en-US"/>
+        </w:rPr>
+        <w:t>variable</w:t>
+      </w:r>
+      <w:r>
+        <w:t xml:space="preserve"> </w:t>
+      </w:r>
+      <w:r>
+        <w:rPr>
+          <w:lang w:val="en-US"/>
+        </w:rPr>
+        <w:t>transmission</w:t>
+      </w:r>
+      <w:r>
+        <w:t>”</w:t>
+      </w:r>
+      <w:r>
         <w:t xml:space="preserve"> (</w:t>
       </w:r>
       <w:r>
+        <w:t xml:space="preserve">далее – </w:t>
+      </w:r>
+      <w:r>
         <w:rPr>
           <w:lang w:val="en-US"/>
         </w:rPr>
         <w:t>CVT</w:t>
       </w:r>
       <w:r>
+        <w:t>)</w:t>
+      </w:r>
+      <w:r>
+        <w:t xml:space="preserve">. Известно, что и вариатор, и вспомогательный </w:t>
+      </w:r>
+      <w:r>
+        <w:t>мотор-генератор (далее – МГ)</w:t>
+      </w:r>
+      <w:r>
+        <w:t xml:space="preserve"> оказывают положительное влияние на расход топлива автомобиля, однако оправданность их совместного применения в рамках одной силовой установки не столь очевидна.</w:t>
+      </w:r>
+    </w:p>
+    <w:p>
+      <w:r>
+        <w:t>Бесступенчатые коробки передач обычно предназначаются для таких двигателей, чей оптимальный рабочий диапазон достаточно узок, так как обычно такие трансмиссии имеют меньшую энергоэффективность по сравнению с прямыми приводами.</w:t>
+      </w:r>
+    </w:p>
+    <w:p>
+      <w:r>
+        <w:t>Это означает, что полноценная электрическая силовая установка в купе с вариатором будет иметь больше недостатков, чем преимуществ. По</w:t>
+      </w:r>
+      <w:r>
+        <w:t xml:space="preserve"> этой</w:t>
+      </w:r>
+      <w:r>
+        <w:t xml:space="preserve"> причине на автомобильном рынке таких решений не встретить.</w:t>
+      </w:r>
+    </w:p>
+    <w:p>
+      <w:r>
+        <w:t>Другое дело – мягкий гибрид, задействующий электропривод только в таких режимах движения, где применять ДВС уже совсем нерентабельно. Именно комбинация ДВС, вариатора и мягкого гибрида</w:t>
+      </w:r>
+      <w:r>
+        <w:t xml:space="preserve"> </w:t>
+      </w:r>
+      <w:r>
+        <w:t xml:space="preserve">будет моделироваться </w:t>
+      </w:r>
+      <w:r>
+        <w:t xml:space="preserve">в данной работе </w:t>
+      </w:r>
+      <w:r>
+        <w:t xml:space="preserve">с целью оценки </w:t>
+      </w:r>
+      <w:r>
+        <w:t>их совместной</w:t>
+      </w:r>
+      <w:r>
+        <w:t xml:space="preserve"> энергоэффективности.</w:t>
+      </w:r>
+    </w:p>
+    <w:p/>
+    <w:p>
+      <w:pPr>
+        <w:pStyle w:val="2"/>
+      </w:pPr>
+      <w:bookmarkStart w:id="2" w:name="_Toc230557709"/>
+      <w:r>
+        <w:t>Схема исследуемой гибридной трансмиссии</w:t>
+      </w:r>
+      <w:bookmarkEnd w:id="2"/>
+    </w:p>
+    <w:p/>
+    <w:p>
+      <w:pPr>
+        <w:pStyle w:val="a1"/>
+        <w:numPr>
+          <w:ilvl w:val="0"/>
+          <w:numId w:val="0"/>
+        </w:numPr>
+        <w:ind w:firstLine="709"/>
+      </w:pPr>
+      <w:r>
+        <w:t xml:space="preserve">Часто в мягких гибридах </w:t>
+      </w:r>
+      <w:r>
+        <w:t>электродвигатель выполняет</w:t>
+      </w:r>
+      <w:r>
+        <w:t xml:space="preserve"> </w:t>
+      </w:r>
+      <w:r>
+        <w:t>роль</w:t>
+      </w:r>
+      <w:r>
+        <w:t xml:space="preserve"> стартера</w:t>
+      </w:r>
+      <w:r>
+        <w:t>, ведь</w:t>
+      </w:r>
+      <w:r>
+        <w:t xml:space="preserve"> без </w:t>
+      </w:r>
+      <w:r>
+        <w:t>этого</w:t>
+      </w:r>
+      <w:r>
+        <w:t xml:space="preserve"> невозможно было бы реализовать функцию </w:t>
+      </w:r>
+      <w:r>
+        <w:t>“</w:t>
+      </w:r>
+      <w:r>
+        <w:t>Старт/Стоп</w:t>
+      </w:r>
+      <w:r>
+        <w:t>”</w:t>
+      </w:r>
+      <w:r>
+        <w:t>.</w:t>
+      </w:r>
+      <w:r>
+        <w:t xml:space="preserve"> В текущей схеме было принято решение упростить бесступенчатую коробку передач, убрав из нее </w:t>
+      </w:r>
+      <w:r>
+        <w:t>планетарный редуктор</w:t>
+      </w:r>
+      <w:r>
+        <w:t xml:space="preserve">, а движение назад обеспечить </w:t>
+      </w:r>
+      <w:r>
+        <w:t>возможностями</w:t>
+      </w:r>
+      <w:r>
+        <w:t xml:space="preserve"> МГ.</w:t>
+      </w:r>
+      <w:r>
+        <w:t xml:space="preserve"> Это и стало причиной отказа от роли стартера для МГ, так как потребовалось бы добавлять второе сцепление. Было принято решение взять ДВС уже с имеющимся ременным стартером.</w:t>
+      </w:r>
+    </w:p>
+    <w:p>
+      <w:pPr>
+        <w:pStyle w:val="a1"/>
+        <w:numPr>
+          <w:ilvl w:val="0"/>
+          <w:numId w:val="0"/>
+        </w:numPr>
+        <w:ind w:firstLine="709"/>
+      </w:pPr>
+      <w:r>
+        <w:lastRenderedPageBreak/>
+        <w:t>Итого, получилась трансмиссия с параллельной гибридной схемой с приводом на передние колеса, показанная на рисунке 8:</w:t>
+      </w:r>
+    </w:p>
+    <w:p>
+      <w:pPr>
+        <w:pStyle w:val="a1"/>
+        <w:numPr>
+          <w:ilvl w:val="0"/>
+          <w:numId w:val="0"/>
+        </w:numPr>
+        <w:ind w:firstLine="709"/>
+      </w:pPr>
+    </w:p>
+    <w:p>
+      <w:pPr>
+        <w:pStyle w:val="a8"/>
+      </w:pPr>
+      <w:r>
+        <w:drawing>
+          <wp:inline distT="0" distB="0" distL="0" distR="0" wp14:anchorId="087E9EA2" wp14:editId="47C4A255">
+            <wp:extent cx="5051331" cy="2075290"/>
+            <wp:effectExtent l="0" t="0" r="0" b="1270"/>
+            <wp:docPr id="364116046" name="Рисунок 1"/>
+            <wp:cNvGraphicFramePr>
+              <a:graphicFrameLocks xmlns:a="http://schemas.openxmlformats.org/drawingml/2006/main" noChangeAspect="1"/>
+            </wp:cNvGraphicFramePr>
+            <a:graphic xmlns:a="http://schemas.openxmlformats.org/drawingml/2006/main">
+              <a:graphicData uri="http://schemas.openxmlformats.org/drawingml/2006/picture">
+                <pic:pic xmlns:pic="http://schemas.openxmlformats.org/drawingml/2006/picture">
+                  <pic:nvPicPr>
+                    <pic:cNvPr id="364116046" name=""/>
+                    <pic:cNvPicPr/>
+                  </pic:nvPicPr>
+                  <pic:blipFill>
+                    <a:blip r:embed="rId9"/>
+                    <a:stretch>
+                      <a:fillRect/>
+                    </a:stretch>
+                  </pic:blipFill>
+                  <pic:spPr>
+                    <a:xfrm>
+                      <a:off x="0" y="0"/>
+                      <a:ext cx="5085868" cy="2089479"/>
+                    </a:xfrm>
+                    <a:prstGeom prst="rect">
+                      <a:avLst/>
+                    </a:prstGeom>
+                  </pic:spPr>
+                </pic:pic>
+              </a:graphicData>
+            </a:graphic>
+          </wp:inline>
+        </w:drawing>
+      </w:r>
+    </w:p>
+    <w:p>
+      <w:pPr>
+        <w:pStyle w:val="a8"/>
+      </w:pPr>
+      <w:r>
+        <w:t>Рисунок 8 – Исследуемая схема мягкого гибрида</w:t>
+      </w:r>
+    </w:p>
+    <w:p>
+      <w:pPr>
+        <w:ind w:firstLine="0"/>
+      </w:pPr>
+    </w:p>
+    <w:p>
+      <w:pPr>
+        <w:pStyle w:val="2"/>
+      </w:pPr>
+      <w:bookmarkStart w:id="3" w:name="_Toc230557710"/>
+      <w:r>
+        <w:t>Характеристики ДВС</w:t>
+      </w:r>
+      <w:bookmarkEnd w:id="3"/>
+    </w:p>
+    <w:p/>
+    <w:p>
+      <w:r>
+        <w:t>Исследование</w:t>
+      </w:r>
+      <w:r>
+        <w:t xml:space="preserve"> и</w:t>
+      </w:r>
+      <w:r>
+        <w:t xml:space="preserve"> моделирование трансмиссии транспортного средства невозможно без учета параметров двигателя внутреннего сгорания. Под выбранные характеристики автомобиля будет использоваться двигатель</w:t>
+      </w:r>
+      <w:r>
+        <w:t xml:space="preserve"> 2</w:t>
+      </w:r>
+      <w:r>
+        <w:rPr>
+          <w:lang w:val="en-US"/>
+        </w:rPr>
+        <w:t>ZR</w:t>
+      </w:r>
+      <w:r>
+        <w:t>-F</w:t>
+      </w:r>
+      <w:r>
+        <w:rPr>
+          <w:lang w:val="en-US"/>
+        </w:rPr>
+        <w:t>X</w:t>
+      </w:r>
+      <w:r>
+        <w:t>E</w:t>
+      </w:r>
+      <w:r>
+        <w:t>,</w:t>
+      </w:r>
+      <w:r>
+        <w:t xml:space="preserve"> применявшийся на моделях </w:t>
+      </w:r>
+      <w:r>
+        <w:rPr>
+          <w:lang w:val="en-US"/>
+        </w:rPr>
+        <w:t>Toyota</w:t>
+      </w:r>
+      <w:r>
+        <w:t xml:space="preserve"> </w:t>
+      </w:r>
+      <w:r>
+        <w:rPr>
+          <w:lang w:val="en-US"/>
+        </w:rPr>
+        <w:t>Prius</w:t>
+      </w:r>
+      <w:r>
+        <w:t xml:space="preserve"> </w:t>
+      </w:r>
+      <w:r>
+        <w:rPr>
+          <w:lang w:val="en-US"/>
+        </w:rPr>
+        <w:t>III</w:t>
+      </w:r>
+      <w:r>
         <w:t xml:space="preserve">, </w:t>
       </w:r>
       <w:r>
         <w:rPr>
           <w:lang w:val="en-US"/>
         </w:rPr>
-        <w:t>Continuous</w:t>
+        <w:t>Corolla</w:t>
+      </w:r>
+      <w:r>
+        <w:t xml:space="preserve"> и т.д.</w:t>
+      </w:r>
+    </w:p>
+    <w:p>
+      <w:r>
+        <w:t>Выбран данный двигатель был по причине наличия большого количества посвященной ему научной литературы. Кроме прочего у него отличные показатели расхода топлива, ведь работает он по циклу Аткинсона, отличающийся большой энергоэффективностью</w:t>
+      </w:r>
+      <w:r>
+        <w:t xml:space="preserve"> (до 12,2% </w:t>
+      </w:r>
+      <w:r>
+        <w:rPr>
+          <w:lang w:val="en-US"/>
+        </w:rPr>
+        <w:t>[</w:t>
+      </w:r>
+      <w:r>
+        <w:t>1</w:t>
+      </w:r>
+      <w:r>
+        <w:rPr>
+          <w:lang w:val="en-US"/>
+        </w:rPr>
+        <w:t>]</w:t>
+      </w:r>
+      <w:r>
+        <w:t>)</w:t>
+      </w:r>
+      <w:r>
+        <w:t>, но меньшей тягой на малых оборотах</w:t>
+      </w:r>
+      <w:r>
+        <w:t>. Такие параметры отлично подходят для гибридов.</w:t>
+      </w:r>
+    </w:p>
+    <w:p>
+      <w:r>
+        <w:t>Также двигатель 2ZR-FXE хорошо зарекомендовал себя с точки зрения надежности и ресурса, что подтверждается его длительным применением в серийных гибридных автомобилях компании Toyota. Наличие подробных технических характеристик, карт расхода топлива и внешних скоростных характеристик позволяет использовать данный двигатель в математическом моделировании с высокой степенью достоверности.</w:t>
+      </w:r>
+    </w:p>
+    <w:p>
+      <w:r>
+        <w:lastRenderedPageBreak/>
+        <w:t>Схема</w:t>
+      </w:r>
+      <w:r>
+        <w:t xml:space="preserve"> двигател</w:t>
+      </w:r>
+      <w:r>
+        <w:t>я</w:t>
       </w:r>
       <w:r>
         <w:t xml:space="preserve"> </w:t>
       </w:r>
       <w:r>
-        <w:rPr>
-          <w:lang w:val="en-US"/>
-        </w:rPr>
-        <w:t>variable</w:t>
+        <w:t>представлен</w:t>
+      </w:r>
+      <w:r>
+        <w:t>а</w:t>
+      </w:r>
+      <w:r>
+        <w:t xml:space="preserve"> на рисунке 1</w:t>
+      </w:r>
+      <w:r>
+        <w:t>, а его</w:t>
       </w:r>
       <w:r>
         <w:t xml:space="preserve"> </w:t>
       </w:r>
       <w:r>
-        <w:rPr>
-          <w:lang w:val="en-US"/>
-        </w:rPr>
-        <w:t>transmission</w:t>
-      </w:r>
-      <w:r>
-        <w:t>)</w:t>
-      </w:r>
-      <w:r>
-        <w:t>. Известно, что и вариатор, и вспомогательный электропривод оказывают положительное влияние на расход топлива автомобиля, однако оправданность их совместного применения в рамках одной силовой установки не столь очевидна.</w:t>
-      </w:r>
-    </w:p>
-    <w:p>
-      <w:r>
-        <w:t>Бесступенчатые коробки передач обычно предназначаются для таких двигателей, чей оптимальный рабочий диапазон достаточно узок, так как обычно такие трансмиссии имеют меньшую энергоэффективность по сравнению с прямыми приводами.</w:t>
-      </w:r>
-    </w:p>
-    <w:p>
-      <w:r>
-        <w:t>Это означает, что полноценная электрическая силовая установка в купе с вариатором будет иметь больше недостатков, чем преимуществ. По</w:t>
-      </w:r>
-      <w:r>
-        <w:t xml:space="preserve"> этой</w:t>
-      </w:r>
-      <w:r>
-        <w:t xml:space="preserve"> причине на автомобильном рынке таких решений не встретить.</w:t>
-      </w:r>
-    </w:p>
-    <w:p>
-      <w:r>
-        <w:t>Другое дело – мягкий гибрид, задействующий электропривод только в таких режимах движения, где применять ДВС уже совсем нерентабельно. Именно комбинация ДВС, вариатора и мягкого гибрида</w:t>
-      </w:r>
-      <w:r>
-        <w:t xml:space="preserve"> </w:t>
-      </w:r>
-      <w:r>
-        <w:t xml:space="preserve">будет моделироваться </w:t>
-      </w:r>
-      <w:r>
-        <w:t xml:space="preserve">в данной работе </w:t>
-      </w:r>
-      <w:r>
-        <w:t xml:space="preserve">с целью оценки </w:t>
-      </w:r>
-      <w:r>
-        <w:t>их совместной</w:t>
-      </w:r>
-      <w:r>
-        <w:t xml:space="preserve"> энергоэффективности.</w:t>
+        <w:t>х</w:t>
+      </w:r>
+      <w:r>
+        <w:t>арактеристики представлены в таблице 1</w:t>
+      </w:r>
+      <w:r>
+        <w:t>:</w:t>
       </w:r>
     </w:p>
     <w:p/>
     <w:p>
       <w:pPr>
-        <w:pStyle w:val="2"/>
-      </w:pPr>
-      <w:r>
-        <w:t>Характеристики ДВС</w:t>
-      </w:r>
-    </w:p>
-    <w:p/>
-    <w:p>
-      <w:r>
-        <w:t>Исследование</w:t>
-      </w:r>
-      <w:r>
-        <w:t xml:space="preserve"> и</w:t>
-      </w:r>
-      <w:r>
-        <w:t xml:space="preserve"> моделирование трансмиссии транспортного средства невозможно без учета параметров двигателя внутреннего сгорания. Под выбранные характеристики автомобиля будет использоваться двигатель</w:t>
-      </w:r>
-      <w:r>
-        <w:t xml:space="preserve"> 2</w:t>
-      </w:r>
-      <w:r>
-        <w:rPr>
-          <w:lang w:val="en-US"/>
-        </w:rPr>
-        <w:t>ZR</w:t>
-      </w:r>
-      <w:r>
-        <w:t>-F</w:t>
-      </w:r>
-      <w:r>
-        <w:rPr>
-          <w:lang w:val="en-US"/>
-        </w:rPr>
-        <w:t>X</w:t>
-      </w:r>
-      <w:r>
-        <w:t>E</w:t>
-      </w:r>
-      <w:r>
-        <w:t>,</w:t>
-      </w:r>
-      <w:r>
-        <w:t xml:space="preserve"> применявшийся на моделях </w:t>
-      </w:r>
-      <w:r>
-        <w:rPr>
-          <w:lang w:val="en-US"/>
-        </w:rPr>
-        <w:t>Toyota</w:t>
-      </w:r>
-      <w:r>
-        <w:t xml:space="preserve"> </w:t>
-      </w:r>
-      <w:r>
-        <w:rPr>
-          <w:lang w:val="en-US"/>
-        </w:rPr>
-        <w:t>Prius</w:t>
-      </w:r>
-      <w:r>
-        <w:t xml:space="preserve"> </w:t>
-      </w:r>
-      <w:r>
-        <w:rPr>
-          <w:lang w:val="en-US"/>
-        </w:rPr>
-        <w:t>III</w:t>
-      </w:r>
-      <w:r>
-        <w:t xml:space="preserve">, </w:t>
-      </w:r>
-      <w:r>
-        <w:rPr>
-          <w:lang w:val="en-US"/>
-        </w:rPr>
-        <w:t>Corolla</w:t>
-      </w:r>
-      <w:r>
-        <w:t xml:space="preserve"> и т.д.</w:t>
-      </w:r>
-    </w:p>
-    <w:p>
-      <w:r>
-        <w:t xml:space="preserve">Выбран данный двигатель был по причине наличия большого количества посвященной ему научной литературы. Кроме прочего у него отличные показатели расхода топлива, ведь работает он по циклу Аткинсона, </w:t>
-      </w:r>
-      <w:r>
-        <w:lastRenderedPageBreak/>
-        <w:t>отличающийся большой энергоэффективностью</w:t>
-      </w:r>
-      <w:r>
-        <w:t xml:space="preserve"> (до 12,2% </w:t>
-      </w:r>
-      <w:r>
-        <w:rPr>
-          <w:lang w:val="en-US"/>
-        </w:rPr>
-        <w:t>[</w:t>
-      </w:r>
-      <w:r>
-        <w:t>1</w:t>
-      </w:r>
-      <w:r>
-        <w:rPr>
-          <w:lang w:val="en-US"/>
-        </w:rPr>
-        <w:t>]</w:t>
-      </w:r>
-      <w:r>
-        <w:t>)</w:t>
-      </w:r>
-      <w:r>
-        <w:t>, но меньшей тягой на малых оборотах</w:t>
-      </w:r>
-      <w:r>
-        <w:t>. Такие параметры отлично подходят для гибридов.</w:t>
-      </w:r>
-    </w:p>
-    <w:p>
-      <w:r>
-        <w:t xml:space="preserve">Данный двигатель снабжается также стартер-генератором (далее С/Г), что важно для исследуемой схемы, так как от МГ запускать ДВС не планируется. </w:t>
-      </w:r>
-    </w:p>
-    <w:p>
-      <w:r>
-        <w:t>Схема</w:t>
-      </w:r>
-      <w:r>
-        <w:t xml:space="preserve"> двигател</w:t>
-      </w:r>
-      <w:r>
-        <w:t>я</w:t>
-      </w:r>
-      <w:r>
-        <w:t xml:space="preserve"> </w:t>
-      </w:r>
-      <w:r>
-        <w:t>представлен</w:t>
-      </w:r>
-      <w:r>
-        <w:t>а</w:t>
-      </w:r>
-      <w:r>
-        <w:t xml:space="preserve"> на рисунке 1</w:t>
-      </w:r>
-      <w:r>
-        <w:t>, а его</w:t>
-      </w:r>
-      <w:r>
-        <w:t xml:space="preserve"> </w:t>
-      </w:r>
-      <w:r>
-        <w:t>х</w:t>
-      </w:r>
-      <w:r>
-        <w:t>арактеристики представлены в таблице 1</w:t>
-      </w:r>
-      <w:r>
-        <w:t>:</w:t>
-      </w:r>
-    </w:p>
-    <w:p/>
-    <w:p>
-      <w:pPr>
         <w:pStyle w:val="a8"/>
       </w:pPr>
       <w:r>
         <w:drawing>
-          <wp:inline distT="0" distB="0" distL="0" distR="0" wp14:anchorId="73943F1B" wp14:editId="6815CFD9">
-            <wp:extent cx="2932890" cy="3586039"/>
-            <wp:effectExtent l="0" t="0" r="1270" b="0"/>
+          <wp:inline distT="0" distB="0" distL="0" distR="0" wp14:anchorId="73943F1B" wp14:editId="14924895">
+            <wp:extent cx="3023933" cy="3697356"/>
+            <wp:effectExtent l="0" t="0" r="5080" b="0"/>
             <wp:docPr id="1982323551" name="Рисунок 4"/>
             <wp:cNvGraphicFramePr>
               <a:graphicFrameLocks xmlns:a="http://schemas.openxmlformats.org/drawingml/2006/main" noChangeAspect="1"/>
@@ -3171,7 +3360,7 @@
                     </pic:cNvPicPr>
                   </pic:nvPicPr>
                   <pic:blipFill>
-                    <a:blip r:embed="rId9">
+                    <a:blip r:embed="rId10">
                       <a:extLst>
                         <a:ext uri="{28A0092B-C50C-407E-A947-70E740481C1C}">
                           <a14:useLocalDpi xmlns:a14="http://schemas.microsoft.com/office/drawing/2010/main" val="0"/>
@@ -3186,7 +3375,7 @@
                   <pic:spPr bwMode="auto">
                     <a:xfrm>
                       <a:off x="0" y="0"/>
-                      <a:ext cx="2945824" cy="3601853"/>
+                      <a:ext cx="3056877" cy="3737636"/>
                     </a:xfrm>
                     <a:prstGeom prst="rect">
                       <a:avLst/>
@@ -3244,8 +3433,8 @@
       <w:pPr>
         <w:pStyle w:val="afa"/>
       </w:pPr>
-      <w:bookmarkStart w:id="1" w:name="fig:1NZ-FE"/>
-      <w:bookmarkEnd w:id="1"/>
+      <w:bookmarkStart w:id="4" w:name="fig:1NZ-FE"/>
+      <w:bookmarkEnd w:id="4"/>
       <w:r>
         <w:t xml:space="preserve">Таблица 1 – Основные характеристики двигателя </w:t>
       </w:r>
@@ -3639,9 +3828,9 @@
         </w:tc>
       </w:tr>
     </w:tbl>
-    <w:p>
-      <w:r>
-        <w:lastRenderedPageBreak/>
+    <w:p/>
+    <w:p>
+      <w:r>
         <w:t>Внешняя скоростная характеристика двигателя</w:t>
       </w:r>
       <w:r>
@@ -3665,9 +3854,10 @@
         <w:rPr>
           <w:noProof/>
         </w:rPr>
+        <w:lastRenderedPageBreak/>
         <w:drawing>
-          <wp:inline distT="0" distB="0" distL="0" distR="0" wp14:anchorId="60B13469" wp14:editId="77F5CC48">
-            <wp:extent cx="5020199" cy="2500976"/>
+          <wp:inline distT="0" distB="0" distL="0" distR="0" wp14:anchorId="60B13469" wp14:editId="05D7F8B2">
+            <wp:extent cx="5777749" cy="2878372"/>
             <wp:effectExtent l="0" t="0" r="0" b="0"/>
             <wp:docPr id="1619946003" name="Рисунок 1"/>
             <wp:cNvGraphicFramePr>
@@ -3681,7 +3871,7 @@
                     <pic:cNvPicPr/>
                   </pic:nvPicPr>
                   <pic:blipFill>
-                    <a:blip r:embed="rId10"/>
+                    <a:blip r:embed="rId11"/>
                     <a:stretch>
                       <a:fillRect/>
                     </a:stretch>
@@ -3689,7 +3879,7 @@
                   <pic:spPr>
                     <a:xfrm>
                       <a:off x="0" y="0"/>
-                      <a:ext cx="5064412" cy="2523002"/>
+                      <a:ext cx="5858514" cy="2918608"/>
                     </a:xfrm>
                     <a:prstGeom prst="rect">
                       <a:avLst/>
@@ -3740,7 +3930,70 @@
     <w:p/>
     <w:p>
       <w:r>
-        <w:t>Как уже было сказано, одной из причин выбора данного двигателя было наличие большого количества научной литературы по нему, а именно исследований по его расходу топлива.</w:t>
+        <w:t xml:space="preserve">Как уже было сказано, одной из причин выбора данного двигателя было наличие большого количества научной литературы по нему, а именно исследований по его </w:t>
+      </w:r>
+      <w:r>
+        <w:t xml:space="preserve">удельному </w:t>
+      </w:r>
+      <w:r>
+        <w:t>расходу топлива</w:t>
+      </w:r>
+      <w:r>
+        <w:t xml:space="preserve"> – </w:t>
+      </w:r>
+      <w:r>
+        <w:t>“</w:t>
+      </w:r>
+      <w:r>
+        <w:rPr>
+          <w:lang w:val="en-US"/>
+        </w:rPr>
+        <w:t>Brake</w:t>
+      </w:r>
+      <w:r>
+        <w:t xml:space="preserve"> </w:t>
+      </w:r>
+      <w:r>
+        <w:rPr>
+          <w:lang w:val="en-US"/>
+        </w:rPr>
+        <w:t>Specific</w:t>
+      </w:r>
+      <w:r>
+        <w:t xml:space="preserve"> </w:t>
+      </w:r>
+      <w:r>
+        <w:rPr>
+          <w:lang w:val="en-US"/>
+        </w:rPr>
+        <w:t>Fuel</w:t>
+      </w:r>
+      <w:r>
+        <w:t xml:space="preserve"> </w:t>
+      </w:r>
+      <w:r>
+        <w:rPr>
+          <w:lang w:val="en-US"/>
+        </w:rPr>
+        <w:t>Consumption</w:t>
+      </w:r>
+      <w:r>
+        <w:t>” (</w:t>
+      </w:r>
+      <w:r>
+        <w:t xml:space="preserve">далее – </w:t>
+      </w:r>
+      <w:r>
+        <w:rPr>
+          <w:lang w:val="en-US"/>
+        </w:rPr>
+        <w:t>BSFC</w:t>
+      </w:r>
+      <w:r>
+        <w:t>)</w:t>
+      </w:r>
+      <w:r>
+        <w:t>.</w:t>
       </w:r>
     </w:p>
     <w:p>
@@ -3784,9 +4037,9 @@
           <w:noProof/>
         </w:rPr>
         <w:drawing>
-          <wp:inline distT="0" distB="0" distL="0" distR="0" wp14:anchorId="4A9DA184" wp14:editId="7A570445">
-            <wp:extent cx="4812303" cy="3037399"/>
-            <wp:effectExtent l="0" t="0" r="7620" b="0"/>
+          <wp:inline distT="0" distB="0" distL="0" distR="0" wp14:anchorId="4A9DA184" wp14:editId="67C9A3C5">
+            <wp:extent cx="5256668" cy="3317871"/>
+            <wp:effectExtent l="0" t="0" r="1270" b="0"/>
             <wp:docPr id="663021444" name="Рисунок 1"/>
             <wp:cNvGraphicFramePr>
               <a:graphicFrameLocks xmlns:a="http://schemas.openxmlformats.org/drawingml/2006/main" noChangeAspect="1"/>
@@ -3799,7 +4052,7 @@
                     <pic:cNvPicPr/>
                   </pic:nvPicPr>
                   <pic:blipFill>
-                    <a:blip r:embed="rId11"/>
+                    <a:blip r:embed="rId12"/>
                     <a:stretch>
                       <a:fillRect/>
                     </a:stretch>
@@ -3807,7 +4060,7 @@
                   <pic:spPr>
                     <a:xfrm>
                       <a:off x="0" y="0"/>
-                      <a:ext cx="4845106" cy="3058103"/>
+                      <a:ext cx="5300640" cy="3345625"/>
                     </a:xfrm>
                     <a:prstGeom prst="rect">
                       <a:avLst/>
@@ -3859,10 +4112,12 @@
       <w:pPr>
         <w:pStyle w:val="2"/>
       </w:pPr>
+      <w:bookmarkStart w:id="5" w:name="_Toc230557711"/>
       <w:r>
         <w:lastRenderedPageBreak/>
         <w:t>Характеристики вариатора</w:t>
       </w:r>
+      <w:bookmarkEnd w:id="5"/>
     </w:p>
     <w:p>
       <w:pPr>
@@ -3932,7 +4187,7 @@
                     <pic:cNvPicPr/>
                   </pic:nvPicPr>
                   <pic:blipFill>
-                    <a:blip r:embed="rId12"/>
+                    <a:blip r:embed="rId13"/>
                     <a:stretch>
                       <a:fillRect/>
                     </a:stretch>
@@ -4279,13 +4534,7 @@
         <w:t xml:space="preserve"> зависимость </w:t>
       </w:r>
       <w:r>
-        <w:t>потерь в</w:t>
-      </w:r>
-      <w:r>
-        <w:t xml:space="preserve"> вариатор</w:t>
-      </w:r>
-      <w:r>
-        <w:t>е</w:t>
+        <w:t>коэффициента полезного действия вариатора (далее – КПД)</w:t>
       </w:r>
       <w:r>
         <w:t xml:space="preserve"> от </w:t>
@@ -4363,7 +4612,7 @@
                     <pic:cNvPicPr/>
                   </pic:nvPicPr>
                   <pic:blipFill>
-                    <a:blip r:embed="rId13"/>
+                    <a:blip r:embed="rId14"/>
                     <a:stretch>
                       <a:fillRect/>
                     </a:stretch>
@@ -4433,9 +4682,11 @@
       <w:pPr>
         <w:pStyle w:val="2"/>
       </w:pPr>
+      <w:bookmarkStart w:id="6" w:name="_Toc230557712"/>
       <w:r>
         <w:t>Характеристики электродвигателя</w:t>
       </w:r>
+      <w:bookmarkEnd w:id="6"/>
     </w:p>
     <w:p>
       <w:pPr>
@@ -4796,7 +5047,7 @@
                     <pic:cNvPicPr/>
                   </pic:nvPicPr>
                   <pic:blipFill>
-                    <a:blip r:embed="rId14"/>
+                    <a:blip r:embed="rId15"/>
                     <a:stretch>
                       <a:fillRect/>
                     </a:stretch>
@@ -5651,7 +5902,7 @@
                     <pic:cNvPicPr/>
                   </pic:nvPicPr>
                   <pic:blipFill>
-                    <a:blip r:embed="rId15"/>
+                    <a:blip r:embed="rId16"/>
                     <a:stretch>
                       <a:fillRect/>
                     </a:stretch>
@@ -5705,9 +5956,11 @@
       <w:pPr>
         <w:pStyle w:val="2"/>
       </w:pPr>
+      <w:bookmarkStart w:id="7" w:name="_Toc230557713"/>
       <w:r>
         <w:t>Характеристики аккумулятора</w:t>
       </w:r>
+      <w:bookmarkEnd w:id="7"/>
     </w:p>
     <w:p>
       <w:pPr>
@@ -5761,10 +6014,76 @@
         <w:ind w:firstLine="709"/>
       </w:pPr>
       <w:r>
-        <w:t>Для построения модели прохождения автомобиля по ездовому циклу от аккумулятора больше информации не требуется. Так что можно переходить к стратегиям управления мягкими гибридами и вариаторами</w:t>
-      </w:r>
-      <w:r>
-        <w:t xml:space="preserve">. Перед этим только резюмируем перечисленный состав агрегатов и собранную информацию по ним отдельным пунктом. </w:t>
+        <w:t>Для построения модели прохождения автомобиля по ездовому циклу от аккумулятора больше информации не требуется</w:t>
+      </w:r>
+      <w:r>
+        <w:t>, так что перейдем к выбору самих циклов.</w:t>
+      </w:r>
+      <w:r>
+        <w:br w:type="page"/>
+      </w:r>
+    </w:p>
+    <w:p>
+      <w:pPr>
+        <w:pStyle w:val="1"/>
+      </w:pPr>
+      <w:bookmarkStart w:id="8" w:name="_Toc230557714"/>
+      <w:r>
+        <w:lastRenderedPageBreak/>
+        <w:t>Анализ условий эксплуатации автомобилей и выбор репрезентативных ездовых циклов</w:t>
+      </w:r>
+      <w:bookmarkEnd w:id="8"/>
+    </w:p>
+    <w:p>
+      <w:pPr>
+        <w:ind w:firstLine="0"/>
+      </w:pPr>
+    </w:p>
+    <w:p>
+      <w:r>
+        <w:t>Ездовые циклы представляют собой стандартизированные временные профили скорости транспортного средства, предназначенные для воспроизведения типичных условий движения на лабораторных роликовых стендах (динамометрах) или в расчётных моделях. Они служат основным инструментом для измерения расхода топлива, оценки эмиссии вредных веществ, определения энергоэффективности и сравнения различных моделей автомобилей между собой.</w:t>
+      </w:r>
+    </w:p>
+    <w:p>
+      <w:r>
+        <w:t>Каждый ездовой цикл задаётся последовательностью фаз «разгон – установившееся движение – торможение – остановка» с определёнными значениями ускорений, замедлений и длительностей. Циклы различаются по характеру движения (городской, загородный, трассовый, смешанный), агрессивности, средней и максимальной скорости, а также по включённым процедурам (холодный старт, работа вспомогательных систем).</w:t>
+      </w:r>
+    </w:p>
+    <w:p>
+      <w:r>
+        <w:t>Ниже приведены основные группы и конкретные циклы, при</w:t>
+      </w:r>
+      <w:r>
+        <w:t>меняем</w:t>
+      </w:r>
+      <w:r>
+        <w:t>ые в мире:</w:t>
+      </w:r>
+    </w:p>
+    <w:p/>
+    <w:p>
+      <w:pPr>
+        <w:pStyle w:val="2"/>
+      </w:pPr>
+      <w:bookmarkStart w:id="9" w:name="_Toc230557715"/>
+      <w:r>
+        <w:t>Городские циклы (</w:t>
+      </w:r>
+      <w:r>
+        <w:rPr>
+          <w:lang w:val="en-US"/>
+        </w:rPr>
+        <w:t>Urban driving</w:t>
+      </w:r>
+      <w:r>
+        <w:t>)</w:t>
+      </w:r>
+      <w:bookmarkEnd w:id="9"/>
+    </w:p>
+    <w:p/>
+    <w:p>
+      <w:r>
+        <w:t>Городские циклы моделируют движение в плотном потоке с частыми остановками, короткими перегонами и низкими скоростями. Для них характерны многократные фазы разгона до 30–50 км/ч, кратковременные стоянки на холостом ходу и плавные торможения. Примеры:</w:t>
       </w:r>
     </w:p>
     <w:p>
@@ -5772,35 +6091,155 @@
         <w:pStyle w:val="a1"/>
         <w:numPr>
           <w:ilvl w:val="0"/>
-          <w:numId w:val="0"/>
+          <w:numId w:val="19"/>
         </w:numPr>
-        <w:ind w:firstLine="709"/>
-      </w:pPr>
-    </w:p>
+      </w:pPr>
+      <w:r>
+        <w:t>UDDS</w:t>
+      </w:r>
+      <w:r>
+        <w:t xml:space="preserve"> </w:t>
+      </w:r>
+      <w:r>
+        <w:t xml:space="preserve">– американский городской цикл, используемый </w:t>
+      </w:r>
+      <w:r>
+        <w:t>агентством по охране окружающей среды в США</w:t>
+      </w:r>
+      <w:r>
+        <w:t xml:space="preserve">. Средняя скорость </w:t>
+      </w:r>
+      <w:r>
+        <w:t>~</w:t>
+      </w:r>
+      <w:r>
+        <w:t>34 км/ч, максимальная – 91 км/ч, длительность 1372 секунды. Моделирует типичный городской маршрут с 23 остановками.</w:t>
+      </w:r>
+    </w:p>
+    <w:p>
+      <w:pPr>
+        <w:pStyle w:val="a1"/>
+      </w:pPr>
+      <w:r>
+        <w:lastRenderedPageBreak/>
+        <w:t>FTP-75</w:t>
+      </w:r>
+      <w:r>
+        <w:t xml:space="preserve"> </w:t>
+      </w:r>
+      <w:r>
+        <w:t>– расширенная версия UDDS, включающая дополнительную фазу «холодного старта» и 10-минутный отстой перед измерением. Более строг к выбросам при непрогретом двигателе.</w:t>
+      </w:r>
+    </w:p>
+    <w:p>
+      <w:pPr>
+        <w:pStyle w:val="a1"/>
+      </w:pPr>
+      <w:r>
+        <w:t>NEDC Urban</w:t>
+      </w:r>
+      <w:r>
+        <w:t xml:space="preserve"> </w:t>
+      </w:r>
+      <w:r>
+        <w:t>– старый европейский цикл, имеющий очень плавные разгоны (макс</w:t>
+      </w:r>
+      <w:r>
+        <w:t>имальное</w:t>
+      </w:r>
+      <w:r>
+        <w:t xml:space="preserve"> ускорение ~0,8 м/с²) и среднюю скорость ~19 км/ч. Критикуется за нереалистичность.</w:t>
+      </w:r>
+    </w:p>
+    <w:p>
+      <w:pPr>
+        <w:pStyle w:val="a1"/>
+      </w:pPr>
+      <w:r>
+        <w:t>WLTC Low</w:t>
+      </w:r>
+      <w:r>
+        <w:t xml:space="preserve"> </w:t>
+      </w:r>
+      <w:r>
+        <w:t>– нижний сегмент современного глобального цикла: скорость до 56 км/ч, средняя ~27 км/ч. Включает более динамичные ускорения и реальные остановки.</w:t>
+      </w:r>
+    </w:p>
+    <w:p/>
     <w:p>
       <w:pPr>
         <w:pStyle w:val="2"/>
-      </w:pPr>
-      <w:r>
-        <w:lastRenderedPageBreak/>
-        <w:t>Итоговая схема гибрида</w:t>
-      </w:r>
+        <w:rPr>
+          <w:lang w:val="en-US"/>
+        </w:rPr>
+      </w:pPr>
+      <w:bookmarkStart w:id="10" w:name="_Toc230557716"/>
+      <w:r>
+        <w:t xml:space="preserve">Шоссейные циклы </w:t>
+      </w:r>
+      <w:r>
+        <w:rPr>
+          <w:lang w:val="en-US"/>
+        </w:rPr>
+        <w:t>(Highway driving)</w:t>
+      </w:r>
+      <w:bookmarkEnd w:id="10"/>
     </w:p>
     <w:p/>
+    <w:p>
+      <w:r>
+        <w:t>Эти циклы описывают движение на загородных дорогах и автомагистралях с высокими средними скоростями, небольшим числом остановок и длительными фазами равномерного движения</w:t>
+      </w:r>
+      <w:r>
+        <w:t>:</w:t>
+      </w:r>
+    </w:p>
     <w:p>
       <w:pPr>
         <w:pStyle w:val="a1"/>
         <w:numPr>
           <w:ilvl w:val="0"/>
-          <w:numId w:val="0"/>
+          <w:numId w:val="21"/>
         </w:numPr>
-        <w:ind w:firstLine="709"/>
-      </w:pPr>
-      <w:r>
-        <w:t xml:space="preserve">Часто в мягких гибридах МГ также выполняет функции стартера и генератора. В текущей схеме было принято решение упростить бесступенчатую коробку передач, убрав из нее передачу заднего хода, а движение назад обеспечить </w:t>
-      </w:r>
-      <w:r>
-        <w:t>работой МГ в обратную сторону.</w:t>
+      </w:pPr>
+      <w:r>
+        <w:rPr>
+          <w:lang w:val="en-US"/>
+        </w:rPr>
+        <w:t>HWFET</w:t>
+      </w:r>
+      <w:r>
+        <w:t xml:space="preserve"> </w:t>
+      </w:r>
+      <w:r>
+        <w:t xml:space="preserve">– </w:t>
+      </w:r>
+      <w:r>
+        <w:t>американский</w:t>
+      </w:r>
+      <w:r>
+        <w:t xml:space="preserve"> </w:t>
+      </w:r>
+      <w:r>
+        <w:t>шоссейный</w:t>
+      </w:r>
+      <w:r>
+        <w:t xml:space="preserve"> </w:t>
+      </w:r>
+      <w:r>
+        <w:t>цикл</w:t>
+      </w:r>
+      <w:r>
+        <w:t xml:space="preserve">. </w:t>
+      </w:r>
+      <w:r>
+        <w:t xml:space="preserve">Средняя скорость </w:t>
+      </w:r>
+      <w:r>
+        <w:t>~</w:t>
+      </w:r>
+      <w:r>
+        <w:t>88 км/ч, максимальная – 97 км/ч. Длится 765 секунд, не содержит остановок.</w:t>
       </w:r>
     </w:p>
     <w:p>
@@ -5808,12 +6247,17 @@
         <w:pStyle w:val="a1"/>
         <w:numPr>
           <w:ilvl w:val="0"/>
-          <w:numId w:val="0"/>
+          <w:numId w:val="21"/>
         </w:numPr>
-        <w:ind w:firstLine="709"/>
-      </w:pPr>
-      <w:r>
-        <w:t>Итого, получилась трансмиссия с параллельной гибридной схемой с приводом на передние колеса, показанная на рисунке 8:</w:t>
+      </w:pPr>
+      <w:r>
+        <w:t>NEDC Extra-Urban</w:t>
+      </w:r>
+      <w:r>
+        <w:t xml:space="preserve"> </w:t>
+      </w:r>
+      <w:r>
+        <w:t>– европейский загородный режим (средняя скорость ~62 км/ч, максимальная 120 км/ч), включает участки постоянной скорости 50, 70, 90 и 120 км/ч.</w:t>
       </w:r>
     </w:p>
     <w:p>
@@ -5821,21 +6265,542 @@
         <w:pStyle w:val="a1"/>
         <w:numPr>
           <w:ilvl w:val="0"/>
-          <w:numId w:val="0"/>
+          <w:numId w:val="21"/>
         </w:numPr>
-        <w:ind w:firstLine="709"/>
-      </w:pPr>
-    </w:p>
-    <w:p>
-      <w:pPr>
-        <w:pStyle w:val="a8"/>
-      </w:pPr>
-      <w:r>
+      </w:pPr>
+      <w:r>
+        <w:t>WLTC Medium / High / Extra-High</w:t>
+      </w:r>
+      <w:r>
+        <w:t xml:space="preserve"> </w:t>
+      </w:r>
+      <w:r>
+        <w:t>– три верхних подцикла WLT</w:t>
+      </w:r>
+      <w:r>
+        <w:rPr>
+          <w:lang w:val="en-US"/>
+        </w:rPr>
+        <w:t>C</w:t>
+      </w:r>
+      <w:r>
+        <w:t>: диапазоны скоростей до 76, 97 и 131 км/ч соответственно. Обладают реалистичными ускорениями на подъёмах и замедлениями перед съездами.</w:t>
+      </w:r>
+    </w:p>
+    <w:p/>
+    <w:p>
+      <w:pPr>
+        <w:pStyle w:val="2"/>
+        <w:rPr>
+          <w:lang w:val="en-US"/>
+        </w:rPr>
+      </w:pPr>
+      <w:bookmarkStart w:id="11" w:name="_Toc230557717"/>
+      <w:r>
+        <w:t>Смешанные циклы (</w:t>
+      </w:r>
+      <w:r>
+        <w:rPr>
+          <w:lang w:val="en-US"/>
+        </w:rPr>
+        <w:t>Combined driving</w:t>
+      </w:r>
+      <w:r>
+        <w:t>)</w:t>
+      </w:r>
+      <w:bookmarkEnd w:id="11"/>
+    </w:p>
+    <w:p>
+      <w:pPr>
+        <w:rPr>
+          <w:lang w:val="en-US"/>
+        </w:rPr>
+      </w:pPr>
+    </w:p>
+    <w:p>
+      <w:r>
+        <w:t>Данные циклы объединяют городские и загородные участки, а также имитируют резкий стиль вождения с быстрыми разгонами и интенсивными торможениями</w:t>
+      </w:r>
+      <w:r>
+        <w:t>:</w:t>
+      </w:r>
+    </w:p>
+    <w:p>
+      <w:pPr>
+        <w:pStyle w:val="a1"/>
+        <w:numPr>
+          <w:ilvl w:val="0"/>
+          <w:numId w:val="23"/>
+        </w:numPr>
+      </w:pPr>
+      <w:r>
+        <w:lastRenderedPageBreak/>
+        <w:t>US06</w:t>
+      </w:r>
+      <w:r>
+        <w:t xml:space="preserve"> </w:t>
+      </w:r>
+      <w:r>
+        <w:t>– американский «агрессивный» дополнительный цикл, имитирующий движение по автомагистрали с частыми ускорениями и торможениями (макс</w:t>
+      </w:r>
+      <w:r>
+        <w:t>имальное</w:t>
+      </w:r>
+      <w:r>
+        <w:t xml:space="preserve"> </w:t>
+      </w:r>
+      <w:r>
+        <w:t>ускорение</w:t>
+      </w:r>
+      <w:r>
+        <w:t xml:space="preserve"> выше</w:t>
+      </w:r>
+      <w:r>
+        <w:t xml:space="preserve"> 3 м/с², средняя скорость ~77 км/ч).</w:t>
+      </w:r>
+    </w:p>
+    <w:p>
+      <w:pPr>
+        <w:pStyle w:val="a1"/>
+        <w:numPr>
+          <w:ilvl w:val="0"/>
+          <w:numId w:val="23"/>
+        </w:numPr>
+      </w:pPr>
+      <w:r>
+        <w:t>JC08 – японский цикл, применялся для легковых автомобилей до 2018 г. Характеризуется очень плавным, экономичным стилем, но при этом содержит множество кратковременных остановок.</w:t>
+      </w:r>
+    </w:p>
+    <w:p>
+      <w:pPr>
+        <w:pStyle w:val="a1"/>
+        <w:numPr>
+          <w:ilvl w:val="0"/>
+          <w:numId w:val="23"/>
+        </w:numPr>
+      </w:pPr>
+      <w:r>
+        <w:t>WLTC (все фазы Low</w:t>
+      </w:r>
+      <w:r>
+        <w:t xml:space="preserve"> </w:t>
+      </w:r>
+      <w:r>
+        <w:t>+</w:t>
+      </w:r>
+      <w:r>
+        <w:t xml:space="preserve"> </w:t>
+      </w:r>
+      <w:r>
+        <w:t>Medium</w:t>
+      </w:r>
+      <w:r>
+        <w:t xml:space="preserve"> </w:t>
+      </w:r>
+      <w:r>
+        <w:t>+</w:t>
+      </w:r>
+      <w:r>
+        <w:t xml:space="preserve"> </w:t>
+      </w:r>
+      <w:r>
+        <w:t>High</w:t>
+      </w:r>
+      <w:r>
+        <w:t xml:space="preserve"> </w:t>
+      </w:r>
+      <w:r>
+        <w:t>+</w:t>
+      </w:r>
+      <w:r>
+        <w:t xml:space="preserve"> </w:t>
+      </w:r>
+      <w:r>
+        <w:t>Extra-High) – полный глобальный цикл длительностью 1800 секунд, считается смешанным и является основным для современной сертификации.</w:t>
+      </w:r>
+    </w:p>
+    <w:p>
+      <w:pPr>
+        <w:ind w:firstLine="0"/>
+      </w:pPr>
+    </w:p>
+    <w:p>
+      <w:pPr>
+        <w:pStyle w:val="2"/>
+      </w:pPr>
+      <w:bookmarkStart w:id="12" w:name="_Toc230557718"/>
+      <w:r>
+        <w:t>Специализированные циклы</w:t>
+      </w:r>
+      <w:bookmarkEnd w:id="12"/>
+    </w:p>
+    <w:p/>
+    <w:p>
+      <w:r>
+        <w:t>К этой группе относят циклы, созданные для более точного приближения к реальным дорожным условиям либо для специфических транспортных средств</w:t>
+      </w:r>
+      <w:r>
+        <w:t>:</w:t>
+      </w:r>
+    </w:p>
+    <w:p>
+      <w:pPr>
+        <w:pStyle w:val="a1"/>
+        <w:numPr>
+          <w:ilvl w:val="0"/>
+          <w:numId w:val="25"/>
+        </w:numPr>
+      </w:pPr>
+      <w:r>
+        <w:t>CADC</w:t>
+      </w:r>
+      <w:r>
+        <w:t xml:space="preserve"> </w:t>
+      </w:r>
+      <w:r>
+        <w:t>– европейский цикл, включающий три режима: городской, загородный и автомагистральный. Отличается высокими ускорениями (до 1,2 м/с²) и длительностью до 3100 секунд. Применяется для научных исследований.</w:t>
+      </w:r>
+    </w:p>
+    <w:p>
+      <w:pPr>
+        <w:pStyle w:val="a1"/>
+        <w:numPr>
+          <w:ilvl w:val="0"/>
+          <w:numId w:val="25"/>
+        </w:numPr>
+      </w:pPr>
+      <w:r>
+        <w:t>RDE</w:t>
+      </w:r>
+      <w:r>
+        <w:t xml:space="preserve"> </w:t>
+      </w:r>
+      <w:r>
+        <w:t>– не классический цикл как временной ряд, а процедура измерения выбросов на реальной дороге с использованием портативных анализаторов (PEMS). Траектория движения не фиксирована, но оценивается по нормализованным параметрам (скорость, ускорение, превышение высот). Является законодательным требованием в ЕС с 2017 г.</w:t>
+      </w:r>
+    </w:p>
+    <w:p>
+      <w:pPr>
+        <w:pStyle w:val="a1"/>
+        <w:numPr>
+          <w:ilvl w:val="0"/>
+          <w:numId w:val="25"/>
+        </w:numPr>
+      </w:pPr>
+      <w:r>
+        <w:t>HEV / EV циклы</w:t>
+      </w:r>
+      <w:r>
+        <w:t xml:space="preserve"> </w:t>
+      </w:r>
+      <w:r>
+        <w:t>– специализированные циклы (например, H-Prius, JE05), адаптированные для учёта рекуперации и работы электротяги в электрических автомобилях</w:t>
+      </w:r>
+      <w:r>
+        <w:t xml:space="preserve"> и </w:t>
+      </w:r>
+      <w:r>
+        <w:t>подключаемых гибридах</w:t>
+      </w:r>
+      <w:r>
+        <w:t>.</w:t>
+      </w:r>
+    </w:p>
+    <w:p/>
+    <w:p>
+      <w:pPr>
+        <w:pStyle w:val="2"/>
+      </w:pPr>
+      <w:bookmarkStart w:id="13" w:name="_Toc230557719"/>
+      <w:r>
+        <w:lastRenderedPageBreak/>
+        <w:t>Выбор репрезентативных ездовых циклов</w:t>
+      </w:r>
+      <w:bookmarkEnd w:id="13"/>
+    </w:p>
+    <w:p/>
+    <w:p>
+      <w:r>
+        <w:t>В</w:t>
+      </w:r>
+      <w:r>
+        <w:t xml:space="preserve"> рамках данной работы в качестве основного ездового цикла принимается полный цикл WLTC (Worldwide harmonized Light vehicles Test Cycle) класса 3 (для автомобилей с максимальной скоростью &gt;120 км/ч). Выбор обосновывается следующими факторами</w:t>
+      </w:r>
+      <w:r>
+        <w:t xml:space="preserve"> </w:t>
+      </w:r>
+      <w:r>
+        <w:rPr>
+          <w:lang w:val="en-US"/>
+        </w:rPr>
+        <w:t>[8]</w:t>
+      </w:r>
+      <w:r>
+        <w:t>:</w:t>
+      </w:r>
+    </w:p>
+    <w:p>
+      <w:pPr>
+        <w:pStyle w:val="a1"/>
+      </w:pPr>
+      <w:r>
+        <w:t>Репрезентативность</w:t>
+      </w:r>
+      <w:r>
+        <w:t xml:space="preserve"> </w:t>
+      </w:r>
+      <w:r>
+        <w:t>–</w:t>
+      </w:r>
+      <w:r>
+        <w:t xml:space="preserve"> </w:t>
+      </w:r>
+      <w:r>
+        <w:t>WLTC разработан на основе реальной статистики движения в Европе, США, Японии и Корее, что делает его глобальным стандартом.</w:t>
+      </w:r>
+    </w:p>
+    <w:p>
+      <w:pPr>
+        <w:pStyle w:val="a1"/>
+      </w:pPr>
+      <w:r>
+        <w:t>Четыре</w:t>
+      </w:r>
+      <w:r>
+        <w:t xml:space="preserve"> </w:t>
+      </w:r>
+      <w:r>
+        <w:t>подцикла</w:t>
+      </w:r>
+      <w:r>
+        <w:t xml:space="preserve"> </w:t>
+      </w:r>
+      <w:r>
+        <w:t>(</w:t>
+      </w:r>
+      <w:r>
+        <w:rPr>
+          <w:lang w:val="en-US"/>
+        </w:rPr>
+        <w:t>Low</w:t>
+      </w:r>
+      <w:r>
+        <w:t xml:space="preserve">, </w:t>
+      </w:r>
+      <w:r>
+        <w:rPr>
+          <w:lang w:val="en-US"/>
+        </w:rPr>
+        <w:t>Medium</w:t>
+      </w:r>
+      <w:r>
+        <w:t xml:space="preserve">, </w:t>
+      </w:r>
+      <w:r>
+        <w:rPr>
+          <w:lang w:val="en-US"/>
+        </w:rPr>
+        <w:t>High</w:t>
+      </w:r>
+      <w:r>
+        <w:t xml:space="preserve">, </w:t>
+      </w:r>
+      <w:r>
+        <w:rPr>
+          <w:lang w:val="en-US"/>
+        </w:rPr>
+        <w:t>Extra</w:t>
+      </w:r>
+      <w:r>
+        <w:t>-</w:t>
+      </w:r>
+      <w:r>
+        <w:rPr>
+          <w:lang w:val="en-US"/>
+        </w:rPr>
+        <w:t>High</w:t>
+      </w:r>
+      <w:r>
+        <w:t>)</w:t>
+      </w:r>
+      <w:r>
+        <w:t xml:space="preserve"> позволяют раздельно анализировать поведение мягкого гибрида в городских, загородных и трассовых условиях.</w:t>
+      </w:r>
+    </w:p>
+    <w:p>
+      <w:pPr>
+        <w:pStyle w:val="a1"/>
+      </w:pPr>
+      <w:r>
+        <w:t>Динамический профиль</w:t>
+      </w:r>
+      <w:r>
+        <w:t xml:space="preserve"> </w:t>
+      </w:r>
+      <w:r>
+        <w:t>– ускорения и замедления в WLTC соответствуют реально наблюдаемым значениям (до 1,5 м/с²), что даёт корректную оценку рекуперации.</w:t>
+      </w:r>
+    </w:p>
+    <w:p>
+      <w:pPr>
+        <w:pStyle w:val="a1"/>
+      </w:pPr>
+      <w:r>
+        <w:t>Юридическая значимость</w:t>
+      </w:r>
+      <w:r>
+        <w:t xml:space="preserve"> </w:t>
+      </w:r>
+      <w:r>
+        <w:t>– с 2017 года WLTC заменил NEDC в сертификационных процедурах Евросоюза, а также принят в большинстве других стран (Япония, Индия, Корея).</w:t>
+      </w:r>
+    </w:p>
+    <w:p>
+      <w:pPr>
+        <w:pStyle w:val="a1"/>
+      </w:pPr>
+      <w:r>
+        <w:t>Доступность данных</w:t>
+      </w:r>
+      <w:r>
+        <w:t xml:space="preserve"> </w:t>
+      </w:r>
+      <w:r>
+        <w:t>– временной ряд WLTC открыт и стандартизирован (скорость</w:t>
+      </w:r>
+      <w:r>
+        <w:t xml:space="preserve"> и</w:t>
+      </w:r>
+      <w:r>
+        <w:t xml:space="preserve"> время</w:t>
+      </w:r>
+      <w:r>
+        <w:t xml:space="preserve">) </w:t>
+      </w:r>
+      <w:r>
+        <w:t>[8]</w:t>
+      </w:r>
+      <w:r>
+        <w:t>.</w:t>
+      </w:r>
+    </w:p>
+    <w:p>
+      <w:r>
+        <w:t xml:space="preserve">Неподключаемым гибридам, к которым относится исследуемая в данной работе схема трансмиссии, позволяется проходить испытания по упомянутому циклу, однако с </w:t>
+      </w:r>
+      <w:r>
+        <w:t>определенным</w:t>
+      </w:r>
+      <w:r>
+        <w:t xml:space="preserve"> </w:t>
+      </w:r>
+      <w:r>
+        <w:t>условием</w:t>
+      </w:r>
+      <w:r>
+        <w:t>: у</w:t>
+      </w:r>
+      <w:r>
+        <w:t xml:space="preserve">ровень заряда батареи до и после прохождения цикла не должен отличаться больше, чем на 0,5% </w:t>
+      </w:r>
+      <w:r>
+        <w:t>[8]</w:t>
+      </w:r>
+      <w:r>
+        <w:t>.</w:t>
+      </w:r>
+      <w:r>
+        <w:t xml:space="preserve"> Уровень заряда батареи перед испытаниями допускается оставлять на усмотрение производителя.</w:t>
+      </w:r>
+      <w:r>
+        <w:t xml:space="preserve"> В рамках данной работы </w:t>
+      </w:r>
+      <w:r>
+        <w:t>первоначальный</w:t>
+      </w:r>
+      <w:r>
+        <w:t xml:space="preserve"> </w:t>
+      </w:r>
+      <w:r>
+        <w:rPr>
+          <w:lang w:val="en-US"/>
+        </w:rPr>
+        <w:t>SOC</w:t>
+      </w:r>
+      <w:r>
+        <w:t xml:space="preserve"> </w:t>
+      </w:r>
+      <w:r>
+        <w:t xml:space="preserve">принимается равным </w:t>
+      </w:r>
+      <w:r>
+        <w:t xml:space="preserve">базовому, то есть </w:t>
+      </w:r>
+      <w:r>
+        <w:t>60%</w:t>
+      </w:r>
+      <w:r>
+        <w:t xml:space="preserve"> (см. п. 2.2)</w:t>
+      </w:r>
+      <w:r>
+        <w:t>.</w:t>
+      </w:r>
+    </w:p>
+    <w:p>
+      <w:pPr>
+        <w:rPr>
+          <w:rFonts w:eastAsiaTheme="majorEastAsia" w:cstheme="majorBidi"/>
+          <w:szCs w:val="32"/>
+        </w:rPr>
+      </w:pPr>
+      <w:r>
+        <w:br w:type="page"/>
+      </w:r>
+    </w:p>
+    <w:p>
+      <w:pPr>
+        <w:pStyle w:val="1"/>
+      </w:pPr>
+      <w:bookmarkStart w:id="14" w:name="_Toc230557720"/>
+      <w:r>
+        <w:lastRenderedPageBreak/>
+        <w:t>Моделирование расхода топлива при движении автомобиля по ездовому циклу</w:t>
+      </w:r>
+      <w:bookmarkEnd w:id="14"/>
+    </w:p>
+    <w:p/>
+    <w:p>
+      <w:r>
+        <w:t xml:space="preserve">Модель работает дискретно с шагом в одну секунду в соответствии с данными из ездовых циклов </w:t>
+      </w:r>
+      <w:r>
+        <w:rPr>
+          <w:lang w:val="en-US"/>
+        </w:rPr>
+        <w:t>WLTC</w:t>
+      </w:r>
+      <w:r>
+        <w:t>, которые показаны на рисунках 11 – 13:</w:t>
+      </w:r>
+    </w:p>
+    <w:p/>
+    <w:p>
+      <w:pPr>
+        <w:ind w:firstLine="0"/>
+        <w:jc w:val="center"/>
+        <w:rPr>
+          <w:lang w:val="en-US"/>
+        </w:rPr>
+      </w:pPr>
+      <w:r>
+        <w:rPr>
+          <w:lang w:val="en-US"/>
+        </w:rPr>
         <w:drawing>
-          <wp:inline distT="0" distB="0" distL="0" distR="0" wp14:anchorId="20EADB80" wp14:editId="6051D32E">
-            <wp:extent cx="4312346" cy="2250219"/>
-            <wp:effectExtent l="0" t="0" r="0" b="0"/>
-            <wp:docPr id="671862376" name="Рисунок 1"/>
+          <wp:inline distT="0" distB="0" distL="0" distR="0" wp14:anchorId="2AF09DF2" wp14:editId="7063DA7A">
+            <wp:extent cx="5939790" cy="1536065"/>
+            <wp:effectExtent l="0" t="0" r="3810" b="6985"/>
+            <wp:docPr id="263763003" name="Рисунок 1"/>
             <wp:cNvGraphicFramePr>
               <a:graphicFrameLocks xmlns:a="http://schemas.openxmlformats.org/drawingml/2006/main" noChangeAspect="1"/>
             </wp:cNvGraphicFramePr>
@@ -5843,404 +6808,7 @@
               <a:graphicData uri="http://schemas.openxmlformats.org/drawingml/2006/picture">
                 <pic:pic xmlns:pic="http://schemas.openxmlformats.org/drawingml/2006/picture">
                   <pic:nvPicPr>
-                    <pic:cNvPr id="671862376" name=""/>
-                    <pic:cNvPicPr/>
-                  </pic:nvPicPr>
-                  <pic:blipFill>
-                    <a:blip r:embed="rId16"/>
-                    <a:stretch>
-                      <a:fillRect/>
-                    </a:stretch>
-                  </pic:blipFill>
-                  <pic:spPr>
-                    <a:xfrm>
-                      <a:off x="0" y="0"/>
-                      <a:ext cx="4369009" cy="2279786"/>
-                    </a:xfrm>
-                    <a:prstGeom prst="rect">
-                      <a:avLst/>
-                    </a:prstGeom>
-                  </pic:spPr>
-                </pic:pic>
-              </a:graphicData>
-            </a:graphic>
-          </wp:inline>
-        </w:drawing>
-      </w:r>
-    </w:p>
-    <w:p>
-      <w:pPr>
-        <w:pStyle w:val="a8"/>
-      </w:pPr>
-      <w:r>
-        <w:t xml:space="preserve">Рисунок </w:t>
-      </w:r>
-      <w:r>
-        <w:t>8</w:t>
-      </w:r>
-      <w:r>
-        <w:t xml:space="preserve"> – Исследуемая схема </w:t>
-      </w:r>
-      <w:r>
-        <w:t>мягкого гибрида</w:t>
-      </w:r>
-    </w:p>
-    <w:p>
-      <w:pPr>
-        <w:pStyle w:val="a1"/>
-        <w:numPr>
-          <w:ilvl w:val="0"/>
-          <w:numId w:val="0"/>
-        </w:numPr>
-        <w:ind w:firstLine="709"/>
-      </w:pPr>
-    </w:p>
-    <w:p>
-      <w:pPr>
-        <w:spacing w:after="160" w:line="259" w:lineRule="auto"/>
-        <w:ind w:firstLine="0"/>
-        <w:jc w:val="left"/>
-      </w:pPr>
-      <w:r>
-        <w:br w:type="page"/>
-      </w:r>
-    </w:p>
-    <w:p>
-      <w:pPr>
-        <w:pStyle w:val="1"/>
-      </w:pPr>
-      <w:r>
-        <w:lastRenderedPageBreak/>
-        <w:t xml:space="preserve">Обзор алгоритмов управления </w:t>
-      </w:r>
-      <w:r>
-        <w:t>вариаторов и мягких гибридов</w:t>
-      </w:r>
-    </w:p>
-    <w:p/>
-    <w:p>
-      <w:pPr>
-        <w:pStyle w:val="a1"/>
-        <w:numPr>
-          <w:ilvl w:val="0"/>
-          <w:numId w:val="0"/>
-        </w:numPr>
-        <w:ind w:firstLine="709"/>
-      </w:pPr>
-      <w:r>
-        <w:t xml:space="preserve">Прежде чем переходить к моделированию, стоит разобраться, как всем этим хозяйством управлять. Интуитивно понятно, что алгоритм управления мягким гибридом, оснащённым вариатором, можно и нужно чётко разделить на две относительно самостоятельные линии. Первая отвечает за сам вариатор: какое передаточное число выставить здесь и сейчас, чтобы двигатель работал в наиболее выгодной зоне. Вторая — за распределение мощности между двигателем внутреннего сгорания и </w:t>
-      </w:r>
-      <w:r>
-        <w:t>мотор-генератором (далее – МГ)</w:t>
-      </w:r>
-      <w:r>
-        <w:t xml:space="preserve"> мягкого гибрида: когда отключать ДВС,</w:t>
-      </w:r>
-      <w:r>
-        <w:t xml:space="preserve"> отключать ли его вообще,</w:t>
-      </w:r>
-      <w:r>
-        <w:t xml:space="preserve"> когда подключать </w:t>
-      </w:r>
-      <w:r>
-        <w:t>МГ</w:t>
-      </w:r>
-      <w:r>
-        <w:t xml:space="preserve"> для помощи (бустинг), а когда — запускать рекуперацию.</w:t>
-      </w:r>
-    </w:p>
-    <w:p>
-      <w:pPr>
-        <w:pStyle w:val="a1"/>
-        <w:numPr>
-          <w:ilvl w:val="0"/>
-          <w:numId w:val="0"/>
-        </w:numPr>
-        <w:ind w:firstLine="709"/>
-      </w:pPr>
-      <w:r>
-        <w:t xml:space="preserve">На первый взгляд, эти задачи решаются параллельно, но на деле они тесно переплетены: выбор передачи влияет на эффективность ДВС и </w:t>
-      </w:r>
-      <w:r>
-        <w:t>МГ, определяет их суммарное усилие, из которого следует режим работы для каждого из них.</w:t>
-      </w:r>
-    </w:p>
-    <w:p>
-      <w:pPr>
-        <w:pStyle w:val="a1"/>
-        <w:numPr>
-          <w:ilvl w:val="0"/>
-          <w:numId w:val="0"/>
-        </w:numPr>
-        <w:ind w:firstLine="709"/>
-      </w:pPr>
-      <w:r>
-        <w:t xml:space="preserve">Рассмотрим основные подходы </w:t>
-      </w:r>
-      <w:r>
-        <w:t>к оптимизации работы упомянутых агрегатов по отдельности</w:t>
-      </w:r>
-      <w:r>
-        <w:t xml:space="preserve">, а затем </w:t>
-      </w:r>
-      <w:r>
-        <w:t>посмотрим,</w:t>
-      </w:r>
-      <w:r>
-        <w:t xml:space="preserve"> что получ</w:t>
-      </w:r>
-      <w:r>
-        <w:t>и</w:t>
-      </w:r>
-      <w:r>
-        <w:t>тся при их объединении.</w:t>
-      </w:r>
-    </w:p>
-    <w:p>
-      <w:pPr>
-        <w:pStyle w:val="a1"/>
-        <w:numPr>
-          <w:ilvl w:val="0"/>
-          <w:numId w:val="0"/>
-        </w:numPr>
-        <w:ind w:firstLine="709"/>
-      </w:pPr>
-    </w:p>
-    <w:p>
-      <w:pPr>
-        <w:pStyle w:val="2"/>
-      </w:pPr>
-      <w:r>
-        <w:t>Стратегия работы ДВС с вариатором</w:t>
-      </w:r>
-    </w:p>
-    <w:p>
-      <w:pPr>
-        <w:pStyle w:val="a1"/>
-        <w:numPr>
-          <w:ilvl w:val="0"/>
-          <w:numId w:val="0"/>
-        </w:numPr>
-        <w:ind w:firstLine="709"/>
-      </w:pPr>
-    </w:p>
-    <w:p>
-      <w:pPr>
-        <w:pStyle w:val="a1"/>
-        <w:numPr>
-          <w:ilvl w:val="0"/>
-          <w:numId w:val="0"/>
-        </w:numPr>
-        <w:ind w:firstLine="709"/>
-      </w:pPr>
-      <w:r>
-        <w:t xml:space="preserve">Как и с механической, </w:t>
-      </w:r>
-      <w:r>
-        <w:t>так и с бесступенчатой</w:t>
-      </w:r>
-      <w:r>
-        <w:t xml:space="preserve"> </w:t>
-      </w:r>
-      <w:r>
-        <w:t>трансмиссией</w:t>
-      </w:r>
-      <w:r>
-        <w:t xml:space="preserve"> основная задача </w:t>
-      </w:r>
-      <w:r>
-        <w:t>заключается в выборе такого передаточного числа, чтобы двигатель работал в с</w:t>
-      </w:r>
-      <w:r>
-        <w:t>амом</w:t>
-      </w:r>
-      <w:r>
-        <w:t xml:space="preserve"> оптимальн</w:t>
-      </w:r>
-      <w:r>
-        <w:t>ом</w:t>
-      </w:r>
-      <w:r>
-        <w:t xml:space="preserve"> </w:t>
-      </w:r>
-      <w:r>
-        <w:t>диапазоне</w:t>
-      </w:r>
-      <w:r>
-        <w:t xml:space="preserve">. Разница </w:t>
-      </w:r>
-      <w:r>
-        <w:t xml:space="preserve">лишь </w:t>
-      </w:r>
-      <w:r>
-        <w:t>в том, что вариатор позволяет менять передаточное число в каждый момент времени.</w:t>
-      </w:r>
-    </w:p>
-    <w:p>
-      <w:pPr>
-        <w:pStyle w:val="a1"/>
-        <w:numPr>
-          <w:ilvl w:val="0"/>
-          <w:numId w:val="0"/>
-        </w:numPr>
-        <w:ind w:firstLine="709"/>
-      </w:pPr>
-      <w:r>
-        <w:t xml:space="preserve">Теоретически это позволяет удерживать коленвал ДВС ровно на тех оборотах, где его топливная эффективность максимальна, независимо от того, едете вы 30 км/ч или 90 км/ч. На практике всё сложнее — вариатор сам по себе не бесплатен: его гидравлика и трение в ремне съедают заметную часть </w:t>
-      </w:r>
-      <w:r>
-        <w:lastRenderedPageBreak/>
-        <w:t>мощности, причём потери зависят</w:t>
-      </w:r>
-      <w:r>
-        <w:t>, как уже отмечалось ранее,</w:t>
-      </w:r>
-      <w:r>
-        <w:t xml:space="preserve"> и от передаточного числа, и от крутящего момента.</w:t>
-      </w:r>
-    </w:p>
-    <w:p>
-      <w:pPr>
-        <w:pStyle w:val="a1"/>
-        <w:numPr>
-          <w:ilvl w:val="0"/>
-          <w:numId w:val="0"/>
-        </w:numPr>
-        <w:ind w:firstLine="709"/>
-      </w:pPr>
-      <w:r>
-        <w:t xml:space="preserve">Так вот, если не учитывать потери в </w:t>
-      </w:r>
-      <w:r>
-        <w:t>трансмиссии</w:t>
-      </w:r>
-      <w:r>
-        <w:t xml:space="preserve">, то стратегия достаточно проста: для каждого уровня </w:t>
-      </w:r>
-      <w:r>
-        <w:t>требуемой</w:t>
-      </w:r>
-      <w:r>
-        <w:t xml:space="preserve"> </w:t>
-      </w:r>
-      <w:r>
-        <w:t>тяги</w:t>
-      </w:r>
-      <w:r>
-        <w:t xml:space="preserve"> находится точка с наилучшей эффективностью работы ДВС. Вместе они образуют </w:t>
-      </w:r>
-      <w:r>
-        <w:t>“</w:t>
-      </w:r>
-      <w:r>
-        <w:t>оптимальн</w:t>
-      </w:r>
-      <w:r>
-        <w:t>ую</w:t>
-      </w:r>
-      <w:r>
-        <w:t xml:space="preserve"> рабоч</w:t>
-      </w:r>
-      <w:r>
-        <w:t>ую</w:t>
-      </w:r>
-      <w:r>
-        <w:t xml:space="preserve"> лини</w:t>
-      </w:r>
-      <w:r>
-        <w:t>ю</w:t>
-      </w:r>
-      <w:r>
-        <w:t>”</w:t>
-      </w:r>
-      <w:r>
-        <w:t xml:space="preserve"> (Optimal Operating Line, OOL)</w:t>
-      </w:r>
-      <w:r>
-        <w:t xml:space="preserve">, в пределах которой будет работать двигатель. Соответственно, вариатор просто должен подстраиваться под обороты данной оптимальной точки двигателя под запрашиваемую мощность. </w:t>
-      </w:r>
-      <w:r>
-        <w:t xml:space="preserve">Оптимальная рабочая линия для того же двигателя </w:t>
-      </w:r>
-      <w:r>
-        <w:t>2</w:t>
-      </w:r>
-      <w:r>
-        <w:rPr>
-          <w:lang w:val="en-US"/>
-        </w:rPr>
-        <w:t>ZR</w:t>
-      </w:r>
-      <w:r>
-        <w:t>-</w:t>
-      </w:r>
-      <w:r>
-        <w:rPr>
-          <w:lang w:val="en-US"/>
-        </w:rPr>
-        <w:t>FXE</w:t>
-      </w:r>
-      <w:r>
-        <w:t xml:space="preserve"> </w:t>
-      </w:r>
-      <w:r>
-        <w:t xml:space="preserve">представлена на рисунке </w:t>
-      </w:r>
-      <w:r>
-        <w:t>9</w:t>
-      </w:r>
-      <w:r>
-        <w:t xml:space="preserve"> </w:t>
-      </w:r>
-      <w:r>
-        <w:t>[2]</w:t>
-      </w:r>
-      <w:r>
-        <w:t>:</w:t>
-      </w:r>
-    </w:p>
-    <w:p>
-      <w:pPr>
-        <w:pStyle w:val="a1"/>
-        <w:numPr>
-          <w:ilvl w:val="0"/>
-          <w:numId w:val="0"/>
-        </w:numPr>
-        <w:ind w:firstLine="709"/>
-        <w:rPr>
-          <w:highlight w:val="yellow"/>
-        </w:rPr>
-      </w:pPr>
-    </w:p>
-    <w:p>
-      <w:pPr>
-        <w:pStyle w:val="a1"/>
-        <w:numPr>
-          <w:ilvl w:val="0"/>
-          <w:numId w:val="0"/>
-        </w:numPr>
-        <w:jc w:val="center"/>
-        <w:rPr>
-          <w:highlight w:val="yellow"/>
-        </w:rPr>
-      </w:pPr>
-      <w:r>
-        <w:rPr>
-          <w:noProof/>
-        </w:rPr>
-        <w:drawing>
-          <wp:inline distT="0" distB="0" distL="0" distR="0" wp14:anchorId="7F9C2A26" wp14:editId="2509E087">
-            <wp:extent cx="3869462" cy="3032609"/>
-            <wp:effectExtent l="0" t="0" r="0" b="0"/>
-            <wp:docPr id="842386234" name="Рисунок 1"/>
-            <wp:cNvGraphicFramePr>
-              <a:graphicFrameLocks xmlns:a="http://schemas.openxmlformats.org/drawingml/2006/main" noChangeAspect="1"/>
-            </wp:cNvGraphicFramePr>
-            <a:graphic xmlns:a="http://schemas.openxmlformats.org/drawingml/2006/main">
-              <a:graphicData uri="http://schemas.openxmlformats.org/drawingml/2006/picture">
-                <pic:pic xmlns:pic="http://schemas.openxmlformats.org/drawingml/2006/picture">
-                  <pic:nvPicPr>
-                    <pic:cNvPr id="842386234" name=""/>
+                    <pic:cNvPr id="263763003" name=""/>
                     <pic:cNvPicPr/>
                   </pic:nvPicPr>
                   <pic:blipFill>
@@ -6252,7 +6820,7 @@
                   <pic:spPr>
                     <a:xfrm>
                       <a:off x="0" y="0"/>
-                      <a:ext cx="3872706" cy="3035151"/>
+                      <a:ext cx="5939790" cy="1536065"/>
                     </a:xfrm>
                     <a:prstGeom prst="rect">
                       <a:avLst/>
@@ -6267,166 +6835,280 @@
     </w:p>
     <w:p>
       <w:pPr>
-        <w:pStyle w:val="a1"/>
-        <w:numPr>
-          <w:ilvl w:val="0"/>
-          <w:numId w:val="0"/>
-        </w:numPr>
+        <w:ind w:firstLine="0"/>
         <w:jc w:val="center"/>
       </w:pPr>
       <w:r>
-        <w:t xml:space="preserve">Рисунок </w:t>
-      </w:r>
-      <w:r>
-        <w:t>9</w:t>
+        <w:t xml:space="preserve">Рисунок 11 – </w:t>
+      </w:r>
+      <w:r>
+        <w:t xml:space="preserve">Цикл </w:t>
+      </w:r>
+      <w:r>
+        <w:rPr>
+          <w:lang w:val="en-US"/>
+        </w:rPr>
+        <w:t>WLTC Low</w:t>
+      </w:r>
+    </w:p>
+    <w:p>
+      <w:pPr>
+        <w:ind w:firstLine="0"/>
+        <w:jc w:val="center"/>
+      </w:pPr>
+    </w:p>
+    <w:p>
+      <w:pPr>
+        <w:ind w:firstLine="0"/>
+        <w:jc w:val="center"/>
+      </w:pPr>
+      <w:r>
+        <w:drawing>
+          <wp:inline distT="0" distB="0" distL="0" distR="0" wp14:anchorId="35787A8A" wp14:editId="44221840">
+            <wp:extent cx="5939790" cy="1517650"/>
+            <wp:effectExtent l="0" t="0" r="3810" b="6350"/>
+            <wp:docPr id="983326195" name="Рисунок 1"/>
+            <wp:cNvGraphicFramePr>
+              <a:graphicFrameLocks xmlns:a="http://schemas.openxmlformats.org/drawingml/2006/main" noChangeAspect="1"/>
+            </wp:cNvGraphicFramePr>
+            <a:graphic xmlns:a="http://schemas.openxmlformats.org/drawingml/2006/main">
+              <a:graphicData uri="http://schemas.openxmlformats.org/drawingml/2006/picture">
+                <pic:pic xmlns:pic="http://schemas.openxmlformats.org/drawingml/2006/picture">
+                  <pic:nvPicPr>
+                    <pic:cNvPr id="983326195" name=""/>
+                    <pic:cNvPicPr/>
+                  </pic:nvPicPr>
+                  <pic:blipFill>
+                    <a:blip r:embed="rId18"/>
+                    <a:stretch>
+                      <a:fillRect/>
+                    </a:stretch>
+                  </pic:blipFill>
+                  <pic:spPr>
+                    <a:xfrm>
+                      <a:off x="0" y="0"/>
+                      <a:ext cx="5939790" cy="1517650"/>
+                    </a:xfrm>
+                    <a:prstGeom prst="rect">
+                      <a:avLst/>
+                    </a:prstGeom>
+                  </pic:spPr>
+                </pic:pic>
+              </a:graphicData>
+            </a:graphic>
+          </wp:inline>
+        </w:drawing>
+      </w:r>
+    </w:p>
+    <w:p>
+      <w:pPr>
+        <w:ind w:firstLine="0"/>
+        <w:jc w:val="center"/>
+      </w:pPr>
+      <w:r>
+        <w:t>Рисунок 1</w:t>
+      </w:r>
+      <w:r>
+        <w:rPr>
+          <w:lang w:val="en-US"/>
+        </w:rPr>
+        <w:t>2</w:t>
       </w:r>
       <w:r>
         <w:t xml:space="preserve"> – </w:t>
       </w:r>
       <w:r>
-        <w:t>Х</w:t>
-      </w:r>
-      <w:r>
-        <w:t>арактеристика двигателя 2</w:t>
-      </w:r>
-      <w:r>
-        <w:rPr>
-          <w:lang w:val="en-US"/>
-        </w:rPr>
-        <w:t>ZR</w:t>
-      </w:r>
-      <w:r>
-        <w:t>-</w:t>
-      </w:r>
-      <w:r>
-        <w:rPr>
-          <w:lang w:val="en-US"/>
-        </w:rPr>
-        <w:t>FXE</w:t>
-      </w:r>
-      <w:r>
-        <w:t xml:space="preserve"> с изолиниями расхода топлива и оптимальной рабочей линией</w:t>
-      </w:r>
-    </w:p>
-    <w:p>
-      <w:pPr>
-        <w:pStyle w:val="a1"/>
-        <w:numPr>
-          <w:ilvl w:val="0"/>
-          <w:numId w:val="0"/>
-        </w:numPr>
-        <w:ind w:firstLine="709"/>
-        <w:rPr>
-          <w:highlight w:val="yellow"/>
-        </w:rPr>
-      </w:pPr>
-    </w:p>
-    <w:p>
-      <w:pPr>
-        <w:pStyle w:val="a1"/>
-        <w:numPr>
-          <w:ilvl w:val="0"/>
-          <w:numId w:val="0"/>
-        </w:numPr>
-        <w:ind w:firstLine="709"/>
-      </w:pPr>
-      <w:r>
-        <w:t xml:space="preserve">Учитывать только лишь эффективность ДВС вполне допустимо, если потери в других системах сильно меньше, чем у этого самого ДВС. Например, в автомобиле </w:t>
-      </w:r>
-      <w:r>
-        <w:rPr>
-          <w:lang w:val="en-US"/>
-        </w:rPr>
-        <w:t>Toyota</w:t>
-      </w:r>
-      <w:r>
+        <w:t xml:space="preserve">Циклы </w:t>
+      </w:r>
+      <w:r>
+        <w:rPr>
+          <w:lang w:val="en-US"/>
+        </w:rPr>
+        <w:t>WLTC</w:t>
+      </w:r>
+      <w:r>
+        <w:rPr>
+          <w:lang w:val="en-US"/>
+        </w:rPr>
+        <w:t xml:space="preserve"> Medium + High</w:t>
+      </w:r>
+    </w:p>
+    <w:p>
+      <w:pPr>
+        <w:ind w:firstLine="0"/>
+        <w:jc w:val="center"/>
+      </w:pPr>
+    </w:p>
+    <w:p>
+      <w:pPr>
+        <w:ind w:firstLine="0"/>
+        <w:jc w:val="center"/>
+      </w:pPr>
+      <w:r>
+        <w:drawing>
+          <wp:inline distT="0" distB="0" distL="0" distR="0" wp14:anchorId="6E87542F" wp14:editId="72513417">
+            <wp:extent cx="5939790" cy="1499235"/>
+            <wp:effectExtent l="0" t="0" r="3810" b="5715"/>
+            <wp:docPr id="1706674518" name="Рисунок 1"/>
+            <wp:cNvGraphicFramePr>
+              <a:graphicFrameLocks xmlns:a="http://schemas.openxmlformats.org/drawingml/2006/main" noChangeAspect="1"/>
+            </wp:cNvGraphicFramePr>
+            <a:graphic xmlns:a="http://schemas.openxmlformats.org/drawingml/2006/main">
+              <a:graphicData uri="http://schemas.openxmlformats.org/drawingml/2006/picture">
+                <pic:pic xmlns:pic="http://schemas.openxmlformats.org/drawingml/2006/picture">
+                  <pic:nvPicPr>
+                    <pic:cNvPr id="1706674518" name=""/>
+                    <pic:cNvPicPr/>
+                  </pic:nvPicPr>
+                  <pic:blipFill>
+                    <a:blip r:embed="rId19"/>
+                    <a:stretch>
+                      <a:fillRect/>
+                    </a:stretch>
+                  </pic:blipFill>
+                  <pic:spPr>
+                    <a:xfrm>
+                      <a:off x="0" y="0"/>
+                      <a:ext cx="5939790" cy="1499235"/>
+                    </a:xfrm>
+                    <a:prstGeom prst="rect">
+                      <a:avLst/>
+                    </a:prstGeom>
+                  </pic:spPr>
+                </pic:pic>
+              </a:graphicData>
+            </a:graphic>
+          </wp:inline>
+        </w:drawing>
+      </w:r>
+    </w:p>
+    <w:p>
+      <w:pPr>
+        <w:ind w:firstLine="0"/>
+        <w:jc w:val="center"/>
+        <w:rPr>
+          <w:lang w:val="en-US"/>
+        </w:rPr>
+      </w:pPr>
+      <w:r>
+        <w:t>Рисунок</w:t>
+      </w:r>
+      <w:r>
+        <w:rPr>
+          <w:lang w:val="en-US"/>
+        </w:rPr>
+        <w:t xml:space="preserve"> 1</w:t>
+      </w:r>
+      <w:r>
+        <w:rPr>
+          <w:lang w:val="en-US"/>
+        </w:rPr>
+        <w:t>3</w:t>
+      </w:r>
+      <w:r>
+        <w:rPr>
+          <w:lang w:val="en-US"/>
+        </w:rPr>
+        <w:t xml:space="preserve"> –</w:t>
+      </w:r>
+      <w:r>
+        <w:rPr>
+          <w:lang w:val="en-US"/>
+        </w:rPr>
         <w:t xml:space="preserve"> </w:t>
       </w:r>
       <w:r>
-        <w:rPr>
-          <w:lang w:val="en-US"/>
-        </w:rPr>
-        <w:t>Prius</w:t>
-      </w:r>
-      <w:r>
-        <w:t xml:space="preserve">, </w:t>
-      </w:r>
-      <w:r>
-        <w:t xml:space="preserve">с которого и взят исследуемый двигатель, ДВС работает в паре с электродвигателями. Поэтому в указанной статье </w:t>
-      </w:r>
-      <w:r>
-        <w:rPr>
-          <w:lang w:val="en-US"/>
-        </w:rPr>
-        <w:t>[</w:t>
-      </w:r>
-      <w:r>
-        <w:t>2</w:t>
-      </w:r>
-      <w:r>
-        <w:rPr>
-          <w:lang w:val="en-US"/>
-        </w:rPr>
-        <w:t>]</w:t>
-      </w:r>
-      <w:r>
-        <w:t xml:space="preserve"> оперируют понятием оптимальной рабочей линии.</w:t>
-      </w:r>
-    </w:p>
-    <w:p>
-      <w:pPr>
-        <w:pStyle w:val="a1"/>
-        <w:numPr>
-          <w:ilvl w:val="0"/>
-          <w:numId w:val="0"/>
-        </w:numPr>
-        <w:ind w:firstLine="709"/>
-      </w:pPr>
+        <w:t>Циклы</w:t>
+      </w:r>
+      <w:r>
+        <w:rPr>
+          <w:lang w:val="en-US"/>
+        </w:rPr>
+        <w:t xml:space="preserve"> </w:t>
+      </w:r>
+      <w:r>
+        <w:rPr>
+          <w:lang w:val="en-US"/>
+        </w:rPr>
+        <w:t>WLTC</w:t>
+      </w:r>
+      <w:r>
+        <w:rPr>
+          <w:lang w:val="en-US"/>
+        </w:rPr>
+        <w:t xml:space="preserve"> High</w:t>
+      </w:r>
+      <w:r>
+        <w:rPr>
+          <w:lang w:val="en-US"/>
+        </w:rPr>
+        <w:t xml:space="preserve"> + </w:t>
+      </w:r>
+      <w:r>
+        <w:rPr>
+          <w:lang w:val="en-US"/>
+        </w:rPr>
+        <w:t xml:space="preserve">Extra </w:t>
+      </w:r>
+      <w:r>
+        <w:rPr>
+          <w:lang w:val="en-US"/>
+        </w:rPr>
+        <w:t>High</w:t>
+      </w:r>
+    </w:p>
+    <w:p>
+      <w:pPr>
+        <w:ind w:firstLine="0"/>
+        <w:rPr>
+          <w:lang w:val="en-US"/>
+        </w:rPr>
+      </w:pPr>
+    </w:p>
+    <w:p>
+      <w:r>
+        <w:t xml:space="preserve">Данные по скорости автомобиля являются входными в модели. Разность скоростей за секунду времени определяет </w:t>
+      </w:r>
+      <w:r>
+        <w:t xml:space="preserve">текущее </w:t>
+      </w:r>
+      <w:r>
+        <w:t>ускорение автомобиля.</w:t>
+      </w:r>
+    </w:p>
+    <w:p>
       <w:r>
         <w:lastRenderedPageBreak/>
-        <w:t xml:space="preserve">У вариатора же разброс по эффективности в разных условиях составляет около 11%, что вполне ощутимо. И для него функция оптимального расхода топлива дополняется </w:t>
-      </w:r>
-      <w:r>
-        <w:t>картой потерь этого же вариатора</w:t>
-      </w:r>
-      <w:r>
-        <w:t>: так, для каждого значения требуемой</w:t>
-      </w:r>
-      <w:r>
-        <w:t xml:space="preserve"> тяги</w:t>
-      </w:r>
-      <w:r>
-        <w:t xml:space="preserve"> проверяется удельный расход топлива ДВС для каждого передаточного числа, с учетом потерь в нем в данных условиях. По итогу перебора определяется наилучшая комбинация оборотов двигателя и передаточного числа для требуемой </w:t>
-      </w:r>
-      <w:r>
-        <w:t>тяги</w:t>
+        <w:t>Этой информации достаточно, чтобы определить силу тяги на колесах</w:t>
       </w:r>
       <w:r>
         <w:t>.</w:t>
       </w:r>
-    </w:p>
-    <w:p>
-      <w:pPr>
-        <w:pStyle w:val="a1"/>
-        <w:numPr>
-          <w:ilvl w:val="0"/>
-          <w:numId w:val="0"/>
-        </w:numPr>
-        <w:ind w:firstLine="709"/>
-      </w:pPr>
-    </w:p>
-    <w:p>
-      <w:pPr>
-        <w:pStyle w:val="2"/>
-      </w:pPr>
-      <w:r>
-        <w:t>Стратегия работы ДВС и МГ в мягком гибриде</w:t>
-      </w:r>
-    </w:p>
-    <w:p/>
-    <w:p>
-      <w:r>
-        <w:t>При добавлении электродвигателя между вариатором и ДВС добавляется еще один цикл перебора: для выбранного передаточного числа вариатора крутящий момент на входе вариатора равен сумме моментов ДВС и МГ, как показано в формуле 2:</w:t>
+      <w:r>
+        <w:t xml:space="preserve"> С помощью силы тяги на колесах и скорости автомобиля с учетом радиуса колеса</w:t>
+      </w:r>
+      <w:r>
+        <w:t>,</w:t>
+      </w:r>
+      <w:r>
+        <w:t xml:space="preserve"> передаточных отношений </w:t>
+      </w:r>
+      <w:r>
+        <w:t xml:space="preserve">и потерь </w:t>
+      </w:r>
+      <w:r>
+        <w:t>элементов трансмиссии можно определить обороты и крутящий момент на выходе вариатора</w:t>
+      </w:r>
+      <w:r>
+        <w:t>.</w:t>
+      </w:r>
+    </w:p>
+    <w:p>
+      <w:r>
+        <w:t>Получается, что на каждом шаге нам известны требуемые обороты и крутящий момент на выходе вариатора</w:t>
+      </w:r>
+      <w:r>
+        <w:t>, которые являются результатом взаимной работы вариатора, ДВС и МГ, как показано в формулах 5 и 6:</w:t>
       </w:r>
     </w:p>
     <w:p/>
@@ -6480,6 +7162,275 @@
                         <w:rFonts w:ascii="Cambria Math" w:hAnsi="Cambria Math"/>
                         <w:lang w:val="en-US"/>
                       </w:rPr>
+                      <m:t>ω</m:t>
+                    </m:r>
+                  </m:e>
+                  <m:sub>
+                    <m:r>
+                      <w:rPr>
+                        <w:rFonts w:ascii="Cambria Math" w:hAnsi="Cambria Math"/>
+                        <w:lang w:val="en-US"/>
+                      </w:rPr>
+                      <m:t>д</m:t>
+                    </m:r>
+                    <m:r>
+                      <w:rPr>
+                        <w:rFonts w:ascii="Cambria Math" w:hAnsi="Cambria Math"/>
+                      </w:rPr>
+                      <m:t>вс</m:t>
+                    </m:r>
+                  </m:sub>
+                </m:sSub>
+                <m:r>
+                  <w:rPr>
+                    <w:rFonts w:ascii="Cambria Math" w:hAnsi="Cambria Math"/>
+                    <w:lang w:val="en-US"/>
+                  </w:rPr>
+                  <m:t>=</m:t>
+                </m:r>
+                <m:sSub>
+                  <m:sSubPr>
+                    <m:ctrlPr>
+                      <w:rPr>
+                        <w:rFonts w:ascii="Cambria Math" w:hAnsi="Cambria Math"/>
+                        <w:i/>
+                        <w:lang w:val="en-US"/>
+                      </w:rPr>
+                    </m:ctrlPr>
+                  </m:sSubPr>
+                  <m:e>
+                    <m:r>
+                      <w:rPr>
+                        <w:rFonts w:ascii="Cambria Math" w:hAnsi="Cambria Math"/>
+                        <w:lang w:val="en-US"/>
+                      </w:rPr>
+                      <m:t>ω</m:t>
+                    </m:r>
+                  </m:e>
+                  <m:sub>
+                    <m:r>
+                      <w:rPr>
+                        <w:rFonts w:ascii="Cambria Math" w:hAnsi="Cambria Math"/>
+                        <w:lang w:val="en-US"/>
+                      </w:rPr>
+                      <m:t>м</m:t>
+                    </m:r>
+                    <m:r>
+                      <w:rPr>
+                        <w:rFonts w:ascii="Cambria Math" w:hAnsi="Cambria Math"/>
+                      </w:rPr>
+                      <m:t>г</m:t>
+                    </m:r>
+                  </m:sub>
+                </m:sSub>
+                <m:r>
+                  <w:rPr>
+                    <w:rFonts w:ascii="Cambria Math" w:hAnsi="Cambria Math"/>
+                    <w:lang w:val="en-US"/>
+                  </w:rPr>
+                  <m:t>=</m:t>
+                </m:r>
+                <m:sSub>
+                  <m:sSubPr>
+                    <m:ctrlPr>
+                      <w:rPr>
+                        <w:rFonts w:ascii="Cambria Math" w:hAnsi="Cambria Math"/>
+                        <w:i/>
+                        <w:lang w:val="en-US"/>
+                      </w:rPr>
+                    </m:ctrlPr>
+                  </m:sSubPr>
+                  <m:e>
+                    <m:r>
+                      <w:rPr>
+                        <w:rFonts w:ascii="Cambria Math" w:hAnsi="Cambria Math"/>
+                        <w:lang w:val="en-US"/>
+                      </w:rPr>
+                      <m:t>ω</m:t>
+                    </m:r>
+                  </m:e>
+                  <m:sub>
+                    <m:r>
+                      <w:rPr>
+                        <w:rFonts w:ascii="Cambria Math" w:hAnsi="Cambria Math"/>
+                        <w:lang w:val="en-US"/>
+                      </w:rPr>
+                      <m:t>cvt_in</m:t>
+                    </m:r>
+                  </m:sub>
+                </m:sSub>
+                <m:r>
+                  <w:rPr>
+                    <w:rFonts w:ascii="Cambria Math" w:hAnsi="Cambria Math"/>
+                  </w:rPr>
+                  <m:t xml:space="preserve">= </m:t>
+                </m:r>
+                <m:sSub>
+                  <m:sSubPr>
+                    <m:ctrlPr>
+                      <w:rPr>
+                        <w:rFonts w:ascii="Cambria Math" w:hAnsi="Cambria Math"/>
+                        <w:i/>
+                        <w:lang w:val="en-US"/>
+                      </w:rPr>
+                    </m:ctrlPr>
+                  </m:sSubPr>
+                  <m:e>
+                    <m:r>
+                      <w:rPr>
+                        <w:rFonts w:ascii="Cambria Math" w:hAnsi="Cambria Math"/>
+                        <w:lang w:val="en-US"/>
+                      </w:rPr>
+                      <m:t>ω</m:t>
+                    </m:r>
+                  </m:e>
+                  <m:sub>
+                    <m:r>
+                      <w:rPr>
+                        <w:rFonts w:ascii="Cambria Math" w:hAnsi="Cambria Math"/>
+                        <w:lang w:val="en-US"/>
+                      </w:rPr>
+                      <m:t>cvt</m:t>
+                    </m:r>
+                    <m:r>
+                      <w:rPr>
+                        <w:rFonts w:ascii="Cambria Math" w:hAnsi="Cambria Math"/>
+                        <w:lang w:val="en-US"/>
+                      </w:rPr>
+                      <m:t>_out</m:t>
+                    </m:r>
+                  </m:sub>
+                </m:sSub>
+                <m:r>
+                  <w:rPr>
+                    <w:rFonts w:ascii="Cambria Math" w:hAnsi="Cambria Math"/>
+                    <w:lang w:val="en-US"/>
+                  </w:rPr>
+                  <m:t>/</m:t>
+                </m:r>
+                <m:sSub>
+                  <m:sSubPr>
+                    <m:ctrlPr>
+                      <w:rPr>
+                        <w:rFonts w:ascii="Cambria Math" w:hAnsi="Cambria Math"/>
+                        <w:i/>
+                        <w:lang w:val="en-US"/>
+                      </w:rPr>
+                    </m:ctrlPr>
+                  </m:sSubPr>
+                  <m:e>
+                    <m:r>
+                      <w:rPr>
+                        <w:rFonts w:ascii="Cambria Math" w:hAnsi="Cambria Math"/>
+                        <w:lang w:val="en-US"/>
+                      </w:rPr>
+                      <m:t>u</m:t>
+                    </m:r>
+                  </m:e>
+                  <m:sub>
+                    <m:r>
+                      <w:rPr>
+                        <w:rFonts w:ascii="Cambria Math" w:hAnsi="Cambria Math"/>
+                        <w:lang w:val="en-US"/>
+                      </w:rPr>
+                      <m:t>cvt</m:t>
+                    </m:r>
+                  </m:sub>
+                </m:sSub>
+              </m:oMath>
+            </m:oMathPara>
+          </w:p>
+        </w:tc>
+        <w:tc>
+          <w:tcPr>
+            <w:tcW w:w="702" w:type="dxa"/>
+            <w:vAlign w:val="center"/>
+          </w:tcPr>
+          <w:p>
+            <w:pPr>
+              <w:pStyle w:val="af8"/>
+              <w:spacing w:line="276" w:lineRule="auto"/>
+              <w:rPr>
+                <w:rFonts w:eastAsiaTheme="minorEastAsia" w:cstheme="minorBidi"/>
+              </w:rPr>
+            </w:pPr>
+            <w:r>
+              <w:rPr>
+                <w:rFonts w:eastAsiaTheme="minorEastAsia" w:cstheme="minorBidi"/>
+              </w:rPr>
+              <w:t>(</w:t>
+            </w:r>
+            <w:r>
+              <w:rPr>
+                <w:rFonts w:eastAsiaTheme="minorEastAsia" w:cstheme="minorBidi"/>
+              </w:rPr>
+              <w:t>5</w:t>
+            </w:r>
+            <w:r>
+              <w:rPr>
+                <w:rFonts w:eastAsiaTheme="minorEastAsia" w:cstheme="minorBidi"/>
+              </w:rPr>
+              <w:t>)</w:t>
+            </w:r>
+          </w:p>
+        </w:tc>
+      </w:tr>
+    </w:tbl>
+    <w:p>
+      <w:pPr>
+        <w:ind w:firstLine="0"/>
+      </w:pPr>
+    </w:p>
+    <w:tbl>
+      <w:tblPr>
+        <w:tblStyle w:val="af1"/>
+        <w:tblW w:w="0" w:type="auto"/>
+        <w:tblBorders>
+          <w:top w:val="none" w:sz="0" w:space="0" w:color="auto"/>
+          <w:left w:val="none" w:sz="0" w:space="0" w:color="auto"/>
+          <w:bottom w:val="none" w:sz="0" w:space="0" w:color="auto"/>
+          <w:right w:val="none" w:sz="0" w:space="0" w:color="auto"/>
+          <w:insideH w:val="none" w:sz="0" w:space="0" w:color="auto"/>
+          <w:insideV w:val="none" w:sz="0" w:space="0" w:color="auto"/>
+        </w:tblBorders>
+        <w:tblLook w:val="04A0" w:firstRow="1" w:lastRow="0" w:firstColumn="1" w:lastColumn="0" w:noHBand="0" w:noVBand="1"/>
+      </w:tblPr>
+      <w:tblGrid>
+        <w:gridCol w:w="8642"/>
+        <w:gridCol w:w="702"/>
+      </w:tblGrid>
+      <w:tr>
+        <w:tc>
+          <w:tcPr>
+            <w:tcW w:w="8642" w:type="dxa"/>
+            <w:vAlign w:val="center"/>
+          </w:tcPr>
+          <w:p>
+            <w:pPr>
+              <w:pStyle w:val="af8"/>
+              <w:spacing w:line="276" w:lineRule="auto"/>
+              <w:rPr>
+                <w:rFonts w:eastAsiaTheme="minorEastAsia" w:cstheme="minorBidi"/>
+              </w:rPr>
+            </w:pPr>
+            <m:oMathPara>
+              <m:oMath>
+                <m:sSub>
+                  <m:sSubPr>
+                    <m:ctrlPr>
+                      <w:rPr>
+                        <w:rFonts w:ascii="Cambria Math" w:hAnsi="Cambria Math"/>
+                        <w:i/>
+                        <w:lang w:val="en-US"/>
+                      </w:rPr>
+                    </m:ctrlPr>
+                  </m:sSubPr>
+                  <m:e>
+                    <m:r>
+                      <w:rPr>
+                        <w:rFonts w:ascii="Cambria Math" w:hAnsi="Cambria Math"/>
+                        <w:lang w:val="en-US"/>
+                      </w:rPr>
                       <m:t>T</m:t>
                     </m:r>
                   </m:e>
@@ -6489,7 +7440,91 @@
                         <w:rFonts w:ascii="Cambria Math" w:hAnsi="Cambria Math"/>
                         <w:lang w:val="en-US"/>
                       </w:rPr>
-                      <m:t>CVT</m:t>
+                      <m:t>д</m:t>
+                    </m:r>
+                    <m:r>
+                      <w:rPr>
+                        <w:rFonts w:ascii="Cambria Math" w:hAnsi="Cambria Math"/>
+                      </w:rPr>
+                      <m:t>вс</m:t>
+                    </m:r>
+                  </m:sub>
+                </m:sSub>
+                <m:r>
+                  <w:rPr>
+                    <w:rFonts w:ascii="Cambria Math" w:hAnsi="Cambria Math"/>
+                    <w:lang w:val="en-US"/>
+                  </w:rPr>
+                  <m:t>+</m:t>
+                </m:r>
+                <m:sSub>
+                  <m:sSubPr>
+                    <m:ctrlPr>
+                      <w:rPr>
+                        <w:rFonts w:ascii="Cambria Math" w:hAnsi="Cambria Math"/>
+                        <w:i/>
+                        <w:lang w:val="en-US"/>
+                      </w:rPr>
+                    </m:ctrlPr>
+                  </m:sSubPr>
+                  <m:e>
+                    <m:r>
+                      <w:rPr>
+                        <w:rFonts w:ascii="Cambria Math" w:hAnsi="Cambria Math"/>
+                        <w:lang w:val="en-US"/>
+                      </w:rPr>
+                      <m:t>T</m:t>
+                    </m:r>
+                  </m:e>
+                  <m:sub>
+                    <m:r>
+                      <w:rPr>
+                        <w:rFonts w:ascii="Cambria Math" w:hAnsi="Cambria Math"/>
+                        <w:lang w:val="en-US"/>
+                      </w:rPr>
+                      <m:t>м</m:t>
+                    </m:r>
+                    <m:r>
+                      <w:rPr>
+                        <w:rFonts w:ascii="Cambria Math" w:hAnsi="Cambria Math"/>
+                      </w:rPr>
+                      <m:t>г</m:t>
+                    </m:r>
+                  </m:sub>
+                </m:sSub>
+                <m:r>
+                  <w:rPr>
+                    <w:rFonts w:ascii="Cambria Math" w:hAnsi="Cambria Math"/>
+                    <w:lang w:val="en-US"/>
+                  </w:rPr>
+                  <m:t>=</m:t>
+                </m:r>
+                <m:sSub>
+                  <m:sSubPr>
+                    <m:ctrlPr>
+                      <w:rPr>
+                        <w:rFonts w:ascii="Cambria Math" w:hAnsi="Cambria Math"/>
+                        <w:i/>
+                        <w:lang w:val="en-US"/>
+                      </w:rPr>
+                    </m:ctrlPr>
+                  </m:sSubPr>
+                  <m:e>
+                    <m:r>
+                      <w:rPr>
+                        <w:rFonts w:ascii="Cambria Math" w:hAnsi="Cambria Math"/>
+                        <w:lang w:val="en-US"/>
+                      </w:rPr>
+                      <m:t>T</m:t>
+                    </m:r>
+                  </m:e>
+                  <m:sub>
+                    <m:r>
+                      <w:rPr>
+                        <w:rFonts w:ascii="Cambria Math" w:hAnsi="Cambria Math"/>
+                        <w:lang w:val="en-US"/>
+                      </w:rPr>
+                      <m:t>cvt_in</m:t>
                     </m:r>
                   </m:sub>
                 </m:sSub>
@@ -6522,16 +7557,55 @@
                     <m:r>
                       <w:rPr>
                         <w:rFonts w:ascii="Cambria Math" w:hAnsi="Cambria Math"/>
+                        <w:lang w:val="en-US"/>
                       </w:rPr>
-                      <m:t>ДВС</m:t>
+                      <m:t>cvt_out</m:t>
                     </m:r>
                   </m:sub>
                 </m:sSub>
                 <m:r>
                   <w:rPr>
                     <w:rFonts w:ascii="Cambria Math" w:hAnsi="Cambria Math"/>
+                    <w:lang w:val="en-US"/>
                   </w:rPr>
-                  <m:t>+</m:t>
+                  <m:t>∙</m:t>
+                </m:r>
+                <m:sSub>
+                  <m:sSubPr>
+                    <m:ctrlPr>
+                      <w:rPr>
+                        <w:rFonts w:ascii="Cambria Math" w:hAnsi="Cambria Math"/>
+                        <w:i/>
+                        <w:lang w:val="en-US"/>
+                      </w:rPr>
+                    </m:ctrlPr>
+                  </m:sSubPr>
+                  <m:e>
+                    <m:r>
+                      <w:rPr>
+                        <w:rFonts w:ascii="Cambria Math" w:hAnsi="Cambria Math"/>
+                        <w:i/>
+                        <w:lang w:val="en-US"/>
+                      </w:rPr>
+                      <w:sym w:font="Symbol" w:char="F068"/>
+                    </m:r>
+                  </m:e>
+                  <m:sub>
+                    <m:r>
+                      <w:rPr>
+                        <w:rFonts w:ascii="Cambria Math" w:hAnsi="Cambria Math"/>
+                        <w:lang w:val="en-US"/>
+                      </w:rPr>
+                      <m:t>cvt</m:t>
+                    </m:r>
+                  </m:sub>
+                </m:sSub>
+                <m:r>
+                  <w:rPr>
+                    <w:rFonts w:ascii="Cambria Math" w:hAnsi="Cambria Math"/>
+                    <w:lang w:val="en-US"/>
+                  </w:rPr>
+                  <m:t>∙</m:t>
                 </m:r>
                 <m:sSub>
                   <m:sSubPr>
@@ -6549,7 +7623,7 @@
                         <w:rFonts w:ascii="Cambria Math" w:hAnsi="Cambria Math"/>
                         <w:lang w:val="en-US"/>
                       </w:rPr>
-                      <m:t>T</m:t>
+                      <m:t>u</m:t>
                     </m:r>
                   </m:e>
                   <m:sub>
@@ -6558,13 +7632,7 @@
                         <w:rFonts w:ascii="Cambria Math" w:hAnsi="Cambria Math"/>
                         <w:lang w:val="en-US"/>
                       </w:rPr>
-                      <m:t>М</m:t>
-                    </m:r>
-                    <m:r>
-                      <w:rPr>
-                        <w:rFonts w:ascii="Cambria Math" w:hAnsi="Cambria Math"/>
-                      </w:rPr>
-                      <m:t>Г</m:t>
+                      <m:t>cvt</m:t>
                     </m:r>
                   </m:sub>
                 </m:sSub>
@@ -6595,7 +7663,7 @@
               <w:rPr>
                 <w:rFonts w:eastAsiaTheme="minorEastAsia" w:cstheme="minorBidi"/>
               </w:rPr>
-              <w:t>2</w:t>
+              <w:t>6</w:t>
             </w:r>
             <w:r>
               <w:rPr>
@@ -6607,109 +7675,10 @@
         </w:tc>
       </w:tr>
     </w:tbl>
-    <w:p/>
-    <w:p>
-      <w:r>
-        <w:t xml:space="preserve"> То есть необходимо определить в данной точке оптимальный совместный режим работы для них. Учтем, что МГ и ДВС вращают один вал, то есть работают всегда на равных оборотах, пока сцепление замкнуто, естественно.</w:t>
-      </w:r>
-    </w:p>
-    <w:p>
-      <w:r>
-        <w:t>Теперь посмотрим на рисунок 9: по нему ясно видно, что</w:t>
-      </w:r>
-      <w:r>
-        <w:t xml:space="preserve"> на низких оборотах</w:t>
-      </w:r>
-      <w:r>
-        <w:t xml:space="preserve"> </w:t>
-      </w:r>
-      <w:r>
-        <w:t>эффективность ДВС зависит преимущественно от крутящего момента. При высоких оборотах эффективность падает в целом, но это связано лишь с ростом потерь на трение – с этой проблемой бороться уже не выйдет. А вот освобождать ДВС от работы с низким крутящим моментом – задача как раз для вспомогательного электродвигателя. И есть целых два пути для ее решения:</w:t>
-      </w:r>
-    </w:p>
-    <w:p>
-      <w:pPr>
-        <w:pStyle w:val="a1"/>
-      </w:pPr>
-      <w:r>
-        <w:t xml:space="preserve">  Создавать электродвигателем дополнительное сопротивление, вынуждая ДВС вырабатывать больший крутящий момент. Хотя реальный </w:t>
-      </w:r>
-      <w:r>
-        <w:lastRenderedPageBreak/>
-        <w:t>расход топлива в результате увеличиться, удельный расход становится меньше. Запасенная энергия в дальнейшем в любом случае высвободиться и поможет израсходовать меньше топлива.</w:t>
-      </w:r>
-    </w:p>
-    <w:p>
-      <w:pPr>
-        <w:pStyle w:val="a1"/>
-      </w:pPr>
-      <w:r>
-        <w:t>Возлагать нагрузку для режимов, где требуется малый момент на электродвигатель, прекращая подачу топлива на ДВС и не заглушая его.</w:t>
-      </w:r>
-    </w:p>
-    <w:p>
-      <w:r>
-        <w:t>Это были два основных подхода уменьшения расхода топлива при малом крутящем моменте. На высоких крутящих моментах, наоборот, электродвигатель может подгонять ДВС, снова уменьшая расход топлива.</w:t>
-      </w:r>
-    </w:p>
-    <w:p>
-      <w:r>
-        <w:t xml:space="preserve">Выбор требуемого режима определяется в первую очередь условиями движения и </w:t>
-      </w:r>
-      <w:r>
-        <w:t>уровнем заряда батареи</w:t>
-      </w:r>
-      <w:r>
-        <w:t xml:space="preserve"> </w:t>
-      </w:r>
-      <w:r>
-        <w:t>–</w:t>
-      </w:r>
-      <w:r>
-        <w:t xml:space="preserve"> “</w:t>
-      </w:r>
-      <w:r>
-        <w:rPr>
-          <w:lang w:val="en-US"/>
-        </w:rPr>
-        <w:t>State</w:t>
-      </w:r>
-      <w:r>
-        <w:t xml:space="preserve"> </w:t>
-      </w:r>
-      <w:r>
-        <w:rPr>
-          <w:lang w:val="en-US"/>
-        </w:rPr>
-        <w:t>of</w:t>
-      </w:r>
-      <w:r>
-        <w:t xml:space="preserve"> </w:t>
-      </w:r>
-      <w:r>
-        <w:rPr>
-          <w:lang w:val="en-US"/>
-        </w:rPr>
-        <w:t>charge</w:t>
-      </w:r>
-      <w:r>
-        <w:t>”</w:t>
-      </w:r>
-      <w:r>
-        <w:t xml:space="preserve"> (далее – </w:t>
-      </w:r>
-      <w:r>
-        <w:rPr>
-          <w:lang w:val="en-US"/>
-        </w:rPr>
-        <w:t>SOC</w:t>
-      </w:r>
-      <w:r>
-        <w:t>)</w:t>
-      </w:r>
-      <w:r>
-        <w:t>.</w:t>
-      </w:r>
+    <w:p>
+      <w:pPr>
+        <w:ind w:firstLine="0"/>
+      </w:pPr>
     </w:p>
     <w:p>
       <w:pPr>
@@ -6719,10 +7688,86 @@
         </w:rPr>
       </w:pPr>
       <w:r>
-        <w:t>Если говорить точнее</w:t>
-      </w:r>
-      <w:r>
-        <w:t xml:space="preserve">, возвращаясь к формуле 2, для данного передаточного числа вариатора при переборе нужно выбрать такие </w:t>
+        <w:t xml:space="preserve">Имеем, что КПД вариатора </w:t>
+      </w:r>
+      <m:oMath>
+        <m:sSub>
+          <m:sSubPr>
+            <m:ctrlPr>
+              <w:rPr>
+                <w:rFonts w:ascii="Cambria Math" w:eastAsia="Calibri" w:hAnsi="Cambria Math" w:cs="Times New Roman"/>
+                <w:i/>
+                <w:szCs w:val="24"/>
+                <w:lang w:val="en-US"/>
+              </w:rPr>
+            </m:ctrlPr>
+          </m:sSubPr>
+          <m:e>
+            <m:r>
+              <w:rPr>
+                <w:rFonts w:ascii="Cambria Math" w:hAnsi="Cambria Math"/>
+                <w:i/>
+                <w:lang w:val="en-US"/>
+              </w:rPr>
+              <w:sym w:font="Symbol" w:char="F068"/>
+            </m:r>
+          </m:e>
+          <m:sub>
+            <m:r>
+              <w:rPr>
+                <w:rFonts w:ascii="Cambria Math" w:hAnsi="Cambria Math"/>
+                <w:lang w:val="en-US"/>
+              </w:rPr>
+              <m:t>cvt</m:t>
+            </m:r>
+          </m:sub>
+        </m:sSub>
+      </m:oMath>
+      <w:r>
+        <w:rPr>
+          <w:rFonts w:eastAsiaTheme="minorEastAsia"/>
+          <w:szCs w:val="24"/>
+        </w:rPr>
+        <w:t xml:space="preserve"> определяется через </w:t>
+      </w:r>
+      <m:oMath>
+        <m:sSub>
+          <m:sSubPr>
+            <m:ctrlPr>
+              <w:rPr>
+                <w:rFonts w:ascii="Cambria Math" w:eastAsia="Calibri" w:hAnsi="Cambria Math" w:cs="Times New Roman"/>
+                <w:i/>
+                <w:szCs w:val="24"/>
+                <w:lang w:val="en-US"/>
+              </w:rPr>
+            </m:ctrlPr>
+          </m:sSubPr>
+          <m:e>
+            <m:r>
+              <w:rPr>
+                <w:rFonts w:ascii="Cambria Math" w:hAnsi="Cambria Math"/>
+                <w:lang w:val="en-US"/>
+              </w:rPr>
+              <m:t>u</m:t>
+            </m:r>
+          </m:e>
+          <m:sub>
+            <m:r>
+              <w:rPr>
+                <w:rFonts w:ascii="Cambria Math" w:hAnsi="Cambria Math"/>
+                <w:lang w:val="en-US"/>
+              </w:rPr>
+              <m:t>cvt</m:t>
+            </m:r>
+          </m:sub>
+        </m:sSub>
+      </m:oMath>
+      <w:r>
+        <w:rPr>
+          <w:rFonts w:eastAsiaTheme="minorEastAsia"/>
+          <w:szCs w:val="24"/>
+        </w:rPr>
+        <w:t xml:space="preserve"> и </w:t>
       </w:r>
       <m:oMath>
         <m:sSub>
@@ -6749,8 +7794,22 @@
             <m:r>
               <w:rPr>
                 <w:rFonts w:ascii="Cambria Math" w:hAnsi="Cambria Math"/>
-              </w:rPr>
-              <m:t>ДВС</m:t>
+                <w:lang w:val="en-US"/>
+              </w:rPr>
+              <m:t>cvt</m:t>
+            </m:r>
+            <m:r>
+              <w:rPr>
+                <w:rFonts w:ascii="Cambria Math" w:hAnsi="Cambria Math"/>
+              </w:rPr>
+              <m:t>_</m:t>
+            </m:r>
+            <m:r>
+              <w:rPr>
+                <w:rFonts w:ascii="Cambria Math" w:hAnsi="Cambria Math"/>
+                <w:lang w:val="en-US"/>
+              </w:rPr>
+              <m:t>in</m:t>
             </m:r>
           </m:sub>
         </m:sSub>
@@ -6760,7 +7819,22 @@
           <w:rFonts w:eastAsiaTheme="minorEastAsia"/>
           <w:szCs w:val="24"/>
         </w:rPr>
-        <w:t xml:space="preserve"> и </w:t>
+        <w:t xml:space="preserve"> (см. рис. 5), о</w:t>
+      </w:r>
+      <w:r>
+        <w:t xml:space="preserve">тсюда </w:t>
+      </w:r>
+      <w:r>
+        <w:t>получается, что на движение автомобиля напрямую влияют</w:t>
+      </w:r>
+      <w:r>
+        <w:t xml:space="preserve"> </w:t>
+      </w:r>
+      <w:r>
+        <w:t>3</w:t>
+      </w:r>
+      <w:r>
+        <w:t xml:space="preserve"> независимых переменных: </w:t>
       </w:r>
       <m:oMath>
         <m:sSub>
@@ -6788,13 +7862,13 @@
               <w:rPr>
                 <w:rFonts w:ascii="Cambria Math" w:hAnsi="Cambria Math"/>
               </w:rPr>
-              <m:t>М</m:t>
+              <m:t>д</m:t>
             </m:r>
             <m:r>
               <w:rPr>
                 <w:rFonts w:ascii="Cambria Math" w:hAnsi="Cambria Math"/>
               </w:rPr>
-              <m:t>Г</m:t>
+              <m:t>вс</m:t>
             </m:r>
           </m:sub>
         </m:sSub>
@@ -6804,7 +7878,195 @@
           <w:rFonts w:eastAsiaTheme="minorEastAsia"/>
           <w:szCs w:val="24"/>
         </w:rPr>
-        <w:t>, чтобы расход топлива был минимален, который вычисляется по формуле 3:</w:t>
+        <w:t xml:space="preserve">, </w:t>
+      </w:r>
+      <m:oMath>
+        <m:sSub>
+          <m:sSubPr>
+            <m:ctrlPr>
+              <w:rPr>
+                <w:rFonts w:ascii="Cambria Math" w:eastAsia="Calibri" w:hAnsi="Cambria Math" w:cs="Times New Roman"/>
+                <w:i/>
+                <w:szCs w:val="24"/>
+                <w:lang w:val="en-US"/>
+              </w:rPr>
+            </m:ctrlPr>
+          </m:sSubPr>
+          <m:e>
+            <m:r>
+              <w:rPr>
+                <w:rFonts w:ascii="Cambria Math" w:hAnsi="Cambria Math"/>
+                <w:lang w:val="en-US"/>
+              </w:rPr>
+              <m:t>T</m:t>
+            </m:r>
+          </m:e>
+          <m:sub>
+            <m:r>
+              <w:rPr>
+                <w:rFonts w:ascii="Cambria Math" w:hAnsi="Cambria Math"/>
+              </w:rPr>
+              <m:t>м</m:t>
+            </m:r>
+            <m:r>
+              <w:rPr>
+                <w:rFonts w:ascii="Cambria Math" w:hAnsi="Cambria Math"/>
+              </w:rPr>
+              <m:t>г</m:t>
+            </m:r>
+          </m:sub>
+        </m:sSub>
+      </m:oMath>
+      <w:r>
+        <w:rPr>
+          <w:rFonts w:eastAsiaTheme="minorEastAsia"/>
+          <w:szCs w:val="24"/>
+        </w:rPr>
+        <w:t xml:space="preserve"> и</w:t>
+      </w:r>
+      <w:r>
+        <w:rPr>
+          <w:rFonts w:eastAsiaTheme="minorEastAsia"/>
+          <w:szCs w:val="24"/>
+        </w:rPr>
+        <w:t xml:space="preserve"> </w:t>
+      </w:r>
+      <m:oMath>
+        <m:sSub>
+          <m:sSubPr>
+            <m:ctrlPr>
+              <w:rPr>
+                <w:rFonts w:ascii="Cambria Math" w:eastAsia="Calibri" w:hAnsi="Cambria Math" w:cs="Times New Roman"/>
+                <w:i/>
+                <w:szCs w:val="24"/>
+                <w:lang w:val="en-US"/>
+              </w:rPr>
+            </m:ctrlPr>
+          </m:sSubPr>
+          <m:e>
+            <m:r>
+              <w:rPr>
+                <w:rFonts w:ascii="Cambria Math" w:hAnsi="Cambria Math"/>
+                <w:lang w:val="en-US"/>
+              </w:rPr>
+              <m:t>u</m:t>
+            </m:r>
+          </m:e>
+          <m:sub>
+            <m:r>
+              <w:rPr>
+                <w:rFonts w:ascii="Cambria Math" w:hAnsi="Cambria Math"/>
+                <w:lang w:val="en-US"/>
+              </w:rPr>
+              <m:t>cvt</m:t>
+            </m:r>
+          </m:sub>
+        </m:sSub>
+      </m:oMath>
+      <w:r>
+        <w:rPr>
+          <w:rFonts w:eastAsiaTheme="minorEastAsia"/>
+          <w:szCs w:val="24"/>
+        </w:rPr>
+        <w:t>.</w:t>
+      </w:r>
+    </w:p>
+    <w:p>
+      <w:pPr>
+        <w:rPr>
+          <w:rFonts w:eastAsiaTheme="minorEastAsia"/>
+          <w:szCs w:val="24"/>
+        </w:rPr>
+      </w:pPr>
+      <w:r>
+        <w:rPr>
+          <w:rFonts w:eastAsiaTheme="minorEastAsia"/>
+          <w:szCs w:val="24"/>
+        </w:rPr>
+        <w:t>При работе с гибридами недостаточно учитывать лишь реальный расход топлива</w:t>
+      </w:r>
+      <w:r>
+        <w:rPr>
+          <w:rFonts w:eastAsiaTheme="minorEastAsia"/>
+          <w:szCs w:val="24"/>
+        </w:rPr>
+        <w:t xml:space="preserve"> </w:t>
+      </w:r>
+      <w:r>
+        <w:rPr>
+          <w:rFonts w:eastAsiaTheme="minorEastAsia"/>
+          <w:szCs w:val="24"/>
+        </w:rPr>
+        <w:t xml:space="preserve">автомобиля </w:t>
+      </w:r>
+      <m:oMath>
+        <m:r>
+          <w:rPr>
+            <w:rFonts w:ascii="Cambria Math" w:hAnsi="Cambria Math"/>
+            <w:lang w:val="en-US"/>
+          </w:rPr>
+          <m:t>Q</m:t>
+        </m:r>
+      </m:oMath>
+      <w:r>
+        <w:rPr>
+          <w:rFonts w:eastAsiaTheme="minorEastAsia"/>
+          <w:szCs w:val="24"/>
+        </w:rPr>
+        <w:t xml:space="preserve"> – в целевой функции </w:t>
+      </w:r>
+      <w:r>
+        <w:rPr>
+          <w:rFonts w:eastAsiaTheme="minorEastAsia"/>
+          <w:szCs w:val="24"/>
+        </w:rPr>
+        <w:t xml:space="preserve">минимизации расхода энергии </w:t>
+      </w:r>
+      <m:oMath>
+        <m:r>
+          <w:rPr>
+            <w:rFonts w:ascii="Cambria Math" w:hAnsi="Cambria Math"/>
+            <w:lang w:val="en-US"/>
+          </w:rPr>
+          <m:t>J</m:t>
+        </m:r>
+      </m:oMath>
+      <w:r>
+        <w:rPr>
+          <w:rFonts w:eastAsiaTheme="minorEastAsia"/>
+          <w:szCs w:val="24"/>
+        </w:rPr>
+        <w:t xml:space="preserve"> </w:t>
+      </w:r>
+      <w:r>
+        <w:rPr>
+          <w:rFonts w:eastAsiaTheme="minorEastAsia"/>
+          <w:szCs w:val="24"/>
+        </w:rPr>
+        <w:t>должен также присутствовать учет потраченной энергии батареи</w:t>
+      </w:r>
+      <w:r>
+        <w:rPr>
+          <w:rFonts w:eastAsiaTheme="minorEastAsia"/>
+          <w:szCs w:val="24"/>
+        </w:rPr>
+        <w:t xml:space="preserve"> </w:t>
+      </w:r>
+      <m:oMath>
+        <m:r>
+          <w:rPr>
+            <w:rFonts w:ascii="Cambria Math" w:hAnsi="Cambria Math"/>
+            <w:lang w:val="en-US"/>
+          </w:rPr>
+          <m:t>E</m:t>
+        </m:r>
+      </m:oMath>
+      <w:r>
+        <w:rPr>
+          <w:rFonts w:eastAsiaTheme="minorEastAsia"/>
+          <w:szCs w:val="24"/>
+        </w:rPr>
+        <w:t>:</w:t>
       </w:r>
     </w:p>
     <w:p>
@@ -6845,120 +8107,40 @@
               <w:spacing w:line="276" w:lineRule="auto"/>
               <w:rPr>
                 <w:rFonts w:eastAsiaTheme="minorEastAsia" w:cstheme="minorBidi"/>
+                <w:lang w:val="en-US"/>
               </w:rPr>
             </w:pPr>
-            <m:oMath>
-              <m:r>
-                <w:rPr>
-                  <w:rFonts w:ascii="Cambria Math" w:hAnsi="Cambria Math"/>
-                  <w:lang w:val="en-US"/>
-                </w:rPr>
-                <m:t>J</m:t>
-              </m:r>
-              <m:r>
-                <w:rPr>
-                  <w:rFonts w:ascii="Cambria Math" w:hAnsi="Cambria Math"/>
-                </w:rPr>
-                <m:t xml:space="preserve">= </m:t>
-              </m:r>
-              <m:r>
-                <w:rPr>
-                  <w:rFonts w:ascii="Cambria Math" w:hAnsi="Cambria Math"/>
-                  <w:lang w:val="en-US"/>
-                </w:rPr>
-                <m:t>bsfc</m:t>
-              </m:r>
-              <m:r>
-                <w:rPr>
-                  <w:rFonts w:ascii="Cambria Math" w:hAnsi="Cambria Math"/>
-                </w:rPr>
-                <m:t>∙</m:t>
-              </m:r>
-              <m:sSub>
-                <m:sSubPr>
-                  <m:ctrlPr>
-                    <w:rPr>
-                      <w:rFonts w:ascii="Cambria Math" w:hAnsi="Cambria Math"/>
-                      <w:i/>
-                      <w:lang w:val="en-US"/>
-                    </w:rPr>
-                  </m:ctrlPr>
-                </m:sSubPr>
-                <m:e>
-                  <m:r>
-                    <w:rPr>
-                      <w:rFonts w:ascii="Cambria Math" w:hAnsi="Cambria Math"/>
-                      <w:lang w:val="en-US"/>
-                    </w:rPr>
-                    <m:t>P</m:t>
-                  </m:r>
-                </m:e>
-                <m:sub>
-                  <m:r>
-                    <w:rPr>
-                      <w:rFonts w:ascii="Cambria Math" w:hAnsi="Cambria Math"/>
-                    </w:rPr>
-                    <m:t>Д</m:t>
-                  </m:r>
-                  <m:r>
-                    <w:rPr>
-                      <w:rFonts w:ascii="Cambria Math" w:hAnsi="Cambria Math"/>
-                    </w:rPr>
-                    <m:t>ВС</m:t>
-                  </m:r>
-                </m:sub>
-              </m:sSub>
-              <m:r>
-                <w:rPr>
-                  <w:rFonts w:ascii="Cambria Math" w:hAnsi="Cambria Math"/>
-                </w:rPr>
-                <m:t>+</m:t>
-              </m:r>
-              <m:r>
-                <w:rPr>
-                  <w:rFonts w:ascii="Cambria Math" w:hAnsi="Cambria Math"/>
-                  <w:lang w:val="en-US"/>
-                </w:rPr>
-                <m:t>s</m:t>
-              </m:r>
-              <m:r>
-                <w:rPr>
-                  <w:rFonts w:ascii="Cambria Math" w:hAnsi="Cambria Math"/>
-                </w:rPr>
-                <m:t>∙</m:t>
-              </m:r>
-              <m:sSub>
-                <m:sSubPr>
-                  <m:ctrlPr>
-                    <w:rPr>
-                      <w:rFonts w:ascii="Cambria Math" w:hAnsi="Cambria Math"/>
-                      <w:i/>
-                      <w:lang w:val="en-US"/>
-                    </w:rPr>
-                  </m:ctrlPr>
-                </m:sSubPr>
-                <m:e>
-                  <m:r>
-                    <w:rPr>
-                      <w:rFonts w:ascii="Cambria Math" w:hAnsi="Cambria Math"/>
-                      <w:lang w:val="en-US"/>
-                    </w:rPr>
-                    <m:t>P</m:t>
-                  </m:r>
-                </m:e>
-                <m:sub>
-                  <m:r>
-                    <w:rPr>
-                      <w:rFonts w:ascii="Cambria Math" w:hAnsi="Cambria Math"/>
-                    </w:rPr>
-                    <m:t>МГ</m:t>
-                  </m:r>
-                </m:sub>
-              </m:sSub>
-            </m:oMath>
-            <w:r>
-              <w:t>,</w:t>
-            </w:r>
+            <m:oMathPara>
+              <m:oMath>
+                <m:r>
+                  <w:rPr>
+                    <w:rFonts w:ascii="Cambria Math" w:hAnsi="Cambria Math"/>
+                    <w:lang w:val="en-US"/>
+                  </w:rPr>
+                  <m:t>J</m:t>
+                </m:r>
+                <m:r>
+                  <w:rPr>
+                    <w:rFonts w:ascii="Cambria Math" w:hAnsi="Cambria Math"/>
+                  </w:rPr>
+                  <m:t>=</m:t>
+                </m:r>
+                <m:r>
+                  <w:rPr>
+                    <w:rFonts w:ascii="Cambria Math" w:hAnsi="Cambria Math"/>
+                    <w:lang w:val="en-US"/>
+                  </w:rPr>
+                  <m:t xml:space="preserve"> </m:t>
+                </m:r>
+                <m:r>
+                  <w:rPr>
+                    <w:rFonts w:ascii="Cambria Math" w:hAnsi="Cambria Math"/>
+                    <w:lang w:val="en-US"/>
+                  </w:rPr>
+                  <m:t>Q+E</m:t>
+                </m:r>
+              </m:oMath>
+            </m:oMathPara>
           </w:p>
         </w:tc>
         <w:tc>
@@ -6983,9 +8165,8 @@
             <w:r>
               <w:rPr>
                 <w:rFonts w:eastAsiaTheme="minorEastAsia" w:cstheme="minorBidi"/>
-                <w:lang w:val="en-US"/>
-              </w:rPr>
-              <w:t>3</w:t>
+              </w:rPr>
+              <w:t>7</w:t>
             </w:r>
             <w:r>
               <w:rPr>
@@ -6999,31 +8180,162 @@
     </w:tbl>
     <w:p>
       <w:pPr>
-        <w:pStyle w:val="a1"/>
-        <w:numPr>
-          <w:ilvl w:val="0"/>
-          <w:numId w:val="0"/>
-        </w:numPr>
-        <w:ind w:left="709"/>
-        <w:rPr>
-          <w:lang w:val="en-US"/>
-        </w:rPr>
-      </w:pPr>
-    </w:p>
-    <w:p>
-      <w:pPr>
-        <w:pStyle w:val="a1"/>
-        <w:numPr>
-          <w:ilvl w:val="0"/>
-          <w:numId w:val="0"/>
-        </w:numPr>
-        <w:ind w:left="709"/>
         <w:rPr>
           <w:rFonts w:eastAsiaTheme="minorEastAsia"/>
-        </w:rPr>
-      </w:pPr>
-      <w:r>
-        <w:t xml:space="preserve">где </w:t>
+          <w:szCs w:val="24"/>
+        </w:rPr>
+      </w:pPr>
+    </w:p>
+    <w:p>
+      <w:pPr>
+        <w:rPr>
+          <w:i/>
+        </w:rPr>
+      </w:pPr>
+      <w:r>
+        <w:rPr>
+          <w:rFonts w:eastAsiaTheme="minorEastAsia"/>
+          <w:szCs w:val="24"/>
+        </w:rPr>
+        <w:t>В</w:t>
+      </w:r>
+      <w:r>
+        <w:rPr>
+          <w:rFonts w:eastAsiaTheme="minorEastAsia"/>
+          <w:szCs w:val="24"/>
+        </w:rPr>
+        <w:t xml:space="preserve"> </w:t>
+      </w:r>
+      <w:r>
+        <w:rPr>
+          <w:rFonts w:eastAsiaTheme="minorEastAsia"/>
+          <w:szCs w:val="24"/>
+        </w:rPr>
+        <w:t>зарубежной</w:t>
+      </w:r>
+      <w:r>
+        <w:rPr>
+          <w:rFonts w:eastAsiaTheme="minorEastAsia"/>
+          <w:szCs w:val="24"/>
+        </w:rPr>
+        <w:t xml:space="preserve"> </w:t>
+      </w:r>
+      <w:r>
+        <w:rPr>
+          <w:rFonts w:eastAsiaTheme="minorEastAsia"/>
+          <w:szCs w:val="24"/>
+        </w:rPr>
+        <w:t>литературе</w:t>
+      </w:r>
+      <w:r>
+        <w:rPr>
+          <w:rFonts w:eastAsiaTheme="minorEastAsia"/>
+          <w:szCs w:val="24"/>
+        </w:rPr>
+        <w:t xml:space="preserve"> </w:t>
+      </w:r>
+      <w:r>
+        <w:rPr>
+          <w:rFonts w:eastAsiaTheme="minorEastAsia"/>
+          <w:szCs w:val="24"/>
+        </w:rPr>
+        <w:t xml:space="preserve">данный подход к оценке расхода энергии гибридных автомобилей называют </w:t>
+      </w:r>
+      <w:r>
+        <w:rPr>
+          <w:rFonts w:eastAsiaTheme="minorEastAsia"/>
+          <w:szCs w:val="24"/>
+          <w:lang w:val="en-US"/>
+        </w:rPr>
+        <w:t>Energy</w:t>
+      </w:r>
+      <w:r>
+        <w:rPr>
+          <w:rFonts w:eastAsiaTheme="minorEastAsia"/>
+          <w:szCs w:val="24"/>
+        </w:rPr>
+        <w:t xml:space="preserve"> </w:t>
+      </w:r>
+      <w:r>
+        <w:rPr>
+          <w:rFonts w:eastAsiaTheme="minorEastAsia"/>
+          <w:szCs w:val="24"/>
+          <w:lang w:val="en-US"/>
+        </w:rPr>
+        <w:t>Consumption</w:t>
+      </w:r>
+      <w:r>
+        <w:rPr>
+          <w:rFonts w:eastAsiaTheme="minorEastAsia"/>
+          <w:szCs w:val="24"/>
+        </w:rPr>
+        <w:t xml:space="preserve"> </w:t>
+      </w:r>
+      <w:r>
+        <w:rPr>
+          <w:rFonts w:eastAsiaTheme="minorEastAsia"/>
+          <w:szCs w:val="24"/>
+          <w:lang w:val="en-US"/>
+        </w:rPr>
+        <w:t>Minimization</w:t>
+      </w:r>
+      <w:r>
+        <w:rPr>
+          <w:rFonts w:eastAsiaTheme="minorEastAsia"/>
+          <w:szCs w:val="24"/>
+        </w:rPr>
+        <w:t xml:space="preserve"> </w:t>
+      </w:r>
+      <w:r>
+        <w:rPr>
+          <w:rFonts w:eastAsiaTheme="minorEastAsia"/>
+          <w:szCs w:val="24"/>
+          <w:lang w:val="en-US"/>
+        </w:rPr>
+        <w:t>Strategy</w:t>
+      </w:r>
+      <w:r>
+        <w:rPr>
+          <w:rFonts w:eastAsiaTheme="minorEastAsia"/>
+          <w:szCs w:val="24"/>
+        </w:rPr>
+        <w:t xml:space="preserve"> (</w:t>
+      </w:r>
+      <w:r>
+        <w:rPr>
+          <w:rFonts w:eastAsiaTheme="minorEastAsia"/>
+          <w:szCs w:val="24"/>
+        </w:rPr>
+        <w:t>далее</w:t>
+      </w:r>
+      <w:r>
+        <w:rPr>
+          <w:rFonts w:eastAsiaTheme="minorEastAsia"/>
+          <w:szCs w:val="24"/>
+        </w:rPr>
+        <w:t xml:space="preserve"> – </w:t>
+      </w:r>
+      <w:r>
+        <w:rPr>
+          <w:rFonts w:eastAsiaTheme="minorEastAsia"/>
+          <w:szCs w:val="24"/>
+          <w:lang w:val="en-US"/>
+        </w:rPr>
+        <w:t>ECMS</w:t>
+      </w:r>
+      <w:r>
+        <w:rPr>
+          <w:rFonts w:eastAsiaTheme="minorEastAsia"/>
+          <w:szCs w:val="24"/>
+        </w:rPr>
+        <w:t>) [3].</w:t>
+      </w:r>
+      <w:r>
+        <w:rPr>
+          <w:rFonts w:eastAsiaTheme="minorEastAsia"/>
+          <w:szCs w:val="24"/>
+        </w:rPr>
+        <w:t xml:space="preserve"> Саму функцию </w:t>
       </w:r>
       <m:oMath>
         <m:r>
@@ -7031,28 +8343,288 @@
             <w:rFonts w:ascii="Cambria Math" w:hAnsi="Cambria Math"/>
             <w:lang w:val="en-US"/>
           </w:rPr>
-          <m:t>bsfc</m:t>
+          <m:t>J</m:t>
         </m:r>
       </m:oMath>
       <w:r>
         <w:rPr>
           <w:rFonts w:eastAsiaTheme="minorEastAsia"/>
         </w:rPr>
-        <w:t xml:space="preserve"> – удельный расход топлива,</w:t>
-      </w:r>
-    </w:p>
-    <w:p>
-      <w:pPr>
-        <w:pStyle w:val="a1"/>
-        <w:numPr>
-          <w:ilvl w:val="0"/>
-          <w:numId w:val="0"/>
-        </w:numPr>
-        <w:ind w:left="709"/>
-        <w:rPr>
-          <w:rFonts w:eastAsiaTheme="minorEastAsia"/>
-        </w:rPr>
-      </w:pPr>
+        <w:t xml:space="preserve"> назовем обобщенным расходом топлива. Единица ее измерения: грамм топлива в секунду.</w:t>
+      </w:r>
+    </w:p>
+    <w:p>
+      <w:r>
+        <w:t>Реальный р</w:t>
+      </w:r>
+      <w:r>
+        <w:t xml:space="preserve">асход топлива автомобиля </w:t>
+      </w:r>
+      <m:oMath>
+        <m:r>
+          <w:rPr>
+            <w:rFonts w:ascii="Cambria Math" w:hAnsi="Cambria Math"/>
+            <w:lang w:val="en-US"/>
+          </w:rPr>
+          <m:t>Q</m:t>
+        </m:r>
+      </m:oMath>
+      <w:r>
+        <w:t xml:space="preserve"> </w:t>
+      </w:r>
+      <w:r>
+        <w:t xml:space="preserve">вычисляется с помощью карты </w:t>
+      </w:r>
+      <w:r>
+        <w:rPr>
+          <w:lang w:val="en-US"/>
+        </w:rPr>
+        <w:t>BSFC</w:t>
+      </w:r>
+      <w:r>
+        <w:t xml:space="preserve"> (см. рис. 3)</w:t>
+      </w:r>
+      <w:r>
+        <w:t xml:space="preserve"> </w:t>
+      </w:r>
+      <w:r>
+        <w:t xml:space="preserve">по формуле </w:t>
+      </w:r>
+      <w:r>
+        <w:t>8</w:t>
+      </w:r>
+      <w:r>
+        <w:t>:</w:t>
+      </w:r>
+    </w:p>
+    <w:p/>
+    <w:tbl>
+      <w:tblPr>
+        <w:tblStyle w:val="af1"/>
+        <w:tblW w:w="0" w:type="auto"/>
+        <w:tblBorders>
+          <w:top w:val="none" w:sz="0" w:space="0" w:color="auto"/>
+          <w:left w:val="none" w:sz="0" w:space="0" w:color="auto"/>
+          <w:bottom w:val="none" w:sz="0" w:space="0" w:color="auto"/>
+          <w:right w:val="none" w:sz="0" w:space="0" w:color="auto"/>
+          <w:insideH w:val="none" w:sz="0" w:space="0" w:color="auto"/>
+          <w:insideV w:val="none" w:sz="0" w:space="0" w:color="auto"/>
+        </w:tblBorders>
+        <w:tblLook w:val="04A0" w:firstRow="1" w:lastRow="0" w:firstColumn="1" w:lastColumn="0" w:noHBand="0" w:noVBand="1"/>
+      </w:tblPr>
+      <w:tblGrid>
+        <w:gridCol w:w="8642"/>
+        <w:gridCol w:w="702"/>
+      </w:tblGrid>
+      <w:tr>
+        <w:tc>
+          <w:tcPr>
+            <w:tcW w:w="8642" w:type="dxa"/>
+            <w:vAlign w:val="center"/>
+          </w:tcPr>
+          <w:p>
+            <w:pPr>
+              <w:pStyle w:val="af8"/>
+              <w:spacing w:line="276" w:lineRule="auto"/>
+              <w:rPr>
+                <w:rFonts w:eastAsiaTheme="minorEastAsia" w:cstheme="minorBidi"/>
+                <w:i/>
+              </w:rPr>
+            </w:pPr>
+            <m:oMathPara>
+              <m:oMath>
+                <m:r>
+                  <w:rPr>
+                    <w:rFonts w:ascii="Cambria Math" w:hAnsi="Cambria Math"/>
+                    <w:lang w:val="en-US"/>
+                  </w:rPr>
+                  <m:t>Q</m:t>
+                </m:r>
+                <m:r>
+                  <w:rPr>
+                    <w:rFonts w:ascii="Cambria Math" w:hAnsi="Cambria Math"/>
+                  </w:rPr>
+                  <m:t>=</m:t>
+                </m:r>
+                <m:r>
+                  <w:rPr>
+                    <w:rFonts w:ascii="Cambria Math" w:hAnsi="Cambria Math"/>
+                    <w:lang w:val="en-US"/>
+                  </w:rPr>
+                  <m:t>bsfc</m:t>
+                </m:r>
+                <m:d>
+                  <m:dPr>
+                    <m:ctrlPr>
+                      <w:rPr>
+                        <w:rFonts w:ascii="Cambria Math" w:hAnsi="Cambria Math"/>
+                        <w:i/>
+                      </w:rPr>
+                    </m:ctrlPr>
+                  </m:dPr>
+                  <m:e>
+                    <m:sSub>
+                      <m:sSubPr>
+                        <m:ctrlPr>
+                          <w:rPr>
+                            <w:rFonts w:ascii="Cambria Math" w:hAnsi="Cambria Math"/>
+                            <w:i/>
+                            <w:lang w:val="en-US"/>
+                          </w:rPr>
+                        </m:ctrlPr>
+                      </m:sSubPr>
+                      <m:e>
+                        <m:r>
+                          <w:rPr>
+                            <w:rFonts w:ascii="Cambria Math" w:hAnsi="Cambria Math"/>
+                            <w:lang w:val="en-US"/>
+                          </w:rPr>
+                          <m:t>ω</m:t>
+                        </m:r>
+                      </m:e>
+                      <m:sub>
+                        <m:r>
+                          <w:rPr>
+                            <w:rFonts w:ascii="Cambria Math" w:hAnsi="Cambria Math"/>
+                          </w:rPr>
+                          <m:t>д</m:t>
+                        </m:r>
+                        <m:r>
+                          <w:rPr>
+                            <w:rFonts w:ascii="Cambria Math" w:hAnsi="Cambria Math"/>
+                          </w:rPr>
+                          <m:t>вс</m:t>
+                        </m:r>
+                      </m:sub>
+                    </m:sSub>
+                    <m:r>
+                      <w:rPr>
+                        <w:rFonts w:ascii="Cambria Math" w:hAnsi="Cambria Math"/>
+                      </w:rPr>
+                      <m:t>,</m:t>
+                    </m:r>
+                    <m:sSub>
+                      <m:sSubPr>
+                        <m:ctrlPr>
+                          <w:rPr>
+                            <w:rFonts w:ascii="Cambria Math" w:hAnsi="Cambria Math"/>
+                            <w:i/>
+                            <w:lang w:val="en-US"/>
+                          </w:rPr>
+                        </m:ctrlPr>
+                      </m:sSubPr>
+                      <m:e>
+                        <m:r>
+                          <w:rPr>
+                            <w:rFonts w:ascii="Cambria Math" w:hAnsi="Cambria Math"/>
+                            <w:lang w:val="en-US"/>
+                          </w:rPr>
+                          <m:t>T</m:t>
+                        </m:r>
+                      </m:e>
+                      <m:sub>
+                        <m:r>
+                          <w:rPr>
+                            <w:rFonts w:ascii="Cambria Math" w:hAnsi="Cambria Math"/>
+                          </w:rPr>
+                          <m:t>д</m:t>
+                        </m:r>
+                        <m:r>
+                          <w:rPr>
+                            <w:rFonts w:ascii="Cambria Math" w:hAnsi="Cambria Math"/>
+                          </w:rPr>
+                          <m:t>вс</m:t>
+                        </m:r>
+                      </m:sub>
+                    </m:sSub>
+                  </m:e>
+                </m:d>
+                <m:r>
+                  <w:rPr>
+                    <w:rFonts w:ascii="Cambria Math" w:hAnsi="Cambria Math"/>
+                    <w:lang w:val="en-US"/>
+                  </w:rPr>
+                  <m:t>∙</m:t>
+                </m:r>
+                <m:sSub>
+                  <m:sSubPr>
+                    <m:ctrlPr>
+                      <w:rPr>
+                        <w:rFonts w:ascii="Cambria Math" w:hAnsi="Cambria Math"/>
+                        <w:i/>
+                        <w:lang w:val="en-US"/>
+                      </w:rPr>
+                    </m:ctrlPr>
+                  </m:sSubPr>
+                  <m:e>
+                    <m:r>
+                      <w:rPr>
+                        <w:rFonts w:ascii="Cambria Math" w:hAnsi="Cambria Math"/>
+                        <w:lang w:val="en-US"/>
+                      </w:rPr>
+                      <m:t>P</m:t>
+                    </m:r>
+                  </m:e>
+                  <m:sub>
+                    <m:r>
+                      <w:rPr>
+                        <w:rFonts w:ascii="Cambria Math" w:hAnsi="Cambria Math"/>
+                      </w:rPr>
+                      <m:t>д</m:t>
+                    </m:r>
+                    <m:r>
+                      <w:rPr>
+                        <w:rFonts w:ascii="Cambria Math" w:hAnsi="Cambria Math"/>
+                      </w:rPr>
+                      <m:t>вс</m:t>
+                    </m:r>
+                  </m:sub>
+                </m:sSub>
+              </m:oMath>
+            </m:oMathPara>
+          </w:p>
+        </w:tc>
+        <w:tc>
+          <w:tcPr>
+            <w:tcW w:w="702" w:type="dxa"/>
+            <w:vAlign w:val="center"/>
+          </w:tcPr>
+          <w:p>
+            <w:pPr>
+              <w:pStyle w:val="af8"/>
+              <w:spacing w:line="276" w:lineRule="auto"/>
+              <w:rPr>
+                <w:rFonts w:eastAsiaTheme="minorEastAsia" w:cstheme="minorBidi"/>
+              </w:rPr>
+            </w:pPr>
+            <w:r>
+              <w:rPr>
+                <w:rFonts w:eastAsiaTheme="minorEastAsia" w:cstheme="minorBidi"/>
+              </w:rPr>
+              <w:t>(</w:t>
+            </w:r>
+            <w:r>
+              <w:rPr>
+                <w:rFonts w:eastAsiaTheme="minorEastAsia" w:cstheme="minorBidi"/>
+              </w:rPr>
+              <w:t>8</w:t>
+            </w:r>
+            <w:r>
+              <w:rPr>
+                <w:rFonts w:eastAsiaTheme="minorEastAsia" w:cstheme="minorBidi"/>
+              </w:rPr>
+              <w:t>)</w:t>
+            </w:r>
+          </w:p>
+        </w:tc>
+      </w:tr>
+    </w:tbl>
+    <w:p/>
+    <w:p>
+      <w:r>
+        <w:lastRenderedPageBreak/>
+        <w:t xml:space="preserve">Для соблюдения размерности между реальным расходом топлива и затрачиваемой энергией батареи применяют эквивалентный фактор </w:t>
+      </w:r>
       <m:oMath>
         <m:r>
           <w:rPr>
@@ -7063,37 +8635,220 @@
         </m:r>
       </m:oMath>
       <w:r>
-        <w:rPr>
-          <w:rFonts w:eastAsiaTheme="minorEastAsia"/>
-        </w:rPr>
-        <w:t xml:space="preserve"> – эквивалентный фактор, определяющий сколько грамм топлива стоит энергия из батареи.</w:t>
-      </w:r>
-    </w:p>
-    <w:p>
-      <w:r>
-        <w:t>Отход от каких-то жестких границ по выбору режима и поиск оптимального взаимного вклада от каждого привода делает систему управления гибкой и плавной.</w:t>
-      </w:r>
-    </w:p>
-    <w:p>
-      <w:r>
-        <w:t xml:space="preserve">Если сделать эквивалентный фактор зависимым от уровня заряда батареи, то это позволит рациональнее оценивать, </w:t>
-      </w:r>
-      <w:r>
-        <w:t>предпочтительнее ли МГ работать в генераторном или моторном режимах.</w:t>
-      </w:r>
-    </w:p>
-    <w:p>
-      <w:r>
-        <w:t>Очевиднее всего такая зависимость, при которой по мере уменьшения уровня заряда эквивалентный фактор бы увеличивался, делая моторный режим нерентабельным, а генераторный – наоборот – предпочтительным. При увеличении заряда поведение эквивалента должно быть обратным.</w:t>
-      </w:r>
-    </w:p>
-    <w:p>
-      <w:r>
-        <w:lastRenderedPageBreak/>
-        <w:t>Функция, которая бы реализовывала подобную стратегию, представлена в формуле 4</w:t>
-      </w:r>
-      <w:r>
         <w:t>:</w:t>
+      </w:r>
+    </w:p>
+    <w:p/>
+    <w:tbl>
+      <w:tblPr>
+        <w:tblStyle w:val="af1"/>
+        <w:tblW w:w="0" w:type="auto"/>
+        <w:tblBorders>
+          <w:top w:val="none" w:sz="0" w:space="0" w:color="auto"/>
+          <w:left w:val="none" w:sz="0" w:space="0" w:color="auto"/>
+          <w:bottom w:val="none" w:sz="0" w:space="0" w:color="auto"/>
+          <w:right w:val="none" w:sz="0" w:space="0" w:color="auto"/>
+          <w:insideH w:val="none" w:sz="0" w:space="0" w:color="auto"/>
+          <w:insideV w:val="none" w:sz="0" w:space="0" w:color="auto"/>
+        </w:tblBorders>
+        <w:tblLook w:val="04A0" w:firstRow="1" w:lastRow="0" w:firstColumn="1" w:lastColumn="0" w:noHBand="0" w:noVBand="1"/>
+      </w:tblPr>
+      <w:tblGrid>
+        <w:gridCol w:w="8642"/>
+        <w:gridCol w:w="702"/>
+      </w:tblGrid>
+      <w:tr>
+        <w:tc>
+          <w:tcPr>
+            <w:tcW w:w="8642" w:type="dxa"/>
+            <w:vAlign w:val="center"/>
+          </w:tcPr>
+          <w:p>
+            <w:pPr>
+              <w:pStyle w:val="af8"/>
+              <w:spacing w:line="276" w:lineRule="auto"/>
+              <w:rPr>
+                <w:rFonts w:eastAsiaTheme="minorEastAsia" w:cstheme="minorBidi"/>
+                <w:lang w:val="en-US"/>
+              </w:rPr>
+            </w:pPr>
+            <m:oMathPara>
+              <m:oMath>
+                <m:r>
+                  <w:rPr>
+                    <w:rFonts w:ascii="Cambria Math" w:hAnsi="Cambria Math"/>
+                    <w:lang w:val="en-US"/>
+                  </w:rPr>
+                  <m:t>E</m:t>
+                </m:r>
+                <m:r>
+                  <w:rPr>
+                    <w:rFonts w:ascii="Cambria Math" w:hAnsi="Cambria Math"/>
+                  </w:rPr>
+                  <m:t>=</m:t>
+                </m:r>
+                <m:r>
+                  <w:rPr>
+                    <w:rFonts w:ascii="Cambria Math" w:hAnsi="Cambria Math"/>
+                    <w:lang w:val="en-US"/>
+                  </w:rPr>
+                  <m:t>s</m:t>
+                </m:r>
+                <m:r>
+                  <w:rPr>
+                    <w:rFonts w:ascii="Cambria Math" w:hAnsi="Cambria Math"/>
+                    <w:lang w:val="en-US"/>
+                  </w:rPr>
+                  <m:t xml:space="preserve"> </m:t>
+                </m:r>
+                <m:r>
+                  <w:rPr>
+                    <w:rFonts w:ascii="Cambria Math" w:hAnsi="Cambria Math"/>
+                    <w:lang w:val="en-US"/>
+                  </w:rPr>
+                  <m:t>∙</m:t>
+                </m:r>
+                <m:sSub>
+                  <m:sSubPr>
+                    <m:ctrlPr>
+                      <w:rPr>
+                        <w:rFonts w:ascii="Cambria Math" w:hAnsi="Cambria Math"/>
+                        <w:i/>
+                        <w:lang w:val="en-US"/>
+                      </w:rPr>
+                    </m:ctrlPr>
+                  </m:sSubPr>
+                  <m:e>
+                    <m:r>
+                      <w:rPr>
+                        <w:rFonts w:ascii="Cambria Math" w:hAnsi="Cambria Math"/>
+                        <w:lang w:val="en-US"/>
+                      </w:rPr>
+                      <m:t>P</m:t>
+                    </m:r>
+                  </m:e>
+                  <m:sub>
+                    <m:r>
+                      <w:rPr>
+                        <w:rFonts w:ascii="Cambria Math" w:hAnsi="Cambria Math"/>
+                      </w:rPr>
+                      <m:t>бат</m:t>
+                    </m:r>
+                  </m:sub>
+                </m:sSub>
+              </m:oMath>
+            </m:oMathPara>
+          </w:p>
+        </w:tc>
+        <w:tc>
+          <w:tcPr>
+            <w:tcW w:w="702" w:type="dxa"/>
+            <w:vAlign w:val="center"/>
+          </w:tcPr>
+          <w:p>
+            <w:pPr>
+              <w:pStyle w:val="af8"/>
+              <w:spacing w:line="276" w:lineRule="auto"/>
+              <w:rPr>
+                <w:rFonts w:eastAsiaTheme="minorEastAsia" w:cstheme="minorBidi"/>
+              </w:rPr>
+            </w:pPr>
+            <w:r>
+              <w:rPr>
+                <w:rFonts w:eastAsiaTheme="minorEastAsia" w:cstheme="minorBidi"/>
+              </w:rPr>
+              <w:t>(</w:t>
+            </w:r>
+            <w:r>
+              <w:rPr>
+                <w:rFonts w:eastAsiaTheme="minorEastAsia" w:cstheme="minorBidi"/>
+              </w:rPr>
+              <w:t>9</w:t>
+            </w:r>
+            <w:r>
+              <w:rPr>
+                <w:rFonts w:eastAsiaTheme="minorEastAsia" w:cstheme="minorBidi"/>
+              </w:rPr>
+              <w:t>)</w:t>
+            </w:r>
+          </w:p>
+        </w:tc>
+      </w:tr>
+    </w:tbl>
+    <w:p/>
+    <w:p>
+      <w:r>
+        <w:t>Его физический смыл означает</w:t>
+      </w:r>
+      <w:r>
+        <w:t xml:space="preserve"> количество</w:t>
+      </w:r>
+      <w:r>
+        <w:t xml:space="preserve"> граммов топлива</w:t>
+      </w:r>
+      <w:r>
+        <w:t>, котор</w:t>
+      </w:r>
+      <w:r>
+        <w:t>ое</w:t>
+      </w:r>
+      <w:r>
+        <w:t xml:space="preserve"> </w:t>
+      </w:r>
+      <w:r>
+        <w:t>потребуется, чтобы</w:t>
+      </w:r>
+      <w:r>
+        <w:t xml:space="preserve"> возместить Вт энергии батареи.</w:t>
+      </w:r>
+      <w:r>
+        <w:t xml:space="preserve"> Регулируя значение эквивалентного фактора, можно изменять приоритет использования электрической энергии относительно топлива.</w:t>
+      </w:r>
+    </w:p>
+    <w:p>
+      <w:r>
+        <w:t>Очевидн</w:t>
+      </w:r>
+      <w:r>
+        <w:t>о, что эквивалентный фактор должен зависеть от уровня заряда батареи</w:t>
+      </w:r>
+      <w:r>
+        <w:t xml:space="preserve"> т</w:t>
+      </w:r>
+      <w:r>
+        <w:t>ак,</w:t>
+      </w:r>
+      <w:r>
+        <w:t xml:space="preserve"> </w:t>
+      </w:r>
+      <w:r>
+        <w:t xml:space="preserve">чтобы </w:t>
+      </w:r>
+      <w:r>
+        <w:t xml:space="preserve">по мере уменьшения </w:t>
+      </w:r>
+      <w:r>
+        <w:rPr>
+          <w:lang w:val="en-US"/>
+        </w:rPr>
+        <w:t>SOC</w:t>
+      </w:r>
+      <w:r>
+        <w:t xml:space="preserve"> эквивалентный фактор бы увеличивался, делая моторный режим нерентабельным, а генераторный – наоборот – предпочтительным. При увеличении </w:t>
+      </w:r>
+      <w:r>
+        <w:rPr>
+          <w:lang w:val="en-US"/>
+        </w:rPr>
+        <w:t>SOC</w:t>
+      </w:r>
+      <w:r>
+        <w:t xml:space="preserve"> поведение эквивалента должно быть обратным.</w:t>
+      </w:r>
+    </w:p>
+    <w:p>
+      <w:r>
+        <w:t>Функция, которая бы реализовывала подобную стратегию, представлена в формуле 4:</w:t>
       </w:r>
     </w:p>
     <w:p/>
@@ -7456,15 +9211,9 @@
         <w:rPr>
           <w:rFonts w:eastAsiaTheme="minorEastAsia"/>
           <w:szCs w:val="24"/>
-        </w:rPr>
-        <w:t>базовое значение эквивалентного фактора</w:t>
-      </w:r>
-      <w:r>
-        <w:rPr>
-          <w:rFonts w:eastAsiaTheme="minorEastAsia"/>
-          <w:szCs w:val="24"/>
-        </w:rPr>
-        <w:t>;</w:t>
+          <w:highlight w:val="red"/>
+        </w:rPr>
+        <w:t>базовое значение эквивалентного фактора;</w:t>
       </w:r>
     </w:p>
     <w:p>
@@ -7687,6 +9436,43 @@
       </w:r>
     </w:p>
     <w:p>
+      <w:r>
+        <w:t xml:space="preserve">Так как </w:t>
+      </w:r>
+      <m:oMath>
+        <m:r>
+          <w:rPr>
+            <w:rFonts w:ascii="Cambria Math" w:hAnsi="Cambria Math"/>
+          </w:rPr>
+          <m:t>s</m:t>
+        </m:r>
+      </m:oMath>
+      <w:r>
+        <w:t xml:space="preserve"> определяет приоритет применения аккумуляторной энергии, з</w:t>
+      </w:r>
+      <w:r>
+        <w:t>начения коэффициентов были подобраны итерационно</w:t>
+      </w:r>
+      <w:r>
+        <w:t xml:space="preserve">, чтобы соответствовать </w:t>
+      </w:r>
+      <w:r>
+        <w:t>требовани</w:t>
+      </w:r>
+      <w:r>
+        <w:t>ю</w:t>
+      </w:r>
+      <w:r>
+        <w:t>, предъявляем</w:t>
+      </w:r>
+      <w:r>
+        <w:t>ому</w:t>
+      </w:r>
+      <w:r>
+        <w:t xml:space="preserve"> гибридам для прохождения ездового цикла (см. п. 3.5).</w:t>
+      </w:r>
+    </w:p>
+    <w:p>
       <w:pPr>
         <w:rPr>
           <w:rFonts w:eastAsiaTheme="minorEastAsia"/>
@@ -7694,50 +9480,33 @@
         </w:rPr>
       </w:pPr>
       <w:r>
-        <w:t>Значения к</w:t>
-      </w:r>
-      <w:r>
-        <w:t>оэффициент</w:t>
-      </w:r>
-      <w:r>
-        <w:t>ов</w:t>
-      </w:r>
-      <w:r>
-        <w:t xml:space="preserve"> были подобран</w:t>
-      </w:r>
-      <w:r>
-        <w:t>ы</w:t>
-      </w:r>
-      <w:r>
-        <w:t xml:space="preserve"> </w:t>
-      </w:r>
-      <w:r>
-        <w:t xml:space="preserve">итерационно в </w:t>
-      </w:r>
-      <w:r>
-        <w:t>соответстви</w:t>
-      </w:r>
-      <w:r>
-        <w:t>и</w:t>
-      </w:r>
-      <w:r>
-        <w:t xml:space="preserve"> </w:t>
-      </w:r>
-      <w:r>
-        <w:t xml:space="preserve">с </w:t>
-      </w:r>
-      <w:r>
-        <w:t>требованиям</w:t>
-      </w:r>
-      <w:r>
-        <w:t xml:space="preserve">и, предъявляемыми гибридам для прохождения ездового цикла (см. п. 3.5). </w:t>
-      </w:r>
-      <w:r>
         <w:rPr>
           <w:rFonts w:eastAsiaTheme="minorEastAsia"/>
           <w:szCs w:val="24"/>
         </w:rPr>
-        <w:t>График функции представлен на рисунке 10:</w:t>
+        <w:t>График функции</w:t>
+      </w:r>
+      <w:r>
+        <w:rPr>
+          <w:rFonts w:eastAsiaTheme="minorEastAsia"/>
+          <w:szCs w:val="24"/>
+        </w:rPr>
+        <w:t xml:space="preserve"> </w:t>
+      </w:r>
+      <m:oMath>
+        <m:r>
+          <w:rPr>
+            <w:rFonts w:ascii="Cambria Math" w:hAnsi="Cambria Math"/>
+          </w:rPr>
+          <m:t>s</m:t>
+        </m:r>
+      </m:oMath>
+      <w:r>
+        <w:rPr>
+          <w:rFonts w:eastAsiaTheme="minorEastAsia"/>
+          <w:szCs w:val="24"/>
+        </w:rPr>
+        <w:t xml:space="preserve"> представлен на рисунке 10:</w:t>
       </w:r>
     </w:p>
     <w:p/>
@@ -7754,11 +9523,12 @@
         <w:rPr>
           <w:noProof/>
         </w:rPr>
+        <w:lastRenderedPageBreak/>
         <w:drawing>
-          <wp:inline distT="0" distB="0" distL="0" distR="0" wp14:anchorId="69127963" wp14:editId="04C7B91D">
+          <wp:inline distT="0" distB="0" distL="0" distR="0" wp14:anchorId="0F5D58E4" wp14:editId="0B27E9F0">
             <wp:extent cx="5939790" cy="3115945"/>
             <wp:effectExtent l="0" t="0" r="3810" b="8255"/>
-            <wp:docPr id="797464035" name="Рисунок 1"/>
+            <wp:docPr id="1337277321" name="Рисунок 1"/>
             <wp:cNvGraphicFramePr>
               <a:graphicFrameLocks xmlns:a="http://schemas.openxmlformats.org/drawingml/2006/main" noChangeAspect="1"/>
             </wp:cNvGraphicFramePr>
@@ -7770,7 +9540,7 @@
                     <pic:cNvPicPr/>
                   </pic:nvPicPr>
                   <pic:blipFill>
-                    <a:blip r:embed="rId18"/>
+                    <a:blip r:embed="rId20"/>
                     <a:stretch>
                       <a:fillRect/>
                     </a:stretch>
@@ -7799,9 +9569,6 @@
           <w:numId w:val="0"/>
         </w:numPr>
         <w:jc w:val="center"/>
-        <w:rPr>
-          <w:lang w:val="en-US"/>
-        </w:rPr>
       </w:pPr>
       <w:r>
         <w:t>Рисунок 10 – Зависимость эквивалентного фактора от уровня заряда батареи</w:t>
@@ -7809,84 +9576,363 @@
     </w:p>
     <w:p/>
     <w:p>
-      <w:r>
-        <w:t>Это были основные пункты при составлении алгоритмов управления приводами в трансмиссиях с вариаторами и маломощными электроприводами. Далее необходимо провести моделирование расхода топлива описанных систем, для чего понадобиться ездовой цикл.</w:t>
-      </w:r>
-    </w:p>
-    <w:p>
-      <w:pPr>
-        <w:spacing w:after="160" w:line="259" w:lineRule="auto"/>
-        <w:ind w:firstLine="0"/>
-        <w:jc w:val="left"/>
-        <w:rPr>
-          <w:rFonts w:eastAsiaTheme="majorEastAsia" w:cstheme="majorBidi"/>
-          <w:b/>
-          <w:szCs w:val="32"/>
-        </w:rPr>
-      </w:pPr>
-      <w:bookmarkStart w:id="2" w:name="_Toc217882255"/>
-      <w:r>
-        <w:br w:type="page"/>
-      </w:r>
-      <w:bookmarkEnd w:id="2"/>
-    </w:p>
-    <w:p>
-      <w:pPr>
-        <w:pStyle w:val="1"/>
-      </w:pPr>
-      <w:r>
-        <w:lastRenderedPageBreak/>
-        <w:t>Анализ условий эксплуатации автомобилей и выбор репрезентативных ездовых циклов</w:t>
-      </w:r>
-    </w:p>
-    <w:p>
-      <w:pPr>
-        <w:ind w:firstLine="0"/>
-      </w:pPr>
-    </w:p>
-    <w:p>
-      <w:r>
-        <w:t>Ездовые циклы представляют собой стандартизированные временные профили скорости транспортного средства, предназначенные для воспроизведения типичных условий движения на лабораторных роликовых стендах (динамометрах) или в расчётных моделях. Они служат основным инструментом для измерения расхода топлива, оценки эмиссии вредных веществ, определения энергоэффективности и сравнения различных моделей автомобилей между собой.</w:t>
-      </w:r>
-    </w:p>
-    <w:p>
-      <w:r>
-        <w:t>Каждый ездовой цикл задаётся последовательностью фаз «разгон – установившееся движение – торможение – остановка» с определёнными значениями ускорений, замедлений и длительностей. Циклы различаются по характеру движения (городской, загородный, трассовый, смешанный), агрессивности, средней и максимальной скорости, а также по включённым процедурам (холодный старт, работа вспомогательных систем).</w:t>
-      </w:r>
-    </w:p>
-    <w:p>
-      <w:r>
-        <w:t>Ниже приведены основные группы и конкретные циклы, при</w:t>
-      </w:r>
-      <w:r>
-        <w:t>меняем</w:t>
-      </w:r>
-      <w:r>
-        <w:t>ые в мире:</w:t>
-      </w:r>
-    </w:p>
+      <w:pPr>
+        <w:rPr>
+          <w:rFonts w:eastAsiaTheme="minorEastAsia"/>
+        </w:rPr>
+      </w:pPr>
+      <w:r>
+        <w:t xml:space="preserve">По итогу обобщенный расход топлива </w:t>
+      </w:r>
+      <m:oMath>
+        <m:r>
+          <w:rPr>
+            <w:rFonts w:ascii="Cambria Math" w:hAnsi="Cambria Math"/>
+            <w:lang w:val="en-US"/>
+          </w:rPr>
+          <m:t>J</m:t>
+        </m:r>
+      </m:oMath>
+      <w:r>
+        <w:rPr>
+          <w:rFonts w:eastAsiaTheme="minorEastAsia"/>
+        </w:rPr>
+        <w:t xml:space="preserve"> можно записать как:</w:t>
+      </w:r>
+    </w:p>
+    <w:p>
+      <w:pPr>
+        <w:rPr>
+          <w:rFonts w:eastAsiaTheme="minorEastAsia"/>
+        </w:rPr>
+      </w:pPr>
+    </w:p>
+    <w:tbl>
+      <w:tblPr>
+        <w:tblStyle w:val="af1"/>
+        <w:tblW w:w="0" w:type="auto"/>
+        <w:tblBorders>
+          <w:top w:val="none" w:sz="0" w:space="0" w:color="auto"/>
+          <w:left w:val="none" w:sz="0" w:space="0" w:color="auto"/>
+          <w:bottom w:val="none" w:sz="0" w:space="0" w:color="auto"/>
+          <w:right w:val="none" w:sz="0" w:space="0" w:color="auto"/>
+          <w:insideH w:val="none" w:sz="0" w:space="0" w:color="auto"/>
+          <w:insideV w:val="none" w:sz="0" w:space="0" w:color="auto"/>
+        </w:tblBorders>
+        <w:tblLook w:val="04A0" w:firstRow="1" w:lastRow="0" w:firstColumn="1" w:lastColumn="0" w:noHBand="0" w:noVBand="1"/>
+      </w:tblPr>
+      <w:tblGrid>
+        <w:gridCol w:w="8642"/>
+        <w:gridCol w:w="702"/>
+      </w:tblGrid>
+      <w:tr>
+        <w:tc>
+          <w:tcPr>
+            <w:tcW w:w="8642" w:type="dxa"/>
+            <w:vAlign w:val="center"/>
+          </w:tcPr>
+          <w:p>
+            <w:pPr>
+              <w:pStyle w:val="af8"/>
+              <w:spacing w:line="276" w:lineRule="auto"/>
+              <w:rPr>
+                <w:rFonts w:eastAsiaTheme="minorEastAsia" w:cstheme="minorBidi"/>
+                <w:i/>
+                <w:lang w:val="en-US"/>
+              </w:rPr>
+            </w:pPr>
+            <m:oMathPara>
+              <m:oMath>
+                <m:r>
+                  <w:rPr>
+                    <w:rFonts w:ascii="Cambria Math" w:hAnsi="Cambria Math"/>
+                    <w:lang w:val="en-US"/>
+                  </w:rPr>
+                  <m:t>J</m:t>
+                </m:r>
+                <m:r>
+                  <w:rPr>
+                    <w:rFonts w:ascii="Cambria Math" w:hAnsi="Cambria Math"/>
+                  </w:rPr>
+                  <m:t>=</m:t>
+                </m:r>
+                <m:r>
+                  <w:rPr>
+                    <w:rFonts w:ascii="Cambria Math" w:hAnsi="Cambria Math"/>
+                    <w:lang w:val="en-US"/>
+                  </w:rPr>
+                  <m:t>bsfc</m:t>
+                </m:r>
+                <m:d>
+                  <m:dPr>
+                    <m:ctrlPr>
+                      <w:rPr>
+                        <w:rFonts w:ascii="Cambria Math" w:hAnsi="Cambria Math"/>
+                        <w:i/>
+                      </w:rPr>
+                    </m:ctrlPr>
+                  </m:dPr>
+                  <m:e>
+                    <m:sSub>
+                      <m:sSubPr>
+                        <m:ctrlPr>
+                          <w:rPr>
+                            <w:rFonts w:ascii="Cambria Math" w:hAnsi="Cambria Math"/>
+                            <w:i/>
+                            <w:lang w:val="en-US"/>
+                          </w:rPr>
+                        </m:ctrlPr>
+                      </m:sSubPr>
+                      <m:e>
+                        <m:r>
+                          <w:rPr>
+                            <w:rFonts w:ascii="Cambria Math" w:hAnsi="Cambria Math"/>
+                            <w:lang w:val="en-US"/>
+                          </w:rPr>
+                          <m:t>ω</m:t>
+                        </m:r>
+                      </m:e>
+                      <m:sub>
+                        <m:r>
+                          <w:rPr>
+                            <w:rFonts w:ascii="Cambria Math" w:hAnsi="Cambria Math"/>
+                          </w:rPr>
+                          <m:t>д</m:t>
+                        </m:r>
+                        <m:r>
+                          <w:rPr>
+                            <w:rFonts w:ascii="Cambria Math" w:hAnsi="Cambria Math"/>
+                          </w:rPr>
+                          <m:t>вс</m:t>
+                        </m:r>
+                      </m:sub>
+                    </m:sSub>
+                    <m:r>
+                      <w:rPr>
+                        <w:rFonts w:ascii="Cambria Math" w:hAnsi="Cambria Math"/>
+                      </w:rPr>
+                      <m:t>,</m:t>
+                    </m:r>
+                    <m:sSub>
+                      <m:sSubPr>
+                        <m:ctrlPr>
+                          <w:rPr>
+                            <w:rFonts w:ascii="Cambria Math" w:hAnsi="Cambria Math"/>
+                            <w:i/>
+                            <w:lang w:val="en-US"/>
+                          </w:rPr>
+                        </m:ctrlPr>
+                      </m:sSubPr>
+                      <m:e>
+                        <m:r>
+                          <w:rPr>
+                            <w:rFonts w:ascii="Cambria Math" w:hAnsi="Cambria Math"/>
+                            <w:lang w:val="en-US"/>
+                          </w:rPr>
+                          <m:t>T</m:t>
+                        </m:r>
+                      </m:e>
+                      <m:sub>
+                        <m:r>
+                          <w:rPr>
+                            <w:rFonts w:ascii="Cambria Math" w:hAnsi="Cambria Math"/>
+                          </w:rPr>
+                          <m:t>д</m:t>
+                        </m:r>
+                        <m:r>
+                          <w:rPr>
+                            <w:rFonts w:ascii="Cambria Math" w:hAnsi="Cambria Math"/>
+                          </w:rPr>
+                          <m:t>вс</m:t>
+                        </m:r>
+                      </m:sub>
+                    </m:sSub>
+                  </m:e>
+                </m:d>
+                <m:r>
+                  <w:rPr>
+                    <w:rFonts w:ascii="Cambria Math" w:hAnsi="Cambria Math"/>
+                    <w:lang w:val="en-US"/>
+                  </w:rPr>
+                  <m:t>∙</m:t>
+                </m:r>
+                <m:sSub>
+                  <m:sSubPr>
+                    <m:ctrlPr>
+                      <w:rPr>
+                        <w:rFonts w:ascii="Cambria Math" w:hAnsi="Cambria Math"/>
+                        <w:i/>
+                        <w:lang w:val="en-US"/>
+                      </w:rPr>
+                    </m:ctrlPr>
+                  </m:sSubPr>
+                  <m:e>
+                    <m:r>
+                      <w:rPr>
+                        <w:rFonts w:ascii="Cambria Math" w:hAnsi="Cambria Math"/>
+                        <w:lang w:val="en-US"/>
+                      </w:rPr>
+                      <m:t>P</m:t>
+                    </m:r>
+                  </m:e>
+                  <m:sub>
+                    <m:r>
+                      <w:rPr>
+                        <w:rFonts w:ascii="Cambria Math" w:hAnsi="Cambria Math"/>
+                      </w:rPr>
+                      <m:t>д</m:t>
+                    </m:r>
+                    <m:r>
+                      <w:rPr>
+                        <w:rFonts w:ascii="Cambria Math" w:hAnsi="Cambria Math"/>
+                      </w:rPr>
+                      <m:t>вс</m:t>
+                    </m:r>
+                  </m:sub>
+                </m:sSub>
+                <m:r>
+                  <w:rPr>
+                    <w:rFonts w:ascii="Cambria Math" w:hAnsi="Cambria Math"/>
+                  </w:rPr>
+                  <m:t>+</m:t>
+                </m:r>
+                <m:r>
+                  <w:rPr>
+                    <w:rFonts w:ascii="Cambria Math" w:hAnsi="Cambria Math"/>
+                    <w:lang w:val="en-US"/>
+                  </w:rPr>
+                  <m:t>s</m:t>
+                </m:r>
+                <m:d>
+                  <m:dPr>
+                    <m:ctrlPr>
+                      <w:rPr>
+                        <w:rFonts w:ascii="Cambria Math" w:hAnsi="Cambria Math"/>
+                        <w:i/>
+                        <w:lang w:val="en-US"/>
+                      </w:rPr>
+                    </m:ctrlPr>
+                  </m:dPr>
+                  <m:e>
+                    <m:r>
+                      <w:rPr>
+                        <w:rFonts w:ascii="Cambria Math" w:hAnsi="Cambria Math"/>
+                        <w:lang w:val="en-US"/>
+                      </w:rPr>
+                      <m:t>SOC</m:t>
+                    </m:r>
+                  </m:e>
+                </m:d>
+                <m:r>
+                  <w:rPr>
+                    <w:rFonts w:ascii="Cambria Math" w:hAnsi="Cambria Math"/>
+                    <w:lang w:val="en-US"/>
+                  </w:rPr>
+                  <m:t>∙</m:t>
+                </m:r>
+                <m:sSub>
+                  <m:sSubPr>
+                    <m:ctrlPr>
+                      <w:rPr>
+                        <w:rFonts w:ascii="Cambria Math" w:hAnsi="Cambria Math"/>
+                        <w:i/>
+                        <w:lang w:val="en-US"/>
+                      </w:rPr>
+                    </m:ctrlPr>
+                  </m:sSubPr>
+                  <m:e>
+                    <m:r>
+                      <w:rPr>
+                        <w:rFonts w:ascii="Cambria Math" w:hAnsi="Cambria Math"/>
+                        <w:lang w:val="en-US"/>
+                      </w:rPr>
+                      <m:t>P</m:t>
+                    </m:r>
+                  </m:e>
+                  <m:sub>
+                    <m:r>
+                      <w:rPr>
+                        <w:rFonts w:ascii="Cambria Math" w:hAnsi="Cambria Math"/>
+                      </w:rPr>
+                      <m:t>бат</m:t>
+                    </m:r>
+                  </m:sub>
+                </m:sSub>
+              </m:oMath>
+            </m:oMathPara>
+          </w:p>
+        </w:tc>
+        <w:tc>
+          <w:tcPr>
+            <w:tcW w:w="702" w:type="dxa"/>
+            <w:vAlign w:val="center"/>
+          </w:tcPr>
+          <w:p>
+            <w:pPr>
+              <w:pStyle w:val="af8"/>
+              <w:spacing w:line="276" w:lineRule="auto"/>
+              <w:rPr>
+                <w:rFonts w:eastAsiaTheme="minorEastAsia" w:cstheme="minorBidi"/>
+              </w:rPr>
+            </w:pPr>
+            <w:r>
+              <w:rPr>
+                <w:rFonts w:eastAsiaTheme="minorEastAsia" w:cstheme="minorBidi"/>
+              </w:rPr>
+              <w:t>(</w:t>
+            </w:r>
+            <w:r>
+              <w:rPr>
+                <w:rFonts w:eastAsiaTheme="minorEastAsia" w:cstheme="minorBidi"/>
+              </w:rPr>
+              <w:t>8</w:t>
+            </w:r>
+            <w:r>
+              <w:rPr>
+                <w:rFonts w:eastAsiaTheme="minorEastAsia" w:cstheme="minorBidi"/>
+              </w:rPr>
+              <w:t>)</w:t>
+            </w:r>
+          </w:p>
+        </w:tc>
+      </w:tr>
+    </w:tbl>
     <w:p/>
     <w:p>
       <w:pPr>
-        <w:pStyle w:val="2"/>
-      </w:pPr>
-      <w:r>
-        <w:t>Городские циклы (</w:t>
-      </w:r>
-      <w:r>
-        <w:rPr>
-          <w:lang w:val="en-US"/>
-        </w:rPr>
-        <w:t>Urban driving</w:t>
-      </w:r>
-      <w:r>
-        <w:t>)</w:t>
-      </w:r>
-    </w:p>
-    <w:p/>
-    <w:p>
-      <w:r>
-        <w:t>Городские циклы моделируют движение в плотном потоке с частыми остановками, короткими перегонами и низкими скоростями. Для них характерны многократные фазы разгона до 30–50 км/ч, кратковременные стоянки на холостом ходу и плавные торможения. Примеры:</w:t>
+        <w:rPr>
+          <w:rFonts w:eastAsiaTheme="minorEastAsia"/>
+        </w:rPr>
+      </w:pPr>
+      <w:r>
+        <w:t xml:space="preserve">Для нахождения минимума функции </w:t>
+      </w:r>
+      <m:oMath>
+        <m:r>
+          <w:rPr>
+            <w:rFonts w:ascii="Cambria Math" w:hAnsi="Cambria Math"/>
+            <w:lang w:val="en-US"/>
+          </w:rPr>
+          <m:t>J</m:t>
+        </m:r>
+      </m:oMath>
+      <w:r>
+        <w:rPr>
+          <w:rFonts w:eastAsiaTheme="minorEastAsia"/>
+        </w:rPr>
+        <w:t xml:space="preserve"> </w:t>
+      </w:r>
+      <w:r>
+        <w:rPr>
+          <w:rFonts w:eastAsiaTheme="minorEastAsia"/>
+        </w:rPr>
+        <w:t xml:space="preserve">на каждой точке ездового цикла </w:t>
+      </w:r>
+      <w:r>
+        <w:rPr>
+          <w:rFonts w:eastAsiaTheme="minorEastAsia"/>
+        </w:rPr>
+        <w:t>предлагается следующий алгоритм действий:</w:t>
       </w:r>
     </w:p>
     <w:p>
@@ -7894,105 +9940,113 @@
         <w:pStyle w:val="a1"/>
         <w:numPr>
           <w:ilvl w:val="0"/>
-          <w:numId w:val="19"/>
+          <w:numId w:val="27"/>
         </w:numPr>
       </w:pPr>
       <w:r>
-        <w:t>UDDS</w:t>
-      </w:r>
-      <w:r>
-        <w:t xml:space="preserve"> </w:t>
-      </w:r>
-      <w:r>
-        <w:t xml:space="preserve">– американский городской цикл, используемый </w:t>
-      </w:r>
-      <w:r>
-        <w:t>агентством по охране окружающей среды в США</w:t>
-      </w:r>
-      <w:r>
-        <w:t xml:space="preserve">. Средняя скорость </w:t>
-      </w:r>
-      <w:r>
-        <w:t>~</w:t>
-      </w:r>
-      <w:r>
-        <w:t>34 км/ч, максимальная – 91 км/ч, длительность 1372 секунды. Моделирует типичный городской маршрут с 23 остановками.</w:t>
-      </w:r>
-    </w:p>
-    <w:p>
-      <w:pPr>
-        <w:pStyle w:val="a1"/>
-      </w:pPr>
-      <w:r>
-        <w:lastRenderedPageBreak/>
-        <w:t>FTP-75</w:t>
-      </w:r>
-      <w:r>
-        <w:t xml:space="preserve"> </w:t>
-      </w:r>
-      <w:r>
-        <w:t>– расширенная версия UDDS, включающая дополнительную фазу «холодного старта» и 10-минутный отстой перед измерением. Более строг к выбросам при непрогретом двигателе.</w:t>
-      </w:r>
-    </w:p>
-    <w:p>
-      <w:pPr>
-        <w:pStyle w:val="a1"/>
-      </w:pPr>
-      <w:r>
-        <w:t>NEDC Urban</w:t>
-      </w:r>
-      <w:r>
-        <w:t xml:space="preserve"> </w:t>
-      </w:r>
-      <w:r>
-        <w:t>– старый европейский цикл, имеющий очень плавные разгоны (макс</w:t>
-      </w:r>
-      <w:r>
-        <w:t>имальное</w:t>
-      </w:r>
-      <w:r>
-        <w:t xml:space="preserve"> ускорение ~0,8 м/с²) и среднюю скорость ~19 км/ч. Критикуется за нереалистичность.</w:t>
-      </w:r>
-    </w:p>
-    <w:p>
-      <w:pPr>
-        <w:pStyle w:val="a1"/>
-      </w:pPr>
-      <w:r>
-        <w:t>WLTC Low</w:t>
-      </w:r>
-      <w:r>
-        <w:t xml:space="preserve"> </w:t>
-      </w:r>
-      <w:r>
-        <w:t>– нижний сегмент современного глобального цикла: скорость до 56 км/ч, средняя ~27 км/ч. Включает более динамичные ускорения и реальные остановки.</w:t>
-      </w:r>
-    </w:p>
-    <w:p/>
-    <w:p>
-      <w:pPr>
-        <w:pStyle w:val="2"/>
-        <w:rPr>
-          <w:lang w:val="en-US"/>
-        </w:rPr>
-      </w:pPr>
-      <w:r>
-        <w:t xml:space="preserve">Шоссейные циклы </w:t>
-      </w:r>
-      <w:r>
-        <w:rPr>
-          <w:lang w:val="en-US"/>
-        </w:rPr>
-        <w:t>(Highway driving)</w:t>
-      </w:r>
-    </w:p>
-    <w:p/>
-    <w:p>
-      <w:r>
-        <w:t>Эти циклы описывают движение на загородных дорогах и автомагистралях с высокими средними скоростями, небольшим числом остановок и длительными фазами равномерного движения</w:t>
-      </w:r>
-      <w:r>
-        <w:t>:</w:t>
+        <w:t xml:space="preserve">Определение по данным из цикла </w:t>
+      </w:r>
+      <m:oMath>
+        <m:sSub>
+          <m:sSubPr>
+            <m:ctrlPr>
+              <w:rPr>
+                <w:rFonts w:ascii="Cambria Math" w:eastAsia="Calibri" w:hAnsi="Cambria Math" w:cs="Times New Roman"/>
+                <w:i/>
+                <w:szCs w:val="24"/>
+                <w:lang w:val="en-US"/>
+              </w:rPr>
+            </m:ctrlPr>
+          </m:sSubPr>
+          <m:e>
+            <m:r>
+              <w:rPr>
+                <w:rFonts w:ascii="Cambria Math" w:hAnsi="Cambria Math"/>
+                <w:lang w:val="en-US"/>
+              </w:rPr>
+              <m:t>ω</m:t>
+            </m:r>
+          </m:e>
+          <m:sub>
+            <m:r>
+              <w:rPr>
+                <w:rFonts w:ascii="Cambria Math" w:hAnsi="Cambria Math"/>
+                <w:lang w:val="en-US"/>
+              </w:rPr>
+              <m:t>cvt</m:t>
+            </m:r>
+            <m:r>
+              <w:rPr>
+                <w:rFonts w:ascii="Cambria Math" w:hAnsi="Cambria Math"/>
+              </w:rPr>
+              <m:t>_</m:t>
+            </m:r>
+            <m:r>
+              <w:rPr>
+                <w:rFonts w:ascii="Cambria Math" w:hAnsi="Cambria Math"/>
+                <w:lang w:val="en-US"/>
+              </w:rPr>
+              <m:t>out</m:t>
+            </m:r>
+          </m:sub>
+        </m:sSub>
+        <m:r>
+          <w:rPr>
+            <w:rFonts w:ascii="Cambria Math" w:eastAsia="Calibri" w:hAnsi="Cambria Math" w:cs="Times New Roman"/>
+            <w:szCs w:val="24"/>
+          </w:rPr>
+          <m:t xml:space="preserve"> и </m:t>
+        </m:r>
+        <m:sSub>
+          <m:sSubPr>
+            <m:ctrlPr>
+              <w:rPr>
+                <w:rFonts w:ascii="Cambria Math" w:eastAsia="Calibri" w:hAnsi="Cambria Math" w:cs="Times New Roman"/>
+                <w:i/>
+                <w:szCs w:val="24"/>
+                <w:lang w:val="en-US"/>
+              </w:rPr>
+            </m:ctrlPr>
+          </m:sSubPr>
+          <m:e>
+            <m:r>
+              <w:rPr>
+                <w:rFonts w:ascii="Cambria Math" w:hAnsi="Cambria Math"/>
+                <w:lang w:val="en-US"/>
+              </w:rPr>
+              <m:t>T</m:t>
+            </m:r>
+          </m:e>
+          <m:sub>
+            <m:r>
+              <w:rPr>
+                <w:rFonts w:ascii="Cambria Math" w:hAnsi="Cambria Math"/>
+                <w:lang w:val="en-US"/>
+              </w:rPr>
+              <m:t>cvt</m:t>
+            </m:r>
+            <m:r>
+              <w:rPr>
+                <w:rFonts w:ascii="Cambria Math" w:hAnsi="Cambria Math"/>
+              </w:rPr>
+              <m:t>_</m:t>
+            </m:r>
+            <m:r>
+              <w:rPr>
+                <w:rFonts w:ascii="Cambria Math" w:hAnsi="Cambria Math"/>
+                <w:lang w:val="en-US"/>
+              </w:rPr>
+              <m:t>out</m:t>
+            </m:r>
+          </m:sub>
+        </m:sSub>
+      </m:oMath>
+      <w:r>
+        <w:rPr>
+          <w:rFonts w:eastAsiaTheme="minorEastAsia"/>
+          <w:szCs w:val="24"/>
+        </w:rPr>
+        <w:t>.</w:t>
       </w:r>
     </w:p>
     <w:p>
@@ -8000,47 +10054,197 @@
         <w:pStyle w:val="a1"/>
         <w:numPr>
           <w:ilvl w:val="0"/>
-          <w:numId w:val="21"/>
+          <w:numId w:val="27"/>
         </w:numPr>
       </w:pPr>
       <w:r>
-        <w:rPr>
-          <w:lang w:val="en-US"/>
-        </w:rPr>
-        <w:t>HWFET</w:t>
-      </w:r>
-      <w:r>
-        <w:t xml:space="preserve"> </w:t>
-      </w:r>
-      <w:r>
-        <w:t xml:space="preserve">– </w:t>
-      </w:r>
-      <w:r>
-        <w:t>американский</w:t>
-      </w:r>
-      <w:r>
-        <w:t xml:space="preserve"> </w:t>
-      </w:r>
-      <w:r>
-        <w:t>шоссейный</w:t>
-      </w:r>
-      <w:r>
-        <w:t xml:space="preserve"> </w:t>
-      </w:r>
-      <w:r>
-        <w:t>цикл</w:t>
-      </w:r>
-      <w:r>
-        <w:t xml:space="preserve">. </w:t>
-      </w:r>
-      <w:r>
-        <w:t xml:space="preserve">Средняя скорость </w:t>
-      </w:r>
-      <w:r>
-        <w:t>~</w:t>
-      </w:r>
-      <w:r>
-        <w:t>88 км/ч, максимальная – 97 км/ч. Длится 765 секунд, не содержит остановок.</w:t>
+        <w:t xml:space="preserve">Перебор передаточных чисел вариатора </w:t>
+      </w:r>
+      <m:oMath>
+        <m:sSub>
+          <m:sSubPr>
+            <m:ctrlPr>
+              <w:rPr>
+                <w:rFonts w:ascii="Cambria Math" w:eastAsia="Calibri" w:hAnsi="Cambria Math" w:cs="Times New Roman"/>
+                <w:i/>
+                <w:szCs w:val="24"/>
+                <w:lang w:val="en-US"/>
+              </w:rPr>
+            </m:ctrlPr>
+          </m:sSubPr>
+          <m:e>
+            <m:r>
+              <w:rPr>
+                <w:rFonts w:ascii="Cambria Math" w:hAnsi="Cambria Math"/>
+                <w:lang w:val="en-US"/>
+              </w:rPr>
+              <m:t>u</m:t>
+            </m:r>
+          </m:e>
+          <m:sub>
+            <m:r>
+              <w:rPr>
+                <w:rFonts w:ascii="Cambria Math" w:hAnsi="Cambria Math"/>
+                <w:lang w:val="en-US"/>
+              </w:rPr>
+              <m:t>cvt</m:t>
+            </m:r>
+          </m:sub>
+        </m:sSub>
+      </m:oMath>
+      <w:r>
+        <w:rPr>
+          <w:rFonts w:eastAsiaTheme="minorEastAsia"/>
+          <w:szCs w:val="24"/>
+        </w:rPr>
+        <w:t xml:space="preserve"> – определение </w:t>
+      </w:r>
+      <m:oMath>
+        <m:sSub>
+          <m:sSubPr>
+            <m:ctrlPr>
+              <w:rPr>
+                <w:rFonts w:ascii="Cambria Math" w:eastAsia="Calibri" w:hAnsi="Cambria Math" w:cs="Times New Roman"/>
+                <w:i/>
+                <w:szCs w:val="24"/>
+                <w:lang w:val="en-US"/>
+              </w:rPr>
+            </m:ctrlPr>
+          </m:sSubPr>
+          <m:e>
+            <m:r>
+              <w:rPr>
+                <w:rFonts w:ascii="Cambria Math" w:hAnsi="Cambria Math"/>
+                <w:lang w:val="en-US"/>
+              </w:rPr>
+              <m:t>ω</m:t>
+            </m:r>
+          </m:e>
+          <m:sub>
+            <m:r>
+              <w:rPr>
+                <w:rFonts w:ascii="Cambria Math" w:hAnsi="Cambria Math"/>
+                <w:lang w:val="en-US"/>
+              </w:rPr>
+              <m:t>cvt</m:t>
+            </m:r>
+            <m:r>
+              <w:rPr>
+                <w:rFonts w:ascii="Cambria Math" w:hAnsi="Cambria Math"/>
+              </w:rPr>
+              <m:t>_</m:t>
+            </m:r>
+            <m:r>
+              <w:rPr>
+                <w:rFonts w:ascii="Cambria Math" w:hAnsi="Cambria Math"/>
+                <w:lang w:val="en-US"/>
+              </w:rPr>
+              <m:t>in</m:t>
+            </m:r>
+          </m:sub>
+        </m:sSub>
+        <m:r>
+          <w:rPr>
+            <w:rFonts w:ascii="Cambria Math" w:eastAsia="Calibri" w:hAnsi="Cambria Math" w:cs="Times New Roman"/>
+            <w:szCs w:val="24"/>
+          </w:rPr>
+          <m:t>,</m:t>
+        </m:r>
+        <m:sSub>
+          <m:sSubPr>
+            <m:ctrlPr>
+              <w:rPr>
+                <w:rFonts w:ascii="Cambria Math" w:eastAsia="Calibri" w:hAnsi="Cambria Math" w:cs="Times New Roman"/>
+                <w:i/>
+                <w:szCs w:val="24"/>
+                <w:lang w:val="en-US"/>
+              </w:rPr>
+            </m:ctrlPr>
+          </m:sSubPr>
+          <m:e>
+            <m:r>
+              <w:rPr>
+                <w:rFonts w:ascii="Cambria Math" w:hAnsi="Cambria Math"/>
+                <w:i/>
+                <w:lang w:val="en-US"/>
+              </w:rPr>
+              <w:sym w:font="Symbol" w:char="F068"/>
+            </m:r>
+          </m:e>
+          <m:sub>
+            <m:r>
+              <w:rPr>
+                <w:rFonts w:ascii="Cambria Math" w:hAnsi="Cambria Math"/>
+                <w:lang w:val="en-US"/>
+              </w:rPr>
+              <m:t>cvt</m:t>
+            </m:r>
+          </m:sub>
+        </m:sSub>
+        <m:r>
+          <w:rPr>
+            <w:rFonts w:ascii="Cambria Math" w:eastAsia="Calibri" w:hAnsi="Cambria Math" w:cs="Times New Roman"/>
+            <w:szCs w:val="24"/>
+          </w:rPr>
+          <m:t xml:space="preserve"> </m:t>
+        </m:r>
+        <m:r>
+          <w:rPr>
+            <w:rFonts w:ascii="Cambria Math" w:eastAsia="Calibri" w:hAnsi="Cambria Math" w:cs="Times New Roman"/>
+            <w:szCs w:val="24"/>
+          </w:rPr>
+          <m:t xml:space="preserve">и </m:t>
+        </m:r>
+        <m:sSub>
+          <m:sSubPr>
+            <m:ctrlPr>
+              <w:rPr>
+                <w:rFonts w:ascii="Cambria Math" w:eastAsia="Calibri" w:hAnsi="Cambria Math" w:cs="Times New Roman"/>
+                <w:i/>
+                <w:szCs w:val="24"/>
+                <w:lang w:val="en-US"/>
+              </w:rPr>
+            </m:ctrlPr>
+          </m:sSubPr>
+          <m:e>
+            <m:r>
+              <w:rPr>
+                <w:rFonts w:ascii="Cambria Math" w:hAnsi="Cambria Math"/>
+                <w:lang w:val="en-US"/>
+              </w:rPr>
+              <m:t>T</m:t>
+            </m:r>
+          </m:e>
+          <m:sub>
+            <m:r>
+              <w:rPr>
+                <w:rFonts w:ascii="Cambria Math" w:hAnsi="Cambria Math"/>
+                <w:lang w:val="en-US"/>
+              </w:rPr>
+              <m:t>cvt</m:t>
+            </m:r>
+            <m:r>
+              <w:rPr>
+                <w:rFonts w:ascii="Cambria Math" w:hAnsi="Cambria Math"/>
+              </w:rPr>
+              <m:t>_</m:t>
+            </m:r>
+            <m:r>
+              <w:rPr>
+                <w:rFonts w:ascii="Cambria Math" w:hAnsi="Cambria Math"/>
+                <w:lang w:val="en-US"/>
+              </w:rPr>
+              <m:t>in</m:t>
+            </m:r>
+          </m:sub>
+        </m:sSub>
+      </m:oMath>
+      <w:r>
+        <w:rPr>
+          <w:rFonts w:eastAsiaTheme="minorEastAsia"/>
+          <w:szCs w:val="24"/>
+        </w:rPr>
+        <w:t xml:space="preserve"> для каждого передаточного числа.</w:t>
       </w:r>
     </w:p>
     <w:p>
@@ -8048,17 +10252,137 @@
         <w:pStyle w:val="a1"/>
         <w:numPr>
           <w:ilvl w:val="0"/>
-          <w:numId w:val="21"/>
+          <w:numId w:val="27"/>
         </w:numPr>
       </w:pPr>
       <w:r>
-        <w:t>NEDC Extra-Urban</w:t>
-      </w:r>
-      <w:r>
-        <w:t xml:space="preserve"> </w:t>
-      </w:r>
-      <w:r>
-        <w:t>– европейский загородный режим (средняя скорость ~62 км/ч, максимальная 120 км/ч), включает участки постоянной скорости 50, 70, 90 и 120 км/ч.</w:t>
+        <w:t xml:space="preserve">Перебор всевозможных крутящих моментов </w:t>
+      </w:r>
+      <m:oMath>
+        <m:sSub>
+          <m:sSubPr>
+            <m:ctrlPr>
+              <w:rPr>
+                <w:rFonts w:ascii="Cambria Math" w:eastAsia="Calibri" w:hAnsi="Cambria Math" w:cs="Times New Roman"/>
+                <w:i/>
+                <w:szCs w:val="24"/>
+                <w:lang w:val="en-US"/>
+              </w:rPr>
+            </m:ctrlPr>
+          </m:sSubPr>
+          <m:e>
+            <m:r>
+              <w:rPr>
+                <w:rFonts w:ascii="Cambria Math" w:hAnsi="Cambria Math"/>
+                <w:lang w:val="en-US"/>
+              </w:rPr>
+              <m:t>T</m:t>
+            </m:r>
+          </m:e>
+          <m:sub>
+            <m:r>
+              <w:rPr>
+                <w:rFonts w:ascii="Cambria Math" w:hAnsi="Cambria Math"/>
+              </w:rPr>
+              <m:t>двс</m:t>
+            </m:r>
+          </m:sub>
+        </m:sSub>
+      </m:oMath>
+      <w:r>
+        <w:rPr>
+          <w:rFonts w:eastAsiaTheme="minorEastAsia"/>
+          <w:szCs w:val="24"/>
+        </w:rPr>
+        <w:t xml:space="preserve"> – определение </w:t>
+      </w:r>
+      <m:oMath>
+        <m:sSub>
+          <m:sSubPr>
+            <m:ctrlPr>
+              <w:rPr>
+                <w:rFonts w:ascii="Cambria Math" w:eastAsia="Calibri" w:hAnsi="Cambria Math" w:cs="Times New Roman"/>
+                <w:i/>
+                <w:szCs w:val="24"/>
+                <w:lang w:val="en-US"/>
+              </w:rPr>
+            </m:ctrlPr>
+          </m:sSubPr>
+          <m:e>
+            <m:r>
+              <w:rPr>
+                <w:rFonts w:ascii="Cambria Math" w:hAnsi="Cambria Math"/>
+                <w:lang w:val="en-US"/>
+              </w:rPr>
+              <m:t>T</m:t>
+            </m:r>
+          </m:e>
+          <m:sub>
+            <m:r>
+              <w:rPr>
+                <w:rFonts w:ascii="Cambria Math" w:hAnsi="Cambria Math"/>
+              </w:rPr>
+              <m:t>м</m:t>
+            </m:r>
+            <m:r>
+              <w:rPr>
+                <w:rFonts w:ascii="Cambria Math" w:hAnsi="Cambria Math"/>
+              </w:rPr>
+              <m:t>г</m:t>
+            </m:r>
+          </m:sub>
+        </m:sSub>
+        <m:r>
+          <w:rPr>
+            <w:rFonts w:ascii="Cambria Math" w:eastAsia="Calibri" w:hAnsi="Cambria Math" w:cs="Times New Roman"/>
+            <w:szCs w:val="24"/>
+          </w:rPr>
+          <m:t xml:space="preserve">, </m:t>
+        </m:r>
+        <m:r>
+          <w:rPr>
+            <w:rFonts w:ascii="Cambria Math" w:eastAsia="Calibri" w:hAnsi="Cambria Math" w:cs="Times New Roman"/>
+            <w:szCs w:val="24"/>
+            <w:lang w:val="en-US"/>
+          </w:rPr>
+          <m:t>Q</m:t>
+        </m:r>
+        <m:r>
+          <w:rPr>
+            <w:rFonts w:ascii="Cambria Math" w:eastAsia="Calibri" w:hAnsi="Cambria Math" w:cs="Times New Roman"/>
+            <w:szCs w:val="24"/>
+          </w:rPr>
+          <m:t xml:space="preserve"> </m:t>
+        </m:r>
+        <m:r>
+          <w:rPr>
+            <w:rFonts w:ascii="Cambria Math" w:eastAsia="Calibri" w:hAnsi="Cambria Math" w:cs="Times New Roman"/>
+            <w:szCs w:val="24"/>
+          </w:rPr>
+          <m:t xml:space="preserve">и </m:t>
+        </m:r>
+        <m:r>
+          <w:rPr>
+            <w:rFonts w:ascii="Cambria Math" w:eastAsia="Calibri" w:hAnsi="Cambria Math" w:cs="Times New Roman"/>
+            <w:szCs w:val="24"/>
+            <w:lang w:val="en-US"/>
+          </w:rPr>
+          <m:t>E</m:t>
+        </m:r>
+      </m:oMath>
+      <w:r>
+        <w:rPr>
+          <w:rFonts w:eastAsiaTheme="minorEastAsia"/>
+          <w:szCs w:val="24"/>
+        </w:rPr>
+        <w:t xml:space="preserve"> для каждого значения крутящего момента для каждого значения пере</w:t>
+      </w:r>
+      <w:r>
+        <w:rPr>
+          <w:rFonts w:eastAsiaTheme="minorEastAsia"/>
+          <w:szCs w:val="24"/>
+        </w:rPr>
+        <w:t>даточного числа.</w:t>
       </w:r>
     </w:p>
     <w:p>
@@ -8066,96 +10390,375 @@
         <w:pStyle w:val="a1"/>
         <w:numPr>
           <w:ilvl w:val="0"/>
-          <w:numId w:val="21"/>
+          <w:numId w:val="27"/>
         </w:numPr>
       </w:pPr>
       <w:r>
-        <w:t>WLTC Medium / High / Extra-High</w:t>
-      </w:r>
-      <w:r>
+        <w:rPr>
+          <w:rFonts w:eastAsiaTheme="minorEastAsia"/>
+          <w:szCs w:val="24"/>
+        </w:rPr>
+        <w:t xml:space="preserve">Для найденного минимального значения обобщенного расхода топлива среди всех возможных в данной точке </w:t>
+      </w:r>
+      <m:oMath>
+        <m:r>
+          <w:rPr>
+            <w:rFonts w:ascii="Cambria Math" w:eastAsia="Calibri" w:hAnsi="Cambria Math" w:cs="Times New Roman"/>
+            <w:szCs w:val="24"/>
+            <w:lang w:val="en-US"/>
+          </w:rPr>
+          <m:t>i</m:t>
+        </m:r>
+      </m:oMath>
+      <w:r>
+        <w:rPr>
+          <w:rFonts w:eastAsiaTheme="minorEastAsia"/>
+          <w:szCs w:val="24"/>
+        </w:rPr>
         <w:t xml:space="preserve"> </w:t>
       </w:r>
       <w:r>
-        <w:t>– три верхних подцикла WLT</w:t>
-      </w:r>
-      <w:r>
-        <w:rPr>
-          <w:lang w:val="en-US"/>
-        </w:rPr>
-        <w:t>C</w:t>
-      </w:r>
-      <w:r>
-        <w:t>: диапазоны скоростей до 76, 97 и 131 км/ч соответственно. Обладают реалистичными ускорениями на подъёмах и замедлениями перед съездами.</w:t>
-      </w:r>
-    </w:p>
-    <w:p/>
-    <w:p>
-      <w:pPr>
-        <w:pStyle w:val="2"/>
-        <w:rPr>
-          <w:lang w:val="en-US"/>
-        </w:rPr>
-      </w:pPr>
-      <w:r>
-        <w:t>Смешанные циклы (</w:t>
-      </w:r>
-      <w:r>
-        <w:rPr>
-          <w:lang w:val="en-US"/>
-        </w:rPr>
-        <w:t>Combined driving</w:t>
-      </w:r>
-      <w:r>
-        <w:t>)</w:t>
-      </w:r>
-    </w:p>
-    <w:p>
-      <w:pPr>
-        <w:rPr>
-          <w:lang w:val="en-US"/>
-        </w:rPr>
-      </w:pPr>
-    </w:p>
-    <w:p>
-      <w:r>
-        <w:t>Данные циклы объединяют городские и загородные участки, а также имитируют резкий стиль вождения с быстрыми разгонами и интенсивными торможениями</w:t>
-      </w:r>
-      <w:r>
-        <w:t>:</w:t>
-      </w:r>
+        <w:rPr>
+          <w:rFonts w:eastAsiaTheme="minorEastAsia"/>
+          <w:szCs w:val="24"/>
+        </w:rPr>
+        <w:t xml:space="preserve">ездового цикла запись значений </w:t>
+      </w:r>
+      <m:oMath>
+        <m:sSub>
+          <m:sSubPr>
+            <m:ctrlPr>
+              <w:rPr>
+                <w:rFonts w:ascii="Cambria Math" w:eastAsia="Calibri" w:hAnsi="Cambria Math" w:cs="Times New Roman"/>
+                <w:i/>
+                <w:szCs w:val="24"/>
+                <w:lang w:val="en-US"/>
+              </w:rPr>
+            </m:ctrlPr>
+          </m:sSubPr>
+          <m:e>
+            <m:r>
+              <w:rPr>
+                <w:rFonts w:ascii="Cambria Math" w:hAnsi="Cambria Math"/>
+                <w:lang w:val="en-US"/>
+              </w:rPr>
+              <m:t>J</m:t>
+            </m:r>
+          </m:e>
+          <m:sub>
+            <m:r>
+              <w:rPr>
+                <w:rFonts w:ascii="Cambria Math" w:eastAsia="Calibri" w:hAnsi="Cambria Math" w:cs="Times New Roman"/>
+                <w:szCs w:val="24"/>
+                <w:lang w:val="en-US"/>
+              </w:rPr>
+              <m:t>i</m:t>
+            </m:r>
+          </m:sub>
+        </m:sSub>
+        <m:r>
+          <w:rPr>
+            <w:rFonts w:ascii="Cambria Math" w:eastAsia="Calibri" w:hAnsi="Cambria Math" w:cs="Times New Roman"/>
+            <w:szCs w:val="24"/>
+          </w:rPr>
+          <m:t>,</m:t>
+        </m:r>
+        <m:sSub>
+          <m:sSubPr>
+            <m:ctrlPr>
+              <w:rPr>
+                <w:rFonts w:ascii="Cambria Math" w:eastAsia="Calibri" w:hAnsi="Cambria Math" w:cs="Times New Roman"/>
+                <w:i/>
+                <w:szCs w:val="24"/>
+                <w:lang w:val="en-US"/>
+              </w:rPr>
+            </m:ctrlPr>
+          </m:sSubPr>
+          <m:e>
+            <m:r>
+              <w:rPr>
+                <w:rFonts w:ascii="Cambria Math" w:hAnsi="Cambria Math"/>
+                <w:lang w:val="en-US"/>
+              </w:rPr>
+              <m:t>Q</m:t>
+            </m:r>
+          </m:e>
+          <m:sub>
+            <m:r>
+              <w:rPr>
+                <w:rFonts w:ascii="Cambria Math" w:hAnsi="Cambria Math"/>
+                <w:lang w:val="en-US"/>
+              </w:rPr>
+              <m:t>i</m:t>
+            </m:r>
+          </m:sub>
+        </m:sSub>
+        <m:r>
+          <w:rPr>
+            <w:rFonts w:ascii="Cambria Math" w:eastAsia="Calibri" w:hAnsi="Cambria Math" w:cs="Times New Roman"/>
+            <w:szCs w:val="24"/>
+          </w:rPr>
+          <m:t xml:space="preserve"> </m:t>
+        </m:r>
+        <m:r>
+          <w:rPr>
+            <w:rFonts w:ascii="Cambria Math" w:eastAsia="Calibri" w:hAnsi="Cambria Math" w:cs="Times New Roman"/>
+            <w:szCs w:val="24"/>
+          </w:rPr>
+          <m:t xml:space="preserve">и </m:t>
+        </m:r>
+        <m:sSub>
+          <m:sSubPr>
+            <m:ctrlPr>
+              <w:rPr>
+                <w:rFonts w:ascii="Cambria Math" w:eastAsia="Calibri" w:hAnsi="Cambria Math" w:cs="Times New Roman"/>
+                <w:i/>
+                <w:szCs w:val="24"/>
+                <w:lang w:val="en-US"/>
+              </w:rPr>
+            </m:ctrlPr>
+          </m:sSubPr>
+          <m:e>
+            <m:r>
+              <w:rPr>
+                <w:rFonts w:ascii="Cambria Math" w:hAnsi="Cambria Math"/>
+                <w:lang w:val="en-US"/>
+              </w:rPr>
+              <m:t>E</m:t>
+            </m:r>
+          </m:e>
+          <m:sub>
+            <m:r>
+              <w:rPr>
+                <w:rFonts w:ascii="Cambria Math" w:hAnsi="Cambria Math"/>
+                <w:lang w:val="en-US"/>
+              </w:rPr>
+              <m:t>i</m:t>
+            </m:r>
+          </m:sub>
+        </m:sSub>
+      </m:oMath>
     </w:p>
     <w:p>
       <w:pPr>
         <w:pStyle w:val="a1"/>
         <w:numPr>
           <w:ilvl w:val="0"/>
-          <w:numId w:val="23"/>
+          <w:numId w:val="27"/>
         </w:numPr>
       </w:pPr>
       <w:r>
+        <w:rPr>
+          <w:rFonts w:eastAsiaTheme="minorEastAsia"/>
+          <w:szCs w:val="24"/>
+        </w:rPr>
+        <w:t xml:space="preserve">Суммирование значений </w:t>
+      </w:r>
+      <m:oMath>
+        <m:sSub>
+          <m:sSubPr>
+            <m:ctrlPr>
+              <w:rPr>
+                <w:rFonts w:ascii="Cambria Math" w:eastAsia="Calibri" w:hAnsi="Cambria Math" w:cs="Times New Roman"/>
+                <w:i/>
+                <w:szCs w:val="24"/>
+                <w:lang w:val="en-US"/>
+              </w:rPr>
+            </m:ctrlPr>
+          </m:sSubPr>
+          <m:e>
+            <m:r>
+              <w:rPr>
+                <w:rFonts w:ascii="Cambria Math" w:hAnsi="Cambria Math"/>
+                <w:lang w:val="en-US"/>
+              </w:rPr>
+              <m:t>J</m:t>
+            </m:r>
+          </m:e>
+          <m:sub>
+            <m:r>
+              <w:rPr>
+                <w:rFonts w:ascii="Cambria Math" w:eastAsia="Calibri" w:hAnsi="Cambria Math" w:cs="Times New Roman"/>
+                <w:szCs w:val="24"/>
+                <w:lang w:val="en-US"/>
+              </w:rPr>
+              <m:t>i</m:t>
+            </m:r>
+          </m:sub>
+        </m:sSub>
+        <m:r>
+          <w:rPr>
+            <w:rFonts w:ascii="Cambria Math" w:eastAsia="Calibri" w:hAnsi="Cambria Math" w:cs="Times New Roman"/>
+            <w:szCs w:val="24"/>
+          </w:rPr>
+          <m:t>,</m:t>
+        </m:r>
+        <m:sSub>
+          <m:sSubPr>
+            <m:ctrlPr>
+              <w:rPr>
+                <w:rFonts w:ascii="Cambria Math" w:eastAsia="Calibri" w:hAnsi="Cambria Math" w:cs="Times New Roman"/>
+                <w:i/>
+                <w:szCs w:val="24"/>
+                <w:lang w:val="en-US"/>
+              </w:rPr>
+            </m:ctrlPr>
+          </m:sSubPr>
+          <m:e>
+            <m:r>
+              <w:rPr>
+                <w:rFonts w:ascii="Cambria Math" w:hAnsi="Cambria Math"/>
+                <w:lang w:val="en-US"/>
+              </w:rPr>
+              <m:t>Q</m:t>
+            </m:r>
+          </m:e>
+          <m:sub>
+            <m:r>
+              <w:rPr>
+                <w:rFonts w:ascii="Cambria Math" w:hAnsi="Cambria Math"/>
+                <w:lang w:val="en-US"/>
+              </w:rPr>
+              <m:t>i</m:t>
+            </m:r>
+          </m:sub>
+        </m:sSub>
+        <m:r>
+          <w:rPr>
+            <w:rFonts w:ascii="Cambria Math" w:eastAsia="Calibri" w:hAnsi="Cambria Math" w:cs="Times New Roman"/>
+            <w:szCs w:val="24"/>
+          </w:rPr>
+          <m:t xml:space="preserve"> </m:t>
+        </m:r>
+        <m:r>
+          <w:rPr>
+            <w:rFonts w:ascii="Cambria Math" w:eastAsia="Calibri" w:hAnsi="Cambria Math" w:cs="Times New Roman"/>
+            <w:szCs w:val="24"/>
+          </w:rPr>
+          <m:t xml:space="preserve">и </m:t>
+        </m:r>
+        <m:sSub>
+          <m:sSubPr>
+            <m:ctrlPr>
+              <w:rPr>
+                <w:rFonts w:ascii="Cambria Math" w:eastAsia="Calibri" w:hAnsi="Cambria Math" w:cs="Times New Roman"/>
+                <w:i/>
+                <w:szCs w:val="24"/>
+                <w:lang w:val="en-US"/>
+              </w:rPr>
+            </m:ctrlPr>
+          </m:sSubPr>
+          <m:e>
+            <m:r>
+              <w:rPr>
+                <w:rFonts w:ascii="Cambria Math" w:hAnsi="Cambria Math"/>
+                <w:lang w:val="en-US"/>
+              </w:rPr>
+              <m:t>E</m:t>
+            </m:r>
+          </m:e>
+          <m:sub>
+            <m:r>
+              <w:rPr>
+                <w:rFonts w:ascii="Cambria Math" w:hAnsi="Cambria Math"/>
+                <w:lang w:val="en-US"/>
+              </w:rPr>
+              <m:t>i</m:t>
+            </m:r>
+          </m:sub>
+        </m:sSub>
+      </m:oMath>
+      <w:r>
+        <w:rPr>
+          <w:rFonts w:eastAsiaTheme="minorEastAsia"/>
+          <w:szCs w:val="24"/>
+        </w:rPr>
+        <w:t xml:space="preserve"> при прохождении цикла – определение итоговых реального расхода топлива </w:t>
+      </w:r>
+      <m:oMath>
+        <m:r>
+          <w:rPr>
+            <w:rFonts w:ascii="Cambria Math" w:eastAsia="Calibri" w:hAnsi="Cambria Math" w:cs="Times New Roman"/>
+            <w:szCs w:val="24"/>
+            <w:lang w:val="en-US"/>
+          </w:rPr>
+          <m:t>Q</m:t>
+        </m:r>
+      </m:oMath>
+      <w:r>
+        <w:rPr>
+          <w:rFonts w:eastAsiaTheme="minorEastAsia"/>
+          <w:szCs w:val="24"/>
+        </w:rPr>
+        <w:t xml:space="preserve"> и емкости батареи </w:t>
+      </w:r>
+      <w:r>
+        <w:rPr>
+          <w:rFonts w:eastAsiaTheme="minorEastAsia"/>
+          <w:szCs w:val="24"/>
+          <w:lang w:val="en-US"/>
+        </w:rPr>
+        <w:t>SOC</w:t>
+      </w:r>
+      <w:r>
+        <w:rPr>
+          <w:rFonts w:eastAsiaTheme="minorEastAsia"/>
+          <w:szCs w:val="24"/>
+        </w:rPr>
+        <w:t>.</w:t>
+      </w:r>
+    </w:p>
+    <w:p>
+      <w:pPr>
+        <w:pStyle w:val="2"/>
+      </w:pPr>
+      <w:bookmarkStart w:id="15" w:name="_Toc230557721"/>
+      <w:r>
         <w:lastRenderedPageBreak/>
-        <w:t>US06</w:t>
-      </w:r>
-      <w:r>
-        <w:t xml:space="preserve"> </w:t>
-      </w:r>
-      <w:r>
-        <w:t>– американский «агрессивный» дополнительный цикл, имитирующий движение по автомагистрали с частыми ускорениями и торможениями (макс</w:t>
-      </w:r>
-      <w:r>
-        <w:t>имальное</w:t>
-      </w:r>
-      <w:r>
-        <w:t xml:space="preserve"> </w:t>
-      </w:r>
-      <w:r>
-        <w:t>ускорение</w:t>
-      </w:r>
-      <w:r>
-        <w:t xml:space="preserve"> выше</w:t>
-      </w:r>
-      <w:r>
-        <w:t xml:space="preserve"> 3 м/с², средняя скорость ~77 км/ч).</w:t>
+        <w:t>Описание системы управления гибридной трансмиссии при моделировании движения автомобиля</w:t>
+      </w:r>
+      <w:bookmarkEnd w:id="15"/>
+    </w:p>
+    <w:p/>
+    <w:p>
+      <w:r>
+        <w:t>Управление силовой установкой построено на разделении режимов работы в зависимости от потребной тяги и скорости движения. В рамках модели реализованы три основных состояния: стоянка, тяговый режим (движение с положительной потребной силой) и режим рекуперативного торможения (отрицательная потребная сила). Переключение между ними происходит автоматически на каждом шаге интегрирования.</w:t>
+      </w:r>
+    </w:p>
+    <w:p>
+      <w:pPr>
+        <w:pStyle w:val="a2"/>
+      </w:pPr>
+      <w:r>
+        <w:t>Режим стоянки</w:t>
+      </w:r>
+    </w:p>
+    <w:p>
+      <w:r>
+        <w:t>При полной остановке автомобиля двигатель внутреннего сгорания полностью заглушается – подача топлива прекращается, сцепление разомкнуто. Электромотор также не вращается. В этом состоянии энергопотребление отсутствует, что имитирует работу системы «старт-стоп», характерной для мягких гибридов. При возобновлении движения запуск ДВС осуществляется за счёт штатного стартер-генератора (не входящего в состав мягкого гибрида, что оговорено в разделе характеристик автомобиля).</w:t>
+      </w:r>
+    </w:p>
+    <w:p>
+      <w:pPr>
+        <w:pStyle w:val="a2"/>
+      </w:pPr>
+      <w:r>
+        <w:t>Тяговый режим</w:t>
+      </w:r>
+    </w:p>
+    <w:p>
+      <w:r>
+        <w:t>Когда требуемая сила тяги положительна, сцепление замкнуто, и ДВС с МГ вращают общий входной вал вариатора, работая на одинаковых оборотах. Управляющий алгоритм распределяет крутящий момент между ними таким образом, чтобы минимизировать обобщённый расход топлива (компромисс между непосредственным расходом бензина и энергетической стоимостью использования батареи).</w:t>
+      </w:r>
+    </w:p>
+    <w:p>
+      <w:r>
+        <w:t>ДВС работает постоянно (не отключается), но его момент может быть снижен до небольшого дежурного значения (порядка 10 Нм). Это позволяет избегать частых запусков и гарантирует готовность к быстрому набору нагрузки.</w:t>
+      </w:r>
+    </w:p>
+    <w:p>
+      <w:r>
+        <w:t>Мотор-генератор (МГ) в зависимости от ситуации выполняет одну из двух ролей:</w:t>
       </w:r>
     </w:p>
     <w:p>
@@ -8163,11 +10766,12 @@
         <w:pStyle w:val="a1"/>
         <w:numPr>
           <w:ilvl w:val="0"/>
-          <w:numId w:val="23"/>
+          <w:numId w:val="30"/>
         </w:numPr>
       </w:pPr>
       <w:r>
-        <w:t>JC08 – японский цикл, применялся для легковых автомобилей до 2018 г. Характеризуется очень плавным, экономичным стилем, но при этом содержит множество кратковременных остановок.</w:t>
+        <w:lastRenderedPageBreak/>
+        <w:t>Режим «буст» (помощь): если требуемый момент на входе вариатора превышает текущий момент ДВС, МГ добавляет недостающий крутящий момент, питаясь от батареи. Это позволяет разгрузить ДВС на пиках нагрузки и снизить его удельный расход.</w:t>
       </w:r>
     </w:p>
     <w:p>
@@ -8175,69 +10779,52 @@
         <w:pStyle w:val="a1"/>
         <w:numPr>
           <w:ilvl w:val="0"/>
-          <w:numId w:val="23"/>
+          <w:numId w:val="30"/>
         </w:numPr>
       </w:pPr>
       <w:r>
-        <w:t>WLTC (все фазы Low</w:t>
+        <w:t>Режим генерации (подзарядка): если требуемый момент ниже момента, вырабатываемого ДВС, избыточная мощность направляется на вращение МГ в генераторном режиме, заряжая батарею. Такая ситуация возникает, когда ДВС по условиям эффективности вынужден работать в зоне повышенного момента, а автомобилю требуется меньшее усилие.</w:t>
+      </w:r>
+    </w:p>
+    <w:p>
+      <w:r>
+        <w:t>Выбор конкретного распределения момента между ДВС и МГ определяется величиной эквивалентного фактора, который зависит от текущего уровня заряда батареи (SOC). При низком SOC генераторный режим становится предпочтительнее (энергия из батареи дорога), при высоком – поощряется работа МГ в моторном режиме для разряда.</w:t>
+      </w:r>
+    </w:p>
+    <w:p>
+      <w:pPr>
+        <w:pStyle w:val="a2"/>
+      </w:pPr>
+      <w:r>
+        <w:t>Режим рекуперативного торможения</w:t>
+      </w:r>
+    </w:p>
+    <w:p>
+      <w:r>
+        <w:t>При отрицательной потребной силе (торможение или движение накатом) подача топлива в ДВС полностью прекращается, однако сцепление остаётся замкнутым. Коленчатый вал ДВС продолжает вращаться за счёт кинетической энергии автомобиля, создавая небольшой тормозной момент (насосные и механические потери). Величина этого момента моделируется упрощённо как линейно зависящая от оборотов.</w:t>
+      </w:r>
+    </w:p>
+    <w:p>
+      <w:r>
+        <w:t>Электромотор переводится в</w:t>
       </w:r>
       <w:r>
         <w:t xml:space="preserve"> </w:t>
       </w:r>
       <w:r>
-        <w:t>+</w:t>
+        <w:t>генераторный режим</w:t>
       </w:r>
       <w:r>
         <w:t xml:space="preserve"> </w:t>
       </w:r>
       <w:r>
-        <w:t>Medium</w:t>
-      </w:r>
-      <w:r>
-        <w:t xml:space="preserve"> </w:t>
-      </w:r>
-      <w:r>
-        <w:t>+</w:t>
-      </w:r>
-      <w:r>
-        <w:t xml:space="preserve"> </w:t>
-      </w:r>
-      <w:r>
-        <w:t>High</w:t>
-      </w:r>
-      <w:r>
-        <w:t xml:space="preserve"> </w:t>
-      </w:r>
-      <w:r>
-        <w:t>+</w:t>
-      </w:r>
-      <w:r>
-        <w:t xml:space="preserve"> </w:t>
-      </w:r>
-      <w:r>
-        <w:t>Extra-High) – полный глобальный цикл длительностью 1800 секунд, считается смешанным и является основным для современной сертификации.</w:t>
-      </w:r>
-    </w:p>
-    <w:p>
-      <w:pPr>
-        <w:ind w:firstLine="0"/>
-      </w:pPr>
-    </w:p>
-    <w:p>
-      <w:pPr>
-        <w:pStyle w:val="2"/>
-      </w:pPr>
-      <w:r>
-        <w:t>Специализированные циклы</w:t>
-      </w:r>
-    </w:p>
-    <w:p/>
-    <w:p>
-      <w:r>
-        <w:t>К этой группе относят циклы, созданные для более точного приближения к реальным дорожным условиям либо для специфических транспортных средств</w:t>
-      </w:r>
-      <w:r>
-        <w:t>:</w:t>
+        <w:t>и создаёт отрицательный (тормозной) момент на общем валу. Управляющий алгоритм подбирает такую величину этого момента, чтобы суммарный тормозной момент (со стороны ДВС и МГ) точно соответствовал потребному (с учётом инерции). При этом максимизируется возврат энергии в батарею: чем больше отрицательного момента берёт на себя МГ (вместо механических тормозов), тем выше рекуперация. Однако существуют ограничения – МГ не может создавать тормозной момент больше своего максимального генераторного момента при данных оборотах.</w:t>
+      </w:r>
+    </w:p>
+    <w:p>
+      <w:r>
+        <w:lastRenderedPageBreak/>
+        <w:t>Сцепление в этом режиме не размыкается по двум причинам:</w:t>
       </w:r>
     </w:p>
     <w:p>
@@ -8245,17 +10832,11 @@
         <w:pStyle w:val="a1"/>
         <w:numPr>
           <w:ilvl w:val="0"/>
-          <w:numId w:val="25"/>
+          <w:numId w:val="31"/>
         </w:numPr>
       </w:pPr>
       <w:r>
-        <w:t>CADC</w:t>
-      </w:r>
-      <w:r>
-        <w:t xml:space="preserve"> </w:t>
-      </w:r>
-      <w:r>
-        <w:t>– европейский цикл, включающий три режима: городской, загородный и автомагистральный. Отличается высокими ускорениями (до 1,2 м/с²) и длительностью до 3100 секунд. Применяется для научных исследований.</w:t>
+        <w:t>Плавность переходов. При замкнутом сцеплении после завершения торможения для перехода в тягу достаточно просто возобновить подачу топлива и изменить знак момента МГ. Размыкание потребовало бы повторного запуска ДВС и синхронизации оборотов, что ухудшило бы динамику и комфорт.</w:t>
       </w:r>
     </w:p>
     <w:p>
@@ -8263,303 +10844,145 @@
         <w:pStyle w:val="a1"/>
         <w:numPr>
           <w:ilvl w:val="0"/>
-          <w:numId w:val="25"/>
+          <w:numId w:val="31"/>
         </w:numPr>
       </w:pPr>
       <w:r>
-        <w:t>RDE</w:t>
-      </w:r>
-      <w:r>
+        <w:t>Учёт торможения двигателем. Оставленный вращающимся ДВС создаёт дополнительное замедление, что в реальных условиях разгружает механическую тормозную систему и не противоречит логике мягкого гибрида (обычно не имеющего отдельного электромотора на задней оси).</w:t>
+      </w:r>
+    </w:p>
+    <w:p>
+      <w:pPr>
+        <w:pStyle w:val="a2"/>
+      </w:pPr>
+      <w:r>
+        <w:t>Обобщённая логика принятия решений</w:t>
+      </w:r>
+    </w:p>
+    <w:p>
+      <w:r>
+        <w:t>На каждом шаге моделирования система оценивает требуемый момент на колёсах и на основе сравнения с нулём определяет режим. В тяговом режиме выполняется поиск оптимальной пары (</w:t>
+      </w:r>
+      <m:oMath>
+        <m:sSub>
+          <m:sSubPr>
+            <m:ctrlPr>
+              <w:rPr>
+                <w:rFonts w:ascii="Cambria Math" w:eastAsia="Calibri" w:hAnsi="Cambria Math" w:cs="Times New Roman"/>
+                <w:i/>
+                <w:szCs w:val="24"/>
+                <w:lang w:val="en-US"/>
+              </w:rPr>
+            </m:ctrlPr>
+          </m:sSubPr>
+          <m:e>
+            <m:r>
+              <w:rPr>
+                <w:rFonts w:ascii="Cambria Math" w:hAnsi="Cambria Math"/>
+                <w:lang w:val="en-US"/>
+              </w:rPr>
+              <m:t>T</m:t>
+            </m:r>
+          </m:e>
+          <m:sub>
+            <m:r>
+              <w:rPr>
+                <w:rFonts w:ascii="Cambria Math" w:hAnsi="Cambria Math"/>
+              </w:rPr>
+              <m:t>д</m:t>
+            </m:r>
+            <m:r>
+              <w:rPr>
+                <w:rFonts w:ascii="Cambria Math" w:hAnsi="Cambria Math"/>
+              </w:rPr>
+              <m:t>вс</m:t>
+            </m:r>
+          </m:sub>
+        </m:sSub>
+      </m:oMath>
+      <w:r>
+        <w:rPr>
+          <w:rFonts w:eastAsiaTheme="minorEastAsia"/>
+          <w:szCs w:val="24"/>
+        </w:rPr>
+        <w:t xml:space="preserve"> и</w:t>
+      </w:r>
+      <w:r>
+        <w:rPr>
+          <w:rFonts w:eastAsiaTheme="minorEastAsia"/>
+          <w:szCs w:val="24"/>
+        </w:rPr>
         <w:t xml:space="preserve"> </w:t>
       </w:r>
-      <w:r>
-        <w:t>– не классический цикл как временной ряд, а процедура измерения выбросов на реальной дороге с использованием портативных анализаторов (PEMS). Траектория движения не фиксирована, но оценивается по нормализованным параметрам (скорость, ускорение, превышение высот). Является законодательным требованием в ЕС с 2017 г.</w:t>
-      </w:r>
-    </w:p>
-    <w:p>
-      <w:pPr>
-        <w:pStyle w:val="a1"/>
-        <w:numPr>
-          <w:ilvl w:val="0"/>
-          <w:numId w:val="25"/>
-        </w:numPr>
-      </w:pPr>
-      <w:r>
-        <w:t>HEV / EV циклы</w:t>
+      <m:oMath>
+        <m:sSub>
+          <m:sSubPr>
+            <m:ctrlPr>
+              <w:rPr>
+                <w:rFonts w:ascii="Cambria Math" w:eastAsia="Calibri" w:hAnsi="Cambria Math" w:cs="Times New Roman"/>
+                <w:i/>
+                <w:szCs w:val="24"/>
+                <w:lang w:val="en-US"/>
+              </w:rPr>
+            </m:ctrlPr>
+          </m:sSubPr>
+          <m:e>
+            <m:r>
+              <w:rPr>
+                <w:rFonts w:ascii="Cambria Math" w:hAnsi="Cambria Math"/>
+                <w:lang w:val="en-US"/>
+              </w:rPr>
+              <m:t>T</m:t>
+            </m:r>
+          </m:e>
+          <m:sub>
+            <m:r>
+              <w:rPr>
+                <w:rFonts w:ascii="Cambria Math" w:hAnsi="Cambria Math"/>
+              </w:rPr>
+              <m:t>м</m:t>
+            </m:r>
+            <m:r>
+              <w:rPr>
+                <w:rFonts w:ascii="Cambria Math" w:hAnsi="Cambria Math"/>
+              </w:rPr>
+              <m:t>г</m:t>
+            </m:r>
+          </m:sub>
+        </m:sSub>
+      </m:oMath>
+      <w:r>
+        <w:t>) при фиксированной частоте вращения вала (заданной текущей скоростью и выбранным передаточным числом CVT). В тормозном режиме ищется максимально возможная отрицательная мощность МГ (минимизация потерь). При нулевой скорости все агрегаты останавливаются.</w:t>
+      </w:r>
+    </w:p>
+    <w:p>
+      <w:r>
+        <w:t>Такая стратегия обеспечивает непрерывную работу сцепления (за исключением стоянки) и</w:t>
       </w:r>
       <w:r>
         <w:t xml:space="preserve"> </w:t>
       </w:r>
       <w:r>
-        <w:t>– специализированные циклы (например, H-Prius, JE05), адаптированные для учёта рекуперации и работы электротяги в электрических автомобилях</w:t>
-      </w:r>
-      <w:r>
-        <w:t xml:space="preserve"> и </w:t>
-      </w:r>
-      <w:r>
-        <w:t>подключаемых гибридах</w:t>
-      </w:r>
-      <w:r>
-        <w:t>.</w:t>
+        <w:t>автоматическое переключение ролей МГ</w:t>
+      </w:r>
+      <w:r>
+        <w:t xml:space="preserve"> </w:t>
+      </w:r>
+      <w:r>
+        <w:t>в зависимости от знака потребной мощности, что соответствует архитектуре параллельного мягкого гибрида с приводом на передние колёса.</w:t>
       </w:r>
     </w:p>
     <w:p/>
+    <w:p/>
     <w:p>
       <w:pPr>
         <w:pStyle w:val="2"/>
       </w:pPr>
-      <w:r>
-        <w:lastRenderedPageBreak/>
-        <w:t>Выбор репрезентативных ездовых циклов</w:t>
-      </w:r>
-    </w:p>
-    <w:p/>
-    <w:p>
-      <w:r>
-        <w:t>В</w:t>
-      </w:r>
-      <w:r>
-        <w:t xml:space="preserve"> рамках данной работы в качестве основного ездового цикла принимается полный цикл WLTC (Worldwide harmonized Light vehicles Test Cycle) класса 3 (для автомобилей с максимальной скоростью &gt;120 км/ч). Выбор обосновывается следующими факторами</w:t>
-      </w:r>
-      <w:r>
-        <w:t xml:space="preserve"> </w:t>
-      </w:r>
-      <w:r>
-        <w:rPr>
-          <w:lang w:val="en-US"/>
-        </w:rPr>
-        <w:t>[8]</w:t>
-      </w:r>
-      <w:r>
-        <w:t>:</w:t>
-      </w:r>
-    </w:p>
-    <w:p>
-      <w:pPr>
-        <w:pStyle w:val="a1"/>
-      </w:pPr>
-      <w:r>
-        <w:t>Репрезентативность</w:t>
-      </w:r>
-      <w:r>
-        <w:t xml:space="preserve"> </w:t>
-      </w:r>
-      <w:r>
-        <w:t>–</w:t>
-      </w:r>
-      <w:r>
-        <w:t xml:space="preserve"> </w:t>
-      </w:r>
-      <w:r>
-        <w:t>WLTC разработан на основе реальной статистики движения в Европе, США, Японии и Корее, что делает его глобальным стандартом.</w:t>
-      </w:r>
-    </w:p>
-    <w:p>
-      <w:pPr>
-        <w:pStyle w:val="a1"/>
-      </w:pPr>
-      <w:r>
-        <w:t>Четыре</w:t>
-      </w:r>
-      <w:r>
-        <w:t xml:space="preserve"> </w:t>
-      </w:r>
-      <w:r>
-        <w:t>подцикла</w:t>
-      </w:r>
-      <w:r>
-        <w:t xml:space="preserve"> </w:t>
-      </w:r>
-      <w:r>
-        <w:t>(</w:t>
-      </w:r>
-      <w:r>
-        <w:rPr>
-          <w:lang w:val="en-US"/>
-        </w:rPr>
-        <w:t>Low</w:t>
-      </w:r>
-      <w:r>
-        <w:t xml:space="preserve">, </w:t>
-      </w:r>
-      <w:r>
-        <w:rPr>
-          <w:lang w:val="en-US"/>
-        </w:rPr>
-        <w:t>Medium</w:t>
-      </w:r>
-      <w:r>
-        <w:t xml:space="preserve">, </w:t>
-      </w:r>
-      <w:r>
-        <w:rPr>
-          <w:lang w:val="en-US"/>
-        </w:rPr>
-        <w:t>High</w:t>
-      </w:r>
-      <w:r>
-        <w:t xml:space="preserve">, </w:t>
-      </w:r>
-      <w:r>
-        <w:rPr>
-          <w:lang w:val="en-US"/>
-        </w:rPr>
-        <w:t>Extra</w:t>
-      </w:r>
-      <w:r>
-        <w:t>-</w:t>
-      </w:r>
-      <w:r>
-        <w:rPr>
-          <w:lang w:val="en-US"/>
-        </w:rPr>
-        <w:t>High</w:t>
-      </w:r>
-      <w:r>
-        <w:t>)</w:t>
-      </w:r>
-      <w:r>
-        <w:t xml:space="preserve"> позволяют раздельно анализировать поведение мягкого гибрида в городских, загородных и трассовых условиях.</w:t>
-      </w:r>
-    </w:p>
-    <w:p>
-      <w:pPr>
-        <w:pStyle w:val="a1"/>
-      </w:pPr>
-      <w:r>
-        <w:t>Динамический профиль</w:t>
-      </w:r>
-      <w:r>
-        <w:t xml:space="preserve"> </w:t>
-      </w:r>
-      <w:r>
-        <w:t>– ускорения и замедления в WLTC соответствуют реально наблюдаемым значениям (до 1,5 м/с²), что даёт корректную оценку рекуперации.</w:t>
-      </w:r>
-    </w:p>
-    <w:p>
-      <w:pPr>
-        <w:pStyle w:val="a1"/>
-      </w:pPr>
-      <w:r>
-        <w:t>Юридическая значимость</w:t>
-      </w:r>
-      <w:r>
-        <w:t xml:space="preserve"> </w:t>
-      </w:r>
-      <w:r>
-        <w:t>– с 2017 года WLTC заменил NEDC в сертификационных процедурах Евросоюза, а также принят в большинстве других стран (Япония, Индия, Корея).</w:t>
-      </w:r>
-    </w:p>
-    <w:p>
-      <w:pPr>
-        <w:pStyle w:val="a1"/>
-      </w:pPr>
-      <w:r>
-        <w:t>Доступность данных</w:t>
-      </w:r>
-      <w:r>
-        <w:t xml:space="preserve"> </w:t>
-      </w:r>
-      <w:r>
-        <w:t>– временной ряд WLTC открыт и стандартизирован (скорость</w:t>
-      </w:r>
-      <w:r>
-        <w:t xml:space="preserve"> и</w:t>
-      </w:r>
-      <w:r>
-        <w:t xml:space="preserve"> время</w:t>
-      </w:r>
-      <w:r>
-        <w:t xml:space="preserve">) </w:t>
-      </w:r>
-      <w:r>
-        <w:t>[8]</w:t>
-      </w:r>
-      <w:r>
-        <w:t>.</w:t>
-      </w:r>
-    </w:p>
-    <w:p>
-      <w:r>
-        <w:t xml:space="preserve">Неподключаемым гибридам, к которым относится исследуемая в данной работе схема трансмиссии, позволяется проходить испытания по упомянутому циклу, однако с </w:t>
-      </w:r>
-      <w:r>
-        <w:t>определенным</w:t>
-      </w:r>
-      <w:r>
-        <w:t xml:space="preserve"> требованием</w:t>
-      </w:r>
-      <w:r>
-        <w:t>: у</w:t>
-      </w:r>
-      <w:r>
-        <w:t xml:space="preserve">ровень заряда батареи до и после прохождения цикла не должен отличаться больше, чем на 0,5% </w:t>
-      </w:r>
-      <w:r>
-        <w:t>[8]</w:t>
-      </w:r>
-      <w:r>
-        <w:t>.</w:t>
-      </w:r>
-      <w:r>
-        <w:t xml:space="preserve"> Уровень заряда батареи перед испытаниями допускается оставлять на усмотрение производителя.</w:t>
-      </w:r>
-      <w:r>
-        <w:t xml:space="preserve"> В рамках данной работы </w:t>
-      </w:r>
-      <w:r>
-        <w:t>первоначальный</w:t>
-      </w:r>
-      <w:r>
-        <w:t xml:space="preserve"> </w:t>
-      </w:r>
-      <w:r>
-        <w:rPr>
-          <w:lang w:val="en-US"/>
-        </w:rPr>
-        <w:t>SOC</w:t>
-      </w:r>
-      <w:r>
-        <w:t xml:space="preserve"> </w:t>
-      </w:r>
-      <w:r>
-        <w:t xml:space="preserve">принимается равным </w:t>
-      </w:r>
-      <w:r>
-        <w:t xml:space="preserve">базовому, то есть </w:t>
-      </w:r>
-      <w:r>
-        <w:t>60%.</w:t>
-      </w:r>
-    </w:p>
-    <w:p>
-      <w:pPr>
-        <w:rPr>
-          <w:rFonts w:eastAsiaTheme="majorEastAsia" w:cstheme="majorBidi"/>
-          <w:szCs w:val="32"/>
-        </w:rPr>
-      </w:pPr>
-      <w:r>
-        <w:br w:type="page"/>
-      </w:r>
-    </w:p>
-    <w:p>
-      <w:pPr>
-        <w:pStyle w:val="1"/>
-      </w:pPr>
-      <w:r>
-        <w:lastRenderedPageBreak/>
-        <w:t>Моделирование расхода топлива при движении автомобиля по ездовому циклу</w:t>
-      </w:r>
-    </w:p>
-    <w:p/>
-    <w:p>
-      <w:pPr>
-        <w:pStyle w:val="2"/>
-      </w:pPr>
+      <w:bookmarkStart w:id="16" w:name="_Toc230557722"/>
       <w:r>
         <w:t>Стратегия оптимизации параметров режима работы для вариатора и ДВС</w:t>
       </w:r>
+      <w:bookmarkEnd w:id="16"/>
     </w:p>
     <w:p>
       <w:pPr>
@@ -8575,6 +10998,7 @@
         <w:rPr>
           <w:noProof/>
         </w:rPr>
+        <w:lastRenderedPageBreak/>
         <w:drawing>
           <wp:inline distT="0" distB="0" distL="0" distR="0" wp14:anchorId="5D2751C0" wp14:editId="487808B1">
             <wp:extent cx="5499383" cy="2705239"/>
@@ -8591,7 +11015,7 @@
                     <pic:cNvPicPr/>
                   </pic:nvPicPr>
                   <pic:blipFill>
-                    <a:blip r:embed="rId19"/>
+                    <a:blip r:embed="rId21"/>
                     <a:stretch>
                       <a:fillRect/>
                     </a:stretch>
@@ -8637,7 +11061,7 @@
                     <pic:cNvPicPr/>
                   </pic:nvPicPr>
                   <pic:blipFill>
-                    <a:blip r:embed="rId20"/>
+                    <a:blip r:embed="rId22"/>
                     <a:stretch>
                       <a:fillRect/>
                     </a:stretch>
@@ -8667,9 +11091,11 @@
       <w:pPr>
         <w:pStyle w:val="2"/>
       </w:pPr>
+      <w:bookmarkStart w:id="17" w:name="_Toc230557723"/>
       <w:r>
         <w:t>Стратегия оптимизации параметров режима работы для вариатора, МГ и ДВС</w:t>
       </w:r>
+      <w:bookmarkEnd w:id="17"/>
     </w:p>
     <w:p>
       <w:pPr>
@@ -8684,44 +11110,6 @@
         <w:ind w:firstLine="0"/>
         <w:jc w:val="center"/>
       </w:pPr>
-      <w:r>
-        <w:lastRenderedPageBreak/>
-        <w:drawing>
-          <wp:inline distT="0" distB="0" distL="0" distR="0" wp14:anchorId="6723DF86" wp14:editId="009D1097">
-            <wp:extent cx="3049107" cy="8388626"/>
-            <wp:effectExtent l="0" t="0" r="0" b="0"/>
-            <wp:docPr id="2123667129" name="Рисунок 1"/>
-            <wp:cNvGraphicFramePr>
-              <a:graphicFrameLocks xmlns:a="http://schemas.openxmlformats.org/drawingml/2006/main" noChangeAspect="1"/>
-            </wp:cNvGraphicFramePr>
-            <a:graphic xmlns:a="http://schemas.openxmlformats.org/drawingml/2006/main">
-              <a:graphicData uri="http://schemas.openxmlformats.org/drawingml/2006/picture">
-                <pic:pic xmlns:pic="http://schemas.openxmlformats.org/drawingml/2006/picture">
-                  <pic:nvPicPr>
-                    <pic:cNvPr id="2123667129" name=""/>
-                    <pic:cNvPicPr/>
-                  </pic:nvPicPr>
-                  <pic:blipFill>
-                    <a:blip r:embed="rId21"/>
-                    <a:stretch>
-                      <a:fillRect/>
-                    </a:stretch>
-                  </pic:blipFill>
-                  <pic:spPr>
-                    <a:xfrm>
-                      <a:off x="0" y="0"/>
-                      <a:ext cx="3078883" cy="8470544"/>
-                    </a:xfrm>
-                    <a:prstGeom prst="rect">
-                      <a:avLst/>
-                    </a:prstGeom>
-                  </pic:spPr>
-                </pic:pic>
-              </a:graphicData>
-            </a:graphic>
-          </wp:inline>
-        </w:drawing>
-      </w:r>
     </w:p>
     <w:p>
       <w:pPr>
@@ -8749,7 +11137,7 @@
                     <pic:cNvPicPr/>
                   </pic:nvPicPr>
                   <pic:blipFill>
-                    <a:blip r:embed="rId22"/>
+                    <a:blip r:embed="rId23"/>
                     <a:stretch>
                       <a:fillRect/>
                     </a:stretch>
@@ -8801,7 +11189,7 @@
                     <pic:cNvPicPr/>
                   </pic:nvPicPr>
                   <pic:blipFill>
-                    <a:blip r:embed="rId23"/>
+                    <a:blip r:embed="rId24"/>
                     <a:stretch>
                       <a:fillRect/>
                     </a:stretch>
@@ -8851,7 +11239,7 @@
                     <pic:cNvPicPr/>
                   </pic:nvPicPr>
                   <pic:blipFill>
-                    <a:blip r:embed="rId24"/>
+                    <a:blip r:embed="rId25"/>
                     <a:stretch>
                       <a:fillRect/>
                     </a:stretch>
@@ -8876,9 +11264,11 @@
       <w:pPr>
         <w:pStyle w:val="2"/>
       </w:pPr>
+      <w:bookmarkStart w:id="18" w:name="_Toc230557724"/>
       <w:r>
         <w:t>Анализ результатов моделирования</w:t>
       </w:r>
+      <w:bookmarkEnd w:id="18"/>
     </w:p>
     <w:p>
       <w:r>
@@ -8889,12 +11279,12 @@
       <w:pPr>
         <w:pStyle w:val="aff5"/>
       </w:pPr>
-      <w:bookmarkStart w:id="3" w:name="_Toc217882256"/>
+      <w:bookmarkStart w:id="19" w:name="_Toc230557725"/>
       <w:r>
         <w:lastRenderedPageBreak/>
         <w:t>ЗАКЛЮЧЕНИЕ</w:t>
       </w:r>
-      <w:bookmarkEnd w:id="3"/>
+      <w:bookmarkEnd w:id="19"/>
     </w:p>
     <w:p/>
     <w:p>
@@ -9049,20 +11439,20 @@
       <w:pPr>
         <w:pStyle w:val="aff5"/>
       </w:pPr>
-      <w:bookmarkStart w:id="4" w:name="_Toc217882257"/>
+      <w:bookmarkStart w:id="20" w:name="_Toc230557726"/>
       <w:r>
         <w:lastRenderedPageBreak/>
         <w:t>СПИСОК ИСПОЛЬЗОВАННЫХ ИСТОЧНИКОВ</w:t>
       </w:r>
-      <w:bookmarkEnd w:id="4"/>
+      <w:bookmarkEnd w:id="20"/>
     </w:p>
     <w:p/>
     <w:p>
       <w:pPr>
         <w:pStyle w:val="a"/>
       </w:pPr>
-      <w:bookmarkStart w:id="5" w:name="_Ref533095203"/>
-      <w:bookmarkStart w:id="6" w:name="_Ref533088416"/>
+      <w:bookmarkStart w:id="21" w:name="_Ref533095203"/>
+      <w:bookmarkStart w:id="22" w:name="_Ref533088416"/>
       <w:r>
         <w:t xml:space="preserve">Смирнов С.В., Макаров А.Р., Заев И.А., </w:t>
       </w:r>
@@ -9710,6 +12100,8 @@
         <w:t>.</w:t>
       </w:r>
     </w:p>
+    <w:bookmarkEnd w:id="21"/>
+    <w:bookmarkEnd w:id="22"/>
     <w:p>
       <w:pPr>
         <w:pStyle w:val="a"/>
@@ -9717,888 +12109,6 @@
           <w:lang w:val="en-US"/>
         </w:rPr>
       </w:pPr>
-    </w:p>
-    <w:p>
-      <w:pPr>
-        <w:pStyle w:val="a"/>
-      </w:pPr>
-      <w:r>
-        <w:lastRenderedPageBreak/>
-        <w:t xml:space="preserve">Петров А.П. Конструкция и проектирование гибридных автомобилей. Курган.: Изд-во </w:t>
-      </w:r>
-      <w:r>
-        <w:t>КГУ, 2024. 21 с.</w:t>
-      </w:r>
-    </w:p>
-    <w:p>
-      <w:pPr>
-        <w:pStyle w:val="a"/>
-        <w:rPr>
-          <w:lang w:val="en-US"/>
-        </w:rPr>
-      </w:pPr>
-      <w:r>
-        <w:rPr>
-          <w:lang w:val="en-US"/>
-        </w:rPr>
-        <w:t xml:space="preserve">Alexander Y., </w:t>
-      </w:r>
-      <w:proofErr w:type="spellStart"/>
-      <w:r>
-        <w:rPr>
-          <w:lang w:val="en-US"/>
-        </w:rPr>
-        <w:t>Zhenhong</w:t>
-      </w:r>
-      <w:proofErr w:type="spellEnd"/>
-      <w:r>
-        <w:rPr>
-          <w:lang w:val="en-US"/>
-        </w:rPr>
-        <w:t xml:space="preserve"> L. Optimizing PHEV Electric Range with Battery Degradation. – Guangzhou: South China University of Technology, 2025. 4 </w:t>
-      </w:r>
-      <w:r>
-        <w:t>с</w:t>
-      </w:r>
-      <w:r>
-        <w:rPr>
-          <w:lang w:val="en-US"/>
-        </w:rPr>
-        <w:t>.</w:t>
-      </w:r>
-    </w:p>
-    <w:p>
-      <w:pPr>
-        <w:pStyle w:val="a"/>
-        <w:rPr>
-          <w:lang w:val="en-US"/>
-        </w:rPr>
-      </w:pPr>
-      <w:r>
-        <w:rPr>
-          <w:lang w:val="en-US"/>
-        </w:rPr>
-        <w:t>Pl</w:t>
-      </w:r>
-      <w:r>
-        <w:rPr>
-          <w:lang w:val="en-US"/>
-        </w:rPr>
-        <w:t>o</w:t>
-      </w:r>
-      <w:r>
-        <w:rPr>
-          <w:lang w:val="en-US"/>
-        </w:rPr>
-        <w:t xml:space="preserve">tz P., Link S., </w:t>
-      </w:r>
-      <w:proofErr w:type="spellStart"/>
-      <w:r>
-        <w:rPr>
-          <w:lang w:val="en-US"/>
-        </w:rPr>
-        <w:t>Ringelschwendner</w:t>
-      </w:r>
-      <w:proofErr w:type="spellEnd"/>
-      <w:r>
-        <w:rPr>
-          <w:lang w:val="en-US"/>
-        </w:rPr>
-        <w:t xml:space="preserve"> H., Keller M., Moll C., Bieker G., </w:t>
-      </w:r>
-      <w:proofErr w:type="spellStart"/>
-      <w:r>
-        <w:rPr>
-          <w:lang w:val="en-US"/>
-        </w:rPr>
-        <w:t>Dornoff</w:t>
-      </w:r>
-      <w:proofErr w:type="spellEnd"/>
-      <w:r>
-        <w:rPr>
-          <w:lang w:val="en-US"/>
-        </w:rPr>
-        <w:t xml:space="preserve"> J., Mock P. Real-World Usage of Plug-in Hybrid Vehicles in Europe. Washington: ICCT, 2022.</w:t>
-      </w:r>
-    </w:p>
-    <w:p>
-      <w:pPr>
-        <w:pStyle w:val="a"/>
-        <w:rPr>
-          <w:lang w:val="en-US"/>
-        </w:rPr>
-      </w:pPr>
-      <w:r>
-        <w:rPr>
-          <w:lang w:val="en-US"/>
-        </w:rPr>
-        <w:t xml:space="preserve">Krishna V.S., Hairy O.B., Dheerendra S. </w:t>
-      </w:r>
-      <w:proofErr w:type="gramStart"/>
-      <w:r>
-        <w:rPr>
-          <w:lang w:val="en-US"/>
-        </w:rPr>
-        <w:t>A</w:t>
-      </w:r>
-      <w:proofErr w:type="gramEnd"/>
-      <w:r>
-        <w:rPr>
-          <w:lang w:val="en-US"/>
-        </w:rPr>
-        <w:t xml:space="preserve"> Comprehensive Review on Hybrid Electric Vehicles: Architectures and Components // Journal of Modern Transportation. 2019. </w:t>
-      </w:r>
-      <w:r>
-        <w:rPr>
-          <w:lang w:val="en-US"/>
-        </w:rPr>
-        <w:t>№</w:t>
-      </w:r>
-      <w:r>
-        <w:rPr>
-          <w:lang w:val="en-US"/>
-        </w:rPr>
-        <w:t xml:space="preserve"> 27. </w:t>
-      </w:r>
-      <w:r>
-        <w:t>С</w:t>
-      </w:r>
-      <w:r>
-        <w:rPr>
-          <w:lang w:val="en-US"/>
-        </w:rPr>
-        <w:t>. 77–107.</w:t>
-      </w:r>
-    </w:p>
-    <w:p>
-      <w:pPr>
-        <w:pStyle w:val="a"/>
-        <w:rPr>
-          <w:lang w:val="en-US"/>
-        </w:rPr>
-      </w:pPr>
-      <w:r>
-        <w:rPr>
-          <w:lang w:val="en-US"/>
-        </w:rPr>
-        <w:t xml:space="preserve">Sieg C., </w:t>
-      </w:r>
-      <w:proofErr w:type="spellStart"/>
-      <w:r>
-        <w:rPr>
-          <w:lang w:val="en-US"/>
-        </w:rPr>
-        <w:t>K</w:t>
-      </w:r>
-      <w:r>
-        <w:rPr>
-          <w:lang w:val="en-US"/>
-        </w:rPr>
-        <w:t>ucu</w:t>
-      </w:r>
-      <w:r>
-        <w:rPr>
-          <w:lang w:val="en-US"/>
-        </w:rPr>
-        <w:t>kay</w:t>
-      </w:r>
-      <w:proofErr w:type="spellEnd"/>
-      <w:r>
-        <w:rPr>
-          <w:lang w:val="en-US"/>
-        </w:rPr>
-        <w:t xml:space="preserve"> F. Benchmarking of Dedicated Hybrid Transmissions // Vehicles. 2020. </w:t>
-      </w:r>
-      <w:r>
-        <w:rPr>
-          <w:lang w:val="en-US"/>
-        </w:rPr>
-        <w:t xml:space="preserve">№ </w:t>
-      </w:r>
-      <w:r>
-        <w:rPr>
-          <w:lang w:val="en-US"/>
-        </w:rPr>
-        <w:t xml:space="preserve">2. </w:t>
-      </w:r>
-      <w:r>
-        <w:t>С</w:t>
-      </w:r>
-      <w:r>
-        <w:rPr>
-          <w:lang w:val="en-US"/>
-        </w:rPr>
-        <w:t>. 100–125.</w:t>
-      </w:r>
-    </w:p>
-    <w:p>
-      <w:pPr>
-        <w:pStyle w:val="a"/>
-        <w:rPr>
-          <w:lang w:val="en-US"/>
-        </w:rPr>
-      </w:pPr>
-      <w:r>
-        <w:rPr>
-          <w:lang w:val="en-US"/>
-        </w:rPr>
-        <w:t>Zhuang W., Li S.E., Zhang X., Kum D., Yin G. A Survey of Powertrain Architectural Studies on Hybrid Electric Vehicles. Nanjing: School of Mechanical Engineering, Southeast China University, 2020.</w:t>
-      </w:r>
-    </w:p>
-    <w:p>
-      <w:pPr>
-        <w:pStyle w:val="a"/>
-        <w:rPr>
-          <w:lang w:val="en-US"/>
-        </w:rPr>
-      </w:pPr>
-      <w:r>
-        <w:rPr>
-          <w:lang w:val="en-US"/>
-        </w:rPr>
-        <w:t xml:space="preserve">Hutchinson T.V., Burgess S.C., Herrmann G. Current Hybrid-Electric Powertrain Architectures: Applying Empirical Design Data to Life Cycle Assessment and Whole-Life Cost Analysis // Applied Energy. 2014. № 119. </w:t>
-      </w:r>
-      <w:r>
-        <w:t>С</w:t>
-      </w:r>
-      <w:r>
-        <w:rPr>
-          <w:lang w:val="en-US"/>
-        </w:rPr>
-        <w:t>. 314–329.</w:t>
-      </w:r>
-    </w:p>
-    <w:p>
-      <w:pPr>
-        <w:pStyle w:val="a"/>
-        <w:rPr>
-          <w:lang w:val="en-US"/>
-        </w:rPr>
-      </w:pPr>
-      <w:r>
-        <w:rPr>
-          <w:lang w:val="en-US"/>
-        </w:rPr>
-        <w:t>Volkswagen. The Technical Data of the New Golf Hybrid Models [</w:t>
-      </w:r>
-      <w:proofErr w:type="spellStart"/>
-      <w:r>
-        <w:rPr>
-          <w:lang w:val="en-US"/>
-        </w:rPr>
-        <w:t>Электронный</w:t>
-      </w:r>
-      <w:proofErr w:type="spellEnd"/>
-      <w:r>
-        <w:rPr>
-          <w:lang w:val="en-US"/>
-        </w:rPr>
-        <w:t xml:space="preserve"> </w:t>
-      </w:r>
-      <w:proofErr w:type="spellStart"/>
-      <w:r>
-        <w:rPr>
-          <w:lang w:val="en-US"/>
-        </w:rPr>
-        <w:t>ресурс</w:t>
-      </w:r>
-      <w:proofErr w:type="spellEnd"/>
-      <w:r>
-        <w:rPr>
-          <w:lang w:val="en-US"/>
-        </w:rPr>
-        <w:t>]. 2020. URL: https://www.volkswagen-newsroom.com/ (</w:t>
-      </w:r>
-      <w:proofErr w:type="spellStart"/>
-      <w:r>
-        <w:rPr>
-          <w:lang w:val="en-US"/>
-        </w:rPr>
-        <w:t>дата</w:t>
-      </w:r>
-      <w:proofErr w:type="spellEnd"/>
-      <w:r>
-        <w:rPr>
-          <w:lang w:val="en-US"/>
-        </w:rPr>
-        <w:t xml:space="preserve"> </w:t>
-      </w:r>
-      <w:proofErr w:type="spellStart"/>
-      <w:r>
-        <w:rPr>
-          <w:lang w:val="en-US"/>
-        </w:rPr>
-        <w:t>обращения</w:t>
-      </w:r>
-      <w:proofErr w:type="spellEnd"/>
-      <w:r>
-        <w:rPr>
-          <w:lang w:val="en-US"/>
-        </w:rPr>
-        <w:t>: 18.12.2025).</w:t>
-      </w:r>
-    </w:p>
-    <w:p>
-      <w:pPr>
-        <w:pStyle w:val="a"/>
-        <w:rPr>
-          <w:lang w:val="en-US"/>
-        </w:rPr>
-      </w:pPr>
-      <w:r>
-        <w:rPr>
-          <w:lang w:val="en-US"/>
-        </w:rPr>
-        <w:t xml:space="preserve">Fukuda T., Eguchi T. Technology for Increased Fuel Efficiency in New Insight // Honda R&amp;D Technical Review. 2009. № 21. </w:t>
-      </w:r>
-      <w:r>
-        <w:t>С</w:t>
-      </w:r>
-      <w:r>
-        <w:rPr>
-          <w:lang w:val="en-US"/>
-        </w:rPr>
-        <w:t>. 88–94.</w:t>
-      </w:r>
-    </w:p>
-    <w:p>
-      <w:pPr>
-        <w:pStyle w:val="a"/>
-        <w:rPr>
-          <w:lang w:val="en-US"/>
-        </w:rPr>
-      </w:pPr>
-      <w:r>
-        <w:rPr>
-          <w:lang w:val="en-US"/>
-        </w:rPr>
-        <w:t xml:space="preserve">Liu Y., Liao Y.G., Lai M.-C. Fuel Economy Improvement and Emission Reduction of 48V Mild Hybrid Electric Vehicles with P0, P1, and P2 Architectures with Lithium Battery Cell Experimental Data // Advances in Mechanical Engineering. 2021. № 13. </w:t>
-      </w:r>
-      <w:r>
-        <w:t>С</w:t>
-      </w:r>
-      <w:r>
-        <w:rPr>
-          <w:lang w:val="en-US"/>
-        </w:rPr>
-        <w:t>. 1–10.</w:t>
-      </w:r>
-    </w:p>
-    <w:p>
-      <w:pPr>
-        <w:pStyle w:val="a"/>
-        <w:rPr>
-          <w:lang w:val="en-US"/>
-        </w:rPr>
-      </w:pPr>
-      <w:r>
-        <w:rPr>
-          <w:lang w:val="en-US"/>
-        </w:rPr>
-        <w:lastRenderedPageBreak/>
-        <w:t>Griebel C.-O., Rabenstein F., Kl</w:t>
-      </w:r>
-      <w:r>
-        <w:rPr>
-          <w:lang w:val="en-US"/>
-        </w:rPr>
-        <w:t>u</w:t>
-      </w:r>
-      <w:r>
-        <w:rPr>
-          <w:lang w:val="en-US"/>
-        </w:rPr>
-        <w:t xml:space="preserve">ting M., Kessler F., Kretschmer J., </w:t>
-      </w:r>
-      <w:proofErr w:type="spellStart"/>
-      <w:r>
-        <w:rPr>
-          <w:lang w:val="en-US"/>
-        </w:rPr>
-        <w:t>Hockgeiger</w:t>
-      </w:r>
-      <w:proofErr w:type="spellEnd"/>
-      <w:r>
-        <w:rPr>
-          <w:lang w:val="en-US"/>
-        </w:rPr>
-        <w:t xml:space="preserve"> E. The Full-Hybrid Powertrain of the New BMW </w:t>
-      </w:r>
-      <w:proofErr w:type="spellStart"/>
-      <w:r>
-        <w:rPr>
-          <w:lang w:val="en-US"/>
-        </w:rPr>
-        <w:t>ActiveHybrid</w:t>
-      </w:r>
-      <w:proofErr w:type="spellEnd"/>
-      <w:r>
-        <w:rPr>
-          <w:lang w:val="en-US"/>
-        </w:rPr>
-        <w:t xml:space="preserve"> 5 // Aachen Colloquium Automobile and Engine Technology. 2011. № 20. </w:t>
-      </w:r>
-      <w:r>
-        <w:t>С</w:t>
-      </w:r>
-      <w:r>
-        <w:rPr>
-          <w:lang w:val="en-US"/>
-        </w:rPr>
-        <w:t>. 1–17.</w:t>
-      </w:r>
-    </w:p>
-    <w:p>
-      <w:pPr>
-        <w:pStyle w:val="a"/>
-        <w:rPr>
-          <w:lang w:val="en-US"/>
-        </w:rPr>
-      </w:pPr>
-      <w:proofErr w:type="spellStart"/>
-      <w:r>
-        <w:rPr>
-          <w:lang w:val="en-US"/>
-        </w:rPr>
-        <w:t>Stutenberg</w:t>
-      </w:r>
-      <w:proofErr w:type="spellEnd"/>
-      <w:r>
-        <w:rPr>
-          <w:lang w:val="en-US"/>
-        </w:rPr>
-        <w:t xml:space="preserve"> K., Kim N., Cho J.E., Hughley J., Iliev S., </w:t>
-      </w:r>
-      <w:proofErr w:type="spellStart"/>
-      <w:r>
-        <w:rPr>
-          <w:lang w:val="en-US"/>
-        </w:rPr>
-        <w:t>Vijayagopal</w:t>
-      </w:r>
-      <w:proofErr w:type="spellEnd"/>
-      <w:r>
-        <w:rPr>
-          <w:lang w:val="en-US"/>
-        </w:rPr>
-        <w:t xml:space="preserve"> R. Vehicle Technology Assessment, Model Development, and Validation of a 2021 Hyundai Sonata Hybrid. Washington: U.S. National Highway Traffic Safety Administration, 2023.</w:t>
-      </w:r>
-    </w:p>
-    <w:p>
-      <w:pPr>
-        <w:pStyle w:val="a"/>
-        <w:rPr>
-          <w:lang w:val="en-US"/>
-        </w:rPr>
-      </w:pPr>
-      <w:r>
-        <w:rPr>
-          <w:lang w:val="en-US"/>
-        </w:rPr>
-        <w:t xml:space="preserve">Wu G., Zhang X., Dong Z. Powertrain Architectures of Electrified Vehicles: Review, Classification and Comparison // Journal of the Franklin Institute. 2015. № 352. </w:t>
-      </w:r>
-      <w:r>
-        <w:t>С</w:t>
-      </w:r>
-      <w:r>
-        <w:rPr>
-          <w:lang w:val="en-US"/>
-        </w:rPr>
-        <w:t>. 425–448.</w:t>
-      </w:r>
-    </w:p>
-    <w:p>
-      <w:pPr>
-        <w:pStyle w:val="a"/>
-        <w:rPr>
-          <w:lang w:val="en-US"/>
-        </w:rPr>
-      </w:pPr>
-      <w:r>
-        <w:rPr>
-          <w:lang w:val="en-US"/>
-        </w:rPr>
-        <w:t>Ford. MY OBD System Operation Summary for Plug-In and Hybrid Electric Vehicles [</w:t>
-      </w:r>
-      <w:proofErr w:type="spellStart"/>
-      <w:r>
-        <w:rPr>
-          <w:lang w:val="en-US"/>
-        </w:rPr>
-        <w:t>Электронный</w:t>
-      </w:r>
-      <w:proofErr w:type="spellEnd"/>
-      <w:r>
-        <w:rPr>
-          <w:lang w:val="en-US"/>
-        </w:rPr>
-        <w:t xml:space="preserve"> </w:t>
-      </w:r>
-      <w:proofErr w:type="spellStart"/>
-      <w:r>
-        <w:rPr>
-          <w:lang w:val="en-US"/>
-        </w:rPr>
-        <w:t>ресурс</w:t>
-      </w:r>
-      <w:proofErr w:type="spellEnd"/>
-      <w:r>
-        <w:rPr>
-          <w:lang w:val="en-US"/>
-        </w:rPr>
-        <w:t>]. 2019. URL: https://www.fordservicecontent.com/ (</w:t>
-      </w:r>
-      <w:proofErr w:type="spellStart"/>
-      <w:r>
-        <w:rPr>
-          <w:lang w:val="en-US"/>
-        </w:rPr>
-        <w:t>дата</w:t>
-      </w:r>
-      <w:proofErr w:type="spellEnd"/>
-      <w:r>
-        <w:rPr>
-          <w:lang w:val="en-US"/>
-        </w:rPr>
-        <w:t xml:space="preserve"> </w:t>
-      </w:r>
-      <w:proofErr w:type="spellStart"/>
-      <w:r>
-        <w:rPr>
-          <w:lang w:val="en-US"/>
-        </w:rPr>
-        <w:t>обращения</w:t>
-      </w:r>
-      <w:proofErr w:type="spellEnd"/>
-      <w:r>
-        <w:rPr>
-          <w:lang w:val="en-US"/>
-        </w:rPr>
-        <w:t>: 18.12.2025).</w:t>
-      </w:r>
-    </w:p>
-    <w:p>
-      <w:pPr>
-        <w:pStyle w:val="a"/>
-        <w:rPr>
-          <w:lang w:val="en-US"/>
-        </w:rPr>
-      </w:pPr>
-      <w:r>
-        <w:rPr>
-          <w:lang w:val="en-US"/>
-        </w:rPr>
-        <w:t>Du J., Yang F., Cai Y., Du L., Ouyang M. Testing and Analysis of the Control Strategy of Honda Accord Plug-in HEV // IFAC-</w:t>
-      </w:r>
-      <w:proofErr w:type="spellStart"/>
-      <w:r>
-        <w:rPr>
-          <w:lang w:val="en-US"/>
-        </w:rPr>
-        <w:t>PapersOnLine</w:t>
-      </w:r>
-      <w:proofErr w:type="spellEnd"/>
-      <w:r>
-        <w:rPr>
-          <w:lang w:val="en-US"/>
-        </w:rPr>
-        <w:t xml:space="preserve">. 2016. № 49. </w:t>
-      </w:r>
-      <w:r>
-        <w:t>С</w:t>
-      </w:r>
-      <w:r>
-        <w:rPr>
-          <w:lang w:val="en-US"/>
-        </w:rPr>
-        <w:t>. 153–159.</w:t>
-      </w:r>
-    </w:p>
-    <w:p>
-      <w:pPr>
-        <w:pStyle w:val="a"/>
-        <w:rPr>
-          <w:lang w:val="en-US"/>
-        </w:rPr>
-      </w:pPr>
-      <w:r>
-        <w:rPr>
-          <w:lang w:val="en-US"/>
-        </w:rPr>
-        <w:t xml:space="preserve">Global and China Range Extended Electric Vehicle (REEV) and Plug-in Hybrid Electric Vehicle (PHEV) Research Report, 2024–2025. </w:t>
-      </w:r>
-      <w:r>
-        <w:t>Отчет</w:t>
-      </w:r>
-      <w:r>
-        <w:rPr>
-          <w:lang w:val="en-US"/>
-        </w:rPr>
-        <w:t>. 2025.</w:t>
-      </w:r>
-    </w:p>
-    <w:p>
-      <w:pPr>
-        <w:pStyle w:val="a"/>
-      </w:pPr>
-      <w:r>
-        <w:rPr>
-          <w:lang w:val="en-US"/>
-        </w:rPr>
-        <w:t>Li</w:t>
-      </w:r>
-      <w:r>
-        <w:t xml:space="preserve"> </w:t>
-      </w:r>
-      <w:r>
-        <w:rPr>
-          <w:lang w:val="en-US"/>
-        </w:rPr>
-        <w:t>Auto</w:t>
-      </w:r>
-      <w:r>
-        <w:t xml:space="preserve">. </w:t>
-      </w:r>
-      <w:r>
-        <w:rPr>
-          <w:lang w:val="en-US"/>
-        </w:rPr>
-        <w:t>REEV</w:t>
-      </w:r>
-      <w:r>
-        <w:t xml:space="preserve">-платформа. </w:t>
-      </w:r>
-      <w:r>
-        <w:rPr>
-          <w:lang w:val="en-US"/>
-        </w:rPr>
-        <w:t>Li</w:t>
-      </w:r>
-      <w:r>
-        <w:t xml:space="preserve">-7 и </w:t>
-      </w:r>
-      <w:r>
-        <w:rPr>
-          <w:lang w:val="en-US"/>
-        </w:rPr>
-        <w:t>Li</w:t>
-      </w:r>
-      <w:r>
-        <w:t xml:space="preserve">-7 </w:t>
-      </w:r>
-      <w:r>
-        <w:rPr>
-          <w:lang w:val="en-US"/>
-        </w:rPr>
-        <w:t>Pro</w:t>
-      </w:r>
-      <w:r>
-        <w:t xml:space="preserve"> [Электронный ресурс]. 2025. </w:t>
-      </w:r>
-      <w:r>
-        <w:rPr>
-          <w:lang w:val="en-US"/>
-        </w:rPr>
-        <w:t>URL</w:t>
-      </w:r>
-      <w:r>
-        <w:t xml:space="preserve">: </w:t>
-      </w:r>
-      <w:r>
-        <w:rPr>
-          <w:lang w:val="en-US"/>
-        </w:rPr>
-        <w:t>https</w:t>
-      </w:r>
-      <w:r>
-        <w:t>://</w:t>
-      </w:r>
-      <w:proofErr w:type="spellStart"/>
-      <w:r>
-        <w:rPr>
-          <w:lang w:val="en-US"/>
-        </w:rPr>
-        <w:t>liautoofficial</w:t>
-      </w:r>
-      <w:proofErr w:type="spellEnd"/>
-      <w:r>
-        <w:t>.</w:t>
-      </w:r>
-      <w:proofErr w:type="spellStart"/>
-      <w:r>
-        <w:rPr>
-          <w:lang w:val="en-US"/>
-        </w:rPr>
-        <w:t>ru</w:t>
-      </w:r>
-      <w:proofErr w:type="spellEnd"/>
-      <w:r>
-        <w:t xml:space="preserve">/ (дата обращения: </w:t>
-      </w:r>
-      <w:r>
-        <w:t>18</w:t>
-      </w:r>
-      <w:r>
-        <w:t>.12.2025).</w:t>
-      </w:r>
-    </w:p>
-    <w:bookmarkEnd w:id="5"/>
-    <w:bookmarkEnd w:id="6"/>
-    <w:p>
-      <w:pPr>
-        <w:pStyle w:val="a"/>
-        <w:rPr>
-          <w:lang w:val="en-US"/>
-        </w:rPr>
-      </w:pPr>
-      <w:r>
-        <w:rPr>
-          <w:lang w:val="en-US"/>
-        </w:rPr>
-        <w:t>BMW. Technical Specifications. BMW</w:t>
-      </w:r>
-      <w:r>
-        <w:rPr>
-          <w:lang w:val="en-US"/>
-        </w:rPr>
-        <w:t xml:space="preserve"> </w:t>
-      </w:r>
-      <w:r>
-        <w:rPr>
-          <w:lang w:val="en-US"/>
-        </w:rPr>
-        <w:t>i</w:t>
-      </w:r>
-      <w:r>
-        <w:rPr>
-          <w:lang w:val="en-US"/>
-        </w:rPr>
-        <w:t xml:space="preserve">3 (120 </w:t>
-      </w:r>
-      <w:r>
-        <w:rPr>
-          <w:lang w:val="en-US"/>
-        </w:rPr>
-        <w:t>Ah</w:t>
-      </w:r>
-      <w:r>
-        <w:rPr>
-          <w:lang w:val="en-US"/>
-        </w:rPr>
-        <w:t>) [</w:t>
-      </w:r>
-      <w:r>
-        <w:t>Электронный</w:t>
-      </w:r>
-      <w:r>
-        <w:rPr>
-          <w:lang w:val="en-US"/>
-        </w:rPr>
-        <w:t xml:space="preserve"> </w:t>
-      </w:r>
-      <w:r>
-        <w:t>ресурс</w:t>
-      </w:r>
-      <w:r>
-        <w:rPr>
-          <w:lang w:val="en-US"/>
-        </w:rPr>
-        <w:t xml:space="preserve">]. </w:t>
-      </w:r>
-      <w:r>
-        <w:rPr>
-          <w:lang w:val="en-US"/>
-        </w:rPr>
-        <w:t xml:space="preserve">2018. </w:t>
-      </w:r>
-      <w:r>
-        <w:rPr>
-          <w:lang w:val="en-US"/>
-        </w:rPr>
-        <w:t>URL</w:t>
-      </w:r>
-      <w:r>
-        <w:rPr>
-          <w:lang w:val="en-US"/>
-        </w:rPr>
-        <w:t xml:space="preserve">: </w:t>
-      </w:r>
-      <w:r>
-        <w:rPr>
-          <w:lang w:val="en-US"/>
-        </w:rPr>
-        <w:t>https</w:t>
-      </w:r>
-      <w:r>
-        <w:rPr>
-          <w:lang w:val="en-US"/>
-        </w:rPr>
-        <w:t>://</w:t>
-      </w:r>
-      <w:r>
-        <w:rPr>
-          <w:lang w:val="en-US"/>
-        </w:rPr>
-        <w:t>www</w:t>
-      </w:r>
-      <w:r>
-        <w:rPr>
-          <w:lang w:val="en-US"/>
-        </w:rPr>
-        <w:t>.</w:t>
-      </w:r>
-      <w:r>
-        <w:rPr>
-          <w:lang w:val="en-US"/>
-        </w:rPr>
-        <w:t>bmwmediainf</w:t>
-      </w:r>
-      <w:r>
-        <w:rPr>
-          <w:lang w:val="en-US"/>
-        </w:rPr>
-        <w:t>.</w:t>
-      </w:r>
-      <w:r>
-        <w:rPr>
-          <w:lang w:val="en-US"/>
-        </w:rPr>
-        <w:t>com</w:t>
-      </w:r>
-      <w:r>
-        <w:rPr>
-          <w:lang w:val="en-US"/>
-        </w:rPr>
-        <w:t>/ (</w:t>
-      </w:r>
-      <w:r>
-        <w:t>дата</w:t>
-      </w:r>
-      <w:r>
-        <w:rPr>
-          <w:lang w:val="en-US"/>
-        </w:rPr>
-        <w:t xml:space="preserve"> </w:t>
-      </w:r>
-      <w:r>
-        <w:t>обращения</w:t>
-      </w:r>
-      <w:r>
-        <w:rPr>
-          <w:lang w:val="en-US"/>
-        </w:rPr>
-        <w:t>: 18.12.2025).</w:t>
-      </w:r>
-    </w:p>
-    <w:p>
-      <w:pPr>
-        <w:spacing w:after="160" w:line="259" w:lineRule="auto"/>
-        <w:ind w:firstLine="0"/>
-        <w:jc w:val="left"/>
-        <w:rPr>
-          <w:lang w:val="en-US"/>
-        </w:rPr>
-      </w:pPr>
       <w:r>
         <w:rPr>
           <w:lang w:val="en-US"/>
@@ -10610,11 +12120,11 @@
       <w:pPr>
         <w:pStyle w:val="aff5"/>
       </w:pPr>
-      <w:bookmarkStart w:id="7" w:name="_Toc451206323"/>
-      <w:bookmarkStart w:id="8" w:name="_Toc451936849"/>
-      <w:bookmarkStart w:id="9" w:name="_Toc19656970"/>
-      <w:bookmarkStart w:id="10" w:name="_Toc189053591"/>
-      <w:bookmarkStart w:id="11" w:name="_Toc217882258"/>
+      <w:bookmarkStart w:id="23" w:name="_Toc451206323"/>
+      <w:bookmarkStart w:id="24" w:name="_Toc451936849"/>
+      <w:bookmarkStart w:id="25" w:name="_Toc19656970"/>
+      <w:bookmarkStart w:id="26" w:name="_Toc189053591"/>
+      <w:bookmarkStart w:id="27" w:name="_Toc230557727"/>
       <w:r>
         <w:lastRenderedPageBreak/>
         <w:t>ПРИЛОЖЕНИЕ А</w:t>
@@ -10622,15 +12132,18 @@
       <w:r>
         <w:br/>
       </w:r>
-      <w:bookmarkEnd w:id="7"/>
-      <w:bookmarkEnd w:id="8"/>
-      <w:bookmarkEnd w:id="9"/>
-      <w:bookmarkEnd w:id="10"/>
-      <w:r>
-        <w:t>ТЕКСТ ПРОГРАММЫ ПОСТРОЕНИЯ ГРАФИКОВ</w:t>
-      </w:r>
-      <w:r>
-        <w:t xml:space="preserve">                                  </w:t>
+      <w:bookmarkEnd w:id="23"/>
+      <w:bookmarkEnd w:id="24"/>
+      <w:bookmarkEnd w:id="25"/>
+      <w:bookmarkEnd w:id="26"/>
+      <w:r>
+        <w:t xml:space="preserve">ТЕКСТ ПРОГРАММЫ </w:t>
+      </w:r>
+      <w:r>
+        <w:t xml:space="preserve">МОДЕЛИРОВАНИЯ </w:t>
+      </w:r>
+      <w:r>
+        <w:br/>
       </w:r>
       <w:r>
         <w:t xml:space="preserve">В СРЕДЕ </w:t>
@@ -10641,19 +12154,16 @@
         </w:rPr>
         <w:t>MATLAB</w:t>
       </w:r>
-      <w:bookmarkEnd w:id="11"/>
+      <w:bookmarkEnd w:id="27"/>
     </w:p>
     <w:p/>
     <w:p>
       <w:pPr>
         <w:ind w:firstLine="0"/>
-        <w:rPr>
-          <w:lang w:val="en-US"/>
-        </w:rPr>
       </w:pPr>
     </w:p>
     <w:sectPr>
-      <w:footerReference w:type="default" r:id="rId25"/>
+      <w:footerReference w:type="default" r:id="rId26"/>
       <w:pgSz w:w="11906" w:h="16838"/>
       <w:pgMar w:top="1134" w:right="851" w:bottom="1134" w:left="1701" w:header="709" w:footer="709" w:gutter="0"/>
       <w:pgNumType w:start="1"/>
@@ -11371,9 +12881,9 @@
     </w:lvl>
   </w:abstractNum>
   <w:abstractNum w:abstractNumId="5" w15:restartNumberingAfterBreak="0">
-    <w:nsid w:val="416C0EF9"/>
+    <w:nsid w:val="35053C50"/>
     <w:multiLevelType w:val="multilevel"/>
-    <w:tmpl w:val="2D800428"/>
+    <w:tmpl w:val="04F444B0"/>
     <w:lvl w:ilvl="0">
       <w:start w:val="1"/>
       <w:numFmt w:val="bullet"/>
@@ -11520,6 +13030,155 @@
     </w:lvl>
   </w:abstractNum>
   <w:abstractNum w:abstractNumId="6" w15:restartNumberingAfterBreak="0">
+    <w:nsid w:val="416C0EF9"/>
+    <w:multiLevelType w:val="multilevel"/>
+    <w:tmpl w:val="2D800428"/>
+    <w:lvl w:ilvl="0">
+      <w:start w:val="1"/>
+      <w:numFmt w:val="bullet"/>
+      <w:lvlText w:val=""/>
+      <w:lvlJc w:val="left"/>
+      <w:pPr>
+        <w:tabs>
+          <w:tab w:val="num" w:pos="720"/>
+        </w:tabs>
+        <w:ind w:left="720" w:hanging="360"/>
+      </w:pPr>
+      <w:rPr>
+        <w:rFonts w:ascii="Symbol" w:hAnsi="Symbol" w:hint="default"/>
+        <w:sz w:val="20"/>
+      </w:rPr>
+    </w:lvl>
+    <w:lvl w:ilvl="1" w:tentative="1">
+      <w:start w:val="1"/>
+      <w:numFmt w:val="bullet"/>
+      <w:lvlText w:val="o"/>
+      <w:lvlJc w:val="left"/>
+      <w:pPr>
+        <w:tabs>
+          <w:tab w:val="num" w:pos="1440"/>
+        </w:tabs>
+        <w:ind w:left="1440" w:hanging="360"/>
+      </w:pPr>
+      <w:rPr>
+        <w:rFonts w:ascii="Courier New" w:hAnsi="Courier New" w:hint="default"/>
+        <w:sz w:val="20"/>
+      </w:rPr>
+    </w:lvl>
+    <w:lvl w:ilvl="2" w:tentative="1">
+      <w:start w:val="1"/>
+      <w:numFmt w:val="bullet"/>
+      <w:lvlText w:val=""/>
+      <w:lvlJc w:val="left"/>
+      <w:pPr>
+        <w:tabs>
+          <w:tab w:val="num" w:pos="2160"/>
+        </w:tabs>
+        <w:ind w:left="2160" w:hanging="360"/>
+      </w:pPr>
+      <w:rPr>
+        <w:rFonts w:ascii="Wingdings" w:hAnsi="Wingdings" w:hint="default"/>
+        <w:sz w:val="20"/>
+      </w:rPr>
+    </w:lvl>
+    <w:lvl w:ilvl="3" w:tentative="1">
+      <w:start w:val="1"/>
+      <w:numFmt w:val="bullet"/>
+      <w:lvlText w:val=""/>
+      <w:lvlJc w:val="left"/>
+      <w:pPr>
+        <w:tabs>
+          <w:tab w:val="num" w:pos="2880"/>
+        </w:tabs>
+        <w:ind w:left="2880" w:hanging="360"/>
+      </w:pPr>
+      <w:rPr>
+        <w:rFonts w:ascii="Wingdings" w:hAnsi="Wingdings" w:hint="default"/>
+        <w:sz w:val="20"/>
+      </w:rPr>
+    </w:lvl>
+    <w:lvl w:ilvl="4" w:tentative="1">
+      <w:start w:val="1"/>
+      <w:numFmt w:val="bullet"/>
+      <w:lvlText w:val=""/>
+      <w:lvlJc w:val="left"/>
+      <w:pPr>
+        <w:tabs>
+          <w:tab w:val="num" w:pos="3600"/>
+        </w:tabs>
+        <w:ind w:left="3600" w:hanging="360"/>
+      </w:pPr>
+      <w:rPr>
+        <w:rFonts w:ascii="Wingdings" w:hAnsi="Wingdings" w:hint="default"/>
+        <w:sz w:val="20"/>
+      </w:rPr>
+    </w:lvl>
+    <w:lvl w:ilvl="5" w:tentative="1">
+      <w:start w:val="1"/>
+      <w:numFmt w:val="bullet"/>
+      <w:lvlText w:val=""/>
+      <w:lvlJc w:val="left"/>
+      <w:pPr>
+        <w:tabs>
+          <w:tab w:val="num" w:pos="4320"/>
+        </w:tabs>
+        <w:ind w:left="4320" w:hanging="360"/>
+      </w:pPr>
+      <w:rPr>
+        <w:rFonts w:ascii="Wingdings" w:hAnsi="Wingdings" w:hint="default"/>
+        <w:sz w:val="20"/>
+      </w:rPr>
+    </w:lvl>
+    <w:lvl w:ilvl="6" w:tentative="1">
+      <w:start w:val="1"/>
+      <w:numFmt w:val="bullet"/>
+      <w:lvlText w:val=""/>
+      <w:lvlJc w:val="left"/>
+      <w:pPr>
+        <w:tabs>
+          <w:tab w:val="num" w:pos="5040"/>
+        </w:tabs>
+        <w:ind w:left="5040" w:hanging="360"/>
+      </w:pPr>
+      <w:rPr>
+        <w:rFonts w:ascii="Wingdings" w:hAnsi="Wingdings" w:hint="default"/>
+        <w:sz w:val="20"/>
+      </w:rPr>
+    </w:lvl>
+    <w:lvl w:ilvl="7" w:tentative="1">
+      <w:start w:val="1"/>
+      <w:numFmt w:val="bullet"/>
+      <w:lvlText w:val=""/>
+      <w:lvlJc w:val="left"/>
+      <w:pPr>
+        <w:tabs>
+          <w:tab w:val="num" w:pos="5760"/>
+        </w:tabs>
+        <w:ind w:left="5760" w:hanging="360"/>
+      </w:pPr>
+      <w:rPr>
+        <w:rFonts w:ascii="Wingdings" w:hAnsi="Wingdings" w:hint="default"/>
+        <w:sz w:val="20"/>
+      </w:rPr>
+    </w:lvl>
+    <w:lvl w:ilvl="8" w:tentative="1">
+      <w:start w:val="1"/>
+      <w:numFmt w:val="bullet"/>
+      <w:lvlText w:val=""/>
+      <w:lvlJc w:val="left"/>
+      <w:pPr>
+        <w:tabs>
+          <w:tab w:val="num" w:pos="6480"/>
+        </w:tabs>
+        <w:ind w:left="6480" w:hanging="360"/>
+      </w:pPr>
+      <w:rPr>
+        <w:rFonts w:ascii="Wingdings" w:hAnsi="Wingdings" w:hint="default"/>
+        <w:sz w:val="20"/>
+      </w:rPr>
+    </w:lvl>
+  </w:abstractNum>
+  <w:abstractNum w:abstractNumId="7" w15:restartNumberingAfterBreak="0">
     <w:nsid w:val="4A974D8F"/>
     <w:multiLevelType w:val="hybridMultilevel"/>
     <w:tmpl w:val="05780F24"/>
@@ -11610,7 +13269,7 @@
       </w:pPr>
     </w:lvl>
   </w:abstractNum>
-  <w:abstractNum w:abstractNumId="7" w15:restartNumberingAfterBreak="0">
+  <w:abstractNum w:abstractNumId="8" w15:restartNumberingAfterBreak="0">
     <w:nsid w:val="59DC1B4E"/>
     <w:multiLevelType w:val="hybridMultilevel"/>
     <w:tmpl w:val="3E22EEB0"/>
@@ -11628,7 +13287,7 @@
         <w:rFonts w:hint="default"/>
       </w:rPr>
     </w:lvl>
-    <w:lvl w:ilvl="1" w:tplc="04190019" w:tentative="1">
+    <w:lvl w:ilvl="1" w:tplc="04190019">
       <w:start w:val="1"/>
       <w:numFmt w:val="lowerLetter"/>
       <w:lvlText w:val="%2."/>
@@ -11637,7 +13296,7 @@
         <w:ind w:left="1440" w:hanging="360"/>
       </w:pPr>
     </w:lvl>
-    <w:lvl w:ilvl="2" w:tplc="0419001B" w:tentative="1">
+    <w:lvl w:ilvl="2" w:tplc="0419001B">
       <w:start w:val="1"/>
       <w:numFmt w:val="lowerRoman"/>
       <w:lvlText w:val="%3."/>
@@ -11701,7 +13360,7 @@
       </w:pPr>
     </w:lvl>
   </w:abstractNum>
-  <w:abstractNum w:abstractNumId="8" w15:restartNumberingAfterBreak="0">
+  <w:abstractNum w:abstractNumId="9" w15:restartNumberingAfterBreak="0">
     <w:nsid w:val="5E36112C"/>
     <w:multiLevelType w:val="multilevel"/>
     <w:tmpl w:val="0D9A30CE"/>
@@ -11850,7 +13509,7 @@
       </w:rPr>
     </w:lvl>
   </w:abstractNum>
-  <w:abstractNum w:abstractNumId="9" w15:restartNumberingAfterBreak="0">
+  <w:abstractNum w:abstractNumId="10" w15:restartNumberingAfterBreak="0">
     <w:nsid w:val="606D0FEA"/>
     <w:multiLevelType w:val="multilevel"/>
     <w:tmpl w:val="864A634A"/>
@@ -11974,7 +13633,7 @@
       </w:rPr>
     </w:lvl>
   </w:abstractNum>
-  <w:abstractNum w:abstractNumId="10" w15:restartNumberingAfterBreak="0">
+  <w:abstractNum w:abstractNumId="11" w15:restartNumberingAfterBreak="0">
     <w:nsid w:val="6DC57EF6"/>
     <w:multiLevelType w:val="hybridMultilevel"/>
     <w:tmpl w:val="AB045346"/>
@@ -12091,7 +13750,7 @@
       </w:rPr>
     </w:lvl>
   </w:abstractNum>
-  <w:abstractNum w:abstractNumId="11" w15:restartNumberingAfterBreak="0">
+  <w:abstractNum w:abstractNumId="12" w15:restartNumberingAfterBreak="0">
     <w:nsid w:val="6F3A440E"/>
     <w:multiLevelType w:val="multilevel"/>
     <w:tmpl w:val="39EA31E2"/>
@@ -12240,7 +13899,7 @@
       </w:rPr>
     </w:lvl>
   </w:abstractNum>
-  <w:abstractNum w:abstractNumId="12" w15:restartNumberingAfterBreak="0">
+  <w:abstractNum w:abstractNumId="13" w15:restartNumberingAfterBreak="0">
     <w:nsid w:val="735009F7"/>
     <w:multiLevelType w:val="multilevel"/>
     <w:tmpl w:val="02028050"/>
@@ -12389,7 +14048,156 @@
       </w:rPr>
     </w:lvl>
   </w:abstractNum>
-  <w:abstractNum w:abstractNumId="13" w15:restartNumberingAfterBreak="0">
+  <w:abstractNum w:abstractNumId="14" w15:restartNumberingAfterBreak="0">
+    <w:nsid w:val="745D6A84"/>
+    <w:multiLevelType w:val="multilevel"/>
+    <w:tmpl w:val="445CFBEE"/>
+    <w:lvl w:ilvl="0">
+      <w:start w:val="1"/>
+      <w:numFmt w:val="bullet"/>
+      <w:lvlText w:val=""/>
+      <w:lvlJc w:val="left"/>
+      <w:pPr>
+        <w:tabs>
+          <w:tab w:val="num" w:pos="720"/>
+        </w:tabs>
+        <w:ind w:left="720" w:hanging="360"/>
+      </w:pPr>
+      <w:rPr>
+        <w:rFonts w:ascii="Symbol" w:hAnsi="Symbol" w:hint="default"/>
+        <w:sz w:val="20"/>
+      </w:rPr>
+    </w:lvl>
+    <w:lvl w:ilvl="1">
+      <w:start w:val="1"/>
+      <w:numFmt w:val="bullet"/>
+      <w:lvlText w:val="o"/>
+      <w:lvlJc w:val="left"/>
+      <w:pPr>
+        <w:tabs>
+          <w:tab w:val="num" w:pos="1440"/>
+        </w:tabs>
+        <w:ind w:left="1440" w:hanging="360"/>
+      </w:pPr>
+      <w:rPr>
+        <w:rFonts w:ascii="Courier New" w:hAnsi="Courier New" w:hint="default"/>
+        <w:sz w:val="20"/>
+      </w:rPr>
+    </w:lvl>
+    <w:lvl w:ilvl="2" w:tentative="1">
+      <w:start w:val="1"/>
+      <w:numFmt w:val="bullet"/>
+      <w:lvlText w:val=""/>
+      <w:lvlJc w:val="left"/>
+      <w:pPr>
+        <w:tabs>
+          <w:tab w:val="num" w:pos="2160"/>
+        </w:tabs>
+        <w:ind w:left="2160" w:hanging="360"/>
+      </w:pPr>
+      <w:rPr>
+        <w:rFonts w:ascii="Wingdings" w:hAnsi="Wingdings" w:hint="default"/>
+        <w:sz w:val="20"/>
+      </w:rPr>
+    </w:lvl>
+    <w:lvl w:ilvl="3" w:tentative="1">
+      <w:start w:val="1"/>
+      <w:numFmt w:val="bullet"/>
+      <w:lvlText w:val=""/>
+      <w:lvlJc w:val="left"/>
+      <w:pPr>
+        <w:tabs>
+          <w:tab w:val="num" w:pos="2880"/>
+        </w:tabs>
+        <w:ind w:left="2880" w:hanging="360"/>
+      </w:pPr>
+      <w:rPr>
+        <w:rFonts w:ascii="Wingdings" w:hAnsi="Wingdings" w:hint="default"/>
+        <w:sz w:val="20"/>
+      </w:rPr>
+    </w:lvl>
+    <w:lvl w:ilvl="4" w:tentative="1">
+      <w:start w:val="1"/>
+      <w:numFmt w:val="bullet"/>
+      <w:lvlText w:val=""/>
+      <w:lvlJc w:val="left"/>
+      <w:pPr>
+        <w:tabs>
+          <w:tab w:val="num" w:pos="3600"/>
+        </w:tabs>
+        <w:ind w:left="3600" w:hanging="360"/>
+      </w:pPr>
+      <w:rPr>
+        <w:rFonts w:ascii="Wingdings" w:hAnsi="Wingdings" w:hint="default"/>
+        <w:sz w:val="20"/>
+      </w:rPr>
+    </w:lvl>
+    <w:lvl w:ilvl="5" w:tentative="1">
+      <w:start w:val="1"/>
+      <w:numFmt w:val="bullet"/>
+      <w:lvlText w:val=""/>
+      <w:lvlJc w:val="left"/>
+      <w:pPr>
+        <w:tabs>
+          <w:tab w:val="num" w:pos="4320"/>
+        </w:tabs>
+        <w:ind w:left="4320" w:hanging="360"/>
+      </w:pPr>
+      <w:rPr>
+        <w:rFonts w:ascii="Wingdings" w:hAnsi="Wingdings" w:hint="default"/>
+        <w:sz w:val="20"/>
+      </w:rPr>
+    </w:lvl>
+    <w:lvl w:ilvl="6" w:tentative="1">
+      <w:start w:val="1"/>
+      <w:numFmt w:val="bullet"/>
+      <w:lvlText w:val=""/>
+      <w:lvlJc w:val="left"/>
+      <w:pPr>
+        <w:tabs>
+          <w:tab w:val="num" w:pos="5040"/>
+        </w:tabs>
+        <w:ind w:left="5040" w:hanging="360"/>
+      </w:pPr>
+      <w:rPr>
+        <w:rFonts w:ascii="Wingdings" w:hAnsi="Wingdings" w:hint="default"/>
+        <w:sz w:val="20"/>
+      </w:rPr>
+    </w:lvl>
+    <w:lvl w:ilvl="7" w:tentative="1">
+      <w:start w:val="1"/>
+      <w:numFmt w:val="bullet"/>
+      <w:lvlText w:val=""/>
+      <w:lvlJc w:val="left"/>
+      <w:pPr>
+        <w:tabs>
+          <w:tab w:val="num" w:pos="5760"/>
+        </w:tabs>
+        <w:ind w:left="5760" w:hanging="360"/>
+      </w:pPr>
+      <w:rPr>
+        <w:rFonts w:ascii="Wingdings" w:hAnsi="Wingdings" w:hint="default"/>
+        <w:sz w:val="20"/>
+      </w:rPr>
+    </w:lvl>
+    <w:lvl w:ilvl="8" w:tentative="1">
+      <w:start w:val="1"/>
+      <w:numFmt w:val="bullet"/>
+      <w:lvlText w:val=""/>
+      <w:lvlJc w:val="left"/>
+      <w:pPr>
+        <w:tabs>
+          <w:tab w:val="num" w:pos="6480"/>
+        </w:tabs>
+        <w:ind w:left="6480" w:hanging="360"/>
+      </w:pPr>
+      <w:rPr>
+        <w:rFonts w:ascii="Wingdings" w:hAnsi="Wingdings" w:hint="default"/>
+        <w:sz w:val="20"/>
+      </w:rPr>
+    </w:lvl>
+  </w:abstractNum>
+  <w:abstractNum w:abstractNumId="15" w15:restartNumberingAfterBreak="0">
     <w:nsid w:val="7BE25A43"/>
     <w:multiLevelType w:val="multilevel"/>
     <w:tmpl w:val="F334CEB2"/>
@@ -12539,19 +14347,19 @@
     </w:lvl>
   </w:abstractNum>
   <w:num w:numId="1" w16cid:durableId="243418163">
-    <w:abstractNumId w:val="10"/>
+    <w:abstractNumId w:val="11"/>
   </w:num>
   <w:num w:numId="2" w16cid:durableId="238752337">
     <w:abstractNumId w:val="4"/>
   </w:num>
   <w:num w:numId="3" w16cid:durableId="1039356406">
+    <w:abstractNumId w:val="8"/>
+  </w:num>
+  <w:num w:numId="4" w16cid:durableId="53238419">
     <w:abstractNumId w:val="7"/>
   </w:num>
-  <w:num w:numId="4" w16cid:durableId="53238419">
-    <w:abstractNumId w:val="6"/>
-  </w:num>
   <w:num w:numId="5" w16cid:durableId="685837426">
-    <w:abstractNumId w:val="6"/>
+    <w:abstractNumId w:val="7"/>
     <w:lvlOverride w:ilvl="0">
       <w:startOverride w:val="1"/>
     </w:lvlOverride>
@@ -12563,7 +14371,7 @@
     <w:abstractNumId w:val="2"/>
   </w:num>
   <w:num w:numId="8" w16cid:durableId="1483231134">
-    <w:abstractNumId w:val="9"/>
+    <w:abstractNumId w:val="10"/>
   </w:num>
   <w:num w:numId="9" w16cid:durableId="1323310966">
     <w:abstractNumId w:val="4"/>
@@ -12686,10 +14494,10 @@
     </w:lvlOverride>
   </w:num>
   <w:num w:numId="13" w16cid:durableId="650258095">
-    <w:abstractNumId w:val="10"/>
+    <w:abstractNumId w:val="11"/>
   </w:num>
   <w:num w:numId="14" w16cid:durableId="220823485">
-    <w:abstractNumId w:val="11"/>
+    <w:abstractNumId w:val="12"/>
   </w:num>
   <w:num w:numId="15" w16cid:durableId="1392267498">
     <w:abstractNumId w:val="0"/>
@@ -12758,40 +14566,64 @@
     <w:abstractNumId w:val="3"/>
   </w:num>
   <w:num w:numId="19" w16cid:durableId="1105269646">
-    <w:abstractNumId w:val="7"/>
+    <w:abstractNumId w:val="8"/>
     <w:lvlOverride w:ilvl="0">
       <w:startOverride w:val="1"/>
     </w:lvlOverride>
   </w:num>
   <w:num w:numId="20" w16cid:durableId="1776943876">
-    <w:abstractNumId w:val="5"/>
+    <w:abstractNumId w:val="6"/>
   </w:num>
   <w:num w:numId="21" w16cid:durableId="1985238233">
-    <w:abstractNumId w:val="7"/>
+    <w:abstractNumId w:val="8"/>
     <w:lvlOverride w:ilvl="0">
       <w:startOverride w:val="1"/>
     </w:lvlOverride>
   </w:num>
   <w:num w:numId="22" w16cid:durableId="409936496">
-    <w:abstractNumId w:val="13"/>
+    <w:abstractNumId w:val="15"/>
   </w:num>
   <w:num w:numId="23" w16cid:durableId="504057201">
-    <w:abstractNumId w:val="7"/>
+    <w:abstractNumId w:val="8"/>
     <w:lvlOverride w:ilvl="0">
       <w:startOverride w:val="1"/>
     </w:lvlOverride>
   </w:num>
   <w:num w:numId="24" w16cid:durableId="1553347267">
-    <w:abstractNumId w:val="8"/>
+    <w:abstractNumId w:val="9"/>
   </w:num>
   <w:num w:numId="25" w16cid:durableId="86852240">
-    <w:abstractNumId w:val="7"/>
+    <w:abstractNumId w:val="8"/>
     <w:lvlOverride w:ilvl="0">
       <w:startOverride w:val="1"/>
     </w:lvlOverride>
   </w:num>
   <w:num w:numId="26" w16cid:durableId="110825326">
-    <w:abstractNumId w:val="12"/>
+    <w:abstractNumId w:val="13"/>
+  </w:num>
+  <w:num w:numId="27" w16cid:durableId="1972708796">
+    <w:abstractNumId w:val="8"/>
+    <w:lvlOverride w:ilvl="0">
+      <w:startOverride w:val="1"/>
+    </w:lvlOverride>
+  </w:num>
+  <w:num w:numId="28" w16cid:durableId="884367284">
+    <w:abstractNumId w:val="14"/>
+  </w:num>
+  <w:num w:numId="29" w16cid:durableId="1169709498">
+    <w:abstractNumId w:val="5"/>
+  </w:num>
+  <w:num w:numId="30" w16cid:durableId="1182360612">
+    <w:abstractNumId w:val="8"/>
+    <w:lvlOverride w:ilvl="0">
+      <w:startOverride w:val="1"/>
+    </w:lvlOverride>
+  </w:num>
+  <w:num w:numId="31" w16cid:durableId="801192188">
+    <w:abstractNumId w:val="8"/>
+    <w:lvlOverride w:ilvl="0">
+      <w:startOverride w:val="1"/>
+    </w:lvlOverride>
   </w:num>
   <w:numIdMacAtCleanup w:val="4"/>
 </w:numbering>

--- a/НИРС2/НИРС2.docx
+++ b/НИРС2/НИРС2.docx
@@ -680,11 +680,9 @@
             <w:r>
               <w:t xml:space="preserve">. </w:t>
             </w:r>
-            <w:proofErr w:type="spellStart"/>
             <w:r>
               <w:t>Шаболин</w:t>
             </w:r>
-            <w:proofErr w:type="spellEnd"/>
           </w:p>
         </w:tc>
       </w:tr>
@@ -6451,13 +6449,8 @@
         <w:pStyle w:val="a1"/>
       </w:pPr>
       <w:r>
-        <w:t xml:space="preserve">WLTC </w:t>
-      </w:r>
-      <w:proofErr w:type="spellStart"/>
-      <w:r>
-        <w:t>Low</w:t>
-      </w:r>
-      <w:proofErr w:type="spellEnd"/>
+        <w:t>WLTC Low</w:t>
+      </w:r>
       <w:r>
         <w:t xml:space="preserve"> </w:t>
       </w:r>
@@ -6677,13 +6670,8 @@
         </w:numPr>
       </w:pPr>
       <w:r>
-        <w:t xml:space="preserve">WLTC (все фазы </w:t>
-      </w:r>
-      <w:proofErr w:type="spellStart"/>
-      <w:r>
-        <w:t>Low</w:t>
-      </w:r>
-      <w:proofErr w:type="spellEnd"/>
+        <w:t>WLTC (все фазы Low</w:t>
+      </w:r>
       <w:r>
         <w:t xml:space="preserve"> </w:t>
       </w:r>
@@ -6845,15 +6833,7 @@
       </w:r>
       <w:proofErr w:type="spellEnd"/>
       <w:r>
-        <w:t xml:space="preserve"> Test </w:t>
-      </w:r>
-      <w:proofErr w:type="spellStart"/>
-      <w:r>
-        <w:t>Cycle</w:t>
-      </w:r>
-      <w:proofErr w:type="spellEnd"/>
-      <w:r>
-        <w:t>) класса 3 (для автомобилей с максимальной скоростью &gt;120 км/ч). Выбор обосновывается следующими факторами</w:t>
+        <w:t xml:space="preserve"> Test Cycle) класса 3 (для автомобилей с максимальной скоростью &gt;120 км/ч). Выбор обосновывается следующими факторами</w:t>
       </w:r>
       <w:r>
         <w:t xml:space="preserve"> </w:t>
@@ -10975,7 +10955,7 @@
           <w:rFonts w:eastAsiaTheme="minorEastAsia"/>
           <w:szCs w:val="24"/>
         </w:rPr>
-        <w:t>;</w:t>
+        <w:t>.</w:t>
       </w:r>
     </w:p>
     <w:p>
@@ -13079,15 +13059,7 @@
     </w:p>
     <w:p>
       <w:r>
-        <w:t xml:space="preserve">Расход топлива составил 5,36 л/100 км в городском цикле (WLTC </w:t>
-      </w:r>
-      <w:proofErr w:type="spellStart"/>
-      <w:r>
-        <w:t>Low</w:t>
-      </w:r>
-      <w:proofErr w:type="spellEnd"/>
-      <w:r>
-        <w:t xml:space="preserve">) и 6,39 л/100 км на шоссе (WLTC </w:t>
+        <w:t xml:space="preserve">Расход топлива составил 5,36 л/100 км в городском цикле (WLTC Low) и 6,39 л/100 км на шоссе (WLTC </w:t>
       </w:r>
       <w:r>
         <w:rPr>
@@ -15637,6 +15609,9 @@
     <w:p>
       <w:pPr>
         <w:ind w:firstLine="0"/>
+        <w:rPr>
+          <w:lang w:val="en-US"/>
+        </w:rPr>
       </w:pPr>
       <w:r>
         <w:rPr>
@@ -15645,6 +15620,9 @@
         <w:t>mg</w:t>
       </w:r>
       <w:r>
+        <w:rPr>
+          <w:lang w:val="en-US"/>
+        </w:rPr>
         <w:t xml:space="preserve"> = </w:t>
       </w:r>
       <w:proofErr w:type="gramStart"/>
@@ -15655,17 +15633,27 @@
         <w:t>struct</w:t>
       </w:r>
       <w:r>
+        <w:rPr>
+          <w:lang w:val="en-US"/>
+        </w:rPr>
         <w:t>(</w:t>
       </w:r>
       <w:proofErr w:type="gramEnd"/>
       <w:r>
+        <w:rPr>
+          <w:lang w:val="en-US"/>
+        </w:rPr>
         <w:t>);</w:t>
       </w:r>
     </w:p>
     <w:p>
       <w:pPr>
         <w:ind w:firstLine="0"/>
-      </w:pPr>
+        <w:rPr>
+          <w:lang w:val="en-US"/>
+        </w:rPr>
+      </w:pPr>
+      <w:proofErr w:type="spellStart"/>
       <w:proofErr w:type="gramStart"/>
       <w:r>
         <w:rPr>
@@ -15674,6 +15662,9 @@
         <w:t>mg</w:t>
       </w:r>
       <w:r>
+        <w:rPr>
+          <w:lang w:val="en-US"/>
+        </w:rPr>
         <w:t>.</w:t>
       </w:r>
       <w:r>
@@ -15684,6 +15675,9 @@
       </w:r>
       <w:proofErr w:type="gramEnd"/>
       <w:r>
+        <w:rPr>
+          <w:lang w:val="en-US"/>
+        </w:rPr>
         <w:t>_</w:t>
       </w:r>
       <w:r>
@@ -15693,6 +15687,9 @@
         <w:t>mg</w:t>
       </w:r>
       <w:r>
+        <w:rPr>
+          <w:lang w:val="en-US"/>
+        </w:rPr>
         <w:t>_</w:t>
       </w:r>
       <w:r>
@@ -15701,15 +15698,25 @@
         </w:rPr>
         <w:t>max</w:t>
       </w:r>
-      <w:r>
+      <w:proofErr w:type="spellEnd"/>
+      <w:r>
+        <w:rPr>
+          <w:lang w:val="en-US"/>
+        </w:rPr>
         <w:t xml:space="preserve"> = </w:t>
       </w:r>
       <w:proofErr w:type="gramStart"/>
       <w:r>
+        <w:rPr>
+          <w:lang w:val="en-US"/>
+        </w:rPr>
         <w:t xml:space="preserve">15;   </w:t>
       </w:r>
       <w:proofErr w:type="gramEnd"/>
       <w:r>
+        <w:rPr>
+          <w:lang w:val="en-US"/>
+        </w:rPr>
         <w:t xml:space="preserve">     % </w:t>
       </w:r>
       <w:r>
@@ -16231,64 +16238,73 @@
     <w:p>
       <w:pPr>
         <w:ind w:firstLine="0"/>
-        <w:rPr>
-          <w:lang w:val="en-US"/>
-        </w:rPr>
-      </w:pPr>
-      <w:r>
-        <w:rPr>
-          <w:lang w:val="en-US"/>
-        </w:rPr>
-        <w:t>dt = [0; diff(t)];</w:t>
-      </w:r>
-    </w:p>
-    <w:p>
-      <w:pPr>
-        <w:ind w:firstLine="0"/>
-        <w:rPr>
-          <w:lang w:val="en-US"/>
-        </w:rPr>
-      </w:pPr>
-    </w:p>
-    <w:p>
-      <w:pPr>
-        <w:ind w:firstLine="0"/>
-        <w:rPr>
-          <w:lang w:val="en-US"/>
-        </w:rPr>
-      </w:pPr>
-      <w:r>
-        <w:rPr>
-          <w:lang w:val="en-US"/>
-        </w:rPr>
+      </w:pPr>
+      <w:r>
+        <w:rPr>
+          <w:lang w:val="en-US"/>
+        </w:rPr>
+        <w:t>dt</w:t>
+      </w:r>
+      <w:r>
+        <w:t xml:space="preserve"> = [0; </w:t>
+      </w:r>
+      <w:r>
+        <w:rPr>
+          <w:lang w:val="en-US"/>
+        </w:rPr>
+        <w:t>diff</w:t>
+      </w:r>
+      <w:r>
+        <w:t>(</w:t>
+      </w:r>
+      <w:r>
+        <w:rPr>
+          <w:lang w:val="en-US"/>
+        </w:rPr>
+        <w:t>t</w:t>
+      </w:r>
+      <w:r>
+        <w:t>)];</w:t>
+      </w:r>
+    </w:p>
+    <w:p>
+      <w:pPr>
+        <w:ind w:firstLine="0"/>
+      </w:pPr>
+    </w:p>
+    <w:p>
+      <w:pPr>
+        <w:ind w:firstLine="0"/>
+      </w:pPr>
+      <w:r>
         <w:t xml:space="preserve">%% ========== </w:t>
       </w:r>
       <w:r>
         <w:t>Сетка</w:t>
       </w:r>
       <w:r>
-        <w:rPr>
-          <w:lang w:val="en-US"/>
-        </w:rPr>
         <w:t xml:space="preserve"> </w:t>
       </w:r>
       <w:r>
         <w:t>передаточных</w:t>
       </w:r>
       <w:r>
-        <w:rPr>
-          <w:lang w:val="en-US"/>
-        </w:rPr>
         <w:t xml:space="preserve"> </w:t>
       </w:r>
       <w:r>
         <w:t>чисел</w:t>
       </w:r>
       <w:r>
-        <w:rPr>
-          <w:lang w:val="en-US"/>
-        </w:rPr>
-        <w:t xml:space="preserve"> CVT ==========</w:t>
+        <w:t xml:space="preserve"> </w:t>
+      </w:r>
+      <w:r>
+        <w:rPr>
+          <w:lang w:val="en-US"/>
+        </w:rPr>
+        <w:t>CVT</w:t>
+      </w:r>
+      <w:r>
+        <w:t xml:space="preserve"> ==========</w:t>
       </w:r>
     </w:p>
     <w:p>
@@ -17329,6 +17345,9 @@
     <w:p>
       <w:pPr>
         <w:ind w:firstLine="0"/>
+        <w:rPr>
+          <w:lang w:val="en-US"/>
+        </w:rPr>
       </w:pPr>
       <w:r>
         <w:rPr>
@@ -17343,6 +17362,9 @@
         <w:t>ek</w:t>
       </w:r>
       <w:r>
+        <w:rPr>
+          <w:lang w:val="en-US"/>
+        </w:rPr>
         <w:t xml:space="preserve"> = </w:t>
       </w:r>
       <w:proofErr w:type="spellStart"/>
@@ -17354,8 +17376,12 @@
       </w:r>
       <w:proofErr w:type="spellEnd"/>
       <w:r>
+        <w:rPr>
+          <w:lang w:val="en-US"/>
+        </w:rPr>
         <w:t xml:space="preserve"> / </w:t>
       </w:r>
+      <w:proofErr w:type="spellStart"/>
       <w:proofErr w:type="gramStart"/>
       <w:r>
         <w:rPr>
@@ -17364,6 +17390,9 @@
         <w:t>vehicle</w:t>
       </w:r>
       <w:r>
+        <w:rPr>
+          <w:lang w:val="en-US"/>
+        </w:rPr>
         <w:t>.</w:t>
       </w:r>
       <w:r>
@@ -17372,16 +17401,26 @@
         </w:rPr>
         <w:t>r</w:t>
       </w:r>
+      <w:proofErr w:type="spellEnd"/>
       <w:proofErr w:type="gramEnd"/>
       <w:r>
+        <w:rPr>
+          <w:lang w:val="en-US"/>
+        </w:rPr>
         <w:t>;</w:t>
       </w:r>
     </w:p>
     <w:p>
       <w:pPr>
         <w:ind w:firstLine="0"/>
-      </w:pPr>
-      <w:r>
+        <w:rPr>
+          <w:lang w:val="en-US"/>
+        </w:rPr>
+      </w:pPr>
+      <w:r>
+        <w:rPr>
+          <w:lang w:val="en-US"/>
+        </w:rPr>
         <w:t xml:space="preserve">    </w:t>
       </w:r>
     </w:p>
@@ -17390,6 +17429,9 @@
         <w:ind w:firstLine="0"/>
       </w:pPr>
       <w:r>
+        <w:rPr>
+          <w:lang w:val="en-US"/>
+        </w:rPr>
         <w:lastRenderedPageBreak/>
         <w:t xml:space="preserve">    </w:t>
       </w:r>
@@ -18847,10 +18889,14 @@
     <w:p>
       <w:pPr>
         <w:ind w:firstLine="0"/>
+        <w:rPr>
+          <w:lang w:val="en-US"/>
+        </w:rPr>
       </w:pPr>
       <w:r>
         <w:t xml:space="preserve">            </w:t>
       </w:r>
+      <w:proofErr w:type="spellStart"/>
       <w:r>
         <w:rPr>
           <w:lang w:val="en-US"/>
@@ -18858,6 +18904,9 @@
         <w:t>T</w:t>
       </w:r>
       <w:r>
+        <w:rPr>
+          <w:lang w:val="en-US"/>
+        </w:rPr>
         <w:t>_</w:t>
       </w:r>
       <w:r>
@@ -18867,6 +18916,9 @@
         <w:t>mg</w:t>
       </w:r>
       <w:r>
+        <w:rPr>
+          <w:lang w:val="en-US"/>
+        </w:rPr>
         <w:t>_</w:t>
       </w:r>
       <w:r>
@@ -18876,6 +18928,9 @@
         <w:t>max</w:t>
       </w:r>
       <w:r>
+        <w:rPr>
+          <w:lang w:val="en-US"/>
+        </w:rPr>
         <w:t>_</w:t>
       </w:r>
       <w:r>
@@ -18884,9 +18939,14 @@
         </w:rPr>
         <w:t>gen</w:t>
       </w:r>
-      <w:r>
+      <w:proofErr w:type="spellEnd"/>
+      <w:r>
+        <w:rPr>
+          <w:lang w:val="en-US"/>
+        </w:rPr>
         <w:t xml:space="preserve"> = -</w:t>
       </w:r>
+      <w:proofErr w:type="spellStart"/>
       <w:proofErr w:type="gramStart"/>
       <w:r>
         <w:rPr>
@@ -18895,6 +18955,9 @@
         <w:t>mg</w:t>
       </w:r>
       <w:r>
+        <w:rPr>
+          <w:lang w:val="en-US"/>
+        </w:rPr>
         <w:t>.</w:t>
       </w:r>
       <w:r>
@@ -18905,6 +18968,9 @@
       </w:r>
       <w:proofErr w:type="gramEnd"/>
       <w:r>
+        <w:rPr>
+          <w:lang w:val="en-US"/>
+        </w:rPr>
         <w:t>_</w:t>
       </w:r>
       <w:r>
@@ -18914,9 +18980,11 @@
         <w:t>max</w:t>
       </w:r>
       <w:r>
+        <w:rPr>
+          <w:lang w:val="en-US"/>
+        </w:rPr>
         <w:t>_</w:t>
       </w:r>
-      <w:proofErr w:type="spellStart"/>
       <w:r>
         <w:rPr>
           <w:lang w:val="en-US"/>
@@ -18925,8 +18993,12 @@
       </w:r>
       <w:proofErr w:type="spellEnd"/>
       <w:r>
+        <w:rPr>
+          <w:lang w:val="en-US"/>
+        </w:rPr>
         <w:t>(</w:t>
       </w:r>
+      <w:proofErr w:type="spellStart"/>
       <w:r>
         <w:rPr>
           <w:lang w:val="en-US"/>
@@ -18934,9 +19006,11 @@
         <w:t>w</w:t>
       </w:r>
       <w:r>
+        <w:rPr>
+          <w:lang w:val="en-US"/>
+        </w:rPr>
         <w:t>_</w:t>
       </w:r>
-      <w:proofErr w:type="spellStart"/>
       <w:r>
         <w:rPr>
           <w:lang w:val="en-US"/>
@@ -18945,6 +19019,9 @@
       </w:r>
       <w:proofErr w:type="spellEnd"/>
       <w:r>
+        <w:rPr>
+          <w:lang w:val="en-US"/>
+        </w:rPr>
         <w:t>);</w:t>
       </w:r>
     </w:p>
@@ -18956,13 +19033,30 @@
         </w:rPr>
       </w:pPr>
       <w:r>
+        <w:rPr>
+          <w:lang w:val="en-US"/>
+        </w:rPr>
         <w:t xml:space="preserve">            </w:t>
       </w:r>
       <w:r>
         <w:rPr>
           <w:lang w:val="en-US"/>
         </w:rPr>
-        <w:t xml:space="preserve">if T_mg_req &lt; </w:t>
+        <w:t xml:space="preserve">if </w:t>
+      </w:r>
+      <w:proofErr w:type="spellStart"/>
+      <w:r>
+        <w:rPr>
+          <w:lang w:val="en-US"/>
+        </w:rPr>
+        <w:t>T_mg_req</w:t>
+      </w:r>
+      <w:proofErr w:type="spellEnd"/>
+      <w:r>
+        <w:rPr>
+          <w:lang w:val="en-US"/>
+        </w:rPr>
+        <w:t xml:space="preserve"> &lt; </w:t>
       </w:r>
       <w:proofErr w:type="spellStart"/>
       <w:r>
@@ -19130,10 +19224,14 @@
     <w:p>
       <w:pPr>
         <w:ind w:firstLine="0"/>
+        <w:rPr>
+          <w:lang w:val="en-US"/>
+        </w:rPr>
       </w:pPr>
       <w:r>
         <w:t xml:space="preserve">            </w:t>
       </w:r>
+      <w:proofErr w:type="spellStart"/>
       <w:r>
         <w:rPr>
           <w:lang w:val="en-US"/>
@@ -19141,6 +19239,9 @@
         <w:t>P</w:t>
       </w:r>
       <w:r>
+        <w:rPr>
+          <w:lang w:val="en-US"/>
+        </w:rPr>
         <w:t>_</w:t>
       </w:r>
       <w:r>
@@ -19150,6 +19251,9 @@
         <w:t>mg</w:t>
       </w:r>
       <w:r>
+        <w:rPr>
+          <w:lang w:val="en-US"/>
+        </w:rPr>
         <w:t>_</w:t>
       </w:r>
       <w:r>
@@ -19158,9 +19262,14 @@
         </w:rPr>
         <w:t>mech</w:t>
       </w:r>
-      <w:r>
+      <w:proofErr w:type="spellEnd"/>
+      <w:r>
+        <w:rPr>
+          <w:lang w:val="en-US"/>
+        </w:rPr>
         <w:t xml:space="preserve"> = </w:t>
       </w:r>
+      <w:proofErr w:type="spellStart"/>
       <w:r>
         <w:rPr>
           <w:lang w:val="en-US"/>
@@ -19168,6 +19277,9 @@
         <w:t>T</w:t>
       </w:r>
       <w:r>
+        <w:rPr>
+          <w:lang w:val="en-US"/>
+        </w:rPr>
         <w:t>_</w:t>
       </w:r>
       <w:r>
@@ -19177,6 +19289,9 @@
         <w:t>mg</w:t>
       </w:r>
       <w:r>
+        <w:rPr>
+          <w:lang w:val="en-US"/>
+        </w:rPr>
         <w:t>_</w:t>
       </w:r>
       <w:r>
@@ -19185,9 +19300,14 @@
         </w:rPr>
         <w:t>req</w:t>
       </w:r>
-      <w:r>
+      <w:proofErr w:type="spellEnd"/>
+      <w:r>
+        <w:rPr>
+          <w:lang w:val="en-US"/>
+        </w:rPr>
         <w:t xml:space="preserve"> * </w:t>
       </w:r>
+      <w:proofErr w:type="spellStart"/>
       <w:r>
         <w:rPr>
           <w:lang w:val="en-US"/>
@@ -19195,9 +19315,11 @@
         <w:t>w</w:t>
       </w:r>
       <w:r>
+        <w:rPr>
+          <w:lang w:val="en-US"/>
+        </w:rPr>
         <w:t>_</w:t>
       </w:r>
-      <w:proofErr w:type="spellStart"/>
       <w:r>
         <w:rPr>
           <w:lang w:val="en-US"/>
@@ -19206,26 +19328,43 @@
       </w:r>
       <w:proofErr w:type="spellEnd"/>
       <w:r>
+        <w:rPr>
+          <w:lang w:val="en-US"/>
+        </w:rPr>
         <w:t xml:space="preserve"> / </w:t>
       </w:r>
       <w:proofErr w:type="gramStart"/>
       <w:r>
+        <w:rPr>
+          <w:lang w:val="en-US"/>
+        </w:rPr>
         <w:t xml:space="preserve">1000;   </w:t>
       </w:r>
       <w:proofErr w:type="gramEnd"/>
       <w:r>
+        <w:rPr>
+          <w:lang w:val="en-US"/>
+        </w:rPr>
         <w:t xml:space="preserve">% </w:t>
       </w:r>
       <w:r>
         <w:t>кВт</w:t>
       </w:r>
       <w:r>
+        <w:rPr>
+          <w:lang w:val="en-US"/>
+        </w:rPr>
         <w:t xml:space="preserve"> (</w:t>
       </w:r>
+      <w:proofErr w:type="spellStart"/>
       <w:r>
         <w:t>отриц</w:t>
       </w:r>
-      <w:r>
+      <w:proofErr w:type="spellEnd"/>
+      <w:r>
+        <w:rPr>
+          <w:lang w:val="en-US"/>
+        </w:rPr>
         <w:t>.)</w:t>
       </w:r>
     </w:p>
@@ -19234,6 +19373,9 @@
         <w:ind w:firstLine="0"/>
       </w:pPr>
       <w:r>
+        <w:rPr>
+          <w:lang w:val="en-US"/>
+        </w:rPr>
         <w:t xml:space="preserve">            </w:t>
       </w:r>
       <w:r>
@@ -20250,14 +20392,10 @@
     <w:p>
       <w:pPr>
         <w:ind w:firstLine="0"/>
-        <w:rPr>
-          <w:lang w:val="en-US"/>
-        </w:rPr>
       </w:pPr>
       <w:r>
         <w:t xml:space="preserve">    </w:t>
       </w:r>
-      <w:proofErr w:type="spellStart"/>
       <w:r>
         <w:rPr>
           <w:lang w:val="en-US"/>
@@ -20265,9 +20403,6 @@
         <w:t>T</w:t>
       </w:r>
       <w:r>
-        <w:rPr>
-          <w:lang w:val="en-US"/>
-        </w:rPr>
         <w:t>_</w:t>
       </w:r>
       <w:r>
@@ -20276,14 +20411,9 @@
         </w:rPr>
         <w:t>wheel</w:t>
       </w:r>
-      <w:proofErr w:type="spellEnd"/>
-      <w:r>
-        <w:rPr>
-          <w:lang w:val="en-US"/>
-        </w:rPr>
+      <w:r>
         <w:t xml:space="preserve"> = </w:t>
       </w:r>
-      <w:proofErr w:type="spellStart"/>
       <w:r>
         <w:rPr>
           <w:lang w:val="en-US"/>
@@ -20291,9 +20421,6 @@
         <w:t>F</w:t>
       </w:r>
       <w:r>
-        <w:rPr>
-          <w:lang w:val="en-US"/>
-        </w:rPr>
         <w:t>_</w:t>
       </w:r>
       <w:r>
@@ -20302,14 +20429,9 @@
         </w:rPr>
         <w:t>total</w:t>
       </w:r>
-      <w:proofErr w:type="spellEnd"/>
-      <w:r>
-        <w:rPr>
-          <w:lang w:val="en-US"/>
-        </w:rPr>
+      <w:r>
         <w:t xml:space="preserve"> * </w:t>
       </w:r>
-      <w:proofErr w:type="spellStart"/>
       <w:proofErr w:type="gramStart"/>
       <w:r>
         <w:rPr>
@@ -20318,9 +20440,6 @@
         <w:t>vehicle</w:t>
       </w:r>
       <w:r>
-        <w:rPr>
-          <w:lang w:val="en-US"/>
-        </w:rPr>
         <w:t>.</w:t>
       </w:r>
       <w:r>
@@ -20329,15 +20448,10 @@
         </w:rPr>
         <w:t>r</w:t>
       </w:r>
-      <w:proofErr w:type="spellEnd"/>
       <w:proofErr w:type="gramEnd"/>
       <w:r>
-        <w:rPr>
-          <w:lang w:val="en-US"/>
-        </w:rPr>
         <w:t xml:space="preserve"> + </w:t>
       </w:r>
-      <w:proofErr w:type="spellStart"/>
       <w:proofErr w:type="gramStart"/>
       <w:r>
         <w:rPr>
@@ -20346,9 +20460,6 @@
         <w:t>vehicle</w:t>
       </w:r>
       <w:r>
-        <w:rPr>
-          <w:lang w:val="en-US"/>
-        </w:rPr>
         <w:t>.</w:t>
       </w:r>
       <w:r>
@@ -20359,9 +20470,6 @@
       </w:r>
       <w:proofErr w:type="gramEnd"/>
       <w:r>
-        <w:rPr>
-          <w:lang w:val="en-US"/>
-        </w:rPr>
         <w:t>_</w:t>
       </w:r>
       <w:r>
@@ -20370,11 +20478,7 @@
         </w:rPr>
         <w:t>w</w:t>
       </w:r>
-      <w:proofErr w:type="spellEnd"/>
-      <w:r>
-        <w:rPr>
-          <w:lang w:val="en-US"/>
-        </w:rPr>
+      <w:r>
         <w:t xml:space="preserve"> * </w:t>
       </w:r>
       <w:r>
@@ -20384,23 +20488,14 @@
         <w:t>ek</w:t>
       </w:r>
       <w:r>
-        <w:rPr>
-          <w:lang w:val="en-US"/>
-        </w:rPr>
         <w:t>;</w:t>
       </w:r>
     </w:p>
     <w:p>
       <w:pPr>
         <w:ind w:firstLine="0"/>
-        <w:rPr>
-          <w:lang w:val="en-US"/>
-        </w:rPr>
-      </w:pPr>
-      <w:r>
-        <w:rPr>
-          <w:lang w:val="en-US"/>
-        </w:rPr>
+      </w:pPr>
+      <w:r>
         <w:t xml:space="preserve">    </w:t>
       </w:r>
     </w:p>
@@ -20412,9 +20507,6 @@
         </w:rPr>
       </w:pPr>
       <w:r>
-        <w:rPr>
-          <w:lang w:val="en-US"/>
-        </w:rPr>
         <w:t xml:space="preserve">    </w:t>
       </w:r>
       <w:proofErr w:type="spellStart"/>
@@ -22066,10 +22158,14 @@
     <w:p>
       <w:pPr>
         <w:ind w:firstLine="0"/>
+        <w:rPr>
+          <w:lang w:val="en-US"/>
+        </w:rPr>
       </w:pPr>
       <w:r>
         <w:t xml:space="preserve">            </w:t>
       </w:r>
+      <w:proofErr w:type="spellStart"/>
       <w:r>
         <w:rPr>
           <w:lang w:val="en-US"/>
@@ -22077,6 +22173,9 @@
         <w:t>P</w:t>
       </w:r>
       <w:r>
+        <w:rPr>
+          <w:lang w:val="en-US"/>
+        </w:rPr>
         <w:t>_</w:t>
       </w:r>
       <w:r>
@@ -22086,6 +22185,9 @@
         <w:t>mg</w:t>
       </w:r>
       <w:r>
+        <w:rPr>
+          <w:lang w:val="en-US"/>
+        </w:rPr>
         <w:t>_</w:t>
       </w:r>
       <w:r>
@@ -22094,9 +22196,14 @@
         </w:rPr>
         <w:t>mech</w:t>
       </w:r>
-      <w:r>
+      <w:proofErr w:type="spellEnd"/>
+      <w:r>
+        <w:rPr>
+          <w:lang w:val="en-US"/>
+        </w:rPr>
         <w:t xml:space="preserve"> = </w:t>
       </w:r>
+      <w:proofErr w:type="spellStart"/>
       <w:r>
         <w:rPr>
           <w:lang w:val="en-US"/>
@@ -22104,6 +22211,9 @@
         <w:t>T</w:t>
       </w:r>
       <w:r>
+        <w:rPr>
+          <w:lang w:val="en-US"/>
+        </w:rPr>
         <w:t>_</w:t>
       </w:r>
       <w:r>
@@ -22112,9 +22222,14 @@
         </w:rPr>
         <w:t>mg</w:t>
       </w:r>
-      <w:r>
+      <w:proofErr w:type="spellEnd"/>
+      <w:r>
+        <w:rPr>
+          <w:lang w:val="en-US"/>
+        </w:rPr>
         <w:t xml:space="preserve"> * </w:t>
       </w:r>
+      <w:proofErr w:type="spellStart"/>
       <w:r>
         <w:rPr>
           <w:lang w:val="en-US"/>
@@ -22122,9 +22237,11 @@
         <w:t>w</w:t>
       </w:r>
       <w:r>
+        <w:rPr>
+          <w:lang w:val="en-US"/>
+        </w:rPr>
         <w:t>_</w:t>
       </w:r>
-      <w:proofErr w:type="spellStart"/>
       <w:r>
         <w:rPr>
           <w:lang w:val="en-US"/>
@@ -22133,14 +22250,23 @@
       </w:r>
       <w:proofErr w:type="spellEnd"/>
       <w:r>
+        <w:rPr>
+          <w:lang w:val="en-US"/>
+        </w:rPr>
         <w:t xml:space="preserve"> / </w:t>
       </w:r>
       <w:proofErr w:type="gramStart"/>
       <w:r>
+        <w:rPr>
+          <w:lang w:val="en-US"/>
+        </w:rPr>
         <w:t xml:space="preserve">1000;   </w:t>
       </w:r>
       <w:proofErr w:type="gramEnd"/>
       <w:r>
+        <w:rPr>
+          <w:lang w:val="en-US"/>
+        </w:rPr>
         <w:t xml:space="preserve">% </w:t>
       </w:r>
       <w:r>
@@ -22152,6 +22278,9 @@
         <w:ind w:firstLine="0"/>
       </w:pPr>
       <w:r>
+        <w:rPr>
+          <w:lang w:val="en-US"/>
+        </w:rPr>
         <w:t xml:space="preserve">            </w:t>
       </w:r>
       <w:proofErr w:type="spellStart"/>
@@ -22607,14 +22736,134 @@
         <w:rPr>
           <w:lang w:val="en-US"/>
         </w:rPr>
-        <w:t xml:space="preserve"> * </w:t>
-      </w:r>
-      <w:proofErr w:type="spellStart"/>
-      <w:r>
-        <w:rPr>
-          <w:lang w:val="en-US"/>
-        </w:rPr>
-        <w:t>P_batt</w:t>
+        <w:t xml:space="preserve"> * P_batt;</w:t>
+      </w:r>
+    </w:p>
+    <w:p>
+      <w:pPr>
+        <w:ind w:firstLine="0"/>
+        <w:rPr>
+          <w:lang w:val="en-US"/>
+        </w:rPr>
+      </w:pPr>
+      <w:r>
+        <w:rPr>
+          <w:lang w:val="en-US"/>
+        </w:rPr>
+        <w:t xml:space="preserve">            </w:t>
+      </w:r>
+    </w:p>
+    <w:p>
+      <w:pPr>
+        <w:ind w:firstLine="0"/>
+        <w:rPr>
+          <w:lang w:val="en-US"/>
+        </w:rPr>
+      </w:pPr>
+      <w:r>
+        <w:rPr>
+          <w:lang w:val="en-US"/>
+        </w:rPr>
+        <w:t xml:space="preserve">            if J &lt; </w:t>
+      </w:r>
+      <w:proofErr w:type="spellStart"/>
+      <w:r>
+        <w:rPr>
+          <w:lang w:val="en-US"/>
+        </w:rPr>
+        <w:t>best_J</w:t>
+      </w:r>
+      <w:proofErr w:type="spellEnd"/>
+    </w:p>
+    <w:p>
+      <w:pPr>
+        <w:ind w:firstLine="0"/>
+        <w:rPr>
+          <w:lang w:val="en-US"/>
+        </w:rPr>
+      </w:pPr>
+      <w:r>
+        <w:rPr>
+          <w:lang w:val="en-US"/>
+        </w:rPr>
+        <w:t xml:space="preserve">                </w:t>
+      </w:r>
+      <w:proofErr w:type="spellStart"/>
+      <w:r>
+        <w:rPr>
+          <w:lang w:val="en-US"/>
+        </w:rPr>
+        <w:t>best_J</w:t>
+      </w:r>
+      <w:proofErr w:type="spellEnd"/>
+      <w:r>
+        <w:rPr>
+          <w:lang w:val="en-US"/>
+        </w:rPr>
+        <w:t xml:space="preserve"> = J;</w:t>
+      </w:r>
+    </w:p>
+    <w:p>
+      <w:pPr>
+        <w:ind w:firstLine="0"/>
+        <w:rPr>
+          <w:lang w:val="en-US"/>
+        </w:rPr>
+      </w:pPr>
+      <w:r>
+        <w:rPr>
+          <w:lang w:val="en-US"/>
+        </w:rPr>
+        <w:t xml:space="preserve">                </w:t>
+      </w:r>
+      <w:proofErr w:type="spellStart"/>
+      <w:r>
+        <w:rPr>
+          <w:lang w:val="en-US"/>
+        </w:rPr>
+        <w:t>best_rpm</w:t>
+      </w:r>
+      <w:proofErr w:type="spellEnd"/>
+      <w:r>
+        <w:rPr>
+          <w:lang w:val="en-US"/>
+        </w:rPr>
+        <w:t xml:space="preserve"> = rpm;</w:t>
+      </w:r>
+    </w:p>
+    <w:p>
+      <w:pPr>
+        <w:ind w:firstLine="0"/>
+        <w:rPr>
+          <w:lang w:val="en-US"/>
+        </w:rPr>
+      </w:pPr>
+      <w:r>
+        <w:rPr>
+          <w:lang w:val="en-US"/>
+        </w:rPr>
+        <w:t xml:space="preserve">                </w:t>
+      </w:r>
+      <w:proofErr w:type="spellStart"/>
+      <w:r>
+        <w:rPr>
+          <w:lang w:val="en-US"/>
+        </w:rPr>
+        <w:t>best_T_eng</w:t>
+      </w:r>
+      <w:proofErr w:type="spellEnd"/>
+      <w:r>
+        <w:rPr>
+          <w:lang w:val="en-US"/>
+        </w:rPr>
+        <w:t xml:space="preserve"> = </w:t>
+      </w:r>
+      <w:proofErr w:type="spellStart"/>
+      <w:r>
+        <w:rPr>
+          <w:lang w:val="en-US"/>
+        </w:rPr>
+        <w:t>T_ice</w:t>
       </w:r>
       <w:proofErr w:type="spellEnd"/>
       <w:r>
@@ -22635,42 +22884,6 @@
         <w:rPr>
           <w:lang w:val="en-US"/>
         </w:rPr>
-        <w:t xml:space="preserve">            </w:t>
-      </w:r>
-    </w:p>
-    <w:p>
-      <w:pPr>
-        <w:ind w:firstLine="0"/>
-        <w:rPr>
-          <w:lang w:val="en-US"/>
-        </w:rPr>
-      </w:pPr>
-      <w:r>
-        <w:rPr>
-          <w:lang w:val="en-US"/>
-        </w:rPr>
-        <w:t xml:space="preserve">            if J &lt; </w:t>
-      </w:r>
-      <w:proofErr w:type="spellStart"/>
-      <w:r>
-        <w:rPr>
-          <w:lang w:val="en-US"/>
-        </w:rPr>
-        <w:t>best_J</w:t>
-      </w:r>
-      <w:proofErr w:type="spellEnd"/>
-    </w:p>
-    <w:p>
-      <w:pPr>
-        <w:ind w:firstLine="0"/>
-        <w:rPr>
-          <w:lang w:val="en-US"/>
-        </w:rPr>
-      </w:pPr>
-      <w:r>
-        <w:rPr>
-          <w:lang w:val="en-US"/>
-        </w:rPr>
         <w:t xml:space="preserve">                </w:t>
       </w:r>
       <w:proofErr w:type="spellStart"/>
@@ -22678,104 +22891,6 @@
         <w:rPr>
           <w:lang w:val="en-US"/>
         </w:rPr>
-        <w:t>best_J</w:t>
-      </w:r>
-      <w:proofErr w:type="spellEnd"/>
-      <w:r>
-        <w:rPr>
-          <w:lang w:val="en-US"/>
-        </w:rPr>
-        <w:t xml:space="preserve"> = J;</w:t>
-      </w:r>
-    </w:p>
-    <w:p>
-      <w:pPr>
-        <w:ind w:firstLine="0"/>
-        <w:rPr>
-          <w:lang w:val="en-US"/>
-        </w:rPr>
-      </w:pPr>
-      <w:r>
-        <w:rPr>
-          <w:lang w:val="en-US"/>
-        </w:rPr>
-        <w:t xml:space="preserve">                </w:t>
-      </w:r>
-      <w:proofErr w:type="spellStart"/>
-      <w:r>
-        <w:rPr>
-          <w:lang w:val="en-US"/>
-        </w:rPr>
-        <w:t>best_rpm</w:t>
-      </w:r>
-      <w:proofErr w:type="spellEnd"/>
-      <w:r>
-        <w:rPr>
-          <w:lang w:val="en-US"/>
-        </w:rPr>
-        <w:t xml:space="preserve"> = rpm;</w:t>
-      </w:r>
-    </w:p>
-    <w:p>
-      <w:pPr>
-        <w:ind w:firstLine="0"/>
-        <w:rPr>
-          <w:lang w:val="en-US"/>
-        </w:rPr>
-      </w:pPr>
-      <w:r>
-        <w:rPr>
-          <w:lang w:val="en-US"/>
-        </w:rPr>
-        <w:t xml:space="preserve">                </w:t>
-      </w:r>
-      <w:proofErr w:type="spellStart"/>
-      <w:r>
-        <w:rPr>
-          <w:lang w:val="en-US"/>
-        </w:rPr>
-        <w:t>best_T_eng</w:t>
-      </w:r>
-      <w:proofErr w:type="spellEnd"/>
-      <w:r>
-        <w:rPr>
-          <w:lang w:val="en-US"/>
-        </w:rPr>
-        <w:t xml:space="preserve"> = </w:t>
-      </w:r>
-      <w:proofErr w:type="spellStart"/>
-      <w:r>
-        <w:rPr>
-          <w:lang w:val="en-US"/>
-        </w:rPr>
-        <w:t>T_ice</w:t>
-      </w:r>
-      <w:proofErr w:type="spellEnd"/>
-      <w:r>
-        <w:rPr>
-          <w:lang w:val="en-US"/>
-        </w:rPr>
-        <w:t>;</w:t>
-      </w:r>
-    </w:p>
-    <w:p>
-      <w:pPr>
-        <w:ind w:firstLine="0"/>
-        <w:rPr>
-          <w:lang w:val="en-US"/>
-        </w:rPr>
-      </w:pPr>
-      <w:r>
-        <w:rPr>
-          <w:lang w:val="en-US"/>
-        </w:rPr>
-        <w:t xml:space="preserve">                </w:t>
-      </w:r>
-      <w:proofErr w:type="spellStart"/>
-      <w:r>
-        <w:rPr>
-          <w:lang w:val="en-US"/>
-        </w:rPr>
         <w:t>best_T_mg</w:t>
       </w:r>
       <w:proofErr w:type="spellEnd"/>
@@ -22783,21 +22898,7 @@
         <w:rPr>
           <w:lang w:val="en-US"/>
         </w:rPr>
-        <w:t xml:space="preserve"> = </w:t>
-      </w:r>
-      <w:proofErr w:type="spellStart"/>
-      <w:r>
-        <w:rPr>
-          <w:lang w:val="en-US"/>
-        </w:rPr>
-        <w:t>T_mg</w:t>
-      </w:r>
-      <w:proofErr w:type="spellEnd"/>
-      <w:r>
-        <w:rPr>
-          <w:lang w:val="en-US"/>
-        </w:rPr>
-        <w:t>;</w:t>
+        <w:t xml:space="preserve"> = T_mg;</w:t>
       </w:r>
     </w:p>
     <w:p>
@@ -25599,6 +25700,9 @@
     <w:p>
       <w:pPr>
         <w:ind w:firstLine="0"/>
+        <w:rPr>
+          <w:lang w:val="en-US"/>
+        </w:rPr>
       </w:pPr>
       <w:r>
         <w:rPr>
@@ -25607,6 +25711,9 @@
         <w:t>hold</w:t>
       </w:r>
       <w:r>
+        <w:rPr>
+          <w:lang w:val="en-US"/>
+        </w:rPr>
         <w:t xml:space="preserve"> </w:t>
       </w:r>
       <w:r>
@@ -25616,12 +25723,18 @@
         <w:t>on</w:t>
       </w:r>
       <w:r>
+        <w:rPr>
+          <w:lang w:val="en-US"/>
+        </w:rPr>
         <w:t>;</w:t>
       </w:r>
     </w:p>
     <w:p>
       <w:pPr>
         <w:ind w:firstLine="0"/>
+        <w:rPr>
+          <w:lang w:val="en-US"/>
+        </w:rPr>
       </w:pPr>
     </w:p>
     <w:p>
@@ -27933,11 +28046,17 @@
     <w:p>
       <w:pPr>
         <w:ind w:firstLine="0"/>
+        <w:rPr>
+          <w:lang w:val="en-US"/>
+        </w:rPr>
       </w:pPr>
       <w:r>
         <w:t xml:space="preserve">    </w:t>
       </w:r>
       <w:r>
+        <w:rPr>
+          <w:lang w:val="en-US"/>
+        </w:rPr>
         <w:t xml:space="preserve">% </w:t>
       </w:r>
       <w:r>
@@ -27952,6 +28071,9 @@
         </w:rPr>
       </w:pPr>
       <w:r>
+        <w:rPr>
+          <w:lang w:val="en-US"/>
+        </w:rPr>
         <w:t xml:space="preserve">    </w:t>
       </w:r>
       <w:proofErr w:type="spellStart"/>
@@ -28297,9 +28419,6 @@
     <w:p>
       <w:pPr>
         <w:ind w:firstLine="0"/>
-        <w:rPr>
-          <w:lang w:val="en-US"/>
-        </w:rPr>
       </w:pPr>
       <w:r>
         <w:rPr>
@@ -28311,9 +28430,6 @@
     <w:p>
       <w:pPr>
         <w:ind w:firstLine="0"/>
-        <w:rPr>
-          <w:lang w:val="en-US"/>
-        </w:rPr>
       </w:pPr>
     </w:p>
     <w:p>
